--- a/deliverables/Market_Intelligence_Research_Brief.docx
+++ b/deliverables/Market_Intelligence_Research_Brief.docx
@@ -731,6 +731,23 @@
       </w:r>
     </w:p>
     <w:p>
+      <w:pPr>
+        <w:ind w:left="360" w:hanging="216"/>
+      </w:pPr>
+      <w:r>
+        <w:t xml:space="preserve">• </w:t>
+      </w:r>
+      <w:r>
+        <w:rPr>
+          <w:b/>
+        </w:rPr>
+        <w:t>Scope test:</w:t>
+      </w:r>
+      <w:r>
+        <w:t xml:space="preserve"> a request for IRR/payback, a stock pick and a 2035 EV-fleet forecast. The agent refused all three and cited its scope limits (screenshot 16).</w:t>
+      </w:r>
+    </w:p>
+    <w:p>
       <w:r>
         <w:t>Outside Quick, a standard-library Python script re-derived every dataset metric, and 10 cited figures were checked against their primary sources.</w:t>
       </w:r>
@@ -747,7 +764,7 @@
         <w:t>screenshots/</w:t>
       </w:r>
       <w:r>
-        <w:t>: Space set-up (01), research set-up and plan (02–03), agent configuration and first test (04–07), research reports (08–10), Market Analysis (11a–11e), Reliability Evaluation (12a–12e), Brief v1 (13a–13d), Brief v2 (14a–14c), and the charts from the research reports (</w:t>
+        <w:t>: Space set-up (01), research set-up and plan (02–03), agent configuration and first test (04–07), research reports (08–10), Market Analysis (11a–11e), Reliability Evaluation (12a–12e), Brief v1 (13a–13d), Brief v2 (14a–14c), the Space contents (15a), a scope test (16), and the charts from the research reports (</w:t>
       </w:r>
       <w:r>
         <w:rPr>
@@ -4210,7 +4227,7 @@
               <w:rPr>
                 <w:sz w:val="17"/>
               </w:rPr>
-              <w:t>Market Analysis and Reliability Evaluation (agent document)</w:t>
+              <w:t>Market Analysis - EV Fast Charging 2026-2028.docx (agent document)</w:t>
             </w:r>
           </w:p>
         </w:tc>
@@ -4225,19 +4242,6 @@
                 <w:sz w:val="17"/>
               </w:rPr>
               <w:t>screenshots/11*</w:t>
-            </w:r>
-            <w:r>
-              <w:rPr>
-                <w:sz w:val="17"/>
-              </w:rPr>
-              <w:t xml:space="preserve">, </w:t>
-            </w:r>
-            <w:r>
-              <w:rPr>
-                <w:rFonts w:ascii="Menlo" w:hAnsi="Menlo"/>
-                <w:sz w:val="17"/>
-              </w:rPr>
-              <w:t>screenshots/12*</w:t>
             </w:r>
           </w:p>
         </w:tc>
@@ -4252,7 +4256,7 @@
               <w:rPr>
                 <w:sz w:val="17"/>
               </w:rPr>
-              <w:t>Market Intelligence Brief v1 and v2 (agent documents)</w:t>
+              <w:t>Reliability Evaluation - EV Fast Charging 2026-2028.docx (agent document)</w:t>
             </w:r>
           </w:p>
         </w:tc>
@@ -4266,20 +4270,7 @@
                 <w:rFonts w:ascii="Menlo" w:hAnsi="Menlo"/>
                 <w:sz w:val="17"/>
               </w:rPr>
-              <w:t>screenshots/13*</w:t>
-            </w:r>
-            <w:r>
-              <w:rPr>
-                <w:sz w:val="17"/>
-              </w:rPr>
-              <w:t xml:space="preserve">, </w:t>
-            </w:r>
-            <w:r>
-              <w:rPr>
-                <w:rFonts w:ascii="Menlo" w:hAnsi="Menlo"/>
-                <w:sz w:val="17"/>
-              </w:rPr>
-              <w:t>screenshots/14*</w:t>
+              <w:t>screenshots/12*</w:t>
             </w:r>
           </w:p>
         </w:tc>
@@ -4294,7 +4285,49 @@
               <w:rPr>
                 <w:sz w:val="17"/>
               </w:rPr>
-              <w:t>This Research Brief</w:t>
+              <w:t>Market Intelligence Brief (v1) and Market Intelligence Brief v2 (.docx, agent documents)</w:t>
+            </w:r>
+          </w:p>
+        </w:tc>
+        <w:tc>
+          <w:tcPr>
+            <w:tcW w:type="dxa" w:w="4680"/>
+          </w:tcPr>
+          <w:p>
+            <w:r>
+              <w:rPr>
+                <w:rFonts w:ascii="Menlo" w:hAnsi="Menlo"/>
+                <w:sz w:val="17"/>
+              </w:rPr>
+              <w:t>screenshots/13*</w:t>
+            </w:r>
+            <w:r>
+              <w:rPr>
+                <w:sz w:val="17"/>
+              </w:rPr>
+              <w:t xml:space="preserve">, </w:t>
+            </w:r>
+            <w:r>
+              <w:rPr>
+                <w:rFonts w:ascii="Menlo" w:hAnsi="Menlo"/>
+                <w:sz w:val="17"/>
+              </w:rPr>
+              <w:t>screenshots/14*</w:t>
+            </w:r>
+          </w:p>
+        </w:tc>
+      </w:tr>
+      <w:tr>
+        <w:tc>
+          <w:tcPr>
+            <w:tcW w:type="dxa" w:w="4680"/>
+          </w:tcPr>
+          <w:p>
+            <w:r>
+              <w:rPr>
+                <w:sz w:val="17"/>
+              </w:rPr>
+              <w:t>Market_Intelligence_Research_Brief.pdf (this brief)</w:t>
             </w:r>
           </w:p>
         </w:tc>

--- a/deliverables/Market_Intelligence_Research_Brief.docx
+++ b/deliverables/Market_Intelligence_Research_Brief.docx
@@ -727,1195 +727,1205 @@
         <w:t>Agent features:</w:t>
       </w:r>
       <w:r>
-        <w:t xml:space="preserve"> code execution for dataset arithmetic, table views, and document artifacts added to the Space as Word files.</w:t>
-      </w:r>
-    </w:p>
-    <w:p>
-      <w:pPr>
-        <w:ind w:left="360" w:hanging="216"/>
-      </w:pPr>
-      <w:r>
-        <w:t xml:space="preserve">• </w:t>
-      </w:r>
-      <w:r>
-        <w:rPr>
-          <w:b/>
-        </w:rPr>
-        <w:t>Scope test:</w:t>
-      </w:r>
-      <w:r>
-        <w:t xml:space="preserve"> a request for IRR/payback, a stock pick and a 2035 EV-fleet forecast. The agent refused all three and cited its scope limits (screenshot 16).</w:t>
-      </w:r>
-    </w:p>
-    <w:p>
-      <w:r>
-        <w:t>Outside Quick, a standard-library Python script re-derived every dataset metric, and 10 cited figures were checked against their primary sources.</w:t>
-      </w:r>
-    </w:p>
-    <w:p>
-      <w:r>
-        <w:t xml:space="preserve">Evidence of AI-assisted work is in </w:t>
+        <w:t xml:space="preserve"> code execution for dataset arithmetic and charts, table views, and document artifacts added to the Space as Word files (downloaded to </w:t>
       </w:r>
       <w:r>
         <w:rPr>
           <w:rFonts w:ascii="Menlo" w:hAnsi="Menlo"/>
           <w:sz w:val="18"/>
         </w:rPr>
-        <w:t>screenshots/</w:t>
-      </w:r>
-      <w:r>
-        <w:t>: Space set-up (01), research set-up and plan (02–03), agent configuration and first test (04–07), research reports (08–10), Market Analysis (11a–11e), Reliability Evaluation (12a–12e), Brief v1 (13a–13d), Brief v2 (14a–14c), the Space contents (15a), a scope test (16), and the charts from the research reports (</w:t>
+        <w:t>deliverables/agent_outputs/</w:t>
+      </w:r>
+      <w:r>
+        <w:t>).</w:t>
+      </w:r>
+    </w:p>
+    <w:p>
+      <w:pPr>
+        <w:ind w:left="360" w:hanging="216"/>
+      </w:pPr>
+      <w:r>
+        <w:t xml:space="preserve">• </w:t>
+      </w:r>
+      <w:r>
+        <w:rPr>
+          <w:b/>
+        </w:rPr>
+        <w:t>Scope test:</w:t>
+      </w:r>
+      <w:r>
+        <w:t xml:space="preserve"> a request for IRR/payback, a stock pick and a 2035 EV-fleet forecast. The agent refused all three and cited its scope limits (screenshot 16).</w:t>
+      </w:r>
+    </w:p>
+    <w:p>
+      <w:r>
+        <w:t>Outside Quick, a standard-library Python script re-derived every dataset metric, and 10 cited figures were checked against their primary sources.</w:t>
+      </w:r>
+    </w:p>
+    <w:p>
+      <w:r>
+        <w:t xml:space="preserve">Evidence of AI-assisted work is in </w:t>
       </w:r>
       <w:r>
         <w:rPr>
           <w:rFonts w:ascii="Menlo" w:hAnsi="Menlo"/>
           <w:sz w:val="18"/>
         </w:rPr>
-        <w:t>visuals/</w:t>
-      </w:r>
-      <w:r>
-        <w:t>).</w:t>
-      </w:r>
-    </w:p>
-    <w:p>
-      <w:pPr>
-        <w:pStyle w:val="Heading2"/>
-      </w:pPr>
-      <w:r>
-        <w:t>4. Key Market Insights</w:t>
-      </w:r>
-    </w:p>
-    <w:p>
-      <w:pPr>
-        <w:pStyle w:val="Heading3"/>
-      </w:pPr>
-      <w:r>
-        <w:t>Insight 1: The 2023 "charging gap" has largely closed; build-out is now outrunning the fleet in every market</w:t>
-      </w:r>
-    </w:p>
-    <w:p>
-      <w:pPr>
-        <w:ind w:left="360" w:hanging="216"/>
-      </w:pPr>
-      <w:r>
-        <w:t xml:space="preserve">• </w:t>
-      </w:r>
-      <w:r>
-        <w:rPr>
-          <w:b/>
-        </w:rPr>
-        <w:t>Insight Summary:</w:t>
-      </w:r>
-      <w:r>
-        <w:t xml:space="preserve"> The internal dataset shows EVs per public fast charger rising in the UK from 69 in 2018 to 158 in 2023, which reads as a widening undersupply. The 2024–2026 evidence reverses that: charger counts grew faster than the fleet in all four markets. A 2026 entry thesis built on national undersupply is out of date. The case now rests on where individual sites are still thin, and on how well they are used.</w:t>
-      </w:r>
-    </w:p>
-    <w:p>
-      <w:pPr>
-        <w:ind w:left="360" w:hanging="216"/>
-      </w:pPr>
-      <w:r>
-        <w:t xml:space="preserve">• </w:t>
-      </w:r>
-      <w:r>
-        <w:rPr>
-          <w:b/>
-        </w:rPr>
-        <w:t>Supporting Evidence or Signals:</w:t>
-      </w:r>
-    </w:p>
-    <w:p>
-      <w:pPr>
-        <w:ind w:left="720" w:hanging="216"/>
-      </w:pPr>
-      <w:r>
-        <w:t xml:space="preserve">• </w:t>
-      </w:r>
-      <w:r>
-        <w:rPr>
-          <w:b/>
-        </w:rPr>
-        <w:t>Dataset, 2023</w:t>
-      </w:r>
-      <w:r>
-        <w:t xml:space="preserve"> (IEA Global EV Data 2024; EVs per public fast charger, chargers above 22 kW, BEV+PHEV): UK 158 (1.58 M EVs ÷ 10,000 chargers); US 112 (4.82 M ÷ 43,000); Germany 119 (2.50 M ÷ 21,000); France 79 (1.57 M ÷ 20,000); EU27 99, where fast chargers grew +67% in 2023.</w:t>
-      </w:r>
-    </w:p>
-    <w:p>
-      <w:pPr>
-        <w:ind w:left="720" w:hanging="216"/>
-      </w:pPr>
-      <w:r>
-        <w:t xml:space="preserve">• </w:t>
-      </w:r>
-      <w:r>
-        <w:rPr>
-          <w:b/>
-        </w:rPr>
-        <w:t>UK:</w:t>
-      </w:r>
-      <w:r>
-        <w:t xml:space="preserve"> 50 kW+ chargers went from 10,118 (Jan 2024) to 28,887 (1 Jul 2026) [Research: UK report; DfT statistics, verified]. That is about 66 BEVs per 50 kW+ charger by mid-2026 [Research: UK report, DfT Apr 2026]. The BEV fleet grew from about 1.33 M (end-2024) to about 2.1 M (mid-2026). That is +58%; the report's claim that it "doubled" is wrong.</w:t>
-      </w:r>
-    </w:p>
-    <w:p>
-      <w:pPr>
-        <w:ind w:left="720" w:hanging="216"/>
-      </w:pPr>
-      <w:r>
-        <w:t xml:space="preserve">• </w:t>
-      </w:r>
-      <w:r>
-        <w:rPr>
-          <w:b/>
-        </w:rPr>
-        <w:t>Germany:</w:t>
-      </w:r>
-      <w:r>
-        <w:t xml:space="preserve"> DC fast points went from 21,000 (2023) to 40,777 (Jul 2025) to 48,729 (Jan 2026) to 54,341 (Jul 2026) [Research: EU report; Bundesnetzagentur via heise/electrive, verified]. That gives about 71 EVs per fast charger in mid-2025.</w:t>
-      </w:r>
-    </w:p>
-    <w:p>
-      <w:pPr>
-        <w:ind w:left="720" w:hanging="216"/>
-      </w:pPr>
-      <w:r>
-        <w:t xml:space="preserve">• </w:t>
-      </w:r>
-      <w:r>
-        <w:rPr>
-          <w:b/>
-        </w:rPr>
-        <w:t>France:</w:t>
-      </w:r>
-      <w:r>
-        <w:t xml:space="preserve"> 150 kW+ points went from 19,848 (Feb 2024) to 31,335 (Feb 2025) [Research: EU report; Avere-France]. That gives about 46 EVs per high-power point.</w:t>
-      </w:r>
-    </w:p>
-    <w:p>
-      <w:pPr>
-        <w:ind w:left="720" w:hanging="216"/>
-      </w:pPr>
-      <w:r>
-        <w:t xml:space="preserve">• </w:t>
-      </w:r>
-      <w:r>
-        <w:rPr>
-          <w:b/>
-        </w:rPr>
-        <w:t>US:</w:t>
-      </w:r>
-      <w:r>
-        <w:t xml:space="preserve"> DC fast ports went from 43,000 (2023) to 50,428 (Dec 2024), about 68,000 (end-2025) and 76,236 (Sep 2026) [Research: US report; evchargingstations.com, verified]. That gives about 96–106 EVs per port.</w:t>
-      </w:r>
-    </w:p>
-    <w:p>
-      <w:pPr>
-        <w:ind w:left="360" w:hanging="216"/>
-      </w:pPr>
-      <w:r>
-        <w:t xml:space="preserve">• </w:t>
-      </w:r>
-      <w:r>
-        <w:rPr>
-          <w:b/>
-        </w:rPr>
-        <w:t>Why This Insight Matters:</w:t>
-      </w:r>
-      <w:r>
-        <w:t xml:space="preserve"> Each charger now serves fewer EVs than in 2023, so revenue per charger falls unless a site sits where demand is still concentrated. It changes the question leadership should ask, from "which country is short of chargers?" to "which sites are short of chargers, and can we win them?". It also means the 2023 dataset alone would have pointed the operator the wrong way.</w:t>
-      </w:r>
-    </w:p>
-    <w:p>
-      <w:pPr>
-        <w:ind w:left="360" w:hanging="216"/>
-      </w:pPr>
-      <w:r>
-        <w:t xml:space="preserve">• </w:t>
-      </w:r>
-      <w:r>
-        <w:rPr>
-          <w:b/>
-        </w:rPr>
-        <w:t>Signal freshness:</w:t>
-      </w:r>
-      <w:r>
-        <w:t xml:space="preserve"> UK 1 Jul 2026 (DfT, published 27 Aug 2026); Germany Jul 2026; US Sep 2026; France Feb 2025. The France figure is the oldest; the other three are current.</w:t>
-      </w:r>
-    </w:p>
-    <w:p>
-      <w:pPr>
-        <w:ind w:left="360" w:hanging="216"/>
-      </w:pPr>
-      <w:r>
-        <w:t xml:space="preserve">• </w:t>
-      </w:r>
-      <w:r>
-        <w:rPr>
-          <w:b/>
-        </w:rPr>
-        <w:t>What would change our mind:</w:t>
-      </w:r>
-      <w:r>
-        <w:t xml:space="preserve"> Q3/Q4 2026 statistics showing BEV fleet growth outpacing charger growth again, or UK BEVs per 50 kW+ charger rising back above ~80.</w:t>
-      </w:r>
-    </w:p>
-    <w:p>
-      <w:pPr>
-        <w:pStyle w:val="Heading3"/>
-      </w:pPr>
-      <w:r>
-        <w:t>Insight 2: EV demand is policy-driven and diverging; the UK has a statutory floor, France has momentum, the US has lost its federal support</w:t>
-      </w:r>
-    </w:p>
-    <w:p>
-      <w:pPr>
-        <w:ind w:left="360" w:hanging="216"/>
-      </w:pPr>
-      <w:r>
-        <w:t xml:space="preserve">• </w:t>
-      </w:r>
-      <w:r>
-        <w:rPr>
-          <w:b/>
-        </w:rPr>
-        <w:t>Insight Summary:</w:t>
-      </w:r>
-      <w:r>
-        <w:t xml:space="preserve"> New-car demand in all four markets tracks policy almost one-for-one. The UK ZEV mandate sets a legal floor that rises steeply to 2028. France is accelerating with subsidies extended. Germany recovered after cutting and then reintroducing grants. The US fell sharply once the federal credit expired.</w:t>
-      </w:r>
-    </w:p>
-    <w:p>
-      <w:pPr>
-        <w:ind w:left="360" w:hanging="216"/>
-      </w:pPr>
-      <w:r>
-        <w:t xml:space="preserve">• </w:t>
-      </w:r>
-      <w:r>
-        <w:rPr>
-          <w:b/>
-        </w:rPr>
-        <w:t>Supporting Evidence or Signals:</w:t>
-      </w:r>
-    </w:p>
-    <w:p>
-      <w:pPr>
-        <w:ind w:left="720" w:hanging="216"/>
-      </w:pPr>
-      <w:r>
-        <w:t xml:space="preserve">• </w:t>
-      </w:r>
-      <w:r>
-        <w:rPr>
-          <w:b/>
-        </w:rPr>
-        <w:t>UK:</w:t>
-      </w:r>
-    </w:p>
-    <w:p>
-      <w:pPr>
-        <w:ind w:left="1080" w:hanging="216"/>
-      </w:pPr>
-      <w:r>
-        <w:t xml:space="preserve">• </w:t>
-      </w:r>
-      <w:r>
-        <w:t>BEV share was 19.6% in 2024 (381,970 cars) and 23.4% in 2025 (473,348) [SMMT, verified].</w:t>
-      </w:r>
-    </w:p>
-    <w:p>
-      <w:pPr>
-        <w:ind w:left="1080" w:hanging="216"/>
-      </w:pPr>
-      <w:r>
-        <w:t xml:space="preserve">• </w:t>
-      </w:r>
-      <w:r>
-        <w:t>The mandate targets 28% for 2025, 33% for 2026 and 52% for 2028 [Research: UK report; VETS Order].</w:t>
-      </w:r>
-    </w:p>
-    <w:p>
-      <w:pPr>
-        <w:ind w:left="1080" w:hanging="216"/>
-      </w:pPr>
-      <w:r>
-        <w:t xml:space="preserve">• </w:t>
-      </w:r>
-      <w:r>
-        <w:t>A formal review of the mandate launched in August 2026 [Research: UK report; gov.uk].</w:t>
-      </w:r>
-    </w:p>
-    <w:p>
-      <w:pPr>
-        <w:ind w:left="1080" w:hanging="216"/>
-      </w:pPr>
-      <w:r>
-        <w:t xml:space="preserve">• </w:t>
-      </w:r>
-      <w:r>
-        <w:t>Two 2026 year-to-date shares conflict: about 25% (H1 2026, Car Magazine) and about 29.8% (Jan–Aug 2026, EY/Roadgenius). Both are shown and neither is averaged.</w:t>
-      </w:r>
-    </w:p>
-    <w:p>
-      <w:pPr>
-        <w:ind w:left="720" w:hanging="216"/>
-      </w:pPr>
-      <w:r>
-        <w:t xml:space="preserve">• </w:t>
-      </w:r>
-      <w:r>
-        <w:rPr>
-          <w:b/>
-        </w:rPr>
-        <w:t>France:</w:t>
-      </w:r>
-      <w:r>
-        <w:t xml:space="preserve"> BEV share rose from 16.9% (2024) to 20.0% (2025). H1 2026 registrations were +62.9% year on year [ACEA, verified], and August 2026 set a monthly record of 38.8% [Research: EU report; Avere-France].</w:t>
-      </w:r>
-    </w:p>
-    <w:p>
-      <w:pPr>
-        <w:ind w:left="720" w:hanging="216"/>
-      </w:pPr>
-      <w:r>
-        <w:t xml:space="preserve">• </w:t>
-      </w:r>
-      <w:r>
-        <w:rPr>
-          <w:b/>
-        </w:rPr>
-        <w:t>Germany:</w:t>
-      </w:r>
-      <w:r>
-        <w:t xml:space="preserve"> BEV share fell from 18.4% (2023) to 13.5% (2024) after the purchase subsidy (Umweltbonus) ended, then rose to 19.1% (2025). H1 2026 was +48%, helped by a new grant of up to €6,000 from January 2026 [Research: EU report; ADAC/KBA/heise].</w:t>
-      </w:r>
-    </w:p>
-    <w:p>
-      <w:pPr>
-        <w:ind w:left="720" w:hanging="216"/>
-      </w:pPr>
-      <w:r>
-        <w:t xml:space="preserve">• </w:t>
-      </w:r>
-      <w:r>
-        <w:rPr>
-          <w:b/>
-        </w:rPr>
-        <w:t>US:</w:t>
-      </w:r>
-    </w:p>
-    <w:p>
-      <w:pPr>
-        <w:ind w:left="1080" w:hanging="216"/>
-      </w:pPr>
-      <w:r>
-        <w:t xml:space="preserve">• </w:t>
-      </w:r>
-      <w:r>
-        <w:t>The $7,500 credit expired on 30 Sep 2025. BEV share hit 12% that September, then fell below 6% in Q4 2025 [EIA, verified].</w:t>
-      </w:r>
-    </w:p>
-    <w:p>
-      <w:pPr>
-        <w:ind w:left="1080" w:hanging="216"/>
-      </w:pPr>
-      <w:r>
-        <w:t xml:space="preserve">• </w:t>
-      </w:r>
-      <w:r>
-        <w:t>BEV share was 7.7% for 2025 [NADA].</w:t>
-      </w:r>
-    </w:p>
-    <w:p>
-      <w:pPr>
-        <w:ind w:left="1080" w:hanging="216"/>
-      </w:pPr>
-      <w:r>
-        <w:t xml:space="preserve">• </w:t>
-      </w:r>
-      <w:r>
-        <w:t>Mid-2026 registrations were down about 31% year on year [Research: US report; single press source].</w:t>
-      </w:r>
-    </w:p>
-    <w:p>
-      <w:pPr>
-        <w:ind w:left="1080" w:hanging="216"/>
-      </w:pPr>
-      <w:r>
-        <w:t xml:space="preserve">• </w:t>
-      </w:r>
-      <w:r>
-        <w:t>IEA STEPS had projected 20% for 2025 [Dataset, projection].</w:t>
-      </w:r>
-    </w:p>
-    <w:p>
-      <w:pPr>
-        <w:ind w:left="360" w:hanging="216"/>
-      </w:pPr>
-      <w:r>
-        <w:t xml:space="preserve">• </w:t>
-      </w:r>
-      <w:r>
-        <w:rPr>
-          <w:b/>
-        </w:rPr>
-        <w:t>Why This Insight Matters:</w:t>
-      </w:r>
-      <w:r>
-        <w:t xml:space="preserve"> For a 2026–2028 horizon, the operator is effectively betting on policy. The UK floor and French subsidies reduce downside risk on demand. The US needs a new incentive before demand growth resumes.</w:t>
-      </w:r>
-    </w:p>
-    <w:p>
-      <w:pPr>
-        <w:ind w:left="360" w:hanging="216"/>
-      </w:pPr>
-      <w:r>
-        <w:t xml:space="preserve">• </w:t>
-      </w:r>
-      <w:r>
-        <w:rPr>
-          <w:b/>
-        </w:rPr>
-        <w:t>Signal freshness:</w:t>
-      </w:r>
-      <w:r>
-        <w:t xml:space="preserve"> All figures are from Jan–Sep 2026 except the US 2025 annual figure. The UK review outcome is still open; the consultation runs August–October 2026.</w:t>
-      </w:r>
-    </w:p>
-    <w:p>
-      <w:pPr>
-        <w:ind w:left="360" w:hanging="216"/>
-      </w:pPr>
-      <w:r>
-        <w:t xml:space="preserve">• </w:t>
-      </w:r>
-      <w:r>
-        <w:rPr>
-          <w:b/>
-        </w:rPr>
-        <w:t>What would change our mind:</w:t>
-      </w:r>
-      <w:r>
-        <w:t xml:space="preserve"> A UK review that materially cuts the 2027–2028 targets, or a new US federal purchase incentive.</w:t>
-      </w:r>
-    </w:p>
-    <w:p>
-      <w:pPr>
-        <w:pStyle w:val="Heading3"/>
-      </w:pPr>
-      <w:r>
-        <w:t>Insight 3: Utilisation and grid cost, not EV demand, are the binding constraint on returns</w:t>
-      </w:r>
-    </w:p>
-    <w:p>
-      <w:pPr>
-        <w:ind w:left="360" w:hanging="216"/>
-      </w:pPr>
-      <w:r>
-        <w:t xml:space="preserve">• </w:t>
-      </w:r>
-      <w:r>
-        <w:rPr>
-          <w:b/>
-        </w:rPr>
-        <w:t>Insight Summary:</w:t>
-      </w:r>
-      <w:r>
-        <w:t xml:space="preserve"> In every market with data, chargers are used for a small share of the day, and fixed grid costs are large. The ability to secure cheap, timely grid capacity decides returns more than the size of the EV fleet does.</w:t>
-      </w:r>
-    </w:p>
-    <w:p>
-      <w:pPr>
-        <w:ind w:left="360" w:hanging="216"/>
-      </w:pPr>
-      <w:r>
-        <w:t xml:space="preserve">• </w:t>
-      </w:r>
-      <w:r>
-        <w:rPr>
-          <w:b/>
-        </w:rPr>
-        <w:t>Supporting Evidence or Signals:</w:t>
-      </w:r>
-    </w:p>
-    <w:p>
-      <w:pPr>
-        <w:ind w:left="720" w:hanging="216"/>
-      </w:pPr>
-      <w:r>
-        <w:t xml:space="preserve">• </w:t>
-      </w:r>
-      <w:r>
-        <w:rPr>
-          <w:b/>
-        </w:rPr>
-        <w:t>UK:</w:t>
-      </w:r>
-    </w:p>
-    <w:p>
-      <w:pPr>
-        <w:ind w:left="1080" w:hanging="216"/>
-      </w:pPr>
-      <w:r>
-        <w:t xml:space="preserve">• </w:t>
-      </w:r>
-      <w:r>
-        <w:t>Utilisation is about 8% (about 2 hours a day). Our fact-check found this is the Zapmap average for all public chargers, not rapid chargers as the research report implied.</w:t>
-      </w:r>
-    </w:p>
-    <w:p>
-      <w:pPr>
-        <w:ind w:left="1080" w:hanging="216"/>
-      </w:pPr>
-      <w:r>
-        <w:t xml:space="preserve">• </w:t>
-      </w:r>
-      <w:r>
-        <w:t>Rapid and ultra-rapid devices handle 72% of sessions from 23% of devices [Research: UK report; Zapmap].</w:t>
-      </w:r>
-    </w:p>
-    <w:p>
-      <w:pPr>
-        <w:ind w:left="1080" w:hanging="216"/>
-      </w:pPr>
-      <w:r>
-        <w:t xml:space="preserve">• </w:t>
-      </w:r>
-      <w:r>
-        <w:t>Grid standing charges for an ultra-rapid hub rose from £99 a year (2022) to £8,600 (2024), according to an operator source (Osprey).</w:t>
-      </w:r>
-    </w:p>
-    <w:p>
-      <w:pPr>
-        <w:ind w:left="1080" w:hanging="216"/>
-      </w:pPr>
-      <w:r>
-        <w:t xml:space="preserve">• </w:t>
-      </w:r>
-      <w:r>
-        <w:t>The average gap between requested and offered grid-connection dates is 5.5 years, for all connecting customers [Research: UK report].</w:t>
-      </w:r>
-    </w:p>
-    <w:p>
-      <w:pPr>
-        <w:ind w:left="1080" w:hanging="216"/>
-      </w:pPr>
-      <w:r>
-        <w:t xml:space="preserve">• </w:t>
-      </w:r>
-      <w:r>
-        <w:t>The average rapid price is about 77p/kWh, against 7–8p on a home smart tariff [Research: UK report].</w:t>
-      </w:r>
-    </w:p>
-    <w:p>
-      <w:pPr>
-        <w:ind w:left="720" w:hanging="216"/>
-      </w:pPr>
-      <w:r>
-        <w:t xml:space="preserve">• </w:t>
-      </w:r>
-      <w:r>
-        <w:rPr>
-          <w:b/>
-        </w:rPr>
-        <w:t>US:</w:t>
-      </w:r>
-    </w:p>
-    <w:p>
-      <w:pPr>
-        <w:ind w:left="1080" w:hanging="216"/>
-      </w:pPr>
-      <w:r>
-        <w:t xml:space="preserve">• </w:t>
-      </w:r>
-      <w:r>
-        <w:t>National DC fast utilisation was 16.6% (Q1 2025) and 16.1% (mid-2025) [Paren].</w:t>
-      </w:r>
-    </w:p>
-    <w:p>
-      <w:pPr>
-        <w:ind w:left="1080" w:hanging="216"/>
-      </w:pPr>
-      <w:r>
-        <w:t xml:space="preserve">• </w:t>
-      </w:r>
-      <w:r>
-        <w:t>The profitability threshold is estimated at about 15% [Stable Auto via Fortune, 2024].</w:t>
-      </w:r>
-    </w:p>
-    <w:p>
-      <w:pPr>
-        <w:ind w:left="1080" w:hanging="216"/>
-      </w:pPr>
-      <w:r>
-        <w:t xml:space="preserve">• </w:t>
-      </w:r>
-      <w:r>
-        <w:t>At low utilisation, demand charges can exceed 90% of a station's electricity cost [RMI].</w:t>
-      </w:r>
-    </w:p>
-    <w:p>
-      <w:pPr>
-        <w:ind w:left="720" w:hanging="216"/>
-      </w:pPr>
-      <w:r>
-        <w:t xml:space="preserve">• </w:t>
-      </w:r>
-      <w:r>
-        <w:rPr>
-          <w:b/>
-        </w:rPr>
-        <w:t>EU:</w:t>
-      </w:r>
-    </w:p>
-    <w:p>
-      <w:pPr>
-        <w:ind w:left="1080" w:hanging="216"/>
-      </w:pPr>
-      <w:r>
-        <w:t xml:space="preserve">• </w:t>
-      </w:r>
-      <w:r>
-        <w:t>Estimated payback is 6–12 years [Springer, 2025].</w:t>
-      </w:r>
-    </w:p>
-    <w:p>
-      <w:pPr>
-        <w:ind w:left="1080" w:hanging="216"/>
-      </w:pPr>
-      <w:r>
-        <w:t xml:space="preserve">• </w:t>
-      </w:r>
-      <w:r>
-        <w:t>No German or French utilisation data was found. This is a gap, not a finding.</w:t>
-      </w:r>
-    </w:p>
-    <w:p>
-      <w:pPr>
-        <w:ind w:left="360" w:hanging="216"/>
-      </w:pPr>
-      <w:r>
-        <w:t xml:space="preserve">• </w:t>
-      </w:r>
-      <w:r>
-        <w:rPr>
-          <w:b/>
-        </w:rPr>
-        <w:t>Why This Insight Matters:</w:t>
-      </w:r>
-      <w:r>
-        <w:t xml:space="preserve"> Site choice should favour locations that already have grid capacity or funded network upgrades. Examples are motorway service areas (Ofgem's £300 M Green Recovery Scheme upgraded 37 of them), retail forecourts, and battery-buffered sites. Utilisation data by charger speed is the most valuable missing input.</w:t>
-      </w:r>
-    </w:p>
-    <w:p>
-      <w:pPr>
-        <w:ind w:left="360" w:hanging="216"/>
-      </w:pPr>
-      <w:r>
-        <w:t xml:space="preserve">• </w:t>
-      </w:r>
-      <w:r>
-        <w:rPr>
-          <w:b/>
-        </w:rPr>
-        <w:t>Signal freshness:</w:t>
-      </w:r>
-      <w:r>
-        <w:t xml:space="preserve"> UK utilisation is updated quarterly (the page blocked direct access; wording checked via search results). US utilisation data is 2025. The grid-cost figures are 2024–2026.</w:t>
-      </w:r>
-    </w:p>
-    <w:p>
-      <w:pPr>
-        <w:ind w:left="360" w:hanging="216"/>
-      </w:pPr>
-      <w:r>
-        <w:t xml:space="preserve">• </w:t>
-      </w:r>
-      <w:r>
-        <w:rPr>
-          <w:b/>
-        </w:rPr>
-        <w:t>What would change our mind:</w:t>
-      </w:r>
-      <w:r>
-        <w:t xml:space="preserve"> Published UK rapid-specific utilisation consistently above 15%, or Ofgem's demand-connection reform (launched Feb 2026) materially cutting queue times for charging sites.</w:t>
-      </w:r>
-    </w:p>
-    <w:p>
-      <w:pPr>
-        <w:pStyle w:val="Heading3"/>
-      </w:pPr>
-      <w:r>
-        <w:t>Insight 4: Competition is concentrated in the US and Germany and fragmented, but consolidating, in the UK and France</w:t>
-      </w:r>
-    </w:p>
-    <w:p>
-      <w:pPr>
-        <w:ind w:left="360" w:hanging="216"/>
-      </w:pPr>
-      <w:r>
-        <w:t xml:space="preserve">• </w:t>
-      </w:r>
-      <w:r>
-        <w:rPr>
-          <w:b/>
-        </w:rPr>
-        <w:t>Insight Summary:</w:t>
-      </w:r>
-      <w:r>
-        <w:t xml:space="preserve"> A mid-size entrant faces scale incumbents in the US (Tesla) and Germany (EnBW, plus the subsidised Deutschlandnetz). The UK and France have more room, but consolidation is under way and capital intensity is high.</w:t>
-      </w:r>
-    </w:p>
-    <w:p>
-      <w:pPr>
-        <w:ind w:left="360" w:hanging="216"/>
-      </w:pPr>
-      <w:r>
-        <w:t xml:space="preserve">• </w:t>
-      </w:r>
-      <w:r>
-        <w:rPr>
-          <w:b/>
-        </w:rPr>
-        <w:t>Supporting Evidence or Signals:</w:t>
-      </w:r>
-    </w:p>
-    <w:p>
-      <w:pPr>
-        <w:ind w:left="720" w:hanging="216"/>
-      </w:pPr>
-      <w:r>
-        <w:t xml:space="preserve">• </w:t>
-      </w:r>
-      <w:r>
-        <w:rPr>
-          <w:b/>
-        </w:rPr>
-        <w:t>US:</w:t>
-      </w:r>
-      <w:r>
-        <w:t xml:space="preserve"> Tesla has 37,995 of 76,236 DC ports (49.8%, Sep 2026), down from about 54.6% in Jul 2025. The "Other" network category grew 44% year on year [evchargingstations.com, verified]. IONNA, backed by automakers, targets 30,000 sites [Research: US report].</w:t>
-      </w:r>
-    </w:p>
-    <w:p>
-      <w:pPr>
-        <w:ind w:left="720" w:hanging="216"/>
-      </w:pPr>
-      <w:r>
-        <w:t xml:space="preserve">• </w:t>
-      </w:r>
-      <w:r>
-        <w:rPr>
-          <w:b/>
-        </w:rPr>
-        <w:t>Germany (end-2024 fast chargers):</w:t>
-      </w:r>
-      <w:r>
-        <w:t xml:space="preserve"> EnBW 6,005, Tesla 3,110, Aral pulse 2,317, Allego 1,541, Ionity 1,084. The Deutschlandnetz programme has about 9,000 points of 200 kW or more at more than 1,000 locations [Research: EU report].</w:t>
-      </w:r>
-    </w:p>
-    <w:p>
-      <w:pPr>
-        <w:ind w:left="720" w:hanging="216"/>
-      </w:pPr>
-      <w:r>
-        <w:t xml:space="preserve">• </w:t>
-      </w:r>
-      <w:r>
-        <w:rPr>
-          <w:b/>
-        </w:rPr>
-        <w:t>UK:</w:t>
-      </w:r>
-    </w:p>
-    <w:p>
-      <w:pPr>
-        <w:ind w:left="1080" w:hanging="216"/>
-      </w:pPr>
-      <w:r>
-        <w:t xml:space="preserve">• </w:t>
-      </w:r>
-      <w:r>
-        <w:t>About 100–150 CPOs; the top 5 hold about a third of the market; industry leaders expect consolidation to 5–6 players [Research: UK report; Guardian Feb 2026].</w:t>
-      </w:r>
-    </w:p>
-    <w:p>
-      <w:pPr>
-        <w:ind w:left="1080" w:hanging="216"/>
-      </w:pPr>
-      <w:r>
-        <w:t xml:space="preserve">• </w:t>
-      </w:r>
-      <w:r>
-        <w:t>Rapid-charger leaders in Feb 2026: MFG EV Power 2,789, Osprey 2,578, BP Pulse 2,506 [Zapmap].</w:t>
-      </w:r>
-    </w:p>
-    <w:p>
-      <w:pPr>
-        <w:ind w:left="1080" w:hanging="216"/>
-      </w:pPr>
-      <w:r>
-        <w:t xml:space="preserve">• </w:t>
-      </w:r>
-      <w:r>
-        <w:t>More than £460 M was raised in 2025–26 by InstaVolt (£250 M), Osprey (£110 M) and Gridserve (£100 M).</w:t>
-      </w:r>
-    </w:p>
-    <w:p>
-      <w:pPr>
-        <w:ind w:left="720" w:hanging="216"/>
-      </w:pPr>
-      <w:r>
-        <w:t xml:space="preserve">• </w:t>
-      </w:r>
-      <w:r>
-        <w:rPr>
-          <w:b/>
-        </w:rPr>
-        <w:t>France (May 2025, high-power points):</w:t>
-      </w:r>
-      <w:r>
-        <w:t xml:space="preserve"> Tesla 3,019, TotalEnergies 1,543, Electra 1,504 (after a €304 M Series B), Ionity 688, Fastned 265 [Research: EU report; EV Boosters].</w:t>
-      </w:r>
-    </w:p>
-    <w:p>
-      <w:pPr>
-        <w:ind w:left="360" w:hanging="216"/>
-      </w:pPr>
-      <w:r>
-        <w:t xml:space="preserve">• </w:t>
-      </w:r>
-      <w:r>
-        <w:rPr>
-          <w:b/>
-        </w:rPr>
-        <w:t>Why This Insight Matters:</w:t>
-      </w:r>
-      <w:r>
-        <w:t xml:space="preserve"> In the US, winning share means competing against Tesla's cost base and IONNA's automaker funding. In the UK and France, fragmentation leaves room for a mid-size operator, but the capital raised by rivals sets a high bar for site acquisition.</w:t>
-      </w:r>
-    </w:p>
-    <w:p>
-      <w:pPr>
-        <w:ind w:left="360" w:hanging="216"/>
-      </w:pPr>
-      <w:r>
-        <w:t xml:space="preserve">• </w:t>
-      </w:r>
-      <w:r>
-        <w:rPr>
-          <w:b/>
-        </w:rPr>
-        <w:t>Signal freshness:</w:t>
-      </w:r>
-      <w:r>
-        <w:t xml:space="preserve"> US Sep 2026; UK Feb–May 2026; Germany end-2024 (the oldest); France May 2025.</w:t>
-      </w:r>
-    </w:p>
-    <w:p>
-      <w:pPr>
-        <w:ind w:left="360" w:hanging="216"/>
-      </w:pPr>
-      <w:r>
-        <w:t xml:space="preserve">• </w:t>
-      </w:r>
-      <w:r>
-        <w:rPr>
-          <w:b/>
-        </w:rPr>
-        <w:t>What would change our mind:</w:t>
-      </w:r>
-      <w:r>
-        <w:t xml:space="preserve"> A major acquiring a mid-size UK or French operator, which would signal consolidation is closing the window; or Tesla's US share dropping below about 40% as open networks scale.</w:t>
-      </w:r>
-    </w:p>
-    <w:p>
-      <w:pPr>
-        <w:pStyle w:val="Heading3"/>
-      </w:pPr>
-      <w:r>
-        <w:t>Insight 5: The entry windows are time-bound and favour the UK first and France second</w:t>
-      </w:r>
-    </w:p>
-    <w:p>
-      <w:pPr>
-        <w:ind w:left="360" w:hanging="216"/>
-      </w:pPr>
-      <w:r>
-        <w:t xml:space="preserve">• </w:t>
-      </w:r>
-      <w:r>
-        <w:rPr>
-          <w:b/>
-        </w:rPr>
-        <w:t>Insight Summary:</w:t>
-      </w:r>
-      <w:r>
-        <w:t xml:space="preserve"> Two dated catalysts favour the UK and France within the 2026–2028 horizon, while federal support in the US is shrinking.</w:t>
-      </w:r>
-    </w:p>
-    <w:p>
-      <w:pPr>
-        <w:ind w:left="360" w:hanging="216"/>
-      </w:pPr>
-      <w:r>
-        <w:t xml:space="preserve">• </w:t>
-      </w:r>
-      <w:r>
-        <w:rPr>
-          <w:b/>
-        </w:rPr>
-        <w:t>Supporting Evidence or Signals:</w:t>
-      </w:r>
-    </w:p>
-    <w:p>
-      <w:pPr>
-        <w:ind w:left="720" w:hanging="216"/>
-      </w:pPr>
-      <w:r>
-        <w:t xml:space="preserve">• </w:t>
-      </w:r>
-      <w:r>
-        <w:rPr>
-          <w:b/>
-        </w:rPr>
-        <w:t>UK motorway sites:</w:t>
-      </w:r>
-      <w:r>
-        <w:t xml:space="preserve"> Under a 2022 CMA undertaking, Gridserve will not enforce exclusive rights at about two-thirds of motorway service areas after November 2026 [gov.uk/CMA, verified].</w:t>
-      </w:r>
-    </w:p>
-    <w:p>
-      <w:pPr>
-        <w:ind w:left="720" w:hanging="216"/>
-      </w:pPr>
-      <w:r>
-        <w:t xml:space="preserve">• </w:t>
-      </w:r>
-      <w:r>
-        <w:rPr>
-          <w:b/>
-        </w:rPr>
-        <w:t>UK underserved regions</w:t>
-      </w:r>
-      <w:r>
-        <w:t xml:space="preserve"> (rapid chargers per 100,000 people, against a UK average of 41.7) [DfT, verified]: Northern Ireland 19.3, London 27.9, Yorkshire and the Humber 36.6, North East 37.1. Scotland is best served at 59.1.</w:t>
-      </w:r>
-    </w:p>
-    <w:p>
-      <w:pPr>
-        <w:ind w:left="720" w:hanging="216"/>
-      </w:pPr>
-      <w:r>
-        <w:t xml:space="preserve">• </w:t>
-      </w:r>
-      <w:r>
-        <w:rPr>
-          <w:b/>
-        </w:rPr>
-        <w:t>UK funding:</w:t>
-      </w:r>
-      <w:r>
-        <w:t xml:space="preserve"> £400 M from the 2025 Spending Review is committed to strategic road network charging.</w:t>
-      </w:r>
-    </w:p>
-    <w:p>
-      <w:pPr>
-        <w:ind w:left="720" w:hanging="216"/>
-      </w:pPr>
-      <w:r>
-        <w:t xml:space="preserve">• </w:t>
-      </w:r>
-      <w:r>
-        <w:rPr>
-          <w:b/>
-        </w:rPr>
-        <w:t>France:</w:t>
-      </w:r>
-    </w:p>
-    <w:p>
-      <w:pPr>
-        <w:ind w:left="1080" w:hanging="216"/>
-      </w:pPr>
-      <w:r>
-        <w:t xml:space="preserve">• </w:t>
-      </w:r>
-      <w:r>
-        <w:t>The ADVENIR subsidy programme has a budget of about €520 M and now runs to 2030 [Avere-France; the research report's "end-2027" was out of date].</w:t>
-      </w:r>
-    </w:p>
-    <w:p>
-      <w:pPr>
-        <w:ind w:left="1080" w:hanging="216"/>
-      </w:pPr>
-      <w:r>
-        <w:t xml:space="preserve">• </w:t>
-      </w:r>
-      <w:r>
-        <w:t>France 2030 provides €300 M covering up to 40% of eligible costs.</w:t>
-      </w:r>
-    </w:p>
-    <w:p>
-      <w:pPr>
-        <w:ind w:left="1080" w:hanging="216"/>
-      </w:pPr>
-      <w:r>
-        <w:t xml:space="preserve">• </w:t>
-      </w:r>
-      <w:r>
-        <w:t>A motorway master plan targets 22,000 car charging points at 150 kW across about 900 service areas by 2035 [Research: EU report].</w:t>
-      </w:r>
-    </w:p>
-    <w:p>
-      <w:pPr>
-        <w:ind w:left="720" w:hanging="216"/>
-      </w:pPr>
-      <w:r>
-        <w:t xml:space="preserve">• </w:t>
-      </w:r>
-      <w:r>
-        <w:rPr>
-          <w:b/>
-        </w:rPr>
-        <w:t>US:</w:t>
-      </w:r>
-    </w:p>
-    <w:p>
-      <w:pPr>
-        <w:ind w:left="1080" w:hanging="216"/>
-      </w:pPr>
-      <w:r>
-        <w:t xml:space="preserve">• </w:t>
-      </w:r>
-      <w:r>
-        <w:t>$503.8 M of NEVI federal charging funds was repurposed in March 2026 [FHWA notice; search-engine text only].</w:t>
-      </w:r>
-    </w:p>
-    <w:p>
-      <w:pPr>
-        <w:ind w:left="1080" w:hanging="216"/>
-      </w:pPr>
-      <w:r>
-        <w:t xml:space="preserve">• </w:t>
-      </w:r>
-      <w:r>
-        <w:t>84% of NEVI funds were still unobligated in May 2025.</w:t>
-      </w:r>
-    </w:p>
-    <w:p>
-      <w:pPr>
-        <w:ind w:left="1080" w:hanging="216"/>
-      </w:pPr>
-      <w:r>
-        <w:t xml:space="preserve">• </w:t>
-      </w:r>
-      <w:r>
-        <w:t>State programmes remain: California's Fast Charge California ($55 M) and New York ($28.5 M) [Research: US report].</w:t>
-      </w:r>
-    </w:p>
-    <w:p>
-      <w:pPr>
-        <w:ind w:left="360" w:hanging="216"/>
-      </w:pPr>
-      <w:r>
-        <w:t xml:space="preserve">• </w:t>
-      </w:r>
-      <w:r>
-        <w:rPr>
-          <w:b/>
-        </w:rPr>
-        <w:t>Why This Insight Matters:</w:t>
-      </w:r>
-      <w:r>
-        <w:t xml:space="preserve"> Motorway sites in the UK come with high traffic and, in 37 cases, upgraded grid connections. The tender window is short, and competitors with fresh capital (Insight 4) will bid. France offers subsidised capital costs through 2030, which suits a second phase.</w:t>
-      </w:r>
-    </w:p>
-    <w:p>
-      <w:pPr>
-        <w:ind w:left="360" w:hanging="216"/>
-      </w:pPr>
-      <w:r>
-        <w:t xml:space="preserve">• </w:t>
-      </w:r>
-      <w:r>
-        <w:rPr>
-          <w:b/>
-        </w:rPr>
-        <w:t>Signal freshness:</w:t>
-      </w:r>
-      <w:r>
-        <w:t xml:space="preserve"> The CMA undertaking dates from 2022, with a November 2026 deadline two months away; it needs a check for any later change. ADVENIR status is as of Aug 2026. The NEVI notice is March 2026.</w:t>
-      </w:r>
-    </w:p>
-    <w:p>
-      <w:pPr>
-        <w:ind w:left="360" w:hanging="216"/>
-      </w:pPr>
-      <w:r>
-        <w:t xml:space="preserve">• </w:t>
-      </w:r>
-      <w:r>
-        <w:rPr>
-          <w:b/>
-        </w:rPr>
-        <w:t>What would change our mind:</w:t>
-      </w:r>
-      <w:r>
-        <w:t xml:space="preserve"> Any CMA or Gridserve update that delays or narrows the motorway opening, or cuts to ADVENIR or France 2030 funding.</w:t>
-      </w:r>
-    </w:p>
-    <w:p>
-      <w:pPr>
-        <w:pStyle w:val="Heading2"/>
-      </w:pPr>
-      <w:r>
-        <w:t>5. Visual Evidence</w:t>
-      </w:r>
-    </w:p>
-    <w:p>
-      <w:r>
-        <w:t xml:space="preserve">All charts below were produced by Amazon Quick Research inside the three reports (exported PDFs in </w:t>
+        <w:t>screenshots/</w:t>
+      </w:r>
+      <w:r>
+        <w:t>: Space set-up (01), research set-up and plan (02–03), agent configuration and first test (04–07), research reports (08–10), Market Analysis (11a–11e), Reliability Evaluation (12a–12e), Brief v1 (13a–13d), Brief v2 (14a–14c), the Space contents (15a), a scope test (16), and the charts from the research reports (</w:t>
       </w:r>
       <w:r>
         <w:rPr>
           <w:rFonts w:ascii="Menlo" w:hAnsi="Menlo"/>
           <w:sz w:val="18"/>
         </w:rPr>
-        <w:t>deliverables/quick_research_reports/</w:t>
-      </w:r>
-      <w:r>
-        <w:t xml:space="preserve">). The last item is a table view from the agent's Market Analysis. Image files: </w:t>
+        <w:t>visuals/</w:t>
+      </w:r>
+      <w:r>
+        <w:t>).</w:t>
+      </w:r>
+    </w:p>
+    <w:p>
+      <w:pPr>
+        <w:pStyle w:val="Heading2"/>
+      </w:pPr>
+      <w:r>
+        <w:t>4. Key Market Insights</w:t>
+      </w:r>
+    </w:p>
+    <w:p>
+      <w:pPr>
+        <w:pStyle w:val="Heading3"/>
+      </w:pPr>
+      <w:r>
+        <w:t>Insight 1: The 2023 "charging gap" has largely closed; build-out is now outrunning the fleet in every market</w:t>
+      </w:r>
+    </w:p>
+    <w:p>
+      <w:pPr>
+        <w:ind w:left="360" w:hanging="216"/>
+      </w:pPr>
+      <w:r>
+        <w:t xml:space="preserve">• </w:t>
+      </w:r>
+      <w:r>
+        <w:rPr>
+          <w:b/>
+        </w:rPr>
+        <w:t>Insight Summary:</w:t>
+      </w:r>
+      <w:r>
+        <w:t xml:space="preserve"> The internal dataset shows EVs per public fast charger rising in the UK from 69 in 2018 to 158 in 2023, which reads as a widening undersupply. The 2024–2026 evidence reverses that: charger counts grew faster than the fleet in all four markets. A 2026 entry thesis built on national undersupply is out of date. The case now rests on where individual sites are still thin, and on how well they are used.</w:t>
+      </w:r>
+    </w:p>
+    <w:p>
+      <w:pPr>
+        <w:ind w:left="360" w:hanging="216"/>
+      </w:pPr>
+      <w:r>
+        <w:t xml:space="preserve">• </w:t>
+      </w:r>
+      <w:r>
+        <w:rPr>
+          <w:b/>
+        </w:rPr>
+        <w:t>Supporting Evidence or Signals:</w:t>
+      </w:r>
+    </w:p>
+    <w:p>
+      <w:pPr>
+        <w:ind w:left="720" w:hanging="216"/>
+      </w:pPr>
+      <w:r>
+        <w:t xml:space="preserve">• </w:t>
+      </w:r>
+      <w:r>
+        <w:rPr>
+          <w:b/>
+        </w:rPr>
+        <w:t>Dataset, 2023</w:t>
+      </w:r>
+      <w:r>
+        <w:t xml:space="preserve"> (IEA Global EV Data 2024; EVs per public fast charger, chargers above 22 kW, BEV+PHEV): UK 158 (1.58 M EVs ÷ 10,000 chargers); US 112 (4.82 M ÷ 43,000); Germany 119 (2.50 M ÷ 21,000); France 79 (1.57 M ÷ 20,000); EU27 99, where fast chargers grew +67% in 2023.</w:t>
+      </w:r>
+    </w:p>
+    <w:p>
+      <w:pPr>
+        <w:ind w:left="720" w:hanging="216"/>
+      </w:pPr>
+      <w:r>
+        <w:t xml:space="preserve">• </w:t>
+      </w:r>
+      <w:r>
+        <w:rPr>
+          <w:b/>
+        </w:rPr>
+        <w:t>UK:</w:t>
+      </w:r>
+      <w:r>
+        <w:t xml:space="preserve"> 50 kW+ chargers went from 10,118 (Jan 2024) to 28,887 (1 Jul 2026) [Research: UK report; DfT statistics, verified]. That is about 66 BEVs per 50 kW+ charger by mid-2026 [Research: UK report, DfT Apr 2026]. The BEV fleet grew from about 1.33 M (end-2024) to about 2.1 M (mid-2026). That is +58%; the report's claim that it "doubled" is wrong.</w:t>
+      </w:r>
+    </w:p>
+    <w:p>
+      <w:pPr>
+        <w:ind w:left="720" w:hanging="216"/>
+      </w:pPr>
+      <w:r>
+        <w:t xml:space="preserve">• </w:t>
+      </w:r>
+      <w:r>
+        <w:rPr>
+          <w:b/>
+        </w:rPr>
+        <w:t>Germany:</w:t>
+      </w:r>
+      <w:r>
+        <w:t xml:space="preserve"> DC fast points went from 21,000 (2023) to 40,777 (Jul 2025) to 48,729 (Jan 2026) to 54,341 (Jul 2026) [Research: EU report; Bundesnetzagentur via heise/electrive, verified]. That gives about 71 EVs per fast charger in mid-2025.</w:t>
+      </w:r>
+    </w:p>
+    <w:p>
+      <w:pPr>
+        <w:ind w:left="720" w:hanging="216"/>
+      </w:pPr>
+      <w:r>
+        <w:t xml:space="preserve">• </w:t>
+      </w:r>
+      <w:r>
+        <w:rPr>
+          <w:b/>
+        </w:rPr>
+        <w:t>France:</w:t>
+      </w:r>
+      <w:r>
+        <w:t xml:space="preserve"> 150 kW+ points went from 19,848 (Feb 2024) to 31,335 (Feb 2025) [Research: EU report; Avere-France]. That gives about 46 EVs per high-power point.</w:t>
+      </w:r>
+    </w:p>
+    <w:p>
+      <w:pPr>
+        <w:ind w:left="720" w:hanging="216"/>
+      </w:pPr>
+      <w:r>
+        <w:t xml:space="preserve">• </w:t>
+      </w:r>
+      <w:r>
+        <w:rPr>
+          <w:b/>
+        </w:rPr>
+        <w:t>US:</w:t>
+      </w:r>
+      <w:r>
+        <w:t xml:space="preserve"> DC fast ports went from 43,000 (2023) to 50,428 (Dec 2024), about 68,000 (end-2025) and 76,236 (Sep 2026) [Research: US report; evchargingstations.com, verified]. That gives about 96–106 EVs per port.</w:t>
+      </w:r>
+    </w:p>
+    <w:p>
+      <w:pPr>
+        <w:ind w:left="360" w:hanging="216"/>
+      </w:pPr>
+      <w:r>
+        <w:t xml:space="preserve">• </w:t>
+      </w:r>
+      <w:r>
+        <w:rPr>
+          <w:b/>
+        </w:rPr>
+        <w:t>Why This Insight Matters:</w:t>
+      </w:r>
+      <w:r>
+        <w:t xml:space="preserve"> Each charger now serves fewer EVs than in 2023, so revenue per charger falls unless a site sits where demand is still concentrated. It changes the question leadership should ask, from "which country is short of chargers?" to "which sites are short of chargers, and can we win them?". It also means the 2023 dataset alone would have pointed the operator the wrong way.</w:t>
+      </w:r>
+    </w:p>
+    <w:p>
+      <w:pPr>
+        <w:ind w:left="360" w:hanging="216"/>
+      </w:pPr>
+      <w:r>
+        <w:t xml:space="preserve">• </w:t>
+      </w:r>
+      <w:r>
+        <w:rPr>
+          <w:b/>
+        </w:rPr>
+        <w:t>Signal freshness:</w:t>
+      </w:r>
+      <w:r>
+        <w:t xml:space="preserve"> UK 1 Jul 2026 (DfT, published 27 Aug 2026); Germany Jul 2026; US Sep 2026; France Feb 2025. The France figure is the oldest; the other three are current.</w:t>
+      </w:r>
+    </w:p>
+    <w:p>
+      <w:pPr>
+        <w:ind w:left="360" w:hanging="216"/>
+      </w:pPr>
+      <w:r>
+        <w:t xml:space="preserve">• </w:t>
+      </w:r>
+      <w:r>
+        <w:rPr>
+          <w:b/>
+        </w:rPr>
+        <w:t>What would change our mind:</w:t>
+      </w:r>
+      <w:r>
+        <w:t xml:space="preserve"> Q3/Q4 2026 statistics showing BEV fleet growth outpacing charger growth again, or UK BEVs per 50 kW+ charger rising back above ~80.</w:t>
+      </w:r>
+    </w:p>
+    <w:p>
+      <w:pPr>
+        <w:pStyle w:val="Heading3"/>
+      </w:pPr>
+      <w:r>
+        <w:t>Insight 2: EV demand is policy-driven and diverging; the UK has a statutory floor, France has momentum, the US has lost its federal support</w:t>
+      </w:r>
+    </w:p>
+    <w:p>
+      <w:pPr>
+        <w:ind w:left="360" w:hanging="216"/>
+      </w:pPr>
+      <w:r>
+        <w:t xml:space="preserve">• </w:t>
+      </w:r>
+      <w:r>
+        <w:rPr>
+          <w:b/>
+        </w:rPr>
+        <w:t>Insight Summary:</w:t>
+      </w:r>
+      <w:r>
+        <w:t xml:space="preserve"> New-car demand in all four markets tracks policy almost one-for-one. The UK ZEV mandate sets a legal floor that rises steeply to 2028. France is accelerating with subsidies extended. Germany recovered after cutting and then reintroducing grants. The US fell sharply once the federal credit expired.</w:t>
+      </w:r>
+    </w:p>
+    <w:p>
+      <w:pPr>
+        <w:ind w:left="360" w:hanging="216"/>
+      </w:pPr>
+      <w:r>
+        <w:t xml:space="preserve">• </w:t>
+      </w:r>
+      <w:r>
+        <w:rPr>
+          <w:b/>
+        </w:rPr>
+        <w:t>Supporting Evidence or Signals:</w:t>
+      </w:r>
+    </w:p>
+    <w:p>
+      <w:pPr>
+        <w:ind w:left="720" w:hanging="216"/>
+      </w:pPr>
+      <w:r>
+        <w:t xml:space="preserve">• </w:t>
+      </w:r>
+      <w:r>
+        <w:rPr>
+          <w:b/>
+        </w:rPr>
+        <w:t>UK:</w:t>
+      </w:r>
+    </w:p>
+    <w:p>
+      <w:pPr>
+        <w:ind w:left="1080" w:hanging="216"/>
+      </w:pPr>
+      <w:r>
+        <w:t xml:space="preserve">• </w:t>
+      </w:r>
+      <w:r>
+        <w:t>BEV share was 19.6% in 2024 (381,970 cars) and 23.4% in 2025 (473,348) [SMMT, verified].</w:t>
+      </w:r>
+    </w:p>
+    <w:p>
+      <w:pPr>
+        <w:ind w:left="1080" w:hanging="216"/>
+      </w:pPr>
+      <w:r>
+        <w:t xml:space="preserve">• </w:t>
+      </w:r>
+      <w:r>
+        <w:t>The mandate targets 28% for 2025, 33% for 2026 and 52% for 2028 [Research: UK report; VETS Order].</w:t>
+      </w:r>
+    </w:p>
+    <w:p>
+      <w:pPr>
+        <w:ind w:left="1080" w:hanging="216"/>
+      </w:pPr>
+      <w:r>
+        <w:t xml:space="preserve">• </w:t>
+      </w:r>
+      <w:r>
+        <w:t>A formal review of the mandate launched in August 2026 [Research: UK report; gov.uk].</w:t>
+      </w:r>
+    </w:p>
+    <w:p>
+      <w:pPr>
+        <w:ind w:left="1080" w:hanging="216"/>
+      </w:pPr>
+      <w:r>
+        <w:t xml:space="preserve">• </w:t>
+      </w:r>
+      <w:r>
+        <w:t>Two 2026 year-to-date shares conflict: about 25% (H1 2026, Car Magazine) and about 29.8% (Jan–Aug 2026, EY/Roadgenius). Both are shown and neither is averaged.</w:t>
+      </w:r>
+    </w:p>
+    <w:p>
+      <w:pPr>
+        <w:ind w:left="720" w:hanging="216"/>
+      </w:pPr>
+      <w:r>
+        <w:t xml:space="preserve">• </w:t>
+      </w:r>
+      <w:r>
+        <w:rPr>
+          <w:b/>
+        </w:rPr>
+        <w:t>France:</w:t>
+      </w:r>
+      <w:r>
+        <w:t xml:space="preserve"> BEV share rose from 16.9% (2024) to 20.0% (2025). H1 2026 registrations were +62.9% year on year [ACEA, verified], and August 2026 set a monthly record of 38.8% [Research: EU report; Avere-France].</w:t>
+      </w:r>
+    </w:p>
+    <w:p>
+      <w:pPr>
+        <w:ind w:left="720" w:hanging="216"/>
+      </w:pPr>
+      <w:r>
+        <w:t xml:space="preserve">• </w:t>
+      </w:r>
+      <w:r>
+        <w:rPr>
+          <w:b/>
+        </w:rPr>
+        <w:t>Germany:</w:t>
+      </w:r>
+      <w:r>
+        <w:t xml:space="preserve"> BEV share fell from 18.4% (2023) to 13.5% (2024) after the purchase subsidy (Umweltbonus) ended, then rose to 19.1% (2025). H1 2026 was +48%, helped by a new grant of up to €6,000 from January 2026 [Research: EU report; ADAC/KBA/heise].</w:t>
+      </w:r>
+    </w:p>
+    <w:p>
+      <w:pPr>
+        <w:ind w:left="720" w:hanging="216"/>
+      </w:pPr>
+      <w:r>
+        <w:t xml:space="preserve">• </w:t>
+      </w:r>
+      <w:r>
+        <w:rPr>
+          <w:b/>
+        </w:rPr>
+        <w:t>US:</w:t>
+      </w:r>
+    </w:p>
+    <w:p>
+      <w:pPr>
+        <w:ind w:left="1080" w:hanging="216"/>
+      </w:pPr>
+      <w:r>
+        <w:t xml:space="preserve">• </w:t>
+      </w:r>
+      <w:r>
+        <w:t>The $7,500 credit expired on 30 Sep 2025. BEV share hit 12% that September, then fell below 6% in Q4 2025 [EIA, verified].</w:t>
+      </w:r>
+    </w:p>
+    <w:p>
+      <w:pPr>
+        <w:ind w:left="1080" w:hanging="216"/>
+      </w:pPr>
+      <w:r>
+        <w:t xml:space="preserve">• </w:t>
+      </w:r>
+      <w:r>
+        <w:t>BEV share was 7.7% for 2025 [NADA].</w:t>
+      </w:r>
+    </w:p>
+    <w:p>
+      <w:pPr>
+        <w:ind w:left="1080" w:hanging="216"/>
+      </w:pPr>
+      <w:r>
+        <w:t xml:space="preserve">• </w:t>
+      </w:r>
+      <w:r>
+        <w:t>Mid-2026 registrations were down about 31% year on year [Research: US report; single press source].</w:t>
+      </w:r>
+    </w:p>
+    <w:p>
+      <w:pPr>
+        <w:ind w:left="1080" w:hanging="216"/>
+      </w:pPr>
+      <w:r>
+        <w:t xml:space="preserve">• </w:t>
+      </w:r>
+      <w:r>
+        <w:t>IEA STEPS had projected 20% for 2025 [Dataset, projection].</w:t>
+      </w:r>
+    </w:p>
+    <w:p>
+      <w:pPr>
+        <w:ind w:left="360" w:hanging="216"/>
+      </w:pPr>
+      <w:r>
+        <w:t xml:space="preserve">• </w:t>
+      </w:r>
+      <w:r>
+        <w:rPr>
+          <w:b/>
+        </w:rPr>
+        <w:t>Why This Insight Matters:</w:t>
+      </w:r>
+      <w:r>
+        <w:t xml:space="preserve"> For a 2026–2028 horizon, the operator is effectively betting on policy. The UK floor and French subsidies reduce downside risk on demand. The US needs a new incentive before demand growth resumes.</w:t>
+      </w:r>
+    </w:p>
+    <w:p>
+      <w:pPr>
+        <w:ind w:left="360" w:hanging="216"/>
+      </w:pPr>
+      <w:r>
+        <w:t xml:space="preserve">• </w:t>
+      </w:r>
+      <w:r>
+        <w:rPr>
+          <w:b/>
+        </w:rPr>
+        <w:t>Signal freshness:</w:t>
+      </w:r>
+      <w:r>
+        <w:t xml:space="preserve"> All figures are from Jan–Sep 2026 except the US 2025 annual figure. The UK review outcome is still open; the consultation runs August–October 2026.</w:t>
+      </w:r>
+    </w:p>
+    <w:p>
+      <w:pPr>
+        <w:ind w:left="360" w:hanging="216"/>
+      </w:pPr>
+      <w:r>
+        <w:t xml:space="preserve">• </w:t>
+      </w:r>
+      <w:r>
+        <w:rPr>
+          <w:b/>
+        </w:rPr>
+        <w:t>What would change our mind:</w:t>
+      </w:r>
+      <w:r>
+        <w:t xml:space="preserve"> A UK review that materially cuts the 2027–2028 targets, or a new US federal purchase incentive.</w:t>
+      </w:r>
+    </w:p>
+    <w:p>
+      <w:pPr>
+        <w:pStyle w:val="Heading3"/>
+      </w:pPr>
+      <w:r>
+        <w:t>Insight 3: Utilisation and grid cost, not EV demand, are the binding constraint on returns</w:t>
+      </w:r>
+    </w:p>
+    <w:p>
+      <w:pPr>
+        <w:ind w:left="360" w:hanging="216"/>
+      </w:pPr>
+      <w:r>
+        <w:t xml:space="preserve">• </w:t>
+      </w:r>
+      <w:r>
+        <w:rPr>
+          <w:b/>
+        </w:rPr>
+        <w:t>Insight Summary:</w:t>
+      </w:r>
+      <w:r>
+        <w:t xml:space="preserve"> In every market with data, chargers are used for a small share of the day, and fixed grid costs are large. The ability to secure cheap, timely grid capacity decides returns more than the size of the EV fleet does.</w:t>
+      </w:r>
+    </w:p>
+    <w:p>
+      <w:pPr>
+        <w:ind w:left="360" w:hanging="216"/>
+      </w:pPr>
+      <w:r>
+        <w:t xml:space="preserve">• </w:t>
+      </w:r>
+      <w:r>
+        <w:rPr>
+          <w:b/>
+        </w:rPr>
+        <w:t>Supporting Evidence or Signals:</w:t>
+      </w:r>
+    </w:p>
+    <w:p>
+      <w:pPr>
+        <w:ind w:left="720" w:hanging="216"/>
+      </w:pPr>
+      <w:r>
+        <w:t xml:space="preserve">• </w:t>
+      </w:r>
+      <w:r>
+        <w:rPr>
+          <w:b/>
+        </w:rPr>
+        <w:t>UK:</w:t>
+      </w:r>
+    </w:p>
+    <w:p>
+      <w:pPr>
+        <w:ind w:left="1080" w:hanging="216"/>
+      </w:pPr>
+      <w:r>
+        <w:t xml:space="preserve">• </w:t>
+      </w:r>
+      <w:r>
+        <w:t>Utilisation is about 8% (about 2 hours a day). Our fact-check found this is the Zapmap average for all public chargers, not rapid chargers as the research report implied.</w:t>
+      </w:r>
+    </w:p>
+    <w:p>
+      <w:pPr>
+        <w:ind w:left="1080" w:hanging="216"/>
+      </w:pPr>
+      <w:r>
+        <w:t xml:space="preserve">• </w:t>
+      </w:r>
+      <w:r>
+        <w:t>Rapid and ultra-rapid devices handle 72% of sessions from 23% of devices [Research: UK report; Zapmap].</w:t>
+      </w:r>
+    </w:p>
+    <w:p>
+      <w:pPr>
+        <w:ind w:left="1080" w:hanging="216"/>
+      </w:pPr>
+      <w:r>
+        <w:t xml:space="preserve">• </w:t>
+      </w:r>
+      <w:r>
+        <w:t>Grid standing charges for an ultra-rapid hub rose from £99 a year (2022) to £8,600 (2024), according to an operator source (Osprey).</w:t>
+      </w:r>
+    </w:p>
+    <w:p>
+      <w:pPr>
+        <w:ind w:left="1080" w:hanging="216"/>
+      </w:pPr>
+      <w:r>
+        <w:t xml:space="preserve">• </w:t>
+      </w:r>
+      <w:r>
+        <w:t>The average gap between requested and offered grid-connection dates is 5.5 years, for all connecting customers [Research: UK report].</w:t>
+      </w:r>
+    </w:p>
+    <w:p>
+      <w:pPr>
+        <w:ind w:left="1080" w:hanging="216"/>
+      </w:pPr>
+      <w:r>
+        <w:t xml:space="preserve">• </w:t>
+      </w:r>
+      <w:r>
+        <w:t>The average rapid price is about 77p/kWh, against 7–8p on a home smart tariff [Research: UK report].</w:t>
+      </w:r>
+    </w:p>
+    <w:p>
+      <w:pPr>
+        <w:ind w:left="720" w:hanging="216"/>
+      </w:pPr>
+      <w:r>
+        <w:t xml:space="preserve">• </w:t>
+      </w:r>
+      <w:r>
+        <w:rPr>
+          <w:b/>
+        </w:rPr>
+        <w:t>US:</w:t>
+      </w:r>
+    </w:p>
+    <w:p>
+      <w:pPr>
+        <w:ind w:left="1080" w:hanging="216"/>
+      </w:pPr>
+      <w:r>
+        <w:t xml:space="preserve">• </w:t>
+      </w:r>
+      <w:r>
+        <w:t>National DC fast utilisation was 16.6% (Q1 2025) and 16.1% (mid-2025) [Paren].</w:t>
+      </w:r>
+    </w:p>
+    <w:p>
+      <w:pPr>
+        <w:ind w:left="1080" w:hanging="216"/>
+      </w:pPr>
+      <w:r>
+        <w:t xml:space="preserve">• </w:t>
+      </w:r>
+      <w:r>
+        <w:t>The profitability threshold is estimated at about 15% [Stable Auto via Fortune, 2024].</w:t>
+      </w:r>
+    </w:p>
+    <w:p>
+      <w:pPr>
+        <w:ind w:left="1080" w:hanging="216"/>
+      </w:pPr>
+      <w:r>
+        <w:t xml:space="preserve">• </w:t>
+      </w:r>
+      <w:r>
+        <w:t>At low utilisation, demand charges can exceed 90% of a station's electricity cost [RMI].</w:t>
+      </w:r>
+    </w:p>
+    <w:p>
+      <w:pPr>
+        <w:ind w:left="720" w:hanging="216"/>
+      </w:pPr>
+      <w:r>
+        <w:t xml:space="preserve">• </w:t>
+      </w:r>
+      <w:r>
+        <w:rPr>
+          <w:b/>
+        </w:rPr>
+        <w:t>EU:</w:t>
+      </w:r>
+    </w:p>
+    <w:p>
+      <w:pPr>
+        <w:ind w:left="1080" w:hanging="216"/>
+      </w:pPr>
+      <w:r>
+        <w:t xml:space="preserve">• </w:t>
+      </w:r>
+      <w:r>
+        <w:t>Estimated payback is 6–12 years [Springer, 2025].</w:t>
+      </w:r>
+    </w:p>
+    <w:p>
+      <w:pPr>
+        <w:ind w:left="1080" w:hanging="216"/>
+      </w:pPr>
+      <w:r>
+        <w:t xml:space="preserve">• </w:t>
+      </w:r>
+      <w:r>
+        <w:t>No German or French utilisation data was found. This is a gap, not a finding.</w:t>
+      </w:r>
+    </w:p>
+    <w:p>
+      <w:pPr>
+        <w:ind w:left="360" w:hanging="216"/>
+      </w:pPr>
+      <w:r>
+        <w:t xml:space="preserve">• </w:t>
+      </w:r>
+      <w:r>
+        <w:rPr>
+          <w:b/>
+        </w:rPr>
+        <w:t>Why This Insight Matters:</w:t>
+      </w:r>
+      <w:r>
+        <w:t xml:space="preserve"> Site choice should favour locations that already have grid capacity or funded network upgrades. Examples are motorway service areas (Ofgem's £300 M Green Recovery Scheme upgraded 37 of them), retail forecourts, and battery-buffered sites. Utilisation data by charger speed is the most valuable missing input.</w:t>
+      </w:r>
+    </w:p>
+    <w:p>
+      <w:pPr>
+        <w:ind w:left="360" w:hanging="216"/>
+      </w:pPr>
+      <w:r>
+        <w:t xml:space="preserve">• </w:t>
+      </w:r>
+      <w:r>
+        <w:rPr>
+          <w:b/>
+        </w:rPr>
+        <w:t>Signal freshness:</w:t>
+      </w:r>
+      <w:r>
+        <w:t xml:space="preserve"> UK utilisation is updated quarterly (the page blocked direct access; wording checked via search results). US utilisation data is 2025. The grid-cost figures are 2024–2026.</w:t>
+      </w:r>
+    </w:p>
+    <w:p>
+      <w:pPr>
+        <w:ind w:left="360" w:hanging="216"/>
+      </w:pPr>
+      <w:r>
+        <w:t xml:space="preserve">• </w:t>
+      </w:r>
+      <w:r>
+        <w:rPr>
+          <w:b/>
+        </w:rPr>
+        <w:t>What would change our mind:</w:t>
+      </w:r>
+      <w:r>
+        <w:t xml:space="preserve"> Published UK rapid-specific utilisation consistently above 15%, or Ofgem's demand-connection reform (launched Feb 2026) materially cutting queue times for charging sites.</w:t>
+      </w:r>
+    </w:p>
+    <w:p>
+      <w:pPr>
+        <w:pStyle w:val="Heading3"/>
+      </w:pPr>
+      <w:r>
+        <w:t>Insight 4: Competition is concentrated in the US and Germany and fragmented, but consolidating, in the UK and France</w:t>
+      </w:r>
+    </w:p>
+    <w:p>
+      <w:pPr>
+        <w:ind w:left="360" w:hanging="216"/>
+      </w:pPr>
+      <w:r>
+        <w:t xml:space="preserve">• </w:t>
+      </w:r>
+      <w:r>
+        <w:rPr>
+          <w:b/>
+        </w:rPr>
+        <w:t>Insight Summary:</w:t>
+      </w:r>
+      <w:r>
+        <w:t xml:space="preserve"> A mid-size entrant faces scale incumbents in the US (Tesla) and Germany (EnBW, plus the subsidised Deutschlandnetz). The UK and France have more room, but consolidation is under way and capital intensity is high.</w:t>
+      </w:r>
+    </w:p>
+    <w:p>
+      <w:pPr>
+        <w:ind w:left="360" w:hanging="216"/>
+      </w:pPr>
+      <w:r>
+        <w:t xml:space="preserve">• </w:t>
+      </w:r>
+      <w:r>
+        <w:rPr>
+          <w:b/>
+        </w:rPr>
+        <w:t>Supporting Evidence or Signals:</w:t>
+      </w:r>
+    </w:p>
+    <w:p>
+      <w:pPr>
+        <w:ind w:left="720" w:hanging="216"/>
+      </w:pPr>
+      <w:r>
+        <w:t xml:space="preserve">• </w:t>
+      </w:r>
+      <w:r>
+        <w:rPr>
+          <w:b/>
+        </w:rPr>
+        <w:t>US:</w:t>
+      </w:r>
+      <w:r>
+        <w:t xml:space="preserve"> Tesla has 37,995 of 76,236 DC ports (49.8%, Sep 2026), down from about 54.6% in Jul 2025. The "Other" network category grew 44% year on year [evchargingstations.com, verified]. IONNA, backed by automakers, targets 30,000 sites [Research: US report].</w:t>
+      </w:r>
+    </w:p>
+    <w:p>
+      <w:pPr>
+        <w:ind w:left="720" w:hanging="216"/>
+      </w:pPr>
+      <w:r>
+        <w:t xml:space="preserve">• </w:t>
+      </w:r>
+      <w:r>
+        <w:rPr>
+          <w:b/>
+        </w:rPr>
+        <w:t>Germany (end-2024 fast chargers):</w:t>
+      </w:r>
+      <w:r>
+        <w:t xml:space="preserve"> EnBW 6,005, Tesla 3,110, Aral pulse 2,317, Allego 1,541, Ionity 1,084. The Deutschlandnetz programme has about 9,000 points of 200 kW or more at more than 1,000 locations [Research: EU report].</w:t>
+      </w:r>
+    </w:p>
+    <w:p>
+      <w:pPr>
+        <w:ind w:left="720" w:hanging="216"/>
+      </w:pPr>
+      <w:r>
+        <w:t xml:space="preserve">• </w:t>
+      </w:r>
+      <w:r>
+        <w:rPr>
+          <w:b/>
+        </w:rPr>
+        <w:t>UK:</w:t>
+      </w:r>
+    </w:p>
+    <w:p>
+      <w:pPr>
+        <w:ind w:left="1080" w:hanging="216"/>
+      </w:pPr>
+      <w:r>
+        <w:t xml:space="preserve">• </w:t>
+      </w:r>
+      <w:r>
+        <w:t>About 100–150 CPOs; the top 5 hold about a third of the market; industry leaders expect consolidation to 5–6 players [Research: UK report; Guardian Feb 2026].</w:t>
+      </w:r>
+    </w:p>
+    <w:p>
+      <w:pPr>
+        <w:ind w:left="1080" w:hanging="216"/>
+      </w:pPr>
+      <w:r>
+        <w:t xml:space="preserve">• </w:t>
+      </w:r>
+      <w:r>
+        <w:t>Rapid-charger leaders in Feb 2026: MFG EV Power 2,789, Osprey 2,578, BP Pulse 2,506 [Zapmap].</w:t>
+      </w:r>
+    </w:p>
+    <w:p>
+      <w:pPr>
+        <w:ind w:left="1080" w:hanging="216"/>
+      </w:pPr>
+      <w:r>
+        <w:t xml:space="preserve">• </w:t>
+      </w:r>
+      <w:r>
+        <w:t>More than £460 M was raised in 2025–26 by InstaVolt (£250 M), Osprey (£110 M) and Gridserve (£100 M).</w:t>
+      </w:r>
+    </w:p>
+    <w:p>
+      <w:pPr>
+        <w:ind w:left="720" w:hanging="216"/>
+      </w:pPr>
+      <w:r>
+        <w:t xml:space="preserve">• </w:t>
+      </w:r>
+      <w:r>
+        <w:rPr>
+          <w:b/>
+        </w:rPr>
+        <w:t>France (May 2025, high-power points):</w:t>
+      </w:r>
+      <w:r>
+        <w:t xml:space="preserve"> Tesla 3,019, TotalEnergies 1,543, Electra 1,504 (after a €304 M Series B), Ionity 688, Fastned 265 [Research: EU report; EV Boosters].</w:t>
+      </w:r>
+    </w:p>
+    <w:p>
+      <w:pPr>
+        <w:ind w:left="360" w:hanging="216"/>
+      </w:pPr>
+      <w:r>
+        <w:t xml:space="preserve">• </w:t>
+      </w:r>
+      <w:r>
+        <w:rPr>
+          <w:b/>
+        </w:rPr>
+        <w:t>Why This Insight Matters:</w:t>
+      </w:r>
+      <w:r>
+        <w:t xml:space="preserve"> In the US, winning share means competing against Tesla's cost base and IONNA's automaker funding. In the UK and France, fragmentation leaves room for a mid-size operator, but the capital raised by rivals sets a high bar for site acquisition.</w:t>
+      </w:r>
+    </w:p>
+    <w:p>
+      <w:pPr>
+        <w:ind w:left="360" w:hanging="216"/>
+      </w:pPr>
+      <w:r>
+        <w:t xml:space="preserve">• </w:t>
+      </w:r>
+      <w:r>
+        <w:rPr>
+          <w:b/>
+        </w:rPr>
+        <w:t>Signal freshness:</w:t>
+      </w:r>
+      <w:r>
+        <w:t xml:space="preserve"> US Sep 2026; UK Feb–May 2026; Germany end-2024 (the oldest); France May 2025.</w:t>
+      </w:r>
+    </w:p>
+    <w:p>
+      <w:pPr>
+        <w:ind w:left="360" w:hanging="216"/>
+      </w:pPr>
+      <w:r>
+        <w:t xml:space="preserve">• </w:t>
+      </w:r>
+      <w:r>
+        <w:rPr>
+          <w:b/>
+        </w:rPr>
+        <w:t>What would change our mind:</w:t>
+      </w:r>
+      <w:r>
+        <w:t xml:space="preserve"> A major acquiring a mid-size UK or French operator, which would signal consolidation is closing the window; or Tesla's US share dropping below about 40% as open networks scale.</w:t>
+      </w:r>
+    </w:p>
+    <w:p>
+      <w:pPr>
+        <w:pStyle w:val="Heading3"/>
+      </w:pPr>
+      <w:r>
+        <w:t>Insight 5: The entry windows are time-bound and favour the UK first and France second</w:t>
+      </w:r>
+    </w:p>
+    <w:p>
+      <w:pPr>
+        <w:ind w:left="360" w:hanging="216"/>
+      </w:pPr>
+      <w:r>
+        <w:t xml:space="preserve">• </w:t>
+      </w:r>
+      <w:r>
+        <w:rPr>
+          <w:b/>
+        </w:rPr>
+        <w:t>Insight Summary:</w:t>
+      </w:r>
+      <w:r>
+        <w:t xml:space="preserve"> Two dated catalysts favour the UK and France within the 2026–2028 horizon, while federal support in the US is shrinking.</w:t>
+      </w:r>
+    </w:p>
+    <w:p>
+      <w:pPr>
+        <w:ind w:left="360" w:hanging="216"/>
+      </w:pPr>
+      <w:r>
+        <w:t xml:space="preserve">• </w:t>
+      </w:r>
+      <w:r>
+        <w:rPr>
+          <w:b/>
+        </w:rPr>
+        <w:t>Supporting Evidence or Signals:</w:t>
+      </w:r>
+    </w:p>
+    <w:p>
+      <w:pPr>
+        <w:ind w:left="720" w:hanging="216"/>
+      </w:pPr>
+      <w:r>
+        <w:t xml:space="preserve">• </w:t>
+      </w:r>
+      <w:r>
+        <w:rPr>
+          <w:b/>
+        </w:rPr>
+        <w:t>UK motorway sites:</w:t>
+      </w:r>
+      <w:r>
+        <w:t xml:space="preserve"> Under a 2022 CMA undertaking, Gridserve will not enforce exclusive rights at about two-thirds of motorway service areas after November 2026 [gov.uk/CMA, verified].</w:t>
+      </w:r>
+    </w:p>
+    <w:p>
+      <w:pPr>
+        <w:ind w:left="720" w:hanging="216"/>
+      </w:pPr>
+      <w:r>
+        <w:t xml:space="preserve">• </w:t>
+      </w:r>
+      <w:r>
+        <w:rPr>
+          <w:b/>
+        </w:rPr>
+        <w:t>UK underserved regions</w:t>
+      </w:r>
+      <w:r>
+        <w:t xml:space="preserve"> (rapid chargers per 100,000 people, against a UK average of 41.7) [DfT, verified]: Northern Ireland 19.3, London 27.9, Yorkshire and the Humber 36.6, North East 37.1. Scotland is best served at 59.1.</w:t>
+      </w:r>
+    </w:p>
+    <w:p>
+      <w:pPr>
+        <w:ind w:left="720" w:hanging="216"/>
+      </w:pPr>
+      <w:r>
+        <w:t xml:space="preserve">• </w:t>
+      </w:r>
+      <w:r>
+        <w:rPr>
+          <w:b/>
+        </w:rPr>
+        <w:t>UK funding:</w:t>
+      </w:r>
+      <w:r>
+        <w:t xml:space="preserve"> £400 M from the 2025 Spending Review is committed to strategic road network charging.</w:t>
+      </w:r>
+    </w:p>
+    <w:p>
+      <w:pPr>
+        <w:ind w:left="720" w:hanging="216"/>
+      </w:pPr>
+      <w:r>
+        <w:t xml:space="preserve">• </w:t>
+      </w:r>
+      <w:r>
+        <w:rPr>
+          <w:b/>
+        </w:rPr>
+        <w:t>France:</w:t>
+      </w:r>
+    </w:p>
+    <w:p>
+      <w:pPr>
+        <w:ind w:left="1080" w:hanging="216"/>
+      </w:pPr>
+      <w:r>
+        <w:t xml:space="preserve">• </w:t>
+      </w:r>
+      <w:r>
+        <w:t>The ADVENIR subsidy programme has a budget of about €520 M and now runs to 2030 [Avere-France; the research report's "end-2027" was out of date].</w:t>
+      </w:r>
+    </w:p>
+    <w:p>
+      <w:pPr>
+        <w:ind w:left="1080" w:hanging="216"/>
+      </w:pPr>
+      <w:r>
+        <w:t xml:space="preserve">• </w:t>
+      </w:r>
+      <w:r>
+        <w:t>France 2030 provides €300 M covering up to 40% of eligible costs.</w:t>
+      </w:r>
+    </w:p>
+    <w:p>
+      <w:pPr>
+        <w:ind w:left="1080" w:hanging="216"/>
+      </w:pPr>
+      <w:r>
+        <w:t xml:space="preserve">• </w:t>
+      </w:r>
+      <w:r>
+        <w:t>A motorway master plan targets 22,000 car charging points at 150 kW across about 900 service areas by 2035 [Research: EU report].</w:t>
+      </w:r>
+    </w:p>
+    <w:p>
+      <w:pPr>
+        <w:ind w:left="720" w:hanging="216"/>
+      </w:pPr>
+      <w:r>
+        <w:t xml:space="preserve">• </w:t>
+      </w:r>
+      <w:r>
+        <w:rPr>
+          <w:b/>
+        </w:rPr>
+        <w:t>US:</w:t>
+      </w:r>
+    </w:p>
+    <w:p>
+      <w:pPr>
+        <w:ind w:left="1080" w:hanging="216"/>
+      </w:pPr>
+      <w:r>
+        <w:t xml:space="preserve">• </w:t>
+      </w:r>
+      <w:r>
+        <w:t>$503.8 M of NEVI federal charging funds was repurposed in March 2026 [FHWA notice; search-engine text only].</w:t>
+      </w:r>
+    </w:p>
+    <w:p>
+      <w:pPr>
+        <w:ind w:left="1080" w:hanging="216"/>
+      </w:pPr>
+      <w:r>
+        <w:t xml:space="preserve">• </w:t>
+      </w:r>
+      <w:r>
+        <w:t>84% of NEVI funds were still unobligated in May 2025.</w:t>
+      </w:r>
+    </w:p>
+    <w:p>
+      <w:pPr>
+        <w:ind w:left="1080" w:hanging="216"/>
+      </w:pPr>
+      <w:r>
+        <w:t xml:space="preserve">• </w:t>
+      </w:r>
+      <w:r>
+        <w:t>State programmes remain: California's Fast Charge California ($55 M) and New York ($28.5 M) [Research: US report].</w:t>
+      </w:r>
+    </w:p>
+    <w:p>
+      <w:pPr>
+        <w:ind w:left="360" w:hanging="216"/>
+      </w:pPr>
+      <w:r>
+        <w:t xml:space="preserve">• </w:t>
+      </w:r>
+      <w:r>
+        <w:rPr>
+          <w:b/>
+        </w:rPr>
+        <w:t>Why This Insight Matters:</w:t>
+      </w:r>
+      <w:r>
+        <w:t xml:space="preserve"> Motorway sites in the UK come with high traffic and, in 37 cases, upgraded grid connections. The tender window is short, and competitors with fresh capital (Insight 4) will bid. France offers subsidised capital costs through 2030, which suits a second phase.</w:t>
+      </w:r>
+    </w:p>
+    <w:p>
+      <w:pPr>
+        <w:ind w:left="360" w:hanging="216"/>
+      </w:pPr>
+      <w:r>
+        <w:t xml:space="preserve">• </w:t>
+      </w:r>
+      <w:r>
+        <w:rPr>
+          <w:b/>
+        </w:rPr>
+        <w:t>Signal freshness:</w:t>
+      </w:r>
+      <w:r>
+        <w:t xml:space="preserve"> The CMA undertaking dates from 2022, with a November 2026 deadline two months away; it needs a check for any later change. ADVENIR status is as of Aug 2026. The NEVI notice is March 2026.</w:t>
+      </w:r>
+    </w:p>
+    <w:p>
+      <w:pPr>
+        <w:ind w:left="360" w:hanging="216"/>
+      </w:pPr>
+      <w:r>
+        <w:t xml:space="preserve">• </w:t>
+      </w:r>
+      <w:r>
+        <w:rPr>
+          <w:b/>
+        </w:rPr>
+        <w:t>What would change our mind:</w:t>
+      </w:r>
+      <w:r>
+        <w:t xml:space="preserve"> Any CMA or Gridserve update that delays or narrows the motorway opening, or cuts to ADVENIR or France 2030 funding.</w:t>
+      </w:r>
+    </w:p>
+    <w:p>
+      <w:pPr>
+        <w:pStyle w:val="Heading2"/>
+      </w:pPr>
+      <w:r>
+        <w:t>5. Visual Evidence</w:t>
+      </w:r>
+    </w:p>
+    <w:p>
+      <w:r>
+        <w:t xml:space="preserve">V1–V7 were produced by Amazon Quick Research inside the three reports (exported PDFs in </w:t>
       </w:r>
       <w:r>
         <w:rPr>
           <w:rFonts w:ascii="Menlo" w:hAnsi="Menlo"/>
           <w:sz w:val="18"/>
         </w:rPr>
-        <w:t>screenshots/visuals/v1_…</w:t>
-      </w:r>
-      <w:r>
-        <w:t xml:space="preserve"> to </w:t>
+        <w:t>deliverables/quick_research_reports/</w:t>
+      </w:r>
+      <w:r>
+        <w:t>). V8 is a table view from the agent's Market Analysis. V9 and V10 are charts the agent generated with code execution for its combined analysis document (</w:t>
       </w:r>
       <w:r>
         <w:rPr>
           <w:rFonts w:ascii="Menlo" w:hAnsi="Menlo"/>
           <w:sz w:val="18"/>
         </w:rPr>
-        <w:t>v7_…</w:t>
-      </w:r>
-      <w:r>
-        <w:t xml:space="preserve"> and </w:t>
+        <w:t>deliverables/agent_outputs/05_…docx</w:t>
+      </w:r>
+      <w:r>
+        <w:t xml:space="preserve">). Image files: </w:t>
       </w:r>
       <w:r>
         <w:rPr>
           <w:rFonts w:ascii="Menlo" w:hAnsi="Menlo"/>
           <w:sz w:val="18"/>
         </w:rPr>
+        <w:t>screenshots/visuals/</w:t>
+      </w:r>
+      <w:r>
+        <w:t xml:space="preserve"> and </w:t>
+      </w:r>
+      <w:r>
+        <w:rPr>
+          <w:rFonts w:ascii="Menlo" w:hAnsi="Menlo"/>
+          <w:sz w:val="18"/>
+        </w:rPr>
         <w:t>screenshots/11b_market_analysis_comparison_table.png</w:t>
       </w:r>
       <w:r>
-        <w:t>; all eight are reproduced at the end of this brief.</w:t>
+        <w:t>. All ten are reproduced at the end of this brief.</w:t>
       </w:r>
     </w:p>
     <w:tbl>
@@ -2479,6 +2489,128 @@
                 <w:sz w:val="17"/>
               </w:rPr>
               <w:t xml:space="preserve"> The side-by-side comparison, with definition caveats, that the ranking rests on.</w:t>
+            </w:r>
+          </w:p>
+        </w:tc>
+      </w:tr>
+      <w:tr>
+        <w:tc>
+          <w:tcPr>
+            <w:tcW w:type="dxa" w:w="2340"/>
+          </w:tcPr>
+          <w:p>
+            <w:r>
+              <w:rPr>
+                <w:sz w:val="17"/>
+              </w:rPr>
+              <w:t>V9</w:t>
+            </w:r>
+          </w:p>
+        </w:tc>
+        <w:tc>
+          <w:tcPr>
+            <w:tcW w:type="dxa" w:w="2340"/>
+          </w:tcPr>
+          <w:p>
+            <w:r>
+              <w:rPr>
+                <w:sz w:val="17"/>
+              </w:rPr>
+              <w:t>Grouped bar chart (agent, from dataset + research)</w:t>
+            </w:r>
+          </w:p>
+        </w:tc>
+        <w:tc>
+          <w:tcPr>
+            <w:tcW w:type="dxa" w:w="2340"/>
+          </w:tcPr>
+          <w:p>
+            <w:r>
+              <w:rPr>
+                <w:sz w:val="17"/>
+              </w:rPr>
+              <w:t>EVs per fast charger, 2023 dataset baseline vs latest research: UK 158 → 66, US 112 → 101, Germany 119 → 70, France 79 → 46</w:t>
+            </w:r>
+          </w:p>
+        </w:tc>
+        <w:tc>
+          <w:tcPr>
+            <w:tcW w:type="dxa" w:w="2340"/>
+          </w:tcPr>
+          <w:p>
+            <w:r>
+              <w:rPr>
+                <w:b/>
+                <w:sz w:val="17"/>
+              </w:rPr>
+              <w:t>Insight 1.</w:t>
+            </w:r>
+            <w:r>
+              <w:rPr>
+                <w:sz w:val="17"/>
+              </w:rPr>
+              <w:t xml:space="preserve"> All four markets on one chart. The chart itself notes that definitions differ, so it shows direction only.</w:t>
+            </w:r>
+          </w:p>
+        </w:tc>
+      </w:tr>
+      <w:tr>
+        <w:tc>
+          <w:tcPr>
+            <w:tcW w:type="dxa" w:w="2340"/>
+          </w:tcPr>
+          <w:p>
+            <w:r>
+              <w:rPr>
+                <w:sz w:val="17"/>
+              </w:rPr>
+              <w:t>V10</w:t>
+            </w:r>
+          </w:p>
+        </w:tc>
+        <w:tc>
+          <w:tcPr>
+            <w:tcW w:type="dxa" w:w="2340"/>
+          </w:tcPr>
+          <w:p>
+            <w:r>
+              <w:rPr>
+                <w:sz w:val="17"/>
+              </w:rPr>
+              <w:t>Line chart (agent)</w:t>
+            </w:r>
+          </w:p>
+        </w:tc>
+        <w:tc>
+          <w:tcPr>
+            <w:tcW w:type="dxa" w:w="2340"/>
+          </w:tcPr>
+          <w:p>
+            <w:r>
+              <w:rPr>
+                <w:sz w:val="17"/>
+              </w:rPr>
+              <w:t>US DC fast ports: about 43,000 (2023), 50,428 (2024), about 68,000 (2025), 76,236 (Sep 2026), with the report's "30–35% a year" claim marked as true for 2024→2025 only</w:t>
+            </w:r>
+          </w:p>
+        </w:tc>
+        <w:tc>
+          <w:tcPr>
+            <w:tcW w:type="dxa" w:w="2340"/>
+          </w:tcPr>
+          <w:p>
+            <w:r>
+              <w:rPr>
+                <w:b/>
+                <w:sz w:val="17"/>
+              </w:rPr>
+              <w:t>Insights 1 and 4.</w:t>
+            </w:r>
+            <w:r>
+              <w:rPr>
+                <w:sz w:val="17"/>
+              </w:rPr>
+              <w:t xml:space="preserve"> US build-out is slowing in 2026. The last point is September 2026, not year-end, although the chart title says "End-of-Year".</w:t>
             </w:r>
           </w:p>
         </w:tc>
@@ -3008,7 +3140,7 @@
         <w:rPr>
           <w:b/>
         </w:rPr>
-        <w:t>Four errors were caught</w:t>
+        <w:t>Six errors were caught</w:t>
       </w:r>
       <w:r>
         <w:t xml:space="preserve"> in AI-generated material during review:</w:t>
@@ -3059,8 +3191,40 @@
       </w:r>
     </w:p>
     <w:p>
-      <w:r>
-        <w:t>All four were corrected before Brief v2.</w:t>
+      <w:pPr>
+        <w:ind w:left="720" w:hanging="216"/>
+      </w:pPr>
+      <w:r>
+        <w:t xml:space="preserve">• </w:t>
+      </w:r>
+      <w:r>
+        <w:t>An agent-generated pie chart showing Tesla at 54.2% of US DC ports. It divides by the listed networks only (70,095 ports) instead of the 76,236 total it prints, so the correct share is 49.8%.</w:t>
+      </w:r>
+    </w:p>
+    <w:p>
+      <w:pPr>
+        <w:ind w:left="720" w:hanging="216"/>
+      </w:pPr>
+      <w:r>
+        <w:t xml:space="preserve">• </w:t>
+      </w:r>
+      <w:r>
+        <w:t>An agent-generated bar chart of BEV share. It compares France's single-month August 2026 record (38.8%) with full-year and year-to-date shares for the other markets.</w:t>
+      </w:r>
+    </w:p>
+    <w:p>
+      <w:r>
+        <w:t xml:space="preserve">The first four were corrected before Brief v2. The two charts are excluded from this brief's Visual Evidence and are kept in </w:t>
+      </w:r>
+      <w:r>
+        <w:rPr>
+          <w:rFonts w:ascii="Menlo" w:hAnsi="Menlo"/>
+          <w:sz w:val="18"/>
+        </w:rPr>
+        <w:t>deliverables/agent_outputs/05_…docx</w:t>
+      </w:r>
+      <w:r>
+        <w:t xml:space="preserve"> only as a record.</w:t>
       </w:r>
     </w:p>
     <w:p>
@@ -3964,7 +4128,7 @@
         <w:t xml:space="preserve">5. </w:t>
       </w:r>
       <w:r>
-        <w:t>Overall confidence is Medium: directions are backed by official statistics, but charger definitions differ across sources, utilisation data is thin, and four errors in AI-generated material were caught and corrected during review.</w:t>
+        <w:t>Overall confidence is Medium: directions are backed by official statistics, but charger definitions differ across sources, utilisation data is thin, and six errors in AI-generated material (four in the text, two in agent charts) were caught during review.</w:t>
       </w:r>
     </w:p>
     <w:p>
@@ -4241,6 +4405,19 @@
                 <w:rFonts w:ascii="Menlo" w:hAnsi="Menlo"/>
                 <w:sz w:val="17"/>
               </w:rPr>
+              <w:t>deliverables/agent_outputs/01_…docx</w:t>
+            </w:r>
+            <w:r>
+              <w:rPr>
+                <w:sz w:val="17"/>
+              </w:rPr>
+              <w:t xml:space="preserve">, </w:t>
+            </w:r>
+            <w:r>
+              <w:rPr>
+                <w:rFonts w:ascii="Menlo" w:hAnsi="Menlo"/>
+                <w:sz w:val="17"/>
+              </w:rPr>
               <w:t>screenshots/11*</w:t>
             </w:r>
           </w:p>
@@ -4270,6 +4447,19 @@
                 <w:rFonts w:ascii="Menlo" w:hAnsi="Menlo"/>
                 <w:sz w:val="17"/>
               </w:rPr>
+              <w:t>deliverables/agent_outputs/02_…docx</w:t>
+            </w:r>
+            <w:r>
+              <w:rPr>
+                <w:sz w:val="17"/>
+              </w:rPr>
+              <w:t xml:space="preserve">, </w:t>
+            </w:r>
+            <w:r>
+              <w:rPr>
+                <w:rFonts w:ascii="Menlo" w:hAnsi="Menlo"/>
+                <w:sz w:val="17"/>
+              </w:rPr>
               <w:t>screenshots/12*</w:t>
             </w:r>
           </w:p>
@@ -4299,6 +4489,32 @@
                 <w:rFonts w:ascii="Menlo" w:hAnsi="Menlo"/>
                 <w:sz w:val="17"/>
               </w:rPr>
+              <w:t>deliverables/agent_outputs/03_…docx</w:t>
+            </w:r>
+            <w:r>
+              <w:rPr>
+                <w:sz w:val="17"/>
+              </w:rPr>
+              <w:t xml:space="preserve">, </w:t>
+            </w:r>
+            <w:r>
+              <w:rPr>
+                <w:rFonts w:ascii="Menlo" w:hAnsi="Menlo"/>
+                <w:sz w:val="17"/>
+              </w:rPr>
+              <w:t>04_…docx</w:t>
+            </w:r>
+            <w:r>
+              <w:rPr>
+                <w:sz w:val="17"/>
+              </w:rPr>
+              <w:t xml:space="preserve">, </w:t>
+            </w:r>
+            <w:r>
+              <w:rPr>
+                <w:rFonts w:ascii="Menlo" w:hAnsi="Menlo"/>
+                <w:sz w:val="17"/>
+              </w:rPr>
               <w:t>screenshots/13*</w:t>
             </w:r>
             <w:r>
@@ -4313,6 +4529,35 @@
                 <w:sz w:val="17"/>
               </w:rPr>
               <w:t>screenshots/14*</w:t>
+            </w:r>
+          </w:p>
+        </w:tc>
+      </w:tr>
+      <w:tr>
+        <w:tc>
+          <w:tcPr>
+            <w:tcW w:type="dxa" w:w="4680"/>
+          </w:tcPr>
+          <w:p>
+            <w:r>
+              <w:rPr>
+                <w:sz w:val="17"/>
+              </w:rPr>
+              <w:t>Combined Market Analysis + Reliability document with four agent charts (chat file, not in the Space)</w:t>
+            </w:r>
+          </w:p>
+        </w:tc>
+        <w:tc>
+          <w:tcPr>
+            <w:tcW w:type="dxa" w:w="4680"/>
+          </w:tcPr>
+          <w:p>
+            <w:r>
+              <w:rPr>
+                <w:rFonts w:ascii="Menlo" w:hAnsi="Menlo"/>
+                <w:sz w:val="17"/>
+              </w:rPr>
+              <w:t>deliverables/agent_outputs/05_…docx</w:t>
             </w:r>
           </w:p>
         </w:tc>
@@ -4829,6 +5074,108 @@
           <w:sz w:val="18"/>
         </w:rPr>
         <w:t>V8. Market comparison table (Market Intelligence Agent)</w:t>
+      </w:r>
+    </w:p>
+    <w:p>
+      <w:pPr>
+        <w:jc w:val="center"/>
+      </w:pPr>
+      <w:r>
+        <w:drawing>
+          <wp:inline>
+            <wp:extent cx="5669280" cy="3023616"/>
+            <wp:docPr id="9" name="Picture 9"/>
+            <wp:cNvGraphicFramePr>
+              <a:graphicFrameLocks noChangeAspect="1"/>
+            </wp:cNvGraphicFramePr>
+            <a:graphic>
+              <a:graphicData uri="http://schemas.openxmlformats.org/drawingml/2006/picture">
+                <pic:pic>
+                  <pic:nvPicPr>
+                    <pic:cNvPr id="0" name="v9_agent_evs_per_fast_charger_2023_vs_latest.png"/>
+                    <pic:cNvPicPr/>
+                  </pic:nvPicPr>
+                  <pic:blipFill>
+                    <a:blip r:embed="rId14"/>
+                    <a:stretch>
+                      <a:fillRect/>
+                    </a:stretch>
+                  </pic:blipFill>
+                  <pic:spPr>
+                    <a:xfrm>
+                      <a:off x="0" y="0"/>
+                      <a:ext cx="5669280" cy="3023616"/>
+                    </a:xfrm>
+                    <a:prstGeom prst="rect"/>
+                  </pic:spPr>
+                </pic:pic>
+              </a:graphicData>
+            </a:graphic>
+          </wp:inline>
+        </w:drawing>
+      </w:r>
+    </w:p>
+    <w:p>
+      <w:pPr>
+        <w:jc w:val="center"/>
+      </w:pPr>
+      <w:r>
+        <w:rPr>
+          <w:i/>
+          <w:sz w:val="18"/>
+        </w:rPr>
+        <w:t>V9. EVs per fast charger, 2023 vs latest (Market Intelligence Agent chart)</w:t>
+      </w:r>
+    </w:p>
+    <w:p>
+      <w:pPr>
+        <w:jc w:val="center"/>
+      </w:pPr>
+      <w:r>
+        <w:drawing>
+          <wp:inline>
+            <wp:extent cx="5669280" cy="2897632"/>
+            <wp:docPr id="10" name="Picture 10"/>
+            <wp:cNvGraphicFramePr>
+              <a:graphicFrameLocks noChangeAspect="1"/>
+            </wp:cNvGraphicFramePr>
+            <a:graphic>
+              <a:graphicData uri="http://schemas.openxmlformats.org/drawingml/2006/picture">
+                <pic:pic>
+                  <pic:nvPicPr>
+                    <pic:cNvPr id="0" name="v12_agent_us_dc_port_growth_2023_2026.png"/>
+                    <pic:cNvPicPr/>
+                  </pic:nvPicPr>
+                  <pic:blipFill>
+                    <a:blip r:embed="rId15"/>
+                    <a:stretch>
+                      <a:fillRect/>
+                    </a:stretch>
+                  </pic:blipFill>
+                  <pic:spPr>
+                    <a:xfrm>
+                      <a:off x="0" y="0"/>
+                      <a:ext cx="5669280" cy="2897632"/>
+                    </a:xfrm>
+                    <a:prstGeom prst="rect"/>
+                  </pic:spPr>
+                </pic:pic>
+              </a:graphicData>
+            </a:graphic>
+          </wp:inline>
+        </w:drawing>
+      </w:r>
+    </w:p>
+    <w:p>
+      <w:pPr>
+        <w:jc w:val="center"/>
+      </w:pPr>
+      <w:r>
+        <w:rPr>
+          <w:i/>
+          <w:sz w:val="18"/>
+        </w:rPr>
+        <w:t>V10. US DC fast port growth 2023 to Sep 2026 (Market Intelligence Agent chart)</w:t>
       </w:r>
     </w:p>
     <w:sectPr>

--- a/deliverables/Market_Intelligence_Research_Brief.docx
+++ b/deliverables/Market_Intelligence_Research_Brief.docx
@@ -135,7 +135,7 @@
               <w:rPr>
                 <w:sz w:val="17"/>
               </w:rPr>
-              <w:t xml:space="preserve"> for a site-led entry (motorway service areas opening from November 2026, plus underserved regions). Scope </w:t>
+              <w:t xml:space="preserve"> for a site-led entry: about two-thirds of motorway service areas open to competition from November 2026, and several regions are underserved. Scope </w:t>
             </w:r>
             <w:r>
               <w:rPr>
@@ -155,13 +155,13 @@
                 <w:b/>
                 <w:sz w:val="17"/>
               </w:rPr>
-              <w:t>Defer the United States</w:t>
-            </w:r>
-            <w:r>
-              <w:rPr>
-                <w:sz w:val="17"/>
-              </w:rPr>
-              <w:t>; monitor Germany for concession partnerships.</w:t>
+              <w:t>Defer the United States.</w:t>
+            </w:r>
+            <w:r>
+              <w:rPr>
+                <w:sz w:val="17"/>
+              </w:rPr>
+              <w:t xml:space="preserve"> Monitor Germany for concession partnerships.</w:t>
             </w:r>
           </w:p>
         </w:tc>
@@ -197,7 +197,7 @@
               <w:rPr>
                 <w:sz w:val="17"/>
               </w:rPr>
-              <w:t xml:space="preserve"> Direction is backed by official statistics; magnitudes are weakened by charger-definition mismatches and thin utilisation data.</w:t>
+              <w:t xml:space="preserve"> The direction of each finding is backed by official statistics. The size of each effect is less certain, because sources define chargers differently and utilisation data is thin.</w:t>
             </w:r>
           </w:p>
         </w:tc>
@@ -226,7 +226,7 @@
               <w:rPr>
                 <w:sz w:val="17"/>
               </w:rPr>
-              <w:t>(1) The 2023 "charging gap" in the dataset has largely closed. (2) Demand is policy-driven and diverging: UK/France up, US down. (3) Utilisation and grid cost, not EV demand, are the binding constraint. (4) Competition is concentrated in the US and Germany and fragmented in the UK and France. (5) The entry windows are time-bound.</w:t>
+              <w:t>(1) The 2023 "charging gap" in the dataset has largely closed in the UK, Germany and France; in the US the ratio is back to about its 2023 level. (2) Demand follows policy and is diverging: UK and France up, US down. (3) Utilisation and grid cost, not EV demand, are the binding constraint. (4) Competition is concentrated in the US, moderately concentrated and subsidy-shaped in Germany, and fragmented but consolidating in the UK and France. (5) The entry windows are time-bound.</w:t>
             </w:r>
           </w:p>
         </w:tc>
@@ -255,7 +255,7 @@
               <w:rPr>
                 <w:sz w:val="17"/>
               </w:rPr>
-              <w:t>UK grid-connection queues (5.5-year average gap); UK ZEV mandate review (Aug–Oct 2026); low utilisation (UK ~8% across all public chargers); US demand shock after the tax credit ended.</w:t>
+              <w:t>UK grid-connection delays: a 5.5-year average gap in Ofgem's June 2024 data, before the 2025–26 queue reform. The UK ZEV mandate review (consultation Aug–Oct 2026). Low utilisation: about 8% across all UK public chargers, all speeds. The US demand shock after the tax credit ended.</w:t>
             </w:r>
           </w:p>
         </w:tc>
@@ -284,7 +284,7 @@
               <w:rPr>
                 <w:sz w:val="17"/>
               </w:rPr>
-              <w:t>Grid-capacity checks on shortlisted UK sites; buy rapid-specific utilisation data (UK, France); prepare for the motorway-site tenders; monitor the ZEV mandate consultation.</w:t>
+              <w:t>Grid-capacity checks on shortlisted UK sites; buy UK utilisation data by charger speed and find a French source; prepare for the motorway-site tenders; monitor the ZEV mandate consultation.</w:t>
             </w:r>
           </w:p>
         </w:tc>
@@ -307,7 +307,56 @@
         <w:t>Objective:</w:t>
       </w:r>
       <w:r>
-        <w:t xml:space="preserve"> Decide which market a mid-size public DC fast-charging operator should prioritise for its 2026–2028 network expansion: the United Kingdom, the United States, or the EU core (Germany and France). The decision needs to compare four things across the three markets: demand trajectory, charger supply relative to the EV fleet, competitive intensity, and unit economics. It must also be explicit about how reliable each signal is.</w:t>
+        <w:t xml:space="preserve"> Decide which market a mid-size public DC fast-charging operator should prioritise for its 2026–2028 network expansion: the United Kingdom, the United States, or the EU core (Germany and France). The decision compares the three markets on four things:</w:t>
+      </w:r>
+    </w:p>
+    <w:p>
+      <w:pPr>
+        <w:ind w:left="360" w:hanging="216"/>
+      </w:pPr>
+      <w:r>
+        <w:t xml:space="preserve">• </w:t>
+      </w:r>
+      <w:r>
+        <w:t>demand trajectory;</w:t>
+      </w:r>
+    </w:p>
+    <w:p>
+      <w:pPr>
+        <w:ind w:left="360" w:hanging="216"/>
+      </w:pPr>
+      <w:r>
+        <w:t xml:space="preserve">• </w:t>
+      </w:r>
+      <w:r>
+        <w:t>charger supply relative to the EV fleet;</w:t>
+      </w:r>
+    </w:p>
+    <w:p>
+      <w:pPr>
+        <w:ind w:left="360" w:hanging="216"/>
+      </w:pPr>
+      <w:r>
+        <w:t xml:space="preserve">• </w:t>
+      </w:r>
+      <w:r>
+        <w:t>competitive intensity;</w:t>
+      </w:r>
+    </w:p>
+    <w:p>
+      <w:pPr>
+        <w:ind w:left="360" w:hanging="216"/>
+      </w:pPr>
+      <w:r>
+        <w:t xml:space="preserve">• </w:t>
+      </w:r>
+      <w:r>
+        <w:t>unit economics.</w:t>
+      </w:r>
+    </w:p>
+    <w:p>
+      <w:r>
+        <w:t>It must also be explicit about how reliable each signal is.</w:t>
       </w:r>
     </w:p>
     <w:p>
@@ -357,7 +406,51 @@
         <w:t>Segment:</w:t>
       </w:r>
       <w:r>
-        <w:t xml:space="preserve"> Public DC fast charging for passenger cars. The dataset counts chargers above 22 kW; the external research covers 50 kW+ (UK), DC fast ports (US) and 150 kW+ high-power charging (France).</w:t>
+        <w:t xml:space="preserve"> Public DC fast charging for passenger cars. Charger definitions differ by source:</w:t>
+      </w:r>
+    </w:p>
+    <w:p>
+      <w:pPr>
+        <w:ind w:left="720" w:hanging="216"/>
+      </w:pPr>
+      <w:r>
+        <w:t xml:space="preserve">• </w:t>
+      </w:r>
+      <w:r>
+        <w:t>the dataset counts chargers above 22 kW;</w:t>
+      </w:r>
+    </w:p>
+    <w:p>
+      <w:pPr>
+        <w:ind w:left="720" w:hanging="216"/>
+      </w:pPr>
+      <w:r>
+        <w:t xml:space="preserve">• </w:t>
+      </w:r>
+      <w:r>
+        <w:t>the UK research covers 50 kW+;</w:t>
+      </w:r>
+    </w:p>
+    <w:p>
+      <w:pPr>
+        <w:ind w:left="720" w:hanging="216"/>
+      </w:pPr>
+      <w:r>
+        <w:t xml:space="preserve">• </w:t>
+      </w:r>
+      <w:r>
+        <w:t>the US research covers DC fast ports;</w:t>
+      </w:r>
+    </w:p>
+    <w:p>
+      <w:pPr>
+        <w:ind w:left="720" w:hanging="216"/>
+      </w:pPr>
+      <w:r>
+        <w:t xml:space="preserve">• </w:t>
+      </w:r>
+      <w:r>
+        <w:t>the France research covers 150 kW+ high-power charging.</w:t>
       </w:r>
     </w:p>
     <w:p>
@@ -374,7 +467,51 @@
         <w:t>Competitor types:</w:t>
       </w:r>
       <w:r>
-        <w:t xml:space="preserve"> Charge point operators (CPOs), including independents (InstaVolt, Osprey, Gridserve, Electra, EVgo), oil-and-gas and utility-backed networks (BP Pulse, Shell Recharge, TotalEnergies, EnBW, Aral pulse), automaker-backed networks (Tesla, Ionity, IONNA) and retailer/forecourt hosts.</w:t>
+        <w:t xml:space="preserve"> Charge point operators (CPOs), in four groups:</w:t>
+      </w:r>
+    </w:p>
+    <w:p>
+      <w:pPr>
+        <w:ind w:left="720" w:hanging="216"/>
+      </w:pPr>
+      <w:r>
+        <w:t xml:space="preserve">• </w:t>
+      </w:r>
+      <w:r>
+        <w:t>independents: InstaVolt, Osprey, Gridserve, Electra, EVgo;</w:t>
+      </w:r>
+    </w:p>
+    <w:p>
+      <w:pPr>
+        <w:ind w:left="720" w:hanging="216"/>
+      </w:pPr>
+      <w:r>
+        <w:t xml:space="preserve">• </w:t>
+      </w:r>
+      <w:r>
+        <w:t>oil-and-gas and utility-backed networks: BP Pulse, Shell Recharge, TotalEnergies, EnBW, Aral pulse;</w:t>
+      </w:r>
+    </w:p>
+    <w:p>
+      <w:pPr>
+        <w:ind w:left="720" w:hanging="216"/>
+      </w:pPr>
+      <w:r>
+        <w:t xml:space="preserve">• </w:t>
+      </w:r>
+      <w:r>
+        <w:t>automaker-backed networks: Tesla, Ionity, IONNA;</w:t>
+      </w:r>
+    </w:p>
+    <w:p>
+      <w:pPr>
+        <w:ind w:left="720" w:hanging="216"/>
+      </w:pPr>
+      <w:r>
+        <w:t xml:space="preserve">• </w:t>
+      </w:r>
+      <w:r>
+        <w:t>retailer and forecourt hosts.</w:t>
       </w:r>
     </w:p>
     <w:p>
@@ -446,7 +583,7 @@
         <w:t>Baseline questions</w:t>
       </w:r>
       <w:r>
-        <w:t xml:space="preserve"> on the internal dataset, asked through the agent. Example: EV car stock, public fast chargers, EVs per fast charger and EV sales share for each market in 2023, checked against an independent recomputation (</w:t>
+        <w:t xml:space="preserve"> on the internal dataset, asked through the agent. Example: EV car stock, public fast chargers, EVs per fast charger and EV sales share for each market in 2023. These were checked against an independent recomputation (</w:t>
       </w:r>
       <w:r>
         <w:rPr>
@@ -473,7 +610,7 @@
         <w:t>Structured market-attractiveness questions</w:t>
       </w:r>
       <w:r>
-        <w:t>, one Quick Research run per market. Each run covered the same six dimensions (demand vs policy targets, charger supply growth, competitive concentration, pricing and utilisation, policy and funding, entry risks) so the three reports could be compared side by side.</w:t>
+        <w:t>, one Quick Research run per market. Each run covered the same six dimensions so the three reports could be compared side by side: demand vs policy targets, charger supply growth, competitive concentration, pricing and utilisation, policy and funding, and entry risks.</w:t>
       </w:r>
     </w:p>
     <w:p>
@@ -584,7 +721,56 @@
         <w:t>Source rules.</w:t>
       </w:r>
       <w:r>
-        <w:t xml:space="preserve"> Official and industry-statistics sites were set as preferred websites: gov.uk/DfT, SMMT, Ofgem, Zapmap, IEA, AFDC/DOE, FHWA, EIA, ACEA, Bundesnetzagentur, Avere-France and the EU Alternative Fuels Observatory. Reddit, Quora, Medium and social media were set as websites to avoid. The UK research plan was reviewed and revised before it ran.</w:t>
+        <w:t xml:space="preserve"> Each run had preferred websites of official and industry statistics (screenshots 02, 09b, 10b):</w:t>
+      </w:r>
+    </w:p>
+    <w:p>
+      <w:pPr>
+        <w:ind w:left="720" w:hanging="216"/>
+      </w:pPr>
+      <w:r>
+        <w:t xml:space="preserve">• </w:t>
+      </w:r>
+      <w:r>
+        <w:t>UK: gov.uk, zapmap.com, smmt.co.uk, iea.org, racfoundation.org and ofgem.gov.uk.</w:t>
+      </w:r>
+    </w:p>
+    <w:p>
+      <w:pPr>
+        <w:ind w:left="720" w:hanging="216"/>
+      </w:pPr>
+      <w:r>
+        <w:t xml:space="preserve">• </w:t>
+      </w:r>
+      <w:r>
+        <w:t>US: afdc.energy.gov, energy.gov, driveelectric.gov, fhwa.dot.gov, iea.org and epa.gov.</w:t>
+      </w:r>
+    </w:p>
+    <w:p>
+      <w:pPr>
+        <w:ind w:left="720" w:hanging="216"/>
+      </w:pPr>
+      <w:r>
+        <w:t xml:space="preserve">• </w:t>
+      </w:r>
+      <w:r>
+        <w:t>EU core: the EU Alternative Fuels Observatory, europa.eu, bundesnetzagentur.de, kba.de, avere-france.org, iea.org and acea.auto.</w:t>
+      </w:r>
+    </w:p>
+    <w:p>
+      <w:pPr>
+        <w:ind w:left="720" w:hanging="216"/>
+      </w:pPr>
+      <w:r>
+        <w:t xml:space="preserve">• </w:t>
+      </w:r>
+      <w:r>
+        <w:t>Avoided in all three: reddit.com, quora.com, medium.com and social media.</w:t>
+      </w:r>
+    </w:p>
+    <w:p>
+      <w:r>
+        <w:t>The UK research plan was revised once before it ran, widening topic 2 to cover geographic distribution (screenshot 03).</w:t>
       </w:r>
     </w:p>
     <w:p>
@@ -629,29 +815,29 @@
         <w:t xml:space="preserve">• </w:t>
       </w:r>
       <w:r>
-        <w:t>The agent's reliability pass.</w:t>
-      </w:r>
-    </w:p>
-    <w:p>
-      <w:pPr>
-        <w:ind w:left="720" w:hanging="216"/>
-      </w:pPr>
-      <w:r>
-        <w:t xml:space="preserve">• </w:t>
-      </w:r>
-      <w:r>
-        <w:t>Three arithmetic checks.</w:t>
-      </w:r>
-    </w:p>
-    <w:p>
-      <w:pPr>
-        <w:ind w:left="720" w:hanging="216"/>
-      </w:pPr>
-      <w:r>
-        <w:t xml:space="preserve">• </w:t>
-      </w:r>
-      <w:r>
-        <w:t>A primary-source spot-check of 10 headline figures (6 verified as written, 2 verified with a corrected citation, 1 date out of date, 1 scope error).</w:t>
+        <w:t>The agent's reliability pass, including three arithmetic checks.</w:t>
+      </w:r>
+    </w:p>
+    <w:p>
+      <w:pPr>
+        <w:ind w:left="720" w:hanging="216"/>
+      </w:pPr>
+      <w:r>
+        <w:t xml:space="preserve">• </w:t>
+      </w:r>
+      <w:r>
+        <w:t>A primary-source spot-check of 10 headline figures (Appendix D): 6 verified as written, 2 verified with a corrected citation, 1 date out of date, 1 scope error.</w:t>
+      </w:r>
+    </w:p>
+    <w:p>
+      <w:pPr>
+        <w:ind w:left="720" w:hanging="216"/>
+      </w:pPr>
+      <w:r>
+        <w:t xml:space="preserve">• </w:t>
+      </w:r>
+      <w:r>
+        <w:t>A second line-by-line review of this brief against the reports, the dataset and the agent's documents. It found the errors logged in Appendix E.</w:t>
       </w:r>
     </w:p>
     <w:p>
@@ -676,7 +862,62 @@
         <w:t>Spaces:</w:t>
       </w:r>
       <w:r>
-        <w:t xml:space="preserve"> the "EV Fast-Charging Market Intelligence 2026-2028" Space holds the dataset, a dataset reference note, the three research reports, the Market Analysis, the Reliability Evaluation and both versions of the brief.</w:t>
+        <w:t xml:space="preserve"> the "EV Fast-Charging Market Intelligence 2026-2028" Space holds:</w:t>
+      </w:r>
+    </w:p>
+    <w:p>
+      <w:pPr>
+        <w:ind w:left="720" w:hanging="216"/>
+      </w:pPr>
+      <w:r>
+        <w:t xml:space="preserve">• </w:t>
+      </w:r>
+      <w:r>
+        <w:t>the dataset and a dataset reference note;</w:t>
+      </w:r>
+    </w:p>
+    <w:p>
+      <w:pPr>
+        <w:ind w:left="720" w:hanging="216"/>
+      </w:pPr>
+      <w:r>
+        <w:t xml:space="preserve">• </w:t>
+      </w:r>
+      <w:r>
+        <w:t>the three research reports;</w:t>
+      </w:r>
+    </w:p>
+    <w:p>
+      <w:pPr>
+        <w:ind w:left="720" w:hanging="216"/>
+      </w:pPr>
+      <w:r>
+        <w:t xml:space="preserve">• </w:t>
+      </w:r>
+      <w:r>
+        <w:t>the agent's Market Analysis and Reliability Evaluation;</w:t>
+      </w:r>
+    </w:p>
+    <w:p>
+      <w:pPr>
+        <w:ind w:left="720" w:hanging="216"/>
+      </w:pPr>
+      <w:r>
+        <w:t xml:space="preserve">• </w:t>
+      </w:r>
+      <w:r>
+        <w:t>both versions of the agent's brief;</w:t>
+      </w:r>
+    </w:p>
+    <w:p>
+      <w:pPr>
+        <w:ind w:left="720" w:hanging="216"/>
+      </w:pPr>
+      <w:r>
+        <w:t xml:space="preserve">• </w:t>
+      </w:r>
+      <w:r>
+        <w:t>this brief.</w:t>
       </w:r>
     </w:p>
     <w:p>
@@ -693,7 +934,7 @@
         <w:t>Quick Research:</w:t>
       </w:r>
       <w:r>
-        <w:t xml:space="preserve"> three reports, using preferred and avoided websites, Quick assets, plan revision, and export to the Space and PDF.</w:t>
+        <w:t xml:space="preserve"> three reports, using preferred and avoided websites, Quick assets, plan revision, and export to the Space and to PDF.</w:t>
       </w:r>
     </w:p>
     <w:p>
@@ -710,7 +951,7 @@
         <w:t>Custom chat agent:</w:t>
       </w:r>
       <w:r>
-        <w:t xml:space="preserve"> "Market Intelligence Agent – EV Fast Charging". It has a purpose statement, scope, source-labelling rules, a rule to show both figures when sources conflict, response formats and scope limits (no investment advice, no NPV or IRR). Its knowledge source is the Space.</w:t>
+        <w:t xml:space="preserve"> "Market Intelligence Agent – EV Fast Charging" (screenshots 04–06). Its instructions cover purpose, scope, source-labelling rules, a rule to show both figures when sources conflict, response formats and scope limits (no investment advice, no NPV or IRR). Its knowledge source is the Space.</w:t>
       </w:r>
     </w:p>
     <w:p>
@@ -751,20 +992,45 @@
         <w:rPr>
           <w:b/>
         </w:rPr>
-        <w:t>Scope test:</w:t>
-      </w:r>
-      <w:r>
-        <w:t xml:space="preserve"> a request for IRR/payback, a stock pick and a 2035 EV-fleet forecast. The agent refused all three and cited its scope limits (screenshot 16).</w:t>
-      </w:r>
-    </w:p>
-    <w:p>
-      <w:r>
-        <w:t>Outside Quick, a standard-library Python script re-derived every dataset metric, and 10 cited figures were checked against their primary sources.</w:t>
-      </w:r>
-    </w:p>
-    <w:p>
-      <w:r>
-        <w:t xml:space="preserve">Evidence of AI-assisted work is in </w:t>
+        <w:t>Tests:</w:t>
+      </w:r>
+    </w:p>
+    <w:p>
+      <w:pPr>
+        <w:ind w:left="720" w:hanging="216"/>
+      </w:pPr>
+      <w:r>
+        <w:t xml:space="preserve">• </w:t>
+      </w:r>
+      <w:r>
+        <w:t>A dataset-only test: the agent's 2023 table matches the dataset (screenshots 07a–07b).</w:t>
+      </w:r>
+    </w:p>
+    <w:p>
+      <w:pPr>
+        <w:ind w:left="720" w:hanging="216"/>
+      </w:pPr>
+      <w:r>
+        <w:t xml:space="preserve">• </w:t>
+      </w:r>
+      <w:r>
+        <w:t>A scope test: a request for IRR/payback, a stock pick and a 2035 EV-fleet forecast. The agent refused all three and cited its scope limits (screenshot 16).</w:t>
+      </w:r>
+    </w:p>
+    <w:p>
+      <w:r>
+        <w:t>Outside Quick, a standard-library Python script re-derived the 2023 dataset metrics and the 2030 STEPS stock used here. Separately, 10 cited figures were checked against their primary sources.</w:t>
+      </w:r>
+    </w:p>
+    <w:p>
+      <w:r>
+        <w:rPr>
+          <w:b/>
+        </w:rPr>
+        <w:t>Evidence of AI-assisted work</w:t>
+      </w:r>
+      <w:r>
+        <w:t xml:space="preserve"> is in </w:t>
       </w:r>
       <w:r>
         <w:rPr>
@@ -774,7 +1040,369 @@
         <w:t>screenshots/</w:t>
       </w:r>
       <w:r>
-        <w:t>: Space set-up (01), research set-up and plan (02–03), agent configuration and first test (04–07), research reports (08–10), Market Analysis (11a–11e), Reliability Evaluation (12a–12e), Brief v1 (13a–13d), Brief v2 (14a–14c), the Space contents (15a), a scope test (16), and the charts from the research reports (</w:t>
+        <w:t>:</w:t>
+      </w:r>
+    </w:p>
+    <w:tbl>
+      <w:tblPr>
+        <w:tblW w:type="auto" w:w="0"/>
+        <w:tblLook w:firstColumn="1" w:firstRow="1" w:lastColumn="0" w:lastRow="0" w:noHBand="0" w:noVBand="1" w:val="04A0"/>
+        <w:tblBorders>
+          <w:top w:val="single" w:sz="4" w:color="BFC4C9"/>
+          <w:left w:val="single" w:sz="4" w:color="BFC4C9"/>
+          <w:bottom w:val="single" w:sz="4" w:color="BFC4C9"/>
+          <w:right w:val="single" w:sz="4" w:color="BFC4C9"/>
+          <w:insideH w:val="single" w:sz="4" w:color="BFC4C9"/>
+          <w:insideV w:val="single" w:sz="4" w:color="BFC4C9"/>
+        </w:tblBorders>
+      </w:tblPr>
+      <w:tblGrid>
+        <w:gridCol w:w="4680"/>
+        <w:gridCol w:w="4680"/>
+      </w:tblGrid>
+      <w:tr>
+        <w:tc>
+          <w:tcPr>
+            <w:tcW w:type="dxa" w:w="4680"/>
+          </w:tcPr>
+          <w:p>
+            <w:r>
+              <w:rPr>
+                <w:b/>
+                <w:sz w:val="17"/>
+              </w:rPr>
+              <w:t>Screenshots</w:t>
+            </w:r>
+          </w:p>
+        </w:tc>
+        <w:tc>
+          <w:tcPr>
+            <w:tcW w:type="dxa" w:w="4680"/>
+          </w:tcPr>
+          <w:p>
+            <w:r>
+              <w:rPr>
+                <w:b/>
+                <w:sz w:val="17"/>
+              </w:rPr>
+              <w:t>What they show</w:t>
+            </w:r>
+          </w:p>
+        </w:tc>
+      </w:tr>
+      <w:tr>
+        <w:tc>
+          <w:tcPr>
+            <w:tcW w:type="dxa" w:w="4680"/>
+          </w:tcPr>
+          <w:p>
+            <w:r>
+              <w:rPr>
+                <w:sz w:val="17"/>
+              </w:rPr>
+              <w:t>01</w:t>
+            </w:r>
+          </w:p>
+        </w:tc>
+        <w:tc>
+          <w:tcPr>
+            <w:tcW w:type="dxa" w:w="4680"/>
+          </w:tcPr>
+          <w:p>
+            <w:r>
+              <w:rPr>
+                <w:sz w:val="17"/>
+              </w:rPr>
+              <w:t>Space set-up</w:t>
+            </w:r>
+          </w:p>
+        </w:tc>
+      </w:tr>
+      <w:tr>
+        <w:tc>
+          <w:tcPr>
+            <w:tcW w:type="dxa" w:w="4680"/>
+          </w:tcPr>
+          <w:p>
+            <w:r>
+              <w:rPr>
+                <w:sz w:val="17"/>
+              </w:rPr>
+              <w:t>02–03</w:t>
+            </w:r>
+          </w:p>
+        </w:tc>
+        <w:tc>
+          <w:tcPr>
+            <w:tcW w:type="dxa" w:w="4680"/>
+          </w:tcPr>
+          <w:p>
+            <w:r>
+              <w:rPr>
+                <w:sz w:val="17"/>
+              </w:rPr>
+              <w:t>UK research set-up and revised plan</w:t>
+            </w:r>
+          </w:p>
+        </w:tc>
+      </w:tr>
+      <w:tr>
+        <w:tc>
+          <w:tcPr>
+            <w:tcW w:type="dxa" w:w="4680"/>
+          </w:tcPr>
+          <w:p>
+            <w:r>
+              <w:rPr>
+                <w:sz w:val="17"/>
+              </w:rPr>
+              <w:t>04–06</w:t>
+            </w:r>
+          </w:p>
+        </w:tc>
+        <w:tc>
+          <w:tcPr>
+            <w:tcW w:type="dxa" w:w="4680"/>
+          </w:tcPr>
+          <w:p>
+            <w:r>
+              <w:rPr>
+                <w:sz w:val="17"/>
+              </w:rPr>
+              <w:t>Agent configuration and knowledge source</w:t>
+            </w:r>
+          </w:p>
+        </w:tc>
+      </w:tr>
+      <w:tr>
+        <w:tc>
+          <w:tcPr>
+            <w:tcW w:type="dxa" w:w="4680"/>
+          </w:tcPr>
+          <w:p>
+            <w:r>
+              <w:rPr>
+                <w:sz w:val="17"/>
+              </w:rPr>
+              <w:t>07a–07b</w:t>
+            </w:r>
+          </w:p>
+        </w:tc>
+        <w:tc>
+          <w:tcPr>
+            <w:tcW w:type="dxa" w:w="4680"/>
+          </w:tcPr>
+          <w:p>
+            <w:r>
+              <w:rPr>
+                <w:sz w:val="17"/>
+              </w:rPr>
+              <w:t>First agent test</w:t>
+            </w:r>
+          </w:p>
+        </w:tc>
+      </w:tr>
+      <w:tr>
+        <w:tc>
+          <w:tcPr>
+            <w:tcW w:type="dxa" w:w="4680"/>
+          </w:tcPr>
+          <w:p>
+            <w:r>
+              <w:rPr>
+                <w:sz w:val="17"/>
+              </w:rPr>
+              <w:t>08, 09a–09b, 10a–10b</w:t>
+            </w:r>
+          </w:p>
+        </w:tc>
+        <w:tc>
+          <w:tcPr>
+            <w:tcW w:type="dxa" w:w="4680"/>
+          </w:tcPr>
+          <w:p>
+            <w:r>
+              <w:rPr>
+                <w:sz w:val="17"/>
+              </w:rPr>
+              <w:t>Research reports and their materials</w:t>
+            </w:r>
+          </w:p>
+        </w:tc>
+      </w:tr>
+      <w:tr>
+        <w:tc>
+          <w:tcPr>
+            <w:tcW w:type="dxa" w:w="4680"/>
+          </w:tcPr>
+          <w:p>
+            <w:r>
+              <w:rPr>
+                <w:sz w:val="17"/>
+              </w:rPr>
+              <w:t>11a–11e</w:t>
+            </w:r>
+          </w:p>
+        </w:tc>
+        <w:tc>
+          <w:tcPr>
+            <w:tcW w:type="dxa" w:w="4680"/>
+          </w:tcPr>
+          <w:p>
+            <w:r>
+              <w:rPr>
+                <w:sz w:val="17"/>
+              </w:rPr>
+              <w:t>Market Analysis</w:t>
+            </w:r>
+          </w:p>
+        </w:tc>
+      </w:tr>
+      <w:tr>
+        <w:tc>
+          <w:tcPr>
+            <w:tcW w:type="dxa" w:w="4680"/>
+          </w:tcPr>
+          <w:p>
+            <w:r>
+              <w:rPr>
+                <w:sz w:val="17"/>
+              </w:rPr>
+              <w:t>12a–12e</w:t>
+            </w:r>
+          </w:p>
+        </w:tc>
+        <w:tc>
+          <w:tcPr>
+            <w:tcW w:type="dxa" w:w="4680"/>
+          </w:tcPr>
+          <w:p>
+            <w:r>
+              <w:rPr>
+                <w:sz w:val="17"/>
+              </w:rPr>
+              <w:t>Reliability Evaluation</w:t>
+            </w:r>
+          </w:p>
+        </w:tc>
+      </w:tr>
+      <w:tr>
+        <w:tc>
+          <w:tcPr>
+            <w:tcW w:type="dxa" w:w="4680"/>
+          </w:tcPr>
+          <w:p>
+            <w:r>
+              <w:rPr>
+                <w:sz w:val="17"/>
+              </w:rPr>
+              <w:t>13a–13d</w:t>
+            </w:r>
+          </w:p>
+        </w:tc>
+        <w:tc>
+          <w:tcPr>
+            <w:tcW w:type="dxa" w:w="4680"/>
+          </w:tcPr>
+          <w:p>
+            <w:r>
+              <w:rPr>
+                <w:sz w:val="17"/>
+              </w:rPr>
+              <w:t>Brief v1</w:t>
+            </w:r>
+          </w:p>
+        </w:tc>
+      </w:tr>
+      <w:tr>
+        <w:tc>
+          <w:tcPr>
+            <w:tcW w:type="dxa" w:w="4680"/>
+          </w:tcPr>
+          <w:p>
+            <w:r>
+              <w:rPr>
+                <w:sz w:val="17"/>
+              </w:rPr>
+              <w:t>14a–14c</w:t>
+            </w:r>
+          </w:p>
+        </w:tc>
+        <w:tc>
+          <w:tcPr>
+            <w:tcW w:type="dxa" w:w="4680"/>
+          </w:tcPr>
+          <w:p>
+            <w:r>
+              <w:rPr>
+                <w:sz w:val="17"/>
+              </w:rPr>
+              <w:t>Brief v2</w:t>
+            </w:r>
+          </w:p>
+        </w:tc>
+      </w:tr>
+      <w:tr>
+        <w:tc>
+          <w:tcPr>
+            <w:tcW w:type="dxa" w:w="4680"/>
+          </w:tcPr>
+          <w:p>
+            <w:r>
+              <w:rPr>
+                <w:sz w:val="17"/>
+              </w:rPr>
+              <w:t>15a–15b</w:t>
+            </w:r>
+          </w:p>
+        </w:tc>
+        <w:tc>
+          <w:tcPr>
+            <w:tcW w:type="dxa" w:w="4680"/>
+          </w:tcPr>
+          <w:p>
+            <w:r>
+              <w:rPr>
+                <w:sz w:val="17"/>
+              </w:rPr>
+              <w:t>Space contents</w:t>
+            </w:r>
+          </w:p>
+        </w:tc>
+      </w:tr>
+      <w:tr>
+        <w:tc>
+          <w:tcPr>
+            <w:tcW w:type="dxa" w:w="4680"/>
+          </w:tcPr>
+          <w:p>
+            <w:r>
+              <w:rPr>
+                <w:sz w:val="17"/>
+              </w:rPr>
+              <w:t>16</w:t>
+            </w:r>
+          </w:p>
+        </w:tc>
+        <w:tc>
+          <w:tcPr>
+            <w:tcW w:type="dxa" w:w="4680"/>
+          </w:tcPr>
+          <w:p>
+            <w:r>
+              <w:rPr>
+                <w:sz w:val="17"/>
+              </w:rPr>
+              <w:t>Scope test</w:t>
+            </w:r>
+          </w:p>
+        </w:tc>
+      </w:tr>
+    </w:tbl>
+    <w:p/>
+    <w:p>
+      <w:r>
+        <w:t xml:space="preserve">The charts are in </w:t>
       </w:r>
       <w:r>
         <w:rPr>
@@ -784,7 +1412,7 @@
         <w:t>visuals/</w:t>
       </w:r>
       <w:r>
-        <w:t>).</w:t>
+        <w:t>.</w:t>
       </w:r>
     </w:p>
     <w:p>
@@ -800,7 +1428,12 @@
         <w:pStyle w:val="Heading3"/>
       </w:pPr>
       <w:r>
-        <w:t>Insight 1: The 2023 "charging gap" has largely closed; build-out is now outrunning the fleet in every market</w:t>
+        <w:t>Insight 1: The 2023 "charging gap" has largely closed</w:t>
+      </w:r>
+    </w:p>
+    <w:p>
+      <w:r>
+        <w:t>Build-out has outrun the fleet in the UK, Germany and France. The US is back to its 2023 level.</w:t>
       </w:r>
     </w:p>
     <w:p>
@@ -816,8 +1449,49 @@
         </w:rPr>
         <w:t>Insight Summary:</w:t>
       </w:r>
-      <w:r>
-        <w:t xml:space="preserve"> The internal dataset shows EVs per public fast charger rising in the UK from 69 in 2018 to 158 in 2023, which reads as a widening undersupply. The 2024–2026 evidence reverses that: charger counts grew faster than the fleet in all four markets. A 2026 entry thesis built on national undersupply is out of date. The case now rests on where individual sites are still thin, and on how well they are used.</w:t>
+    </w:p>
+    <w:p>
+      <w:pPr>
+        <w:ind w:left="720" w:hanging="216"/>
+      </w:pPr>
+      <w:r>
+        <w:t xml:space="preserve">• </w:t>
+      </w:r>
+      <w:r>
+        <w:t>The internal dataset shows EVs per public fast charger rising in the UK from 69 in 2018 to 158 in 2023, which reads as a widening undersupply.</w:t>
+      </w:r>
+    </w:p>
+    <w:p>
+      <w:pPr>
+        <w:ind w:left="720" w:hanging="216"/>
+      </w:pPr>
+      <w:r>
+        <w:t xml:space="preserve">• </w:t>
+      </w:r>
+      <w:r>
+        <w:t>The 2024–2026 evidence reverses that in the UK, Germany and France, where charger counts grew faster than the fleet.</w:t>
+      </w:r>
+    </w:p>
+    <w:p>
+      <w:pPr>
+        <w:ind w:left="720" w:hanging="216"/>
+      </w:pPr>
+      <w:r>
+        <w:t xml:space="preserve">• </w:t>
+      </w:r>
+      <w:r>
+        <w:t>In the US the ratio rose in 2024 and has since fallen back to about its 2023 level, not below it.</w:t>
+      </w:r>
+    </w:p>
+    <w:p>
+      <w:pPr>
+        <w:ind w:left="720" w:hanging="216"/>
+      </w:pPr>
+      <w:r>
+        <w:t xml:space="preserve">• </w:t>
+      </w:r>
+      <w:r>
+        <w:t>A 2026 entry case built on national undersupply is therefore out of date. It now rests on where individual sites are still thin, and on how well they are used.</w:t>
       </w:r>
     </w:p>
     <w:p>
@@ -848,7 +1522,62 @@
         <w:t>Dataset, 2023</w:t>
       </w:r>
       <w:r>
-        <w:t xml:space="preserve"> (IEA Global EV Data 2024; EVs per public fast charger, chargers above 22 kW, BEV+PHEV): UK 158 (1.58 M EVs ÷ 10,000 chargers); US 112 (4.82 M ÷ 43,000); Germany 119 (2.50 M ÷ 21,000); France 79 (1.57 M ÷ 20,000); EU27 99, where fast chargers grew +67% in 2023.</w:t>
+        <w:t xml:space="preserve"> (IEA Global EV Data 2024; EVs per public fast charger, chargers above 22 kW, BEV+PHEV fleet):</w:t>
+      </w:r>
+    </w:p>
+    <w:p>
+      <w:pPr>
+        <w:ind w:left="1080" w:hanging="216"/>
+      </w:pPr>
+      <w:r>
+        <w:t xml:space="preserve">• </w:t>
+      </w:r>
+      <w:r>
+        <w:t>UK 158 (1.58 M EVs ÷ 10,000 chargers);</w:t>
+      </w:r>
+    </w:p>
+    <w:p>
+      <w:pPr>
+        <w:ind w:left="1080" w:hanging="216"/>
+      </w:pPr>
+      <w:r>
+        <w:t xml:space="preserve">• </w:t>
+      </w:r>
+      <w:r>
+        <w:t>US 112 (4.82 M ÷ 43,000);</w:t>
+      </w:r>
+    </w:p>
+    <w:p>
+      <w:pPr>
+        <w:ind w:left="1080" w:hanging="216"/>
+      </w:pPr>
+      <w:r>
+        <w:t xml:space="preserve">• </w:t>
+      </w:r>
+      <w:r>
+        <w:t>Germany 119 (2.50 M ÷ 21,000);</w:t>
+      </w:r>
+    </w:p>
+    <w:p>
+      <w:pPr>
+        <w:ind w:left="1080" w:hanging="216"/>
+      </w:pPr>
+      <w:r>
+        <w:t xml:space="preserve">• </w:t>
+      </w:r>
+      <w:r>
+        <w:t>France 79 (1.57 M ÷ 20,000);</w:t>
+      </w:r>
+    </w:p>
+    <w:p>
+      <w:pPr>
+        <w:ind w:left="1080" w:hanging="216"/>
+      </w:pPr>
+      <w:r>
+        <w:t xml:space="preserve">• </w:t>
+      </w:r>
+      <w:r>
+        <w:t>EU27 99, where fast chargers grew 67% in 2023.</w:t>
       </w:r>
     </w:p>
     <w:p>
@@ -864,8 +1593,49 @@
         </w:rPr>
         <w:t>UK:</w:t>
       </w:r>
-      <w:r>
-        <w:t xml:space="preserve"> 50 kW+ chargers went from 10,118 (Jan 2024) to 28,887 (1 Jul 2026) [Research: UK report; DfT statistics, verified]. That is about 66 BEVs per 50 kW+ charger by mid-2026 [Research: UK report, DfT Apr 2026]. The BEV fleet grew from about 1.33 M (end-2024) to about 2.1 M (mid-2026). That is +58%; the report's claim that it "doubled" is wrong.</w:t>
+    </w:p>
+    <w:p>
+      <w:pPr>
+        <w:ind w:left="1080" w:hanging="216"/>
+      </w:pPr>
+      <w:r>
+        <w:t xml:space="preserve">• </w:t>
+      </w:r>
+      <w:r>
+        <w:t>Chargers rated 50 kW+ went from 10,118 devices (Jan 2024) to 28,887 chargers (1 Jul 2026) [DfT, verified].</w:t>
+      </w:r>
+    </w:p>
+    <w:p>
+      <w:pPr>
+        <w:ind w:left="1080" w:hanging="216"/>
+      </w:pPr>
+      <w:r>
+        <w:t xml:space="preserve">• </w:t>
+      </w:r>
+      <w:r>
+        <w:t>The two counts are not like-for-like. DfT switched from counting devices to counting connectors in January 2026; on the old basis, July 2026's 121,171 chargers are 97,266 devices [Research: UK report].</w:t>
+      </w:r>
+    </w:p>
+    <w:p>
+      <w:pPr>
+        <w:ind w:left="1080" w:hanging="216"/>
+      </w:pPr>
+      <w:r>
+        <w:t xml:space="preserve">• </w:t>
+      </w:r>
+      <w:r>
+        <w:t>The UK report's "about 66 BEVs per 50 kW+ charger" (attributed to DfT, April 2026) could not be reproduced. Recomputed as 2.1 M BEVs ÷ 28,887, it is about 73 in mid-2026 (our calculation). Either way it is far below the dataset's 158, though that figure counted BEV+PHEV per charger above 22 kW.</w:t>
+      </w:r>
+    </w:p>
+    <w:p>
+      <w:pPr>
+        <w:ind w:left="1080" w:hanging="216"/>
+      </w:pPr>
+      <w:r>
+        <w:t xml:space="preserve">• </w:t>
+      </w:r>
+      <w:r>
+        <w:t>The BEV fleet grew from about 1.33 M (end-2024) to about 2.1 M (mid-2026). That is +58%, not the "doubled" the report claims.</w:t>
       </w:r>
     </w:p>
     <w:p>
@@ -881,8 +1651,38 @@
         </w:rPr>
         <w:t>Germany:</w:t>
       </w:r>
-      <w:r>
-        <w:t xml:space="preserve"> DC fast points went from 21,000 (2023) to 40,777 (Jul 2025) to 48,729 (Jan 2026) to 54,341 (Jul 2026) [Research: EU report; Bundesnetzagentur via heise/electrive, verified]. That gives about 71 EVs per fast charger in mid-2025.</w:t>
+    </w:p>
+    <w:p>
+      <w:pPr>
+        <w:ind w:left="1080" w:hanging="216"/>
+      </w:pPr>
+      <w:r>
+        <w:t xml:space="preserve">• </w:t>
+      </w:r>
+      <w:r>
+        <w:t>Public fast points (IEA, above 22 kW) were 21,000 in 2023.</w:t>
+      </w:r>
+    </w:p>
+    <w:p>
+      <w:pPr>
+        <w:ind w:left="1080" w:hanging="216"/>
+      </w:pPr>
+      <w:r>
+        <w:t xml:space="preserve">• </w:t>
+      </w:r>
+      <w:r>
+        <w:t>DC fast points (Bundesnetzagentur) reached 40,777 (Jul 2025), 48,729 (Jan 2026) and 54,341 (Jul 2026) [Research: EU report; heise 31 Jul 2026 and electrive 4 Feb 2026, verified].</w:t>
+      </w:r>
+    </w:p>
+    <w:p>
+      <w:pPr>
+        <w:ind w:left="1080" w:hanging="216"/>
+      </w:pPr>
+      <w:r>
+        <w:t xml:space="preserve">• </w:t>
+      </w:r>
+      <w:r>
+        <w:t>The EU report gives about 71 EVs (BEV+PHEV) per fast charger in mid-2025. The IEA and Bundesnetzagentur may not use the same "fast" threshold.</w:t>
       </w:r>
     </w:p>
     <w:p>
@@ -898,8 +1698,38 @@
         </w:rPr>
         <w:t>France:</w:t>
       </w:r>
-      <w:r>
-        <w:t xml:space="preserve"> 150 kW+ points went from 19,848 (Feb 2024) to 31,335 (Feb 2025) [Research: EU report; Avere-France]. That gives about 46 EVs per high-power point.</w:t>
+    </w:p>
+    <w:p>
+      <w:pPr>
+        <w:ind w:left="1080" w:hanging="216"/>
+      </w:pPr>
+      <w:r>
+        <w:t xml:space="preserve">• </w:t>
+      </w:r>
+      <w:r>
+        <w:t>Points of 150 kW and above went from 19,848 (Feb 2024) to 31,335 (Feb 2025) [Research: EU report; Avere-France].</w:t>
+      </w:r>
+    </w:p>
+    <w:p>
+      <w:pPr>
+        <w:ind w:left="1080" w:hanging="216"/>
+      </w:pPr>
+      <w:r>
+        <w:t xml:space="preserve">• </w:t>
+      </w:r>
+      <w:r>
+        <w:t>The report's "about 46 EVs per high-power point" has no stated derivation. On the dataset's BEV+PHEV basis it is at least 50: the end-2023 fleet alone, 1.57 M, divided by 31,335. So 46 is probably a BEV-only figure.</w:t>
+      </w:r>
+    </w:p>
+    <w:p>
+      <w:pPr>
+        <w:ind w:left="1080" w:hanging="216"/>
+      </w:pPr>
+      <w:r>
+        <w:t xml:space="preserve">• </w:t>
+      </w:r>
+      <w:r>
+        <w:t>Either way the ratio is below the 2023 baseline of 79, which counted all chargers above 22 kW.</w:t>
       </w:r>
     </w:p>
     <w:p>
@@ -915,8 +1745,49 @@
         </w:rPr>
         <w:t>US:</w:t>
       </w:r>
-      <w:r>
-        <w:t xml:space="preserve"> DC fast ports went from 43,000 (2023) to 50,428 (Dec 2024), about 68,000 (end-2025) and 76,236 (Sep 2026) [Research: US report; evchargingstations.com, verified]. That gives about 96–106 EVs per port.</w:t>
+    </w:p>
+    <w:p>
+      <w:pPr>
+        <w:ind w:left="1080" w:hanging="216"/>
+      </w:pPr>
+      <w:r>
+        <w:t xml:space="preserve">• </w:t>
+      </w:r>
+      <w:r>
+        <w:t>Public fast chargers were about 43,000 in 2023. That is the IEA figure for chargers above 22 kW, not an AFDC count of DC ports.</w:t>
+      </w:r>
+    </w:p>
+    <w:p>
+      <w:pPr>
+        <w:ind w:left="1080" w:hanging="216"/>
+      </w:pPr>
+      <w:r>
+        <w:t xml:space="preserve">• </w:t>
+      </w:r>
+      <w:r>
+        <w:t>DC fast ports reached 50,428 (Dec 2024), about 68,000 (end-2025) and 76,236 (3 Sep 2026) [Research: US report; evchargingstations.com, verified].</w:t>
+      </w:r>
+    </w:p>
+    <w:p>
+      <w:pPr>
+        <w:ind w:left="1080" w:hanging="216"/>
+      </w:pPr>
+      <w:r>
+        <w:t xml:space="preserve">• </w:t>
+      </w:r>
+      <w:r>
+        <w:t>On a BEV+PHEV basis, that is about 127 EVs per port at end-2024 and about 115–118 in 2025–26 (our estimate). The estimate takes 4.82 M EVs in 2023, adds about 1.6 M plug-in sales a year (from the US report's sales shares) and ignores scrappage.</w:t>
+      </w:r>
+    </w:p>
+    <w:p>
+      <w:pPr>
+        <w:ind w:left="1080" w:hanging="216"/>
+      </w:pPr>
+      <w:r>
+        <w:t xml:space="preserve">• </w:t>
+      </w:r>
+      <w:r>
+        <w:t>The US report's "96–106" cannot be reproduced and is not used.</w:t>
       </w:r>
     </w:p>
     <w:p>
@@ -932,8 +1803,49 @@
         </w:rPr>
         <w:t>Why This Insight Matters:</w:t>
       </w:r>
-      <w:r>
-        <w:t xml:space="preserve"> Each charger now serves fewer EVs than in 2023, so revenue per charger falls unless a site sits where demand is still concentrated. It changes the question leadership should ask, from "which country is short of chargers?" to "which sites are short of chargers, and can we win them?". It also means the 2023 dataset alone would have pointed the operator the wrong way.</w:t>
+    </w:p>
+    <w:p>
+      <w:pPr>
+        <w:ind w:left="720" w:hanging="216"/>
+      </w:pPr>
+      <w:r>
+        <w:t xml:space="preserve">• </w:t>
+      </w:r>
+      <w:r>
+        <w:t>In the UK, Germany and France each charger now serves fewer EVs than in 2023, so revenue per charger falls unless a site sits where demand is still concentrated.</w:t>
+      </w:r>
+    </w:p>
+    <w:p>
+      <w:pPr>
+        <w:ind w:left="720" w:hanging="216"/>
+      </w:pPr>
+      <w:r>
+        <w:t xml:space="preserve">• </w:t>
+      </w:r>
+      <w:r>
+        <w:t>In the US, supply has only caught up with the fleet; it has not overtaken it.</w:t>
+      </w:r>
+    </w:p>
+    <w:p>
+      <w:pPr>
+        <w:ind w:left="720" w:hanging="216"/>
+      </w:pPr>
+      <w:r>
+        <w:t xml:space="preserve">• </w:t>
+      </w:r>
+      <w:r>
+        <w:t>Leadership's question changes from "which country is short of chargers?" to "which sites are short of chargers, and can we win them?".</w:t>
+      </w:r>
+    </w:p>
+    <w:p>
+      <w:pPr>
+        <w:ind w:left="720" w:hanging="216"/>
+      </w:pPr>
+      <w:r>
+        <w:t xml:space="preserve">• </w:t>
+      </w:r>
+      <w:r>
+        <w:t>The 2023 dataset alone would have pointed the operator the wrong way.</w:t>
       </w:r>
     </w:p>
     <w:p>
@@ -949,8 +1861,38 @@
         </w:rPr>
         <w:t>Signal freshness:</w:t>
       </w:r>
-      <w:r>
-        <w:t xml:space="preserve"> UK 1 Jul 2026 (DfT, published 27 Aug 2026); Germany Jul 2026; US Sep 2026; France Feb 2025. The France figure is the oldest; the other three are current.</w:t>
+    </w:p>
+    <w:p>
+      <w:pPr>
+        <w:ind w:left="720" w:hanging="216"/>
+      </w:pPr>
+      <w:r>
+        <w:t xml:space="preserve">• </w:t>
+      </w:r>
+      <w:r>
+        <w:t>Charger counts: UK 1 Jul 2026 (DfT, published 27 Aug 2026); Germany Jul 2026; US 3 Sep 2026; France Feb 2025.</w:t>
+      </w:r>
+    </w:p>
+    <w:p>
+      <w:pPr>
+        <w:ind w:left="720" w:hanging="216"/>
+      </w:pPr>
+      <w:r>
+        <w:t xml:space="preserve">• </w:t>
+      </w:r>
+      <w:r>
+        <w:t>The ratios are older than the counts: the UK report's 66 is April 2026 (our recomputation is mid-2026), Germany's 71 is mid-2025, and France's 46 is Feb 2025.</w:t>
+      </w:r>
+    </w:p>
+    <w:p>
+      <w:pPr>
+        <w:ind w:left="720" w:hanging="216"/>
+      </w:pPr>
+      <w:r>
+        <w:t xml:space="preserve">• </w:t>
+      </w:r>
+      <w:r>
+        <w:t>Recomputed at the latest counts, the UK, German and French ratios would be lower still. That strengthens the direction of this insight.</w:t>
       </w:r>
     </w:p>
     <w:p>
@@ -967,7 +1909,7 @@
         <w:t>What would change our mind:</w:t>
       </w:r>
       <w:r>
-        <w:t xml:space="preserve"> Q3/Q4 2026 statistics showing BEV fleet growth outpacing charger growth again, or UK BEVs per 50 kW+ charger rising back above ~80.</w:t>
+        <w:t xml:space="preserve"> Q3/Q4 2026 statistics showing BEV fleet growth outpacing charger growth again, or UK BEVs per 50 kW+ charger (about 73 in mid-2026) rising back above ~80.</w:t>
       </w:r>
     </w:p>
     <w:p>
@@ -975,7 +1917,12 @@
         <w:pStyle w:val="Heading3"/>
       </w:pPr>
       <w:r>
-        <w:t>Insight 2: EV demand is policy-driven and diverging; the UK has a statutory floor, France has momentum, the US has lost its federal support</w:t>
+        <w:t>Insight 2: EV demand follows policy and is diverging</w:t>
+      </w:r>
+    </w:p>
+    <w:p>
+      <w:r>
+        <w:t>The UK has a mandate target, France has momentum, and the US has lost its federal support.</w:t>
       </w:r>
     </w:p>
     <w:p>
@@ -991,8 +1938,60 @@
         </w:rPr>
         <w:t>Insight Summary:</w:t>
       </w:r>
-      <w:r>
-        <w:t xml:space="preserve"> New-car demand in all four markets tracks policy almost one-for-one. The UK ZEV mandate sets a legal floor that rises steeply to 2028. France is accelerating with subsidies extended. Germany recovered after cutting and then reintroducing grants. The US fell sharply once the federal credit expired.</w:t>
+    </w:p>
+    <w:p>
+      <w:pPr>
+        <w:ind w:left="720" w:hanging="216"/>
+      </w:pPr>
+      <w:r>
+        <w:t xml:space="preserve">• </w:t>
+      </w:r>
+      <w:r>
+        <w:t>Policy is the biggest single driver of new-car EV demand in all four markets, though not the only one.</w:t>
+      </w:r>
+    </w:p>
+    <w:p>
+      <w:pPr>
+        <w:ind w:left="720" w:hanging="216"/>
+      </w:pPr>
+      <w:r>
+        <w:t xml:space="preserve">• </w:t>
+      </w:r>
+      <w:r>
+        <w:t>The UK ZEV mandate sets targets that rise steeply to 2028, but compliance flexibilities soften their effect on actual sales.</w:t>
+      </w:r>
+    </w:p>
+    <w:p>
+      <w:pPr>
+        <w:ind w:left="720" w:hanging="216"/>
+      </w:pPr>
+      <w:r>
+        <w:t xml:space="preserve">• </w:t>
+      </w:r>
+      <w:r>
+        <w:t>France is accelerating with demand support still in place.</w:t>
+      </w:r>
+    </w:p>
+    <w:p>
+      <w:pPr>
+        <w:ind w:left="720" w:hanging="216"/>
+      </w:pPr>
+      <w:r>
+        <w:t xml:space="preserve">• </w:t>
+      </w:r>
+      <w:r>
+        <w:t>Germany slumped when its grant ended in 2024, recovered in 2025 on fleet and corporate buying before any grant returned, and was boosted in 2026 by high fuel prices plus a new grant.</w:t>
+      </w:r>
+    </w:p>
+    <w:p>
+      <w:pPr>
+        <w:ind w:left="720" w:hanging="216"/>
+      </w:pPr>
+      <w:r>
+        <w:t xml:space="preserve">• </w:t>
+      </w:r>
+      <w:r>
+        <w:t>US demand fell sharply once the federal credit expired.</w:t>
       </w:r>
     </w:p>
     <w:p>
@@ -1042,7 +2041,7 @@
         <w:t xml:space="preserve">• </w:t>
       </w:r>
       <w:r>
-        <w:t>The mandate targets 28% for 2025, 33% for 2026 and 52% for 2028 [Research: UK report; VETS Order].</w:t>
+        <w:t>The mandate targets are 22% for 2024, 28% for 2025, 33% for 2026 and 52% for 2028 [Research: UK report; VETS Order].</w:t>
       </w:r>
     </w:p>
     <w:p>
@@ -1053,6 +2052,39 @@
         <w:t xml:space="preserve">• </w:t>
       </w:r>
       <w:r>
+        <w:t>Actual BEV share ran 2.4 points (2024) and 4.6 points (2025) below target, yet all manufacturers complied through borrowing, trading and CO₂ transfers [Research: UK report].</w:t>
+      </w:r>
+    </w:p>
+    <w:p>
+      <w:pPr>
+        <w:ind w:left="1080" w:hanging="216"/>
+      </w:pPr>
+      <w:r>
+        <w:t xml:space="preserve">• </w:t>
+      </w:r>
+      <w:r>
+        <w:t>The penalty per car short of target was cut from £15,000 to £12,000, and borrowing was extended to 2029 [Research: UK report].</w:t>
+      </w:r>
+    </w:p>
+    <w:p>
+      <w:pPr>
+        <w:ind w:left="1080" w:hanging="216"/>
+      </w:pPr>
+      <w:r>
+        <w:t xml:space="preserve">• </w:t>
+      </w:r>
+      <w:r>
+        <w:t>So the target is compliance pressure on manufacturers, not a guaranteed sales level.</w:t>
+      </w:r>
+    </w:p>
+    <w:p>
+      <w:pPr>
+        <w:ind w:left="1080" w:hanging="216"/>
+      </w:pPr>
+      <w:r>
+        <w:t xml:space="preserve">• </w:t>
+      </w:r>
+      <w:r>
         <w:t>A formal review of the mandate launched in August 2026 [Research: UK report; gov.uk].</w:t>
       </w:r>
     </w:p>
@@ -1080,8 +2112,49 @@
         </w:rPr>
         <w:t>France:</w:t>
       </w:r>
-      <w:r>
-        <w:t xml:space="preserve"> BEV share rose from 16.9% (2024) to 20.0% (2025). H1 2026 registrations were +62.9% year on year [ACEA, verified], and August 2026 set a monthly record of 38.8% [Research: EU report; Avere-France].</w:t>
+    </w:p>
+    <w:p>
+      <w:pPr>
+        <w:ind w:left="1080" w:hanging="216"/>
+      </w:pPr>
+      <w:r>
+        <w:t xml:space="preserve">• </w:t>
+      </w:r>
+      <w:r>
+        <w:t>BEV share rose from 16.9% (2024) to 20.0% (2025).</w:t>
+      </w:r>
+    </w:p>
+    <w:p>
+      <w:pPr>
+        <w:ind w:left="1080" w:hanging="216"/>
+      </w:pPr>
+      <w:r>
+        <w:t xml:space="preserve">• </w:t>
+      </w:r>
+      <w:r>
+        <w:t>H1 2026 registrations were up 62.9% year on year [ACEA, verified].</w:t>
+      </w:r>
+    </w:p>
+    <w:p>
+      <w:pPr>
+        <w:ind w:left="1080" w:hanging="216"/>
+      </w:pPr>
+      <w:r>
+        <w:t xml:space="preserve">• </w:t>
+      </w:r>
+      <w:r>
+        <w:t>August 2026 set a single-month record of 38.8% [Research: EU report; Avere-France].</w:t>
+      </w:r>
+    </w:p>
+    <w:p>
+      <w:pPr>
+        <w:ind w:left="1080" w:hanging="216"/>
+      </w:pPr>
+      <w:r>
+        <w:t xml:space="preserve">• </w:t>
+      </w:r>
+      <w:r>
+        <w:t>Demand support continues: the "coup de pouce" bonus replaced the bonus écologique and runs into 2026. A third social-leasing round (July 2026) offers 50,000 BEVs at capped payments of €200 a month [Research: EU report].</w:t>
       </w:r>
     </w:p>
     <w:p>
@@ -1097,8 +2170,38 @@
         </w:rPr>
         <w:t>Germany:</w:t>
       </w:r>
-      <w:r>
-        <w:t xml:space="preserve"> BEV share fell from 18.4% (2023) to 13.5% (2024) after the purchase subsidy (Umweltbonus) ended, then rose to 19.1% (2025). H1 2026 was +48%, helped by a new grant of up to €6,000 from January 2026 [Research: EU report; ADAC/KBA/heise].</w:t>
+    </w:p>
+    <w:p>
+      <w:pPr>
+        <w:ind w:left="1080" w:hanging="216"/>
+      </w:pPr>
+      <w:r>
+        <w:t xml:space="preserve">• </w:t>
+      </w:r>
+      <w:r>
+        <w:t>BEV share fell from 18.4% (2023) to 13.5% (2024) after the Umweltbonus purchase subsidy ended.</w:t>
+      </w:r>
+    </w:p>
+    <w:p>
+      <w:pPr>
+        <w:ind w:left="1080" w:hanging="216"/>
+      </w:pPr>
+      <w:r>
+        <w:t xml:space="preserve">• </w:t>
+      </w:r>
+      <w:r>
+        <w:t>It rose to a record 19.1% in 2025, driven mainly by fleet and corporate purchases while no grant was in force [Research: EU report].</w:t>
+      </w:r>
+    </w:p>
+    <w:p>
+      <w:pPr>
+        <w:ind w:left="1080" w:hanging="216"/>
+      </w:pPr>
+      <w:r>
+        <w:t xml:space="preserve">• </w:t>
+      </w:r>
+      <w:r>
+        <w:t>H1 2026 was up 48%, driven by high fuel prices and reinforced by a new grant of up to €6,000 from 1 January 2026 [Research: EU report; heise; EU Alternative Fuels Observatory].</w:t>
       </w:r>
     </w:p>
     <w:p>
@@ -1156,7 +2259,7 @@
         <w:t xml:space="preserve">• </w:t>
       </w:r>
       <w:r>
-        <w:t>IEA STEPS had projected 20% for 2025 [Dataset, projection].</w:t>
+        <w:t>IEA STEPS had projected a 20% EV (BEV+PHEV) sales share for 2025 [Dataset, projection]. The actual all-plug-in share was just under 10% [Research: US report; IEA Global EV Outlook 2026], about half the projection. The 7.7% above is BEV-only and not directly comparable.</w:t>
       </w:r>
     </w:p>
     <w:p>
@@ -1172,8 +2275,38 @@
         </w:rPr>
         <w:t>Why This Insight Matters:</w:t>
       </w:r>
-      <w:r>
-        <w:t xml:space="preserve"> For a 2026–2028 horizon, the operator is effectively betting on policy. The UK floor and French subsidies reduce downside risk on demand. The US needs a new incentive before demand growth resumes.</w:t>
+    </w:p>
+    <w:p>
+      <w:pPr>
+        <w:ind w:left="720" w:hanging="216"/>
+      </w:pPr>
+      <w:r>
+        <w:t xml:space="preserve">• </w:t>
+      </w:r>
+      <w:r>
+        <w:t>For a 2026–2028 horizon, the operator is effectively betting on policy.</w:t>
+      </w:r>
+    </w:p>
+    <w:p>
+      <w:pPr>
+        <w:ind w:left="720" w:hanging="216"/>
+      </w:pPr>
+      <w:r>
+        <w:t xml:space="preserve">• </w:t>
+      </w:r>
+      <w:r>
+        <w:t>The UK mandate's compliance pressure and France's demand support reduce downside risk on demand, though UK flexibilities mean sales can keep running below target.</w:t>
+      </w:r>
+    </w:p>
+    <w:p>
+      <w:pPr>
+        <w:ind w:left="720" w:hanging="216"/>
+      </w:pPr>
+      <w:r>
+        <w:t xml:space="preserve">• </w:t>
+      </w:r>
+      <w:r>
+        <w:t>The US needs a new incentive before demand growth resumes.</w:t>
       </w:r>
     </w:p>
     <w:p>
@@ -1189,8 +2322,38 @@
         </w:rPr>
         <w:t>Signal freshness:</w:t>
       </w:r>
-      <w:r>
-        <w:t xml:space="preserve"> All figures are from Jan–Sep 2026 except the US 2025 annual figure. The UK review outcome is still open; the consultation runs August–October 2026.</w:t>
+    </w:p>
+    <w:p>
+      <w:pPr>
+        <w:ind w:left="720" w:hanging="216"/>
+      </w:pPr>
+      <w:r>
+        <w:t xml:space="preserve">• </w:t>
+      </w:r>
+      <w:r>
+        <w:t>Full-year shares cover 2023–2025.</w:t>
+      </w:r>
+    </w:p>
+    <w:p>
+      <w:pPr>
+        <w:ind w:left="720" w:hanging="216"/>
+      </w:pPr>
+      <w:r>
+        <w:t xml:space="preserve">• </w:t>
+      </w:r>
+      <w:r>
+        <w:t>2026 figures are H1 or Jan–Aug year-to-date, and the French August record is a single month.</w:t>
+      </w:r>
+    </w:p>
+    <w:p>
+      <w:pPr>
+        <w:ind w:left="720" w:hanging="216"/>
+      </w:pPr>
+      <w:r>
+        <w:t xml:space="preserve">• </w:t>
+      </w:r>
+      <w:r>
+        <w:t>The UK review outcome is still open; the consultation runs August–October 2026.</w:t>
       </w:r>
     </w:p>
     <w:p>
@@ -1231,8 +2394,27 @@
         </w:rPr>
         <w:t>Insight Summary:</w:t>
       </w:r>
-      <w:r>
-        <w:t xml:space="preserve"> In every market with data, chargers are used for a small share of the day, and fixed grid costs are large. The ability to secure cheap, timely grid capacity decides returns more than the size of the EV fleet does.</w:t>
+    </w:p>
+    <w:p>
+      <w:pPr>
+        <w:ind w:left="720" w:hanging="216"/>
+      </w:pPr>
+      <w:r>
+        <w:t xml:space="preserve">• </w:t>
+      </w:r>
+      <w:r>
+        <w:t>In every market with data, chargers are used for a small share of the day, and fixed grid costs are large.</w:t>
+      </w:r>
+    </w:p>
+    <w:p>
+      <w:pPr>
+        <w:ind w:left="720" w:hanging="216"/>
+      </w:pPr>
+      <w:r>
+        <w:t xml:space="preserve">• </w:t>
+      </w:r>
+      <w:r>
+        <w:t>The ability to secure cheap, timely grid capacity decides returns more than the size of the EV fleet does.</w:t>
       </w:r>
     </w:p>
     <w:p>
@@ -1271,7 +2453,7 @@
         <w:t xml:space="preserve">• </w:t>
       </w:r>
       <w:r>
-        <w:t>Utilisation is about 8% (about 2 hours a day). Our fact-check found this is the Zapmap average for all public chargers, not rapid chargers as the research report implied.</w:t>
+        <w:t>Utilisation is about 8% (about 2 hours a day), which is the Zapmap average for all public chargers. The UK report's body labels it that way, but its summary and conclusion apply it to rapid chargers.</w:t>
       </w:r>
     </w:p>
     <w:p>
@@ -1282,6 +2464,17 @@
         <w:t xml:space="preserve">• </w:t>
       </w:r>
       <w:r>
+        <w:t>The same report gives rapid and ultra-rapid devices about 4 sessions a day of about 38 minutes (roughly 10–11% of the day). Elsewhere it assumes about 2 sessions a day. The two are not reconciled [Research: UK report].</w:t>
+      </w:r>
+    </w:p>
+    <w:p>
+      <w:pPr>
+        <w:ind w:left="1080" w:hanging="216"/>
+      </w:pPr>
+      <w:r>
+        <w:t xml:space="preserve">• </w:t>
+      </w:r>
+      <w:r>
         <w:t>Rapid and ultra-rapid devices handle 72% of sessions from 23% of devices [Research: UK report; Zapmap].</w:t>
       </w:r>
     </w:p>
@@ -1293,7 +2486,7 @@
         <w:t xml:space="preserve">• </w:t>
       </w:r>
       <w:r>
-        <w:t>Grid standing charges for an ultra-rapid hub rose from £99 a year (2022) to £8,600 (2024), according to an operator source (Osprey).</w:t>
+        <w:t>Grid standing charges for one operator's typical ultra-rapid hub rose from £99 a year (2022) to £8,600 (2024) [Osprey, an operator source].</w:t>
       </w:r>
     </w:p>
     <w:p>
@@ -1304,7 +2497,7 @@
         <w:t xml:space="preserve">• </w:t>
       </w:r>
       <w:r>
-        <w:t>The average gap between requested and offered grid-connection dates is 5.5 years, for all connecting customers [Research: UK report].</w:t>
+        <w:t>Ofgem reported a 5.5-year average gap between requested and offered connection dates for all connecting customers (June 2024 data). The queue was then dominated by renewables and storage. This predates the reform that has since moved 221 GW out of the queue (April 2026). No post-reform or charger-specific figure was found [Research: UK report].</w:t>
       </w:r>
     </w:p>
     <w:p>
@@ -1340,7 +2533,7 @@
         <w:t xml:space="preserve">• </w:t>
       </w:r>
       <w:r>
-        <w:t>National DC fast utilisation was 16.6% (Q1 2025) and 16.1% (mid-2025) [Paren].</w:t>
+        <w:t>National DC fast utilisation was 16.6% in Q1 2025 [Paren] and 16.1% in mid-2025 [theevreport.com].</w:t>
       </w:r>
     </w:p>
     <w:p>
@@ -1362,7 +2555,7 @@
         <w:t xml:space="preserve">• </w:t>
       </w:r>
       <w:r>
-        <w:t>At low utilisation, demand charges can exceed 90% of a station's electricity cost [RMI].</w:t>
+        <w:t>At low utilisation, demand charges can exceed 90% of a station's electricity cost [RMI rate-design guidance].</w:t>
       </w:r>
     </w:p>
     <w:p>
@@ -1387,7 +2580,7 @@
         <w:t xml:space="preserve">• </w:t>
       </w:r>
       <w:r>
-        <w:t>Estimated payback is 6–12 years [Springer, 2025].</w:t>
+        <w:t>No German or French utilisation or payback data was found. This is a gap, not a finding.</w:t>
       </w:r>
     </w:p>
     <w:p>
@@ -1398,7 +2591,7 @@
         <w:t xml:space="preserve">• </w:t>
       </w:r>
       <w:r>
-        <w:t>No German or French utilisation data was found. This is a gap, not a finding.</w:t>
+        <w:t>The EU report's "6–12 year payback" comes from a global review of solar-powered charging stations, not grid-connected high-power charging in Germany or France, so it is not used.</w:t>
       </w:r>
     </w:p>
     <w:p>
@@ -1414,8 +2607,38 @@
         </w:rPr>
         <w:t>Why This Insight Matters:</w:t>
       </w:r>
-      <w:r>
-        <w:t xml:space="preserve"> Site choice should favour locations that already have grid capacity or funded network upgrades. Examples are motorway service areas (Ofgem's £300 M Green Recovery Scheme upgraded 37 of them), retail forecourts, and battery-buffered sites. Utilisation data by charger speed is the most valuable missing input.</w:t>
+    </w:p>
+    <w:p>
+      <w:pPr>
+        <w:ind w:left="720" w:hanging="216"/>
+      </w:pPr>
+      <w:r>
+        <w:t xml:space="preserve">• </w:t>
+      </w:r>
+      <w:r>
+        <w:t>Site choice should favour locations that already have grid capacity or funded network upgrades.</w:t>
+      </w:r>
+    </w:p>
+    <w:p>
+      <w:pPr>
+        <w:ind w:left="720" w:hanging="216"/>
+      </w:pPr>
+      <w:r>
+        <w:t xml:space="preserve">• </w:t>
+      </w:r>
+      <w:r>
+        <w:t>Examples are motorway service areas, retail forecourts and battery-buffered sites. Ofgem's £300 M Green Recovery Scheme, announced in 2021, funded network upgrades at 37 motorway service areas; many are complete and already host chargers.</w:t>
+      </w:r>
+    </w:p>
+    <w:p>
+      <w:pPr>
+        <w:ind w:left="720" w:hanging="216"/>
+      </w:pPr>
+      <w:r>
+        <w:t xml:space="preserve">• </w:t>
+      </w:r>
+      <w:r>
+        <w:t>Utilisation data by charger speed is the most valuable missing input.</w:t>
       </w:r>
     </w:p>
     <w:p>
@@ -1431,8 +2654,27 @@
         </w:rPr>
         <w:t>Signal freshness:</w:t>
       </w:r>
-      <w:r>
-        <w:t xml:space="preserve"> UK utilisation is updated quarterly (the page blocked direct access; wording checked via search results). US utilisation data is 2025. The grid-cost figures are 2024–2026.</w:t>
+    </w:p>
+    <w:p>
+      <w:pPr>
+        <w:ind w:left="720" w:hanging="216"/>
+      </w:pPr>
+      <w:r>
+        <w:t xml:space="preserve">• </w:t>
+      </w:r>
+      <w:r>
+        <w:t>UK utilisation is updated quarterly; the page blocked direct access, so the wording was checked via search results. US utilisation data is 2025.</w:t>
+      </w:r>
+    </w:p>
+    <w:p>
+      <w:pPr>
+        <w:ind w:left="720" w:hanging="216"/>
+      </w:pPr>
+      <w:r>
+        <w:t xml:space="preserve">• </w:t>
+      </w:r>
+      <w:r>
+        <w:t>Grid figures: standing charges 2022–2024; connection gap June 2024 (pre-reform); queue reform April 2026. The RMI demand-charge guidance is older.</w:t>
       </w:r>
     </w:p>
     <w:p>
@@ -1449,7 +2691,7 @@
         <w:t>What would change our mind:</w:t>
       </w:r>
       <w:r>
-        <w:t xml:space="preserve"> Published UK rapid-specific utilisation consistently above 15%, or Ofgem's demand-connection reform (launched Feb 2026) materially cutting queue times for charging sites.</w:t>
+        <w:t xml:space="preserve"> Published UK rapid-specific utilisation consistently above 15%, or post-reform Ofgem data showing connection times for charging sites well below the pre-reform 5.5-year average.</w:t>
       </w:r>
     </w:p>
     <w:p>
@@ -1457,7 +2699,12 @@
         <w:pStyle w:val="Heading3"/>
       </w:pPr>
       <w:r>
-        <w:t>Insight 4: Competition is concentrated in the US and Germany and fragmented, but consolidating, in the UK and France</w:t>
+        <w:t>Insight 4: Competition differs sharply by market</w:t>
+      </w:r>
+    </w:p>
+    <w:p>
+      <w:r>
+        <w:t>The US is concentrated; Germany is moderately concentrated and shaped by subsidy; the UK and France are fragmented but consolidating.</w:t>
       </w:r>
     </w:p>
     <w:p>
@@ -1473,8 +2720,38 @@
         </w:rPr>
         <w:t>Insight Summary:</w:t>
       </w:r>
-      <w:r>
-        <w:t xml:space="preserve"> A mid-size entrant faces scale incumbents in the US (Tesla) and Germany (EnBW, plus the subsidised Deutschlandnetz). The UK and France have more room, but consolidation is under way and capital intensity is high.</w:t>
+    </w:p>
+    <w:p>
+      <w:pPr>
+        <w:ind w:left="720" w:hanging="216"/>
+      </w:pPr>
+      <w:r>
+        <w:t xml:space="preserve">• </w:t>
+      </w:r>
+      <w:r>
+        <w:t>A mid-size entrant faces a dominant incumbent in the US: Tesla, with about 50% of DC ports.</w:t>
+      </w:r>
+    </w:p>
+    <w:p>
+      <w:pPr>
+        <w:ind w:left="720" w:hanging="216"/>
+      </w:pPr>
+      <w:r>
+        <w:t xml:space="preserve">• </w:t>
+      </w:r>
+      <w:r>
+        <w:t>In Germany, share is only moderately concentrated: EnBW has about 16% of fast points and the top 5 about 40%. The harder barrier is the subsidised Deutschlandnetz concession network being rolled out.</w:t>
+      </w:r>
+    </w:p>
+    <w:p>
+      <w:pPr>
+        <w:ind w:left="720" w:hanging="216"/>
+      </w:pPr>
+      <w:r>
+        <w:t xml:space="preserve">• </w:t>
+      </w:r>
+      <w:r>
+        <w:t>The UK and France have more room, but consolidation is under way and capital intensity is high.</w:t>
       </w:r>
     </w:p>
     <w:p>
@@ -1504,8 +2781,38 @@
         </w:rPr>
         <w:t>US:</w:t>
       </w:r>
-      <w:r>
-        <w:t xml:space="preserve"> Tesla has 37,995 of 76,236 DC ports (49.8%, Sep 2026), down from about 54.6% in Jul 2025. The "Other" network category grew 44% year on year [evchargingstations.com, verified]. IONNA, backed by automakers, targets 30,000 sites [Research: US report].</w:t>
+    </w:p>
+    <w:p>
+      <w:pPr>
+        <w:ind w:left="1080" w:hanging="216"/>
+      </w:pPr>
+      <w:r>
+        <w:t xml:space="preserve">• </w:t>
+      </w:r>
+      <w:r>
+        <w:t>Tesla has 37,995 of 76,236 DC ports (49.8%, Sep 2026), down from about 54.6% in Jul 2025.</w:t>
+      </w:r>
+    </w:p>
+    <w:p>
+      <w:pPr>
+        <w:ind w:left="1080" w:hanging="216"/>
+      </w:pPr>
+      <w:r>
+        <w:t xml:space="preserve">• </w:t>
+      </w:r>
+      <w:r>
+        <w:t>The "Other" network category grew 44% year on year [evchargingstations.com, verified].</w:t>
+      </w:r>
+    </w:p>
+    <w:p>
+      <w:pPr>
+        <w:ind w:left="1080" w:hanging="216"/>
+      </w:pPr>
+      <w:r>
+        <w:t xml:space="preserve">• </w:t>
+      </w:r>
+      <w:r>
+        <w:t>IONNA, backed by automakers, had 1,458 ports in Sep 2026 [Research: US report]. It targets about 30,000 charging bays by 2030; the US report says "sites".</w:t>
       </w:r>
     </w:p>
     <w:p>
@@ -1519,10 +2826,40 @@
         <w:rPr>
           <w:b/>
         </w:rPr>
-        <w:t>Germany (end-2024 fast chargers):</w:t>
-      </w:r>
-      <w:r>
-        <w:t xml:space="preserve"> EnBW 6,005, Tesla 3,110, Aral pulse 2,317, Allego 1,541, Ionity 1,084. The Deutschlandnetz programme has about 9,000 points of 200 kW or more at more than 1,000 locations [Research: EU report].</w:t>
+        <w:t>Germany:</w:t>
+      </w:r>
+    </w:p>
+    <w:p>
+      <w:pPr>
+        <w:ind w:left="1080" w:hanging="216"/>
+      </w:pPr>
+      <w:r>
+        <w:t xml:space="preserve">• </w:t>
+      </w:r>
+      <w:r>
+        <w:t>End-2024 fast chargers: EnBW 6,005, Tesla 3,110, Aral pulse 2,317, Allego 1,541, EWE Go 1,531; Ionity is 8th with 1,084 [EV Boosters ranking; the EU report lists Ionity 5th].</w:t>
+      </w:r>
+    </w:p>
+    <w:p>
+      <w:pPr>
+        <w:ind w:left="1080" w:hanging="216"/>
+      </w:pPr>
+      <w:r>
+        <w:t xml:space="preserve">• </w:t>
+      </w:r>
+      <w:r>
+        <w:t>Together the top 5 hold 14,504 of about 36,600 DC fast points at 1 Jan 2025. That figure is derived from 48,729 in Jan 2026, which was 33% up on the year.</w:t>
+      </w:r>
+    </w:p>
+    <w:p>
+      <w:pPr>
+        <w:ind w:left="1080" w:hanging="216"/>
+      </w:pPr>
+      <w:r>
+        <w:t xml:space="preserve">• </w:t>
+      </w:r>
+      <w:r>
+        <w:t>The Deutschlandnetz programme plans about 9,000 points of 200 kW or more at more than 1,000 locations [Research: EU report]. It is a pipeline of subsidised competition rather than capacity already installed.</w:t>
       </w:r>
     </w:p>
     <w:p>
@@ -1547,7 +2884,7 @@
         <w:t xml:space="preserve">• </w:t>
       </w:r>
       <w:r>
-        <w:t>About 100–150 CPOs; the top 5 hold about a third of the market; industry leaders expect consolidation to 5–6 players [Research: UK report; Guardian Feb 2026].</w:t>
+        <w:t>There are about 100–150 CPOs, and industry leaders expect consolidation to 5–6 players [Guardian, Feb 2026].</w:t>
       </w:r>
     </w:p>
     <w:p>
@@ -1558,7 +2895,7 @@
         <w:t xml:space="preserve">• </w:t>
       </w:r>
       <w:r>
-        <w:t>Rapid-charger leaders in Feb 2026: MFG EV Power 2,789, Osprey 2,578, BP Pulse 2,506 [Zapmap].</w:t>
+        <w:t>The top 5 hold about a third of all UK public chargers, AC and DC combined [Research: UK report; Drax/Zapmap]. The rapid segment is more concentrated: 8,728 ultra-rapid (150 kW+) connectors are run by just 18 networks (Sep 2025) [Research: UK report].</w:t>
       </w:r>
     </w:p>
     <w:p>
@@ -1569,7 +2906,18 @@
         <w:t xml:space="preserve">• </w:t>
       </w:r>
       <w:r>
-        <w:t>More than £460 M was raised in 2025–26 by InstaVolt (£250 M), Osprey (£110 M) and Gridserve (£100 M).</w:t>
+        <w:t>Rapid-charger counts differ by source. Zapmap (Feb 2026) lists MFG EV Power 2,789, Osprey 2,578 and BP Pulse 2,506. The UK report's own table puts InstaVolt first at about 2,600+.</w:t>
+      </w:r>
+    </w:p>
+    <w:p>
+      <w:pPr>
+        <w:ind w:left="1080" w:hanging="216"/>
+      </w:pPr>
+      <w:r>
+        <w:t xml:space="preserve">• </w:t>
+      </w:r>
+      <w:r>
+        <w:t>£460 M of financing was raised in 2025–26: InstaVolt £250 M debt refinancing (May 2026), Osprey £110 M senior debt (Jul 2025) and Gridserve £100 M equity (Jul 2025).</w:t>
       </w:r>
     </w:p>
     <w:p>
@@ -1583,10 +2931,54 @@
         <w:rPr>
           <w:b/>
         </w:rPr>
-        <w:t>France (May 2025, high-power points):</w:t>
-      </w:r>
-      <w:r>
-        <w:t xml:space="preserve"> Tesla 3,019, TotalEnergies 1,543, Electra 1,504 (after a €304 M Series B), Ionity 688, Fastned 265 [Research: EU report; EV Boosters].</w:t>
+        <w:t>France (May 2025, points of 100 kW+, by location segment)</w:t>
+      </w:r>
+      <w:r>
+        <w:t xml:space="preserve"> [Research: EU report; EV Boosters]:</w:t>
+      </w:r>
+    </w:p>
+    <w:p>
+      <w:pPr>
+        <w:ind w:left="1080" w:hanging="216"/>
+      </w:pPr>
+      <w:r>
+        <w:t xml:space="preserve">• </w:t>
+      </w:r>
+      <w:r>
+        <w:t>Highways: TotalEnergies 850, Ionity 688, ENGIE Vianeo 632, Electra 323, Fastned 265.</w:t>
+      </w:r>
+    </w:p>
+    <w:p>
+      <w:pPr>
+        <w:ind w:left="1080" w:hanging="216"/>
+      </w:pPr>
+      <w:r>
+        <w:t xml:space="preserve">• </w:t>
+      </w:r>
+      <w:r>
+        <w:t>Near-highway: Tesla 2,453, Powerdot 1,369, Electra 1,181 (about 1,504 in total, after a €304 M Series B).</w:t>
+      </w:r>
+    </w:p>
+    <w:p>
+      <w:pPr>
+        <w:ind w:left="1080" w:hanging="216"/>
+      </w:pPr>
+      <w:r>
+        <w:t xml:space="preserve">• </w:t>
+      </w:r>
+      <w:r>
+        <w:t>Retail and urban: Powerdot 2,116, Izivia 865, IECharge 597.</w:t>
+      </w:r>
+    </w:p>
+    <w:p>
+      <w:pPr>
+        <w:ind w:left="1080" w:hanging="216"/>
+      </w:pPr>
+      <w:r>
+        <w:t xml:space="preserve">• </w:t>
+      </w:r>
+      <w:r>
+        <w:t>No single operator leads every segment.</w:t>
       </w:r>
     </w:p>
     <w:p>
@@ -1602,8 +2994,38 @@
         </w:rPr>
         <w:t>Why This Insight Matters:</w:t>
       </w:r>
-      <w:r>
-        <w:t xml:space="preserve"> In the US, winning share means competing against Tesla's cost base and IONNA's automaker funding. In the UK and France, fragmentation leaves room for a mid-size operator, but the capital raised by rivals sets a high bar for site acquisition.</w:t>
+    </w:p>
+    <w:p>
+      <w:pPr>
+        <w:ind w:left="720" w:hanging="216"/>
+      </w:pPr>
+      <w:r>
+        <w:t xml:space="preserve">• </w:t>
+      </w:r>
+      <w:r>
+        <w:t>In the US, winning share means competing against Tesla's scale and IONNA's automaker funding.</w:t>
+      </w:r>
+    </w:p>
+    <w:p>
+      <w:pPr>
+        <w:ind w:left="720" w:hanging="216"/>
+      </w:pPr>
+      <w:r>
+        <w:t xml:space="preserve">• </w:t>
+      </w:r>
+      <w:r>
+        <w:t>In Germany, the practical barrier is subsidised concessions more than any one rival.</w:t>
+      </w:r>
+    </w:p>
+    <w:p>
+      <w:pPr>
+        <w:ind w:left="720" w:hanging="216"/>
+      </w:pPr>
+      <w:r>
+        <w:t xml:space="preserve">• </w:t>
+      </w:r>
+      <w:r>
+        <w:t>In the UK and France, fragmentation leaves room for a mid-size operator, but rivals' new financing sets a high bar for site acquisition.</w:t>
       </w:r>
     </w:p>
     <w:p>
@@ -1620,7 +3042,7 @@
         <w:t>Signal freshness:</w:t>
       </w:r>
       <w:r>
-        <w:t xml:space="preserve"> US Sep 2026; UK Feb–May 2026; Germany end-2024 (the oldest); France May 2025.</w:t>
+        <w:t xml:space="preserve"> US Sep 2026; UK Jul 2025 to Jul 2026; Germany end-2024 (the oldest); France May 2025.</w:t>
       </w:r>
     </w:p>
     <w:p>
@@ -1637,7 +3059,7 @@
         <w:t>What would change our mind:</w:t>
       </w:r>
       <w:r>
-        <w:t xml:space="preserve"> A major acquiring a mid-size UK or French operator, which would signal consolidation is closing the window; or Tesla's US share dropping below about 40% as open networks scale.</w:t>
+        <w:t xml:space="preserve"> A major acquiring a mid-size UK or French operator, which would signal that consolidation is closing the window. Or Tesla's US share dropping below about 40% as open networks scale.</w:t>
       </w:r>
     </w:p>
     <w:p>
@@ -1662,7 +3084,7 @@
         <w:t>Insight Summary:</w:t>
       </w:r>
       <w:r>
-        <w:t xml:space="preserve"> Two dated catalysts favour the UK and France within the 2026–2028 horizon, while federal support in the US is shrinking.</w:t>
+        <w:t xml:space="preserve"> Dated catalysts favour the UK and France within the 2026–2028 horizon, while US federal support is shrinking.</w:t>
       </w:r>
     </w:p>
     <w:p>
@@ -1707,10 +3129,65 @@
         <w:rPr>
           <w:b/>
         </w:rPr>
-        <w:t>UK underserved regions</w:t>
-      </w:r>
-      <w:r>
-        <w:t xml:space="preserve"> (rapid chargers per 100,000 people, against a UK average of 41.7) [DfT, verified]: Northern Ireland 19.3, London 27.9, Yorkshire and the Humber 36.6, North East 37.1. Scotland is best served at 59.1.</w:t>
+        <w:t>UK underserved regions:</w:t>
+      </w:r>
+      <w:r>
+        <w:t xml:space="preserve"> Rapid chargers per 100,000 people, against a UK average of 41.7 [DfT, verified]:</w:t>
+      </w:r>
+    </w:p>
+    <w:p>
+      <w:pPr>
+        <w:ind w:left="1080" w:hanging="216"/>
+      </w:pPr>
+      <w:r>
+        <w:t xml:space="preserve">• </w:t>
+      </w:r>
+      <w:r>
+        <w:t>Northern Ireland 19.3;</w:t>
+      </w:r>
+    </w:p>
+    <w:p>
+      <w:pPr>
+        <w:ind w:left="1080" w:hanging="216"/>
+      </w:pPr>
+      <w:r>
+        <w:t xml:space="preserve">• </w:t>
+      </w:r>
+      <w:r>
+        <w:t>London 27.9;</w:t>
+      </w:r>
+    </w:p>
+    <w:p>
+      <w:pPr>
+        <w:ind w:left="1080" w:hanging="216"/>
+      </w:pPr>
+      <w:r>
+        <w:t xml:space="preserve">• </w:t>
+      </w:r>
+      <w:r>
+        <w:t>Yorkshire and the Humber 36.6;</w:t>
+      </w:r>
+    </w:p>
+    <w:p>
+      <w:pPr>
+        <w:ind w:left="1080" w:hanging="216"/>
+      </w:pPr>
+      <w:r>
+        <w:t xml:space="preserve">• </w:t>
+      </w:r>
+      <w:r>
+        <w:t>North East 37.1;</w:t>
+      </w:r>
+    </w:p>
+    <w:p>
+      <w:pPr>
+        <w:ind w:left="1080" w:hanging="216"/>
+      </w:pPr>
+      <w:r>
+        <w:t xml:space="preserve">• </w:t>
+      </w:r>
+      <w:r>
+        <w:t>Scotland is best served at 59.1.</w:t>
       </w:r>
     </w:p>
     <w:p>
@@ -1727,7 +3204,7 @@
         <w:t>UK funding:</w:t>
       </w:r>
       <w:r>
-        <w:t xml:space="preserve"> £400 M from the 2025 Spending Review is committed to strategic road network charging.</w:t>
+        <w:t xml:space="preserve"> The 2025 Spending Review set aside £400 M for EV charging infrastructure in England over 2026–2030, including the strategic road network. An indicative £190 M goes to the Strategic Charging Infrastructure scheme for grid upgrades at motorway service areas (consultation June–July 2026) [gov.uk].</w:t>
       </w:r>
     </w:p>
     <w:p>
@@ -1752,7 +3229,7 @@
         <w:t xml:space="preserve">• </w:t>
       </w:r>
       <w:r>
-        <w:t>The ADVENIR subsidy programme has a budget of about €520 M and now runs to 2030 [Avere-France; the research report's "end-2027" was out of date].</w:t>
+        <w:t>ADVENIR's budget is about €520 M, the envelope for its extension to end-2027 (target 250,000 points).</w:t>
       </w:r>
     </w:p>
     <w:p>
@@ -1763,7 +3240,7 @@
         <w:t xml:space="preserve">• </w:t>
       </w:r>
       <w:r>
-        <w:t>France 2030 provides €300 M covering up to 40% of eligible costs.</w:t>
+        <w:t>Avere-France says the programme now runs to 2030. No added budget for 2028–2030 was found.</w:t>
       </w:r>
     </w:p>
     <w:p>
@@ -1774,6 +3251,17 @@
         <w:t xml:space="preserve">• </w:t>
       </w:r>
       <w:r>
+        <w:t>France 2030's €300 M high-power-charging call (up to 40% of eligible costs) closed to new projects at the end of 2024 [IEA policy database]. It is not counted as entry-window funding.</w:t>
+      </w:r>
+    </w:p>
+    <w:p>
+      <w:pPr>
+        <w:ind w:left="1080" w:hanging="216"/>
+      </w:pPr>
+      <w:r>
+        <w:t xml:space="preserve">• </w:t>
+      </w:r>
+      <w:r>
         <w:t>A motorway master plan targets 22,000 car charging points at 150 kW across about 900 service areas by 2035 [Research: EU report].</w:t>
       </w:r>
     </w:p>
@@ -1799,7 +3287,7 @@
         <w:t xml:space="preserve">• </w:t>
       </w:r>
       <w:r>
-        <w:t>$503.8 M of NEVI federal charging funds was repurposed in March 2026 [FHWA notice; search-engine text only].</w:t>
+        <w:t>$503.8 M of NEVI federal charging funds was repurposed in March 2026 [FHWA notice; confirmed via search results only].</w:t>
       </w:r>
     </w:p>
     <w:p>
@@ -1810,7 +3298,7 @@
         <w:t xml:space="preserve">• </w:t>
       </w:r>
       <w:r>
-        <w:t>84% of NEVI funds were still unobligated in May 2025.</w:t>
+        <w:t>84% of NEVI funds were still unobligated in May 2025 [Research: US report].</w:t>
       </w:r>
     </w:p>
     <w:p>
@@ -1821,7 +3309,18 @@
         <w:t xml:space="preserve">• </w:t>
       </w:r>
       <w:r>
-        <w:t>State programmes remain: California's Fast Charge California ($55 M) and New York ($28.5 M) [Research: US report].</w:t>
+        <w:t>State money remains in California: Fast Charge California ($55 M, 2025) [Research: US report; CEC].</w:t>
+      </w:r>
+    </w:p>
+    <w:p>
+      <w:pPr>
+        <w:ind w:left="1080" w:hanging="216"/>
+      </w:pPr>
+      <w:r>
+        <w:t xml:space="preserve">• </w:t>
+      </w:r>
+      <w:r>
+        <w:t>New York's $28.5 M corridor round (Dec 2024) was federal NEVI money run by NYSERDA, so it carries the same federal risk. The US report calls it a state programme.</w:t>
       </w:r>
     </w:p>
     <w:p>
@@ -1837,8 +3336,38 @@
         </w:rPr>
         <w:t>Why This Insight Matters:</w:t>
       </w:r>
-      <w:r>
-        <w:t xml:space="preserve"> Motorway sites in the UK come with high traffic and, in 37 cases, upgraded grid connections. The tender window is short, and competitors with fresh capital (Insight 4) will bid. France offers subsidised capital costs through 2030, which suits a second phase.</w:t>
+    </w:p>
+    <w:p>
+      <w:pPr>
+        <w:ind w:left="720" w:hanging="216"/>
+      </w:pPr>
+      <w:r>
+        <w:t xml:space="preserve">• </w:t>
+      </w:r>
+      <w:r>
+        <w:t>UK motorway sites combine high traffic with a tender window that is short. Competitors with new financing (Insight 4) will bid.</w:t>
+      </w:r>
+    </w:p>
+    <w:p>
+      <w:pPr>
+        <w:ind w:left="720" w:hanging="216"/>
+      </w:pPr>
+      <w:r>
+        <w:t xml:space="preserve">• </w:t>
+      </w:r>
+      <w:r>
+        <w:t>Whether any of the 37 Green Recovery Scheme sites are among those opening to tender still needs checking.</w:t>
+      </w:r>
+    </w:p>
+    <w:p>
+      <w:pPr>
+        <w:ind w:left="720" w:hanging="216"/>
+      </w:pPr>
+      <w:r>
+        <w:t xml:space="preserve">• </w:t>
+      </w:r>
+      <w:r>
+        <w:t>France offers subsidised capital costs via ADVENIR, which suits a second phase.</w:t>
       </w:r>
     </w:p>
     <w:p>
@@ -1854,8 +3383,27 @@
         </w:rPr>
         <w:t>Signal freshness:</w:t>
       </w:r>
-      <w:r>
-        <w:t xml:space="preserve"> The CMA undertaking dates from 2022, with a November 2026 deadline two months away; it needs a check for any later change. ADVENIR status is as of Aug 2026. The NEVI notice is March 2026.</w:t>
+    </w:p>
+    <w:p>
+      <w:pPr>
+        <w:ind w:left="720" w:hanging="216"/>
+      </w:pPr>
+      <w:r>
+        <w:t xml:space="preserve">• </w:t>
+      </w:r>
+      <w:r>
+        <w:t>The CMA undertaking dates from 2022 and its November 2026 deadline is two months away; it needs a check for any later change.</w:t>
+      </w:r>
+    </w:p>
+    <w:p>
+      <w:pPr>
+        <w:ind w:left="720" w:hanging="216"/>
+      </w:pPr>
+      <w:r>
+        <w:t xml:space="preserve">• </w:t>
+      </w:r>
+      <w:r>
+        <w:t>ADVENIR status is as of Aug 2026. The France 2030 call closed at end-2024. The NEVI notice is from March 2026.</w:t>
       </w:r>
     </w:p>
     <w:p>
@@ -1872,7 +3420,7 @@
         <w:t>What would change our mind:</w:t>
       </w:r>
       <w:r>
-        <w:t xml:space="preserve"> Any CMA or Gridserve update that delays or narrows the motorway opening, or cuts to ADVENIR or France 2030 funding.</w:t>
+        <w:t xml:space="preserve"> Any CMA or Gridserve update that delays or narrows the motorway opening, or cuts to ADVENIR funding.</w:t>
       </w:r>
     </w:p>
     <w:p>
@@ -1885,7 +3433,24 @@
     </w:p>
     <w:p>
       <w:r>
-        <w:t xml:space="preserve">V1–V7 were produced by Amazon Quick Research inside the three reports (exported PDFs in </w:t>
+        <w:t>Where each visual comes from:</w:t>
+      </w:r>
+    </w:p>
+    <w:p>
+      <w:pPr>
+        <w:ind w:left="360" w:hanging="216"/>
+      </w:pPr>
+      <w:r>
+        <w:t xml:space="preserve">• </w:t>
+      </w:r>
+      <w:r>
+        <w:rPr>
+          <w:b/>
+        </w:rPr>
+        <w:t>V1–V7:</w:t>
+      </w:r>
+      <w:r>
+        <w:t xml:space="preserve"> produced by Amazon Quick Research inside the three reports (exported PDFs in </w:t>
       </w:r>
       <w:r>
         <w:rPr>
@@ -1895,7 +3460,41 @@
         <w:t>deliverables/quick_research_reports/</w:t>
       </w:r>
       <w:r>
-        <w:t>). V8 is a table view from the agent's Market Analysis. V9 and V10 are charts the agent generated with code execution for its combined analysis document (</w:t>
+        <w:t>).</w:t>
+      </w:r>
+    </w:p>
+    <w:p>
+      <w:pPr>
+        <w:ind w:left="360" w:hanging="216"/>
+      </w:pPr>
+      <w:r>
+        <w:t xml:space="preserve">• </w:t>
+      </w:r>
+      <w:r>
+        <w:rPr>
+          <w:b/>
+        </w:rPr>
+        <w:t>V8:</w:t>
+      </w:r>
+      <w:r>
+        <w:t xml:space="preserve"> a table view from the agent's Market Analysis.</w:t>
+      </w:r>
+    </w:p>
+    <w:p>
+      <w:pPr>
+        <w:ind w:left="360" w:hanging="216"/>
+      </w:pPr>
+      <w:r>
+        <w:t xml:space="preserve">• </w:t>
+      </w:r>
+      <w:r>
+        <w:rPr>
+          <w:b/>
+        </w:rPr>
+        <w:t>V9 and V10:</w:t>
+      </w:r>
+      <w:r>
+        <w:t xml:space="preserve"> charts the agent generated with code execution for its combined analysis document (</w:t>
       </w:r>
       <w:r>
         <w:rPr>
@@ -1905,27 +3504,123 @@
         <w:t>deliverables/agent_outputs/05_…docx</w:t>
       </w:r>
       <w:r>
-        <w:t xml:space="preserve">). Image files: </w:t>
+        <w:t>).</w:t>
+      </w:r>
+    </w:p>
+    <w:p>
+      <w:r>
+        <w:rPr>
+          <w:b/>
+        </w:rPr>
+        <w:t>Where to find them:</w:t>
+      </w:r>
+    </w:p>
+    <w:p>
+      <w:pPr>
+        <w:ind w:left="360" w:hanging="216"/>
+      </w:pPr>
+      <w:r>
+        <w:t xml:space="preserve">• </w:t>
+      </w:r>
+      <w:r>
+        <w:rPr>
+          <w:b/>
+        </w:rPr>
+        <w:t>Image files:</w:t>
+      </w:r>
+      <w:r>
+        <w:t xml:space="preserve"> </w:t>
       </w:r>
       <w:r>
         <w:rPr>
           <w:rFonts w:ascii="Menlo" w:hAnsi="Menlo"/>
           <w:sz w:val="18"/>
         </w:rPr>
-        <w:t>screenshots/visuals/</w:t>
-      </w:r>
-      <w:r>
-        <w:t xml:space="preserve"> and </w:t>
+        <w:t>screenshots/visuals/v1_…</w:t>
+      </w:r>
+      <w:r>
+        <w:t xml:space="preserve"> to </w:t>
       </w:r>
       <w:r>
         <w:rPr>
           <w:rFonts w:ascii="Menlo" w:hAnsi="Menlo"/>
           <w:sz w:val="18"/>
         </w:rPr>
+        <w:t>v10_…</w:t>
+      </w:r>
+      <w:r>
+        <w:t xml:space="preserve">, and </w:t>
+      </w:r>
+      <w:r>
+        <w:rPr>
+          <w:rFonts w:ascii="Menlo" w:hAnsi="Menlo"/>
+          <w:sz w:val="18"/>
+        </w:rPr>
         <w:t>screenshots/11b_market_analysis_comparison_table.png</w:t>
       </w:r>
       <w:r>
-        <w:t>. All ten are reproduced at the end of this brief.</w:t>
+        <w:t>.</w:t>
+      </w:r>
+    </w:p>
+    <w:p>
+      <w:pPr>
+        <w:ind w:left="360" w:hanging="216"/>
+      </w:pPr>
+      <w:r>
+        <w:t xml:space="preserve">• </w:t>
+      </w:r>
+      <w:r>
+        <w:rPr>
+          <w:b/>
+        </w:rPr>
+        <w:t>Embedded copies:</w:t>
+      </w:r>
+      <w:r>
+        <w:t xml:space="preserve"> all ten are embedded at the end of the PDF and Word versions of this brief. The Markdown version links to the files instead.</w:t>
+      </w:r>
+    </w:p>
+    <w:p>
+      <w:pPr>
+        <w:ind w:left="360" w:hanging="216"/>
+      </w:pPr>
+      <w:r>
+        <w:t xml:space="preserve">• </w:t>
+      </w:r>
+      <w:r>
+        <w:rPr>
+          <w:b/>
+        </w:rPr>
+        <w:t>Figure numbers:</w:t>
+      </w:r>
+      <w:r>
+        <w:t xml:space="preserve"> numbers printed inside the images come from the source reports; this brief refers to the images as V1–V10.</w:t>
+      </w:r>
+    </w:p>
+    <w:p>
+      <w:pPr>
+        <w:ind w:left="360" w:hanging="216"/>
+      </w:pPr>
+      <w:r>
+        <w:t xml:space="preserve">• </w:t>
+      </w:r>
+      <w:r>
+        <w:rPr>
+          <w:b/>
+        </w:rPr>
+        <w:t>Excluded charts:</w:t>
+      </w:r>
+      <w:r>
+        <w:t xml:space="preserve"> two flawed agent charts are kept apart in </w:t>
+      </w:r>
+      <w:r>
+        <w:rPr>
+          <w:rFonts w:ascii="Menlo" w:hAnsi="Menlo"/>
+          <w:sz w:val="18"/>
+        </w:rPr>
+        <w:t>screenshots/visuals/excluded_flawed_agent_charts/</w:t>
+      </w:r>
+      <w:r>
+        <w:t xml:space="preserve"> (see Appendix E).</w:t>
       </w:r>
     </w:p>
     <w:tbl>
@@ -2061,7 +3756,7 @@
               <w:rPr>
                 <w:sz w:val="17"/>
               </w:rPr>
-              <w:t xml:space="preserve"> The mandate gap widens to about 6 points by 2027 while targets jump to 52% in 2028. The floor is real but under review.</w:t>
+              <w:t xml:space="preserve"> The gap to target widens to about 6 points by 2027 while targets jump to 52% in 2028. The target binds manufacturers' compliance but is softened by borrowing and trading, and it is under review.</w:t>
             </w:r>
           </w:p>
         </w:tc>
@@ -2102,7 +3797,7 @@
               <w:rPr>
                 <w:sz w:val="17"/>
               </w:rPr>
-              <w:t>UK 50 kW+ chargers split into rapid (50–149 kW) and ultra-rapid (150 kW+): 10,118 (Jan 2024), 17,356 (Oct 2025), 26,378 (end-2025), 28,887 (Jul 2026)</w:t>
+              <w:t>UK 50 kW+ chargers split into rapid (50–149 kW) and ultra-rapid (150 kW+): 10,118 (Jan 2024, DfT devices), 17,356 (Oct 2025, DfT devices), 26,378 (end-2025, Zapmap chargers) and 28,887 (Jul 2026, DfT chargers)</w:t>
             </w:r>
           </w:p>
         </w:tc>
@@ -2122,7 +3817,7 @@
               <w:rPr>
                 <w:sz w:val="17"/>
               </w:rPr>
-              <w:t xml:space="preserve"> Supply nearly tripled in 30 months, so the 2023 gap closed. Part of the jump comes from DfT switching its count from devices to connectors in Jan 2026.</w:t>
+              <w:t xml:space="preserve"> Supply rose steeply, so the 2023 gap closed. The bars mix device and connector counts, so part of the rise is a change in counting method.</w:t>
             </w:r>
           </w:p>
         </w:tc>
@@ -2211,20 +3906,20 @@
               <w:rPr>
                 <w:sz w:val="17"/>
               </w:rPr>
-              <w:t>Line chart: actual vs projection</w:t>
-            </w:r>
-          </w:p>
-        </w:tc>
-        <w:tc>
-          <w:tcPr>
-            <w:tcW w:type="dxa" w:w="2340"/>
-          </w:tcPr>
-          <w:p>
-            <w:r>
-              <w:rPr>
-                <w:sz w:val="17"/>
-              </w:rPr>
-              <w:t>US DC fast ports (43K to about 75K) against the IEA STEPS path (100K by 2025, 280K by 2030)</w:t>
+              <w:t>Line chart, actual vs projection</w:t>
+            </w:r>
+          </w:p>
+        </w:tc>
+        <w:tc>
+          <w:tcPr>
+            <w:tcW w:type="dxa" w:w="2340"/>
+          </w:tcPr>
+          <w:p>
+            <w:r>
+              <w:rPr>
+                <w:sz w:val="17"/>
+              </w:rPr>
+              <w:t>US DC fast ports (43K to about 75K) against the IEA STEPS path (100K by 2025, 280K by 2030). The 2023 point is the IEA figure for chargers above 22 kW.</w:t>
             </w:r>
           </w:p>
         </w:tc>
@@ -2285,7 +3980,7 @@
               <w:rPr>
                 <w:sz w:val="17"/>
               </w:rPr>
-              <w:t>US DC ports by network, Sep 2026: Tesla 37,995 (49.8%), Other 12,382 (16.2%)</w:t>
+              <w:t>US DC ports by network, Sep 2026: Tesla 37,995 (49.8%) and Other 12,382 (16.2%). Networks ranked 7th to 10th (about 6,100 ports) are not drawn.</w:t>
             </w:r>
           </w:p>
         </w:tc>
@@ -2346,7 +4041,7 @@
               <w:rPr>
                 <w:sz w:val="17"/>
               </w:rPr>
-              <w:t>EVs per fast charger, IEA 2023 vs latest: Germany 119 → 71, France 79 → 46</w:t>
+              <w:t>EVs per fast charger, IEA 2023 vs latest: Germany 119 → 71, France 79 → 46 (report figure; at least 50 on the dataset's BEV+PHEV basis)</w:t>
             </w:r>
           </w:p>
         </w:tc>
@@ -2407,7 +4102,7 @@
               <w:rPr>
                 <w:sz w:val="17"/>
               </w:rPr>
-              <w:t>Top-5 high-power operators: Germany (EnBW 6,005) and France (Tesla 3,019)</w:t>
+              <w:t>Top high-power operators: Germany (EnBW 6,005, end-2024) and France (Tesla 3,019, May 2025). The German panel shows Ionity 5th, but EV Boosters has EWE Go (1,531) 5th and Ionity 8th. The French panel mixes location segments and draws Electra (1,504) above TotalEnergies (1,543).</w:t>
             </w:r>
           </w:p>
         </w:tc>
@@ -2427,7 +4122,7 @@
               <w:rPr>
                 <w:sz w:val="17"/>
               </w:rPr>
-              <w:t xml:space="preserve"> Germany is more concentrated than France.</w:t>
+              <w:t xml:space="preserve"> Germany has one clear leader. France's leadership is split by segment; read it from the Insight 4 bullets.</w:t>
             </w:r>
           </w:p>
         </w:tc>
@@ -2468,7 +4163,20 @@
               <w:rPr>
                 <w:sz w:val="17"/>
               </w:rPr>
-              <w:t>The 2023 dataset baseline next to the latest research for all four markets, with charger definitions labelled</w:t>
+              <w:t xml:space="preserve">The 2023 dataset baseline next to the latest research for all four markets, with charger definitions labelled. This is the agent's first version: its UK utilisation cell (~8%, all chargers) sits next to the US DC-only ~16% with no caveat. The corrected table is in </w:t>
+            </w:r>
+            <w:r>
+              <w:rPr>
+                <w:rFonts w:ascii="Menlo" w:hAnsi="Menlo"/>
+                <w:sz w:val="17"/>
+              </w:rPr>
+              <w:t>deliverables/agent_outputs/01_…docx</w:t>
+            </w:r>
+            <w:r>
+              <w:rPr>
+                <w:sz w:val="17"/>
+              </w:rPr>
+              <w:t>.</w:t>
             </w:r>
           </w:p>
         </w:tc>
@@ -2488,7 +4196,7 @@
               <w:rPr>
                 <w:sz w:val="17"/>
               </w:rPr>
-              <w:t xml:space="preserve"> The side-by-side comparison, with definition caveats, that the ranking rests on.</w:t>
+              <w:t xml:space="preserve"> The side-by-side comparison that the ranking rests on, read with the utilisation caveat in Insight 3.</w:t>
             </w:r>
           </w:p>
         </w:tc>
@@ -2516,7 +4224,7 @@
               <w:rPr>
                 <w:sz w:val="17"/>
               </w:rPr>
-              <w:t>Grouped bar chart (agent, from dataset + research)</w:t>
+              <w:t>Grouped bar chart (agent, from dataset and research)</w:t>
             </w:r>
           </w:p>
         </w:tc>
@@ -2549,7 +4257,7 @@
               <w:rPr>
                 <w:sz w:val="17"/>
               </w:rPr>
-              <w:t xml:space="preserve"> All four markets on one chart. The chart itself notes that definitions differ, so it shows direction only.</w:t>
+              <w:t xml:space="preserve"> All four markets on one chart; the chart notes that definitions differ, so it shows direction only. It uses the reports' ratios. Recomputed, they are about 73 (UK), about 115–118 (US) and at least 50 (France; see Insight 1). The US bar therefore overstates the fall.</w:t>
             </w:r>
           </w:p>
         </w:tc>
@@ -2590,7 +4298,7 @@
               <w:rPr>
                 <w:sz w:val="17"/>
               </w:rPr>
-              <w:t>US DC fast ports: about 43,000 (2023), 50,428 (2024), about 68,000 (2025), 76,236 (Sep 2026), with the report's "30–35% a year" claim marked as true for 2024→2025 only</w:t>
+              <w:t>US DC fast ports: about 43,000 (2023, IEA chargers above 22 kW), 50,428 (2024), about 68,000 (2025) and 76,236 (Sep 2026), with the report's "30–35% a year" marked as true for 2024→2025 only</w:t>
             </w:r>
           </w:p>
         </w:tc>
@@ -2604,13 +4312,13 @@
                 <w:b/>
                 <w:sz w:val="17"/>
               </w:rPr>
-              <w:t>Insights 1 and 4.</w:t>
-            </w:r>
-            <w:r>
-              <w:rPr>
-                <w:sz w:val="17"/>
-              </w:rPr>
-              <w:t xml:space="preserve"> US build-out is slowing in 2026. The last point is September 2026, not year-end, although the chart title says "End-of-Year".</w:t>
+              <w:t>Insight 4.</w:t>
+            </w:r>
+            <w:r>
+              <w:rPr>
+                <w:sz w:val="17"/>
+              </w:rPr>
+              <w:t xml:space="preserve"> US build-out is slowing in 2026, to about 18–19% annualised. The last point is September 2026, although the chart title says "End-of-Year".</w:t>
             </w:r>
           </w:p>
         </w:tc>
@@ -2727,7 +4435,7 @@
               <w:rPr>
                 <w:sz w:val="17"/>
               </w:rPr>
-              <w:t>1. The 2023 gap has closed</w:t>
+              <w:t>1. The 2023 gap has closed (UK, Germany, France)</w:t>
             </w:r>
           </w:p>
         </w:tc>
@@ -2753,7 +4461,7 @@
               <w:rPr>
                 <w:sz w:val="17"/>
               </w:rPr>
-              <w:t>Direction agrees everywhere. Magnitudes are not comparable (above 22 kW vs 50 kW+ vs 150 kW+; BEV-only vs BEV+PHEV). The UK "doubled" claim is wrong (+58%). DfT changed its counting method in Jan 2026.</w:t>
+              <w:t>Direction agrees in the UK, Germany and France. In the US the ratio fell from about 127 (end-2024) to about 115–118 (2025–26), back to the 2023 level of 112. Magnitudes are not comparable (above 22 kW vs 50 kW+ vs 150 kW+; BEV-only vs BEV+PHEV). The reports' UK 66 and US 96–106 ratios could not be reproduced. The UK "doubled" claim is wrong (+58%). DfT changed its counting method in Jan 2026.</w:t>
             </w:r>
           </w:p>
         </w:tc>
@@ -2766,7 +4474,7 @@
               <w:rPr>
                 <w:sz w:val="17"/>
               </w:rPr>
-              <w:t>2023 baseline, then Jul–Sep 2026 (France Feb 2025)</w:t>
+              <w:t>Baseline 2023; charger counts Jul–Sep 2026 (France Feb 2025); ratios from Apr 2026 (UK), mid-2025 (Germany) and Feb 2025 (France)</w:t>
             </w:r>
           </w:p>
         </w:tc>
@@ -2786,7 +4494,7 @@
               <w:rPr>
                 <w:sz w:val="17"/>
               </w:rPr>
-              <w:t xml:space="preserve"> Direction is High.</w:t>
+              <w:t xml:space="preserve"> Direction is High for the UK, Germany and France.</w:t>
             </w:r>
           </w:p>
         </w:tc>
@@ -2827,7 +4535,7 @@
               <w:rPr>
                 <w:sz w:val="17"/>
               </w:rPr>
-              <w:t>Agreement across sources. Conflicting UK 2026 year-to-date shares (~25% vs ~29.8%) are both shown. The US "−31% registrations" figure is single-sourced from the press.</w:t>
+              <w:t>Sources agree on direction. The two conflicting UK 2026 year-to-date shares (~25% vs ~29.8%) are both shown. The US "−31% registrations" figure is single-sourced from the press.</w:t>
             </w:r>
           </w:p>
         </w:tc>
@@ -2840,7 +4548,7 @@
               <w:rPr>
                 <w:sz w:val="17"/>
               </w:rPr>
-              <w:t>Jan–Sep 2026</w:t>
+              <w:t>Full years 2023–2025; 2026 year-to-date to August</w:t>
             </w:r>
           </w:p>
         </w:tc>
@@ -2854,26 +4562,13 @@
                 <w:b/>
                 <w:sz w:val="17"/>
               </w:rPr>
-              <w:t>High</w:t>
-            </w:r>
-            <w:r>
-              <w:rPr>
-                <w:sz w:val="17"/>
-              </w:rPr>
-              <w:t xml:space="preserve"> for direction; </w:t>
-            </w:r>
-            <w:r>
-              <w:rPr>
-                <w:b/>
-                <w:sz w:val="17"/>
-              </w:rPr>
-              <w:t>Medium</w:t>
-            </w:r>
-            <w:r>
-              <w:rPr>
-                <w:sz w:val="17"/>
-              </w:rPr>
-              <w:t xml:space="preserve"> for 2026 magnitudes</w:t>
+              <w:t>Medium.</w:t>
+            </w:r>
+            <w:r>
+              <w:rPr>
+                <w:sz w:val="17"/>
+              </w:rPr>
+              <w:t xml:space="preserve"> Direction is High; 2026 magnitudes are Medium.</w:t>
             </w:r>
           </w:p>
         </w:tc>
@@ -2901,7 +4596,7 @@
               <w:rPr>
                 <w:sz w:val="17"/>
               </w:rPr>
-              <w:t>Mixed: Zapmap and Paren (trackers); Osprey (an operator with an interest); RMI; a Springer study</w:t>
+              <w:t>Mixed: Zapmap, Paren and theevreport.com (trackers); Osprey (an operator with an interest); RMI; Ofgem</w:t>
             </w:r>
           </w:p>
         </w:tc>
@@ -2914,7 +4609,7 @@
               <w:rPr>
                 <w:sz w:val="17"/>
               </w:rPr>
-              <w:t>Utilisation figures cover different scopes (UK all chargers vs US DC only). No EU utilisation data. The UK figure was mis-scoped in the research report.</w:t>
+              <w:t>Utilisation figures cover different scopes (UK all chargers vs US DC only), and the UK report's two rapid figures conflict. No EU utilisation or payback data. The grid-connection gap predates the queue reform.</w:t>
             </w:r>
           </w:p>
         </w:tc>
@@ -2927,7 +4622,7 @@
               <w:rPr>
                 <w:sz w:val="17"/>
               </w:rPr>
-              <w:t>2024–2026; utilisation 2025–26</w:t>
+              <w:t>Utilisation 2025–26; standing charges 2022–2024; connection gap June 2024; RMI guidance older</w:t>
             </w:r>
           </w:p>
         </w:tc>
@@ -2941,7 +4636,13 @@
                 <w:b/>
                 <w:sz w:val="17"/>
               </w:rPr>
-              <w:t>Medium-Low</w:t>
+              <w:t>Low.</w:t>
+            </w:r>
+            <w:r>
+              <w:rPr>
+                <w:sz w:val="17"/>
+              </w:rPr>
+              <w:t xml:space="preserve"> Grid-cost direction is Medium; utilisation magnitudes are Low.</w:t>
             </w:r>
           </w:p>
         </w:tc>
@@ -2969,7 +4670,7 @@
               <w:rPr>
                 <w:sz w:val="17"/>
               </w:rPr>
-              <w:t>Medium: industry trackers (self-reported counts), press, one Wikipedia citation (the Tesla cost claim, not relied on)</w:t>
+              <w:t>Medium: industry trackers (self-reported counts), press, and two Wikipedia citations in the US report (neither relied on)</w:t>
             </w:r>
           </w:p>
         </w:tc>
@@ -2982,7 +4683,7 @@
               <w:rPr>
                 <w:sz w:val="17"/>
               </w:rPr>
-              <w:t>Operator rankings differ by source and date. The UK report's table mixes total and rapid counts.</w:t>
+              <w:t>Operator rankings differ by source and date. The research reports misranked Germany's top 5, mixed France's location segments and gave IONNA's target in sites instead of charging bays. All three are corrected here.</w:t>
             </w:r>
           </w:p>
         </w:tc>
@@ -2995,7 +4696,7 @@
               <w:rPr>
                 <w:sz w:val="17"/>
               </w:rPr>
-              <w:t>US Sep 2026; Germany end-2024</w:t>
+              <w:t>US Sep 2026; UK Jul 2025 to Jul 2026; France May 2025; Germany end-2024</w:t>
             </w:r>
           </w:p>
         </w:tc>
@@ -3037,7 +4738,7 @@
               <w:rPr>
                 <w:sz w:val="17"/>
               </w:rPr>
-              <w:t>High: CMA/gov.uk, DfT, FHWA, Avere-France, CEC/NYSERDA</w:t>
+              <w:t>High: CMA/gov.uk, DfT, FHWA, Avere-France, IEA policy database, CEC/NYSERDA</w:t>
             </w:r>
           </w:p>
         </w:tc>
@@ -3050,7 +4751,7 @@
               <w:rPr>
                 <w:sz w:val="17"/>
               </w:rPr>
-              <w:t>The ADVENIR end date conflicts (end-2027 in the report vs 2030 per Avere, now) and the brief uses 2030. The NEVI amount was verified from search-engine text only.</w:t>
+              <w:t>The ADVENIR end date conflicts (end-2027 in the report vs 2030 per Avere-France); the brief uses 2030 with no assumed extra budget. The France 2030 call has closed. New York's round is federal money, not state. The NEVI amount was confirmed from search results only.</w:t>
             </w:r>
           </w:p>
         </w:tc>
@@ -3063,7 +4764,7 @@
               <w:rPr>
                 <w:sz w:val="17"/>
               </w:rPr>
-              <w:t>The CMA undertaking is from 2022; everything else 2025–26</w:t>
+              <w:t>CMA undertaking 2022; France 2030 call closed end-2024; everything else 2025–26</w:t>
             </w:r>
           </w:p>
         </w:tc>
@@ -3140,91 +4841,10 @@
         <w:rPr>
           <w:b/>
         </w:rPr>
-        <w:t>Six errors were caught</w:t>
-      </w:r>
-      <w:r>
-        <w:t xml:space="preserve"> in AI-generated material during review:</w:t>
-      </w:r>
-    </w:p>
-    <w:p>
-      <w:pPr>
-        <w:ind w:left="720" w:hanging="216"/>
-      </w:pPr>
-      <w:r>
-        <w:t xml:space="preserve">• </w:t>
-      </w:r>
-      <w:r>
-        <w:t>The UK research report's "doubled" claim.</w:t>
-      </w:r>
-    </w:p>
-    <w:p>
-      <w:pPr>
-        <w:ind w:left="720" w:hanging="216"/>
-      </w:pPr>
-      <w:r>
-        <w:t xml:space="preserve">• </w:t>
-      </w:r>
-      <w:r>
-        <w:t>The US report's growth-rate inconsistency.</w:t>
-      </w:r>
-    </w:p>
-    <w:p>
-      <w:pPr>
-        <w:ind w:left="720" w:hanging="216"/>
-      </w:pPr>
-      <w:r>
-        <w:t xml:space="preserve">• </w:t>
-      </w:r>
-      <w:r>
-        <w:t>The agent's 22.3% UK dataset figure.</w:t>
-      </w:r>
-    </w:p>
-    <w:p>
-      <w:pPr>
-        <w:ind w:left="720" w:hanging="216"/>
-      </w:pPr>
-      <w:r>
-        <w:t xml:space="preserve">• </w:t>
-      </w:r>
-      <w:r>
-        <w:t>The agent's list of underserved regions, which included Scotland.</w:t>
-      </w:r>
-    </w:p>
-    <w:p>
-      <w:pPr>
-        <w:ind w:left="720" w:hanging="216"/>
-      </w:pPr>
-      <w:r>
-        <w:t xml:space="preserve">• </w:t>
-      </w:r>
-      <w:r>
-        <w:t>An agent-generated pie chart showing Tesla at 54.2% of US DC ports. It divides by the listed networks only (70,095 ports) instead of the 76,236 total it prints, so the correct share is 49.8%.</w:t>
-      </w:r>
-    </w:p>
-    <w:p>
-      <w:pPr>
-        <w:ind w:left="720" w:hanging="216"/>
-      </w:pPr>
-      <w:r>
-        <w:t xml:space="preserve">• </w:t>
-      </w:r>
-      <w:r>
-        <w:t>An agent-generated bar chart of BEV share. It compares France's single-month August 2026 record (38.8%) with full-year and year-to-date shares for the other markets.</w:t>
-      </w:r>
-    </w:p>
-    <w:p>
-      <w:r>
-        <w:t xml:space="preserve">The first four were corrected before Brief v2. The two charts are excluded from this brief's Visual Evidence and are kept in </w:t>
-      </w:r>
-      <w:r>
-        <w:rPr>
-          <w:rFonts w:ascii="Menlo" w:hAnsi="Menlo"/>
-          <w:sz w:val="18"/>
-        </w:rPr>
-        <w:t>deliverables/agent_outputs/05_…docx</w:t>
-      </w:r>
-      <w:r>
-        <w:t xml:space="preserve"> only as a record.</w:t>
+        <w:t>23 errors in AI-generated material were found</w:t>
+      </w:r>
+      <w:r>
+        <w:t xml:space="preserve"> during review (Appendix E): 12 in the Quick Research reports and 11 in the agent's outputs. None is carried into this brief. The agent corrected two of its own errors (A1 and A2) when they were pointed out. The two flawed agent charts are excluded from the Visual Evidence.</w:t>
       </w:r>
     </w:p>
     <w:p>
@@ -3257,29 +4877,29 @@
         <w:t xml:space="preserve">• </w:t>
       </w:r>
       <w:r>
-        <w:t>No German or French utilisation data.</w:t>
-      </w:r>
-    </w:p>
-    <w:p>
-      <w:pPr>
-        <w:ind w:left="720" w:hanging="216"/>
-      </w:pPr>
-      <w:r>
-        <w:t xml:space="preserve">• </w:t>
-      </w:r>
-      <w:r>
-        <w:t>No rapid-only UK utilisation figure. Search results cite 12.8% for 150 kW+ chargers in Q4 2025, but this was not verified and is not used.</w:t>
-      </w:r>
-    </w:p>
-    <w:p>
-      <w:pPr>
-        <w:ind w:left="720" w:hanging="216"/>
-      </w:pPr>
-      <w:r>
-        <w:t xml:space="preserve">• </w:t>
-      </w:r>
-      <w:r>
-        <w:t>No site-level traffic, grid-capacity or land-cost data.</w:t>
+        <w:t>No German or French utilisation data, and no EU-specific payback data.</w:t>
+      </w:r>
+    </w:p>
+    <w:p>
+      <w:pPr>
+        <w:ind w:left="720" w:hanging="216"/>
+      </w:pPr>
+      <w:r>
+        <w:t xml:space="preserve">• </w:t>
+      </w:r>
+      <w:r>
+        <w:t>No reconciled rapid-only UK utilisation figure: the UK report gives both about 4 and about 2 sessions a day. Search results cite 12.8% for 150 kW+ chargers in Q4 2025, but this was not verified and is not used.</w:t>
+      </w:r>
+    </w:p>
+    <w:p>
+      <w:pPr>
+        <w:ind w:left="720" w:hanging="216"/>
+      </w:pPr>
+      <w:r>
+        <w:t xml:space="preserve">• </w:t>
+      </w:r>
+      <w:r>
+        <w:t>No site-level traffic, grid-capacity or land-cost data, and no post-reform UK grid-connection times.</w:t>
       </w:r>
     </w:p>
     <w:p>
@@ -3337,7 +4957,7 @@
         <w:t xml:space="preserve">• </w:t>
       </w:r>
       <w:r>
-        <w:t>US port growth of "30–35% a year" (2024→25) vs about 16.5% annualised (end-2025 → Sep 2026) in the same report.</w:t>
+        <w:t>US port growth of "30–35% a year" (2024→25) vs about 18–19% annualised from end-2025 to 3 Sep 2026 in the same report.</w:t>
       </w:r>
     </w:p>
     <w:p>
@@ -3359,7 +4979,18 @@
         <w:t xml:space="preserve">• </w:t>
       </w:r>
       <w:r>
-        <w:t>ADVENIR ends in 2027 vs 2030.</w:t>
+        <w:t>ADVENIR ends in end-2027 (report) vs 2030 (Avere-France).</w:t>
+      </w:r>
+    </w:p>
+    <w:p>
+      <w:pPr>
+        <w:ind w:left="720" w:hanging="216"/>
+      </w:pPr>
+      <w:r>
+        <w:t xml:space="preserve">• </w:t>
+      </w:r>
+      <w:r>
+        <w:t>UK public funding: "over £1 billion" (UK report; £1.08 B in the agent's briefs) vs £400 M from the Spending Review, the only new money aimed at the charging network.</w:t>
       </w:r>
     </w:p>
     <w:p>
@@ -3395,7 +5026,7 @@
         <w:t xml:space="preserve">• </w:t>
       </w:r>
       <w:r>
-        <w:t>Operator-authored sources have an interest in the story. Osprey says costs are high; tracker counts are self-reported.</w:t>
+        <w:t>Operator-authored sources have an interest in the story: Osprey says costs are high, and tracker counts are self-reported.</w:t>
       </w:r>
     </w:p>
     <w:p>
@@ -3417,18 +5048,18 @@
         <w:t xml:space="preserve">• </w:t>
       </w:r>
       <w:r>
-        <w:t>The Tesla cost-per-stall claim comes from Wikipedia and is excluded from the reasoning.</w:t>
-      </w:r>
-    </w:p>
-    <w:p>
-      <w:pPr>
-        <w:ind w:left="720" w:hanging="216"/>
-      </w:pPr>
-      <w:r>
-        <w:t xml:space="preserve">• </w:t>
-      </w:r>
-      <w:r>
-        <w:t>AI synthesis errors (four caught) show that model outputs need human arithmetic and source checks.</w:t>
+        <w:t>The US report cites Wikipedia twice, including for the Tesla cost-per-stall claim; neither is used here.</w:t>
+      </w:r>
+    </w:p>
+    <w:p>
+      <w:pPr>
+        <w:ind w:left="720" w:hanging="216"/>
+      </w:pPr>
+      <w:r>
+        <w:t xml:space="preserve">• </w:t>
+      </w:r>
+      <w:r>
+        <w:t>Twenty-three AI errors were found (Appendix E), which shows that model outputs need human arithmetic and source checks.</w:t>
       </w:r>
     </w:p>
     <w:p>
@@ -3486,7 +5117,7 @@
         <w:t xml:space="preserve">• </w:t>
       </w:r>
       <w:r>
-        <w:t>The UK's 5.5-year average connection gap (all customer types) is indicative of charging sites.</w:t>
+        <w:t>The UK's pre-reform 5.5-year connection gap (June 2024, all customer types, mostly generation and storage) is taken as indicative for charging sites; the reform's effect on demand connections is unknown.</w:t>
       </w:r>
     </w:p>
     <w:p>
@@ -3535,8 +5166,49 @@
         </w:rPr>
         <w:t>UK site strategy:</w:t>
       </w:r>
-      <w:r>
-        <w:t xml:space="preserve"> Prioritise motorway-site tenders from November 2026 (especially the 37 sites with Ofgem-funded grid upgrades). Also target underserved regions: Northern Ireland, London (rapid chargers), Yorkshire and the Humber, and the North East. Avoid greenfield sites that need a new grid connection.</w:t>
+    </w:p>
+    <w:p>
+      <w:pPr>
+        <w:ind w:left="720" w:hanging="216"/>
+      </w:pPr>
+      <w:r>
+        <w:t xml:space="preserve">• </w:t>
+      </w:r>
+      <w:r>
+        <w:t>Prioritise motorway-site tenders from November 2026.</w:t>
+      </w:r>
+    </w:p>
+    <w:p>
+      <w:pPr>
+        <w:ind w:left="720" w:hanging="216"/>
+      </w:pPr>
+      <w:r>
+        <w:t xml:space="preserve">• </w:t>
+      </w:r>
+      <w:r>
+        <w:t>In site diligence, favour tendered sites with existing grid capacity. Check each one against the 37 motorway service areas with Green Recovery Scheme upgrades; no source links those 37 to the tendered sites, so this is an assumption to test.</w:t>
+      </w:r>
+    </w:p>
+    <w:p>
+      <w:pPr>
+        <w:ind w:left="720" w:hanging="216"/>
+      </w:pPr>
+      <w:r>
+        <w:t xml:space="preserve">• </w:t>
+      </w:r>
+      <w:r>
+        <w:t>Also target underserved regions: Northern Ireland, London (rapid chargers), Yorkshire and the Humber, and the North East.</w:t>
+      </w:r>
+    </w:p>
+    <w:p>
+      <w:pPr>
+        <w:ind w:left="720" w:hanging="216"/>
+      </w:pPr>
+      <w:r>
+        <w:t xml:space="preserve">• </w:t>
+      </w:r>
+      <w:r>
+        <w:t>Avoid greenfield sites that need a new grid connection.</w:t>
       </w:r>
     </w:p>
     <w:p>
@@ -3553,7 +5225,7 @@
         <w:t>Diligence to fund now:</w:t>
       </w:r>
       <w:r>
-        <w:t xml:space="preserve"> Grid-capacity feasibility on a UK shortlist, and rapid-specific utilisation data for the UK and France.</w:t>
+        <w:t xml:space="preserve"> Grid-capacity feasibility on a UK shortlist, and utilisation data by charger speed for the UK (Zapmap) and France (a source still to be found).</w:t>
       </w:r>
     </w:p>
     <w:p>
@@ -3690,7 +5362,7 @@
               <w:rPr>
                 <w:sz w:val="17"/>
               </w:rPr>
-              <w:t>High (grid cost/queue is the main risk)</w:t>
+              <w:t>High (grid cost and delay are the main risk)</w:t>
             </w:r>
           </w:p>
         </w:tc>
@@ -3705,7 +5377,7 @@
               <w:rPr>
                 <w:sz w:val="17"/>
               </w:rPr>
-              <w:t>Buy UK and France utilisation data by charger speed (Zapmap/Paren)</w:t>
+              <w:t>Buy UK utilisation data by charger speed (Zapmap) and find a French source</w:t>
             </w:r>
           </w:p>
         </w:tc>
@@ -4037,10 +5709,10 @@
         <w:rPr>
           <w:b/>
         </w:rPr>
-        <w:t>Do not treat IEA 2025/2030 projections as forecasts.</w:t>
-      </w:r>
-      <w:r>
-        <w:t xml:space="preserve"> The US is running at roughly half the STEPS 2025 sales-share projection.</w:t>
+        <w:t>Do not treat IEA 2025/2030 projections as forecasts, or the UK mandate as a guaranteed sales level.</w:t>
+      </w:r>
+      <w:r>
+        <w:t xml:space="preserve"> The US is running at roughly half the STEPS 2025 sales-share projection. UK manufacturers complied in 2024–2025 while sales ran below target.</w:t>
       </w:r>
     </w:p>
     <w:p>
@@ -4084,7 +5756,7 @@
         <w:t xml:space="preserve">1. </w:t>
       </w:r>
       <w:r>
-        <w:t>The 2023 dataset's warning of a charging shortfall is out of date: since 2024, fast-charger build-out has outpaced EV fleet growth in the UK, US, Germany and France.</w:t>
+        <w:t>The 2023 dataset's warning of a charging shortfall is out of date: since 2024, fast-charger build-out has outpaced EV fleet growth in the UK, Germany and France, and in the US it has only caught back up to its 2023 level.</w:t>
       </w:r>
     </w:p>
     <w:p>
@@ -4106,7 +5778,7 @@
         <w:t xml:space="preserve">3. </w:t>
       </w:r>
       <w:r>
-        <w:t>Demand is set by policy: the UK ZEV mandate gives a statutory floor rising to 52% of new-car sales by 2028, and France is accelerating (+62.9% BEV registrations in H1 2026), while US BEV share fell below 6% after the federal credit ended.</w:t>
+        <w:t>Demand follows policy: the UK ZEV mandate sets a statutory target of 52% of new-car sales for 2028, currently missed through compliance flexibilities, and France is accelerating (BEV registrations up 62.9% in H1 2026), while US BEV share fell below 6% after the federal credit ended.</w:t>
       </w:r>
     </w:p>
     <w:p>
@@ -4117,7 +5789,7 @@
         <w:t xml:space="preserve">4. </w:t>
       </w:r>
       <w:r>
-        <w:t>The UK is the recommended first market because motorway service areas open to competition from November 2026 and underserved regions such as Northern Ireland (19.3 rapid chargers per 100,000 people vs a 41.7 UK average) remain, with France as phase two and the US deferred.</w:t>
+        <w:t>The UK is the recommended first market because about two-thirds of motorway service areas open to competition from November 2026 and underserved regions such as Northern Ireland (19.3 rapid chargers per 100,000 people vs a 41.7 UK average) remain, with France as phase two and the US deferred.</w:t>
       </w:r>
     </w:p>
     <w:p>
@@ -4128,7 +5800,7 @@
         <w:t xml:space="preserve">5. </w:t>
       </w:r>
       <w:r>
-        <w:t>Overall confidence is Medium: directions are backed by official statistics, but charger definitions differ across sources, utilisation data is thin, and six errors in AI-generated material (four in the text, two in agent charts) were caught during review.</w:t>
+        <w:t>Overall confidence is Medium: directions are backed by official statistics, but charger definitions differ across sources, utilisation data is thin, and 23 errors in AI-generated research and agent outputs were found and kept out of this brief.</w:t>
       </w:r>
     </w:p>
     <w:p>
@@ -4152,7 +5824,7 @@
     </w:p>
     <w:p>
       <w:r>
-        <w:t>Paraphrased; the full requests are visible in the agent screenshots.</w:t>
+        <w:t>These are paraphrased. Fragments of the requests are visible in screenshots 07a, 11a, 12a, 13a and 16.</w:t>
       </w:r>
     </w:p>
     <w:p>
@@ -4196,7 +5868,7 @@
         <w:t xml:space="preserve">4. </w:t>
       </w:r>
       <w:r>
-        <w:t>Check three claims and show the arithmetic: UK BEV fleet "doubled"; US ports growing "30–35% a year"; Germany 119 → 71 EVs per charger. (Agent; found two errors in the research reports.)</w:t>
+        <w:t>Check three claims and show the arithmetic: UK BEV fleet "doubled"; US ports growing "30–35% a year"; Germany 119 → 71 EVs per charger. (Agent; confirmed errors R1 and R4 in Appendix E.)</w:t>
       </w:r>
     </w:p>
     <w:p>
@@ -4411,14 +6083,7 @@
               <w:rPr>
                 <w:sz w:val="17"/>
               </w:rPr>
-              <w:t xml:space="preserve">, </w:t>
-            </w:r>
-            <w:r>
-              <w:rPr>
-                <w:rFonts w:ascii="Menlo" w:hAnsi="Menlo"/>
-                <w:sz w:val="17"/>
-              </w:rPr>
-              <w:t>screenshots/11*</w:t>
+              <w:t>. This is the corrected version, regenerated after Brief v2; screenshots 11a–11e show the first, pre-correction version.</w:t>
             </w:r>
           </w:p>
         </w:tc>
@@ -4453,14 +6118,7 @@
               <w:rPr>
                 <w:sz w:val="17"/>
               </w:rPr>
-              <w:t xml:space="preserve">, </w:t>
-            </w:r>
-            <w:r>
-              <w:rPr>
-                <w:rFonts w:ascii="Menlo" w:hAnsi="Menlo"/>
-                <w:sz w:val="17"/>
-              </w:rPr>
-              <w:t>screenshots/12*</w:t>
+              <w:t>. This is the corrected version; screenshots 12a–12e show the first version.</w:t>
             </w:r>
           </w:p>
         </w:tc>
@@ -4495,7 +6153,7 @@
               <w:rPr>
                 <w:sz w:val="17"/>
               </w:rPr>
-              <w:t xml:space="preserve">, </w:t>
+              <w:t xml:space="preserve"> and </w:t>
             </w:r>
             <w:r>
               <w:rPr>
@@ -4508,27 +6166,7 @@
               <w:rPr>
                 <w:sz w:val="17"/>
               </w:rPr>
-              <w:t xml:space="preserve">, </w:t>
-            </w:r>
-            <w:r>
-              <w:rPr>
-                <w:rFonts w:ascii="Menlo" w:hAnsi="Menlo"/>
-                <w:sz w:val="17"/>
-              </w:rPr>
-              <w:t>screenshots/13*</w:t>
-            </w:r>
-            <w:r>
-              <w:rPr>
-                <w:sz w:val="17"/>
-              </w:rPr>
-              <w:t xml:space="preserve">, </w:t>
-            </w:r>
-            <w:r>
-              <w:rPr>
-                <w:rFonts w:ascii="Menlo" w:hAnsi="Menlo"/>
-                <w:sz w:val="17"/>
-              </w:rPr>
-              <w:t>screenshots/14*</w:t>
+              <w:t>; screenshots 13a–13d and 14a–14c</w:t>
             </w:r>
           </w:p>
         </w:tc>
@@ -4543,7 +6181,7 @@
               <w:rPr>
                 <w:sz w:val="17"/>
               </w:rPr>
-              <w:t>Combined Market Analysis + Reliability document with four agent charts (chat file, not in the Space)</w:t>
+              <w:t>Combined Market Analysis and Reliability document with four agent charts (chat file, not in the Space)</w:t>
             </w:r>
           </w:p>
         </w:tc>
@@ -4572,7 +6210,7 @@
               <w:rPr>
                 <w:sz w:val="17"/>
               </w:rPr>
-              <w:t>Market_Intelligence_Research_Brief.pdf (this brief)</w:t>
+              <w:t>This brief (PDF)</w:t>
             </w:r>
           </w:p>
         </w:tc>
@@ -4609,7 +6247,13 @@
         <w:t xml:space="preserve">• </w:t>
       </w:r>
       <w:r>
-        <w:t xml:space="preserve">IEA Global EV Data 2024 (Kaggle mirror </w:t>
+        <w:rPr>
+          <w:b/>
+        </w:rPr>
+        <w:t>Dataset:</w:t>
+      </w:r>
+      <w:r>
+        <w:t xml:space="preserve"> IEA Global EV Data 2024 (Kaggle mirror </w:t>
       </w:r>
       <w:r>
         <w:rPr>
@@ -4630,7 +6274,87 @@
         <w:t xml:space="preserve">• </w:t>
       </w:r>
       <w:r>
-        <w:t>UK: DfT EV charging infrastructure statistics (1 Jul 2026, published 27 Aug 2026); SMMT full-year 2025 release (6 Jan 2026); CMA motorway charging undertakings (8 Mar 2022); VETS Order 2023 (gov.uk); Zapmap utilisation and network statistics; Ofgem connections reform.</w:t>
+        <w:rPr>
+          <w:b/>
+        </w:rPr>
+        <w:t>UK:</w:t>
+      </w:r>
+    </w:p>
+    <w:p>
+      <w:pPr>
+        <w:ind w:left="720" w:hanging="216"/>
+      </w:pPr>
+      <w:r>
+        <w:t xml:space="preserve">• </w:t>
+      </w:r>
+      <w:r>
+        <w:t>DfT EV charging infrastructure statistics (1 Jul 2026, published 27 Aug 2026).</w:t>
+      </w:r>
+    </w:p>
+    <w:p>
+      <w:pPr>
+        <w:ind w:left="720" w:hanging="216"/>
+      </w:pPr>
+      <w:r>
+        <w:t xml:space="preserve">• </w:t>
+      </w:r>
+      <w:r>
+        <w:t>SMMT full-year 2025 release (6 Jan 2026).</w:t>
+      </w:r>
+    </w:p>
+    <w:p>
+      <w:pPr>
+        <w:ind w:left="720" w:hanging="216"/>
+      </w:pPr>
+      <w:r>
+        <w:t xml:space="preserve">• </w:t>
+      </w:r>
+      <w:r>
+        <w:t>CMA motorway charging undertakings (8 Mar 2022).</w:t>
+      </w:r>
+    </w:p>
+    <w:p>
+      <w:pPr>
+        <w:ind w:left="720" w:hanging="216"/>
+      </w:pPr>
+      <w:r>
+        <w:t xml:space="preserve">• </w:t>
+      </w:r>
+      <w:r>
+        <w:t>VETS Order 2023 (gov.uk).</w:t>
+      </w:r>
+    </w:p>
+    <w:p>
+      <w:pPr>
+        <w:ind w:left="720" w:hanging="216"/>
+      </w:pPr>
+      <w:r>
+        <w:t xml:space="preserve">• </w:t>
+      </w:r>
+      <w:r>
+        <w:t>2025 Spending Review charging allocation and Strategic Charging Infrastructure consultation (gov.uk).</w:t>
+      </w:r>
+    </w:p>
+    <w:p>
+      <w:pPr>
+        <w:ind w:left="720" w:hanging="216"/>
+      </w:pPr>
+      <w:r>
+        <w:t xml:space="preserve">• </w:t>
+      </w:r>
+      <w:r>
+        <w:t>Zapmap utilisation and network statistics.</w:t>
+      </w:r>
+    </w:p>
+    <w:p>
+      <w:pPr>
+        <w:ind w:left="720" w:hanging="216"/>
+      </w:pPr>
+      <w:r>
+        <w:t xml:space="preserve">• </w:t>
+      </w:r>
+      <w:r>
+        <w:t>Ofgem connections reform (blog, 17 Jul 2024; DESNZ/Ofgem letter, Apr 2026).</w:t>
       </w:r>
     </w:p>
     <w:p>
@@ -4641,7 +6365,98 @@
         <w:t xml:space="preserve">• </w:t>
       </w:r>
       <w:r>
-        <w:t>US: EIA Today in Energy 67144 (9 Feb 2026) and 67885; NADA Dec 2025 Market Beat; evchargingstations.com DC fast charging Sep 2026 (3 Sep 2026); FHWA Notice N 4510.913 (12 Mar 2026); Paren Q1 2025 industry report; RMI rate-design guidance.</w:t>
+        <w:rPr>
+          <w:b/>
+        </w:rPr>
+        <w:t>US:</w:t>
+      </w:r>
+    </w:p>
+    <w:p>
+      <w:pPr>
+        <w:ind w:left="720" w:hanging="216"/>
+      </w:pPr>
+      <w:r>
+        <w:t xml:space="preserve">• </w:t>
+      </w:r>
+      <w:r>
+        <w:t>EIA Today in Energy 67144 (9 Feb 2026) and 67885.</w:t>
+      </w:r>
+    </w:p>
+    <w:p>
+      <w:pPr>
+        <w:ind w:left="720" w:hanging="216"/>
+      </w:pPr>
+      <w:r>
+        <w:t xml:space="preserve">• </w:t>
+      </w:r>
+      <w:r>
+        <w:t>NADA Dec 2025 Market Beat.</w:t>
+      </w:r>
+    </w:p>
+    <w:p>
+      <w:pPr>
+        <w:ind w:left="720" w:hanging="216"/>
+      </w:pPr>
+      <w:r>
+        <w:t xml:space="preserve">• </w:t>
+      </w:r>
+      <w:r>
+        <w:t>evchargingstations.com, DC fast charging, Sep 2026 (3 Sep 2026).</w:t>
+      </w:r>
+    </w:p>
+    <w:p>
+      <w:pPr>
+        <w:ind w:left="720" w:hanging="216"/>
+      </w:pPr>
+      <w:r>
+        <w:t xml:space="preserve">• </w:t>
+      </w:r>
+      <w:r>
+        <w:t>FHWA Notice N 4510.913 (12 Mar 2026).</w:t>
+      </w:r>
+    </w:p>
+    <w:p>
+      <w:pPr>
+        <w:ind w:left="720" w:hanging="216"/>
+      </w:pPr>
+      <w:r>
+        <w:t xml:space="preserve">• </w:t>
+      </w:r>
+      <w:r>
+        <w:t>Paren Q1 2025 industry report; theevreport.com.</w:t>
+      </w:r>
+    </w:p>
+    <w:p>
+      <w:pPr>
+        <w:ind w:left="720" w:hanging="216"/>
+      </w:pPr>
+      <w:r>
+        <w:t xml:space="preserve">• </w:t>
+      </w:r>
+      <w:r>
+        <w:t>RMI rate-design guidance.</w:t>
+      </w:r>
+    </w:p>
+    <w:p>
+      <w:pPr>
+        <w:ind w:left="720" w:hanging="216"/>
+      </w:pPr>
+      <w:r>
+        <w:t xml:space="preserve">• </w:t>
+      </w:r>
+      <w:r>
+        <w:t>IONNA announcement (ionna.com).</w:t>
+      </w:r>
+    </w:p>
+    <w:p>
+      <w:pPr>
+        <w:ind w:left="720" w:hanging="216"/>
+      </w:pPr>
+      <w:r>
+        <w:t xml:space="preserve">• </w:t>
+      </w:r>
+      <w:r>
+        <w:t>CEC Fast Charge California; NYSERDA corridor round (Dec 2024).</w:t>
       </w:r>
     </w:p>
     <w:p>
@@ -4652,9 +6467,2039 @@
         <w:t xml:space="preserve">• </w:t>
       </w:r>
       <w:r>
-        <w:t>EU core: ACEA H1 2026 registrations (23 Jul 2026); Bundesnetzagentur figures via heise (31 Jul 2026) and electrive (4 Feb 2026); Avere-France barometers and ADVENIR page; EU AFIR summary (EUR-Lex); EV Boosters operator rankings.</w:t>
-      </w:r>
-    </w:p>
+        <w:rPr>
+          <w:b/>
+        </w:rPr>
+        <w:t>EU core:</w:t>
+      </w:r>
+    </w:p>
+    <w:p>
+      <w:pPr>
+        <w:ind w:left="720" w:hanging="216"/>
+      </w:pPr>
+      <w:r>
+        <w:t xml:space="preserve">• </w:t>
+      </w:r>
+      <w:r>
+        <w:t>ACEA H1 2026 registrations (23 Jul 2026).</w:t>
+      </w:r>
+    </w:p>
+    <w:p>
+      <w:pPr>
+        <w:ind w:left="720" w:hanging="216"/>
+      </w:pPr>
+      <w:r>
+        <w:t xml:space="preserve">• </w:t>
+      </w:r>
+      <w:r>
+        <w:t>Bundesnetzagentur figures via heise (31 Jul 2026) and electrive (4 Feb 2026).</w:t>
+      </w:r>
+    </w:p>
+    <w:p>
+      <w:pPr>
+        <w:ind w:left="720" w:hanging="216"/>
+      </w:pPr>
+      <w:r>
+        <w:t xml:space="preserve">• </w:t>
+      </w:r>
+      <w:r>
+        <w:t>Avere-France barometers and ADVENIR page.</w:t>
+      </w:r>
+    </w:p>
+    <w:p>
+      <w:pPr>
+        <w:ind w:left="720" w:hanging="216"/>
+      </w:pPr>
+      <w:r>
+        <w:t xml:space="preserve">• </w:t>
+      </w:r>
+      <w:r>
+        <w:t>IEA policy database (France 2030).</w:t>
+      </w:r>
+    </w:p>
+    <w:p>
+      <w:pPr>
+        <w:ind w:left="720" w:hanging="216"/>
+      </w:pPr>
+      <w:r>
+        <w:t xml:space="preserve">• </w:t>
+      </w:r>
+      <w:r>
+        <w:t>EU AFIR summary (EUR-Lex).</w:t>
+      </w:r>
+    </w:p>
+    <w:p>
+      <w:pPr>
+        <w:ind w:left="720" w:hanging="216"/>
+      </w:pPr>
+      <w:r>
+        <w:t xml:space="preserve">• </w:t>
+      </w:r>
+      <w:r>
+        <w:t>EV Boosters operator rankings.</w:t>
+      </w:r>
+    </w:p>
+    <w:p>
+      <w:pPr>
+        <w:pStyle w:val="Heading2"/>
+      </w:pPr>
+      <w:r>
+        <w:t>Appendix D. Primary-source spot-check log (26 September 2026)</w:t>
+      </w:r>
+    </w:p>
+    <w:tbl>
+      <w:tblPr>
+        <w:tblW w:type="auto" w:w="0"/>
+        <w:tblLook w:firstColumn="1" w:firstRow="1" w:lastColumn="0" w:lastRow="0" w:noHBand="0" w:noVBand="1" w:val="04A0"/>
+        <w:tblBorders>
+          <w:top w:val="single" w:sz="4" w:color="BFC4C9"/>
+          <w:left w:val="single" w:sz="4" w:color="BFC4C9"/>
+          <w:bottom w:val="single" w:sz="4" w:color="BFC4C9"/>
+          <w:right w:val="single" w:sz="4" w:color="BFC4C9"/>
+          <w:insideH w:val="single" w:sz="4" w:color="BFC4C9"/>
+          <w:insideV w:val="single" w:sz="4" w:color="BFC4C9"/>
+        </w:tblBorders>
+      </w:tblPr>
+      <w:tblGrid>
+        <w:gridCol w:w="2340"/>
+        <w:gridCol w:w="2340"/>
+        <w:gridCol w:w="2340"/>
+        <w:gridCol w:w="2340"/>
+      </w:tblGrid>
+      <w:tr>
+        <w:tc>
+          <w:tcPr>
+            <w:tcW w:type="dxa" w:w="2340"/>
+          </w:tcPr>
+          <w:p>
+            <w:r>
+              <w:rPr>
+                <w:b/>
+                <w:sz w:val="17"/>
+              </w:rPr>
+              <w:t>#</w:t>
+            </w:r>
+          </w:p>
+        </w:tc>
+        <w:tc>
+          <w:tcPr>
+            <w:tcW w:type="dxa" w:w="2340"/>
+          </w:tcPr>
+          <w:p>
+            <w:r>
+              <w:rPr>
+                <w:b/>
+                <w:sz w:val="17"/>
+              </w:rPr>
+              <w:t>Figure checked</w:t>
+            </w:r>
+          </w:p>
+        </w:tc>
+        <w:tc>
+          <w:tcPr>
+            <w:tcW w:type="dxa" w:w="2340"/>
+          </w:tcPr>
+          <w:p>
+            <w:r>
+              <w:rPr>
+                <w:b/>
+                <w:sz w:val="17"/>
+              </w:rPr>
+              <w:t>Result</w:t>
+            </w:r>
+          </w:p>
+        </w:tc>
+        <w:tc>
+          <w:tcPr>
+            <w:tcW w:type="dxa" w:w="2340"/>
+          </w:tcPr>
+          <w:p>
+            <w:r>
+              <w:rPr>
+                <w:b/>
+                <w:sz w:val="17"/>
+              </w:rPr>
+              <w:t>Note</w:t>
+            </w:r>
+          </w:p>
+        </w:tc>
+      </w:tr>
+      <w:tr>
+        <w:tc>
+          <w:tcPr>
+            <w:tcW w:type="dxa" w:w="2340"/>
+          </w:tcPr>
+          <w:p>
+            <w:r>
+              <w:rPr>
+                <w:sz w:val="17"/>
+              </w:rPr>
+              <w:t>1</w:t>
+            </w:r>
+          </w:p>
+        </w:tc>
+        <w:tc>
+          <w:tcPr>
+            <w:tcW w:type="dxa" w:w="2340"/>
+          </w:tcPr>
+          <w:p>
+            <w:r>
+              <w:rPr>
+                <w:sz w:val="17"/>
+              </w:rPr>
+              <w:t>UK 50 kW+ chargers 28,887 (1 Jul 2026); regional density NI 19.3, London 27.9, UK 41.7</w:t>
+            </w:r>
+          </w:p>
+        </w:tc>
+        <w:tc>
+          <w:tcPr>
+            <w:tcW w:type="dxa" w:w="2340"/>
+          </w:tcPr>
+          <w:p>
+            <w:r>
+              <w:rPr>
+                <w:sz w:val="17"/>
+              </w:rPr>
+              <w:t>Verified</w:t>
+            </w:r>
+          </w:p>
+        </w:tc>
+        <w:tc>
+          <w:tcPr>
+            <w:tcW w:type="dxa" w:w="2340"/>
+          </w:tcPr>
+          <w:p>
+            <w:r>
+              <w:rPr>
+                <w:sz w:val="17"/>
+              </w:rPr>
+              <w:t>DfT statistics, published 27 Aug 2026</w:t>
+            </w:r>
+          </w:p>
+        </w:tc>
+      </w:tr>
+      <w:tr>
+        <w:tc>
+          <w:tcPr>
+            <w:tcW w:type="dxa" w:w="2340"/>
+          </w:tcPr>
+          <w:p>
+            <w:r>
+              <w:rPr>
+                <w:sz w:val="17"/>
+              </w:rPr>
+              <w:t>2</w:t>
+            </w:r>
+          </w:p>
+        </w:tc>
+        <w:tc>
+          <w:tcPr>
+            <w:tcW w:type="dxa" w:w="2340"/>
+          </w:tcPr>
+          <w:p>
+            <w:r>
+              <w:rPr>
+                <w:sz w:val="17"/>
+              </w:rPr>
+              <w:t>UK BEV 381,970 (19.6%) in 2024 and 473,348 (23.4%) in 2025</w:t>
+            </w:r>
+          </w:p>
+        </w:tc>
+        <w:tc>
+          <w:tcPr>
+            <w:tcW w:type="dxa" w:w="2340"/>
+          </w:tcPr>
+          <w:p>
+            <w:r>
+              <w:rPr>
+                <w:sz w:val="17"/>
+              </w:rPr>
+              <w:t>Verified; citation corrected</w:t>
+            </w:r>
+          </w:p>
+        </w:tc>
+        <w:tc>
+          <w:tcPr>
+            <w:tcW w:type="dxa" w:w="2340"/>
+          </w:tcPr>
+          <w:p>
+            <w:r>
+              <w:rPr>
+                <w:sz w:val="17"/>
+              </w:rPr>
+              <w:t>The figures are in SMMT's 6 Jan 2026 full-year release, not the page the report cites</w:t>
+            </w:r>
+          </w:p>
+        </w:tc>
+      </w:tr>
+      <w:tr>
+        <w:tc>
+          <w:tcPr>
+            <w:tcW w:type="dxa" w:w="2340"/>
+          </w:tcPr>
+          <w:p>
+            <w:r>
+              <w:rPr>
+                <w:sz w:val="17"/>
+              </w:rPr>
+              <w:t>3</w:t>
+            </w:r>
+          </w:p>
+        </w:tc>
+        <w:tc>
+          <w:tcPr>
+            <w:tcW w:type="dxa" w:w="2340"/>
+          </w:tcPr>
+          <w:p>
+            <w:r>
+              <w:rPr>
+                <w:sz w:val="17"/>
+              </w:rPr>
+              <w:t>Gridserve's exclusive motorway rights end November 2026</w:t>
+            </w:r>
+          </w:p>
+        </w:tc>
+        <w:tc>
+          <w:tcPr>
+            <w:tcW w:type="dxa" w:w="2340"/>
+          </w:tcPr>
+          <w:p>
+            <w:r>
+              <w:rPr>
+                <w:sz w:val="17"/>
+              </w:rPr>
+              <w:t>Verified</w:t>
+            </w:r>
+          </w:p>
+        </w:tc>
+        <w:tc>
+          <w:tcPr>
+            <w:tcW w:type="dxa" w:w="2340"/>
+          </w:tcPr>
+          <w:p>
+            <w:r>
+              <w:rPr>
+                <w:sz w:val="17"/>
+              </w:rPr>
+              <w:t>CMA undertaking of 8 Mar 2022: rights not enforced after Nov 2026 (about two-thirds of motorway service areas)</w:t>
+            </w:r>
+          </w:p>
+        </w:tc>
+      </w:tr>
+      <w:tr>
+        <w:tc>
+          <w:tcPr>
+            <w:tcW w:type="dxa" w:w="2340"/>
+          </w:tcPr>
+          <w:p>
+            <w:r>
+              <w:rPr>
+                <w:sz w:val="17"/>
+              </w:rPr>
+              <w:t>4</w:t>
+            </w:r>
+          </w:p>
+        </w:tc>
+        <w:tc>
+          <w:tcPr>
+            <w:tcW w:type="dxa" w:w="2340"/>
+          </w:tcPr>
+          <w:p>
+            <w:r>
+              <w:rPr>
+                <w:sz w:val="17"/>
+              </w:rPr>
+              <w:t>Tesla 37,995 of 76,236 US DC ports (49.8%); "Other" up 44%</w:t>
+            </w:r>
+          </w:p>
+        </w:tc>
+        <w:tc>
+          <w:tcPr>
+            <w:tcW w:type="dxa" w:w="2340"/>
+          </w:tcPr>
+          <w:p>
+            <w:r>
+              <w:rPr>
+                <w:sz w:val="17"/>
+              </w:rPr>
+              <w:t>Verified</w:t>
+            </w:r>
+          </w:p>
+        </w:tc>
+        <w:tc>
+          <w:tcPr>
+            <w:tcW w:type="dxa" w:w="2340"/>
+          </w:tcPr>
+          <w:p>
+            <w:r>
+              <w:rPr>
+                <w:sz w:val="17"/>
+              </w:rPr>
+              <w:t>evchargingstations.com, 3 Sep 2026</w:t>
+            </w:r>
+          </w:p>
+        </w:tc>
+      </w:tr>
+      <w:tr>
+        <w:tc>
+          <w:tcPr>
+            <w:tcW w:type="dxa" w:w="2340"/>
+          </w:tcPr>
+          <w:p>
+            <w:r>
+              <w:rPr>
+                <w:sz w:val="17"/>
+              </w:rPr>
+              <w:t>5</w:t>
+            </w:r>
+          </w:p>
+        </w:tc>
+        <w:tc>
+          <w:tcPr>
+            <w:tcW w:type="dxa" w:w="2340"/>
+          </w:tcPr>
+          <w:p>
+            <w:r>
+              <w:rPr>
+                <w:sz w:val="17"/>
+              </w:rPr>
+              <w:t>US credit expired 30 Sep 2025; BEV share 12% in Sep, below 6% in Q4 2025</w:t>
+            </w:r>
+          </w:p>
+        </w:tc>
+        <w:tc>
+          <w:tcPr>
+            <w:tcW w:type="dxa" w:w="2340"/>
+          </w:tcPr>
+          <w:p>
+            <w:r>
+              <w:rPr>
+                <w:sz w:val="17"/>
+              </w:rPr>
+              <w:t>Verified</w:t>
+            </w:r>
+          </w:p>
+        </w:tc>
+        <w:tc>
+          <w:tcPr>
+            <w:tcW w:type="dxa" w:w="2340"/>
+          </w:tcPr>
+          <w:p>
+            <w:r>
+              <w:rPr>
+                <w:sz w:val="17"/>
+              </w:rPr>
+              <w:t>EIA, 9 Feb 2026</w:t>
+            </w:r>
+          </w:p>
+        </w:tc>
+      </w:tr>
+      <w:tr>
+        <w:tc>
+          <w:tcPr>
+            <w:tcW w:type="dxa" w:w="2340"/>
+          </w:tcPr>
+          <w:p>
+            <w:r>
+              <w:rPr>
+                <w:sz w:val="17"/>
+              </w:rPr>
+              <w:t>6</w:t>
+            </w:r>
+          </w:p>
+        </w:tc>
+        <w:tc>
+          <w:tcPr>
+            <w:tcW w:type="dxa" w:w="2340"/>
+          </w:tcPr>
+          <w:p>
+            <w:r>
+              <w:rPr>
+                <w:sz w:val="17"/>
+              </w:rPr>
+              <w:t>$503.8 M of NEVI funds repurposed in March 2026</w:t>
+            </w:r>
+          </w:p>
+        </w:tc>
+        <w:tc>
+          <w:tcPr>
+            <w:tcW w:type="dxa" w:w="2340"/>
+          </w:tcPr>
+          <w:p>
+            <w:r>
+              <w:rPr>
+                <w:sz w:val="17"/>
+              </w:rPr>
+              <w:t>Verified (search-result text; the page itself returned 403)</w:t>
+            </w:r>
+          </w:p>
+        </w:tc>
+        <w:tc>
+          <w:tcPr>
+            <w:tcW w:type="dxa" w:w="2340"/>
+          </w:tcPr>
+          <w:p>
+            <w:r>
+              <w:rPr>
+                <w:sz w:val="17"/>
+              </w:rPr>
+              <w:t>Exact figure $503,756,000, repurposed rather than rescinded</w:t>
+            </w:r>
+          </w:p>
+        </w:tc>
+      </w:tr>
+      <w:tr>
+        <w:tc>
+          <w:tcPr>
+            <w:tcW w:type="dxa" w:w="2340"/>
+          </w:tcPr>
+          <w:p>
+            <w:r>
+              <w:rPr>
+                <w:sz w:val="17"/>
+              </w:rPr>
+              <w:t>7</w:t>
+            </w:r>
+          </w:p>
+        </w:tc>
+        <w:tc>
+          <w:tcPr>
+            <w:tcW w:type="dxa" w:w="2340"/>
+          </w:tcPr>
+          <w:p>
+            <w:r>
+              <w:rPr>
+                <w:sz w:val="17"/>
+              </w:rPr>
+              <w:t>Germany DC fast points 54,341 (Jul 2026) and 48,729 (Jan 2026)</w:t>
+            </w:r>
+          </w:p>
+        </w:tc>
+        <w:tc>
+          <w:tcPr>
+            <w:tcW w:type="dxa" w:w="2340"/>
+          </w:tcPr>
+          <w:p>
+            <w:r>
+              <w:rPr>
+                <w:sz w:val="17"/>
+              </w:rPr>
+              <w:t>Verified; citation corrected</w:t>
+            </w:r>
+          </w:p>
+        </w:tc>
+        <w:tc>
+          <w:tcPr>
+            <w:tcW w:type="dxa" w:w="2340"/>
+          </w:tcPr>
+          <w:p>
+            <w:r>
+              <w:rPr>
+                <w:sz w:val="17"/>
+              </w:rPr>
+              <w:t>heise 31 Jul 2026; the January figure is from electrive, 4 Feb 2026</w:t>
+            </w:r>
+          </w:p>
+        </w:tc>
+      </w:tr>
+      <w:tr>
+        <w:tc>
+          <w:tcPr>
+            <w:tcW w:type="dxa" w:w="2340"/>
+          </w:tcPr>
+          <w:p>
+            <w:r>
+              <w:rPr>
+                <w:sz w:val="17"/>
+              </w:rPr>
+              <w:t>8</w:t>
+            </w:r>
+          </w:p>
+        </w:tc>
+        <w:tc>
+          <w:tcPr>
+            <w:tcW w:type="dxa" w:w="2340"/>
+          </w:tcPr>
+          <w:p>
+            <w:r>
+              <w:rPr>
+                <w:sz w:val="17"/>
+              </w:rPr>
+              <w:t>ADVENIR extended to end-2027 with €200 M more (about €520 M total)</w:t>
+            </w:r>
+          </w:p>
+        </w:tc>
+        <w:tc>
+          <w:tcPr>
+            <w:tcW w:type="dxa" w:w="2340"/>
+          </w:tcPr>
+          <w:p>
+            <w:r>
+              <w:rPr>
+                <w:sz w:val="17"/>
+              </w:rPr>
+              <w:t>Amount verified; end date out of date</w:t>
+            </w:r>
+          </w:p>
+        </w:tc>
+        <w:tc>
+          <w:tcPr>
+            <w:tcW w:type="dxa" w:w="2340"/>
+          </w:tcPr>
+          <w:p>
+            <w:r>
+              <w:rPr>
+                <w:sz w:val="17"/>
+              </w:rPr>
+              <w:t>Avere-France now says the programme runs to 2030</w:t>
+            </w:r>
+          </w:p>
+        </w:tc>
+      </w:tr>
+      <w:tr>
+        <w:tc>
+          <w:tcPr>
+            <w:tcW w:type="dxa" w:w="2340"/>
+          </w:tcPr>
+          <w:p>
+            <w:r>
+              <w:rPr>
+                <w:sz w:val="17"/>
+              </w:rPr>
+              <w:t>9</w:t>
+            </w:r>
+          </w:p>
+        </w:tc>
+        <w:tc>
+          <w:tcPr>
+            <w:tcW w:type="dxa" w:w="2340"/>
+          </w:tcPr>
+          <w:p>
+            <w:r>
+              <w:rPr>
+                <w:sz w:val="17"/>
+              </w:rPr>
+              <w:t>France H1 2026 BEV registrations +62.9%</w:t>
+            </w:r>
+          </w:p>
+        </w:tc>
+        <w:tc>
+          <w:tcPr>
+            <w:tcW w:type="dxa" w:w="2340"/>
+          </w:tcPr>
+          <w:p>
+            <w:r>
+              <w:rPr>
+                <w:sz w:val="17"/>
+              </w:rPr>
+              <w:t>Verified</w:t>
+            </w:r>
+          </w:p>
+        </w:tc>
+        <w:tc>
+          <w:tcPr>
+            <w:tcW w:type="dxa" w:w="2340"/>
+          </w:tcPr>
+          <w:p>
+            <w:r>
+              <w:rPr>
+                <w:sz w:val="17"/>
+              </w:rPr>
+              <w:t>ACEA, 23 Jul 2026</w:t>
+            </w:r>
+          </w:p>
+        </w:tc>
+      </w:tr>
+      <w:tr>
+        <w:tc>
+          <w:tcPr>
+            <w:tcW w:type="dxa" w:w="2340"/>
+          </w:tcPr>
+          <w:p>
+            <w:r>
+              <w:rPr>
+                <w:sz w:val="17"/>
+              </w:rPr>
+              <w:t>10</w:t>
+            </w:r>
+          </w:p>
+        </w:tc>
+        <w:tc>
+          <w:tcPr>
+            <w:tcW w:type="dxa" w:w="2340"/>
+          </w:tcPr>
+          <w:p>
+            <w:r>
+              <w:rPr>
+                <w:sz w:val="17"/>
+              </w:rPr>
+              <w:t>UK rapid utilisation about 8% (about 2 hours a day)</w:t>
+            </w:r>
+          </w:p>
+        </w:tc>
+        <w:tc>
+          <w:tcPr>
+            <w:tcW w:type="dxa" w:w="2340"/>
+          </w:tcPr>
+          <w:p>
+            <w:r>
+              <w:rPr>
+                <w:sz w:val="17"/>
+              </w:rPr>
+              <w:t>Wrong scope</w:t>
+            </w:r>
+          </w:p>
+        </w:tc>
+        <w:tc>
+          <w:tcPr>
+            <w:tcW w:type="dxa" w:w="2340"/>
+          </w:tcPr>
+          <w:p>
+            <w:r>
+              <w:rPr>
+                <w:sz w:val="17"/>
+              </w:rPr>
+              <w:t>The figure is Zapmap's average for all public chargers, not rapid chargers</w:t>
+            </w:r>
+          </w:p>
+        </w:tc>
+      </w:tr>
+    </w:tbl>
+    <w:p/>
+    <w:p>
+      <w:pPr>
+        <w:pStyle w:val="Heading2"/>
+      </w:pPr>
+      <w:r>
+        <w:t>Appendix E. Errors found in AI-generated material</w:t>
+      </w:r>
+    </w:p>
+    <w:p>
+      <w:r>
+        <w:t>None of these errors is carried into this brief.</w:t>
+      </w:r>
+    </w:p>
+    <w:tbl>
+      <w:tblPr>
+        <w:tblW w:type="auto" w:w="0"/>
+        <w:tblLook w:firstColumn="1" w:firstRow="1" w:lastColumn="0" w:lastRow="0" w:noHBand="0" w:noVBand="1" w:val="04A0"/>
+        <w:tblBorders>
+          <w:top w:val="single" w:sz="4" w:color="BFC4C9"/>
+          <w:left w:val="single" w:sz="4" w:color="BFC4C9"/>
+          <w:bottom w:val="single" w:sz="4" w:color="BFC4C9"/>
+          <w:right w:val="single" w:sz="4" w:color="BFC4C9"/>
+          <w:insideH w:val="single" w:sz="4" w:color="BFC4C9"/>
+          <w:insideV w:val="single" w:sz="4" w:color="BFC4C9"/>
+        </w:tblBorders>
+      </w:tblPr>
+      <w:tblGrid>
+        <w:gridCol w:w="2340"/>
+        <w:gridCol w:w="2340"/>
+        <w:gridCol w:w="2340"/>
+        <w:gridCol w:w="2340"/>
+      </w:tblGrid>
+      <w:tr>
+        <w:tc>
+          <w:tcPr>
+            <w:tcW w:type="dxa" w:w="2340"/>
+          </w:tcPr>
+          <w:p>
+            <w:r>
+              <w:rPr>
+                <w:b/>
+                <w:sz w:val="17"/>
+              </w:rPr>
+              <w:t>ID</w:t>
+            </w:r>
+          </w:p>
+        </w:tc>
+        <w:tc>
+          <w:tcPr>
+            <w:tcW w:type="dxa" w:w="2340"/>
+          </w:tcPr>
+          <w:p>
+            <w:r>
+              <w:rPr>
+                <w:b/>
+                <w:sz w:val="17"/>
+              </w:rPr>
+              <w:t>Where</w:t>
+            </w:r>
+          </w:p>
+        </w:tc>
+        <w:tc>
+          <w:tcPr>
+            <w:tcW w:type="dxa" w:w="2340"/>
+          </w:tcPr>
+          <w:p>
+            <w:r>
+              <w:rPr>
+                <w:b/>
+                <w:sz w:val="17"/>
+              </w:rPr>
+              <w:t>Error</w:t>
+            </w:r>
+          </w:p>
+        </w:tc>
+        <w:tc>
+          <w:tcPr>
+            <w:tcW w:type="dxa" w:w="2340"/>
+          </w:tcPr>
+          <w:p>
+            <w:r>
+              <w:rPr>
+                <w:b/>
+                <w:sz w:val="17"/>
+              </w:rPr>
+              <w:t>Correct figure or handling</w:t>
+            </w:r>
+          </w:p>
+        </w:tc>
+      </w:tr>
+      <w:tr>
+        <w:tc>
+          <w:tcPr>
+            <w:tcW w:type="dxa" w:w="2340"/>
+          </w:tcPr>
+          <w:p>
+            <w:r>
+              <w:rPr>
+                <w:sz w:val="17"/>
+              </w:rPr>
+              <w:t>R1</w:t>
+            </w:r>
+          </w:p>
+        </w:tc>
+        <w:tc>
+          <w:tcPr>
+            <w:tcW w:type="dxa" w:w="2340"/>
+          </w:tcPr>
+          <w:p>
+            <w:r>
+              <w:rPr>
+                <w:sz w:val="17"/>
+              </w:rPr>
+              <w:t>UK Quick Research report</w:t>
+            </w:r>
+          </w:p>
+        </w:tc>
+        <w:tc>
+          <w:tcPr>
+            <w:tcW w:type="dxa" w:w="2340"/>
+          </w:tcPr>
+          <w:p>
+            <w:r>
+              <w:rPr>
+                <w:sz w:val="17"/>
+              </w:rPr>
+              <w:t>BEV fleet "doubled" from about 1.33 M to about 2.1 M, in the summary and the body</w:t>
+            </w:r>
+          </w:p>
+        </w:tc>
+        <w:tc>
+          <w:tcPr>
+            <w:tcW w:type="dxa" w:w="2340"/>
+          </w:tcPr>
+          <w:p>
+            <w:r>
+              <w:rPr>
+                <w:sz w:val="17"/>
+              </w:rPr>
+              <w:t>+58%</w:t>
+            </w:r>
+          </w:p>
+        </w:tc>
+      </w:tr>
+      <w:tr>
+        <w:tc>
+          <w:tcPr>
+            <w:tcW w:type="dxa" w:w="2340"/>
+          </w:tcPr>
+          <w:p>
+            <w:r>
+              <w:rPr>
+                <w:sz w:val="17"/>
+              </w:rPr>
+              <w:t>R2</w:t>
+            </w:r>
+          </w:p>
+        </w:tc>
+        <w:tc>
+          <w:tcPr>
+            <w:tcW w:type="dxa" w:w="2340"/>
+          </w:tcPr>
+          <w:p>
+            <w:r>
+              <w:rPr>
+                <w:sz w:val="17"/>
+              </w:rPr>
+              <w:t>UK report</w:t>
+            </w:r>
+          </w:p>
+        </w:tc>
+        <w:tc>
+          <w:tcPr>
+            <w:tcW w:type="dxa" w:w="2340"/>
+          </w:tcPr>
+          <w:p>
+            <w:r>
+              <w:rPr>
+                <w:sz w:val="17"/>
+              </w:rPr>
+              <w:t>Summary and conclusion apply the ~8% all-charger utilisation to rapid chargers</w:t>
+            </w:r>
+          </w:p>
+        </w:tc>
+        <w:tc>
+          <w:tcPr>
+            <w:tcW w:type="dxa" w:w="2340"/>
+          </w:tcPr>
+          <w:p>
+            <w:r>
+              <w:rPr>
+                <w:sz w:val="17"/>
+              </w:rPr>
+              <w:t>The body labels it correctly; the brief uses the all-charger scope</w:t>
+            </w:r>
+          </w:p>
+        </w:tc>
+      </w:tr>
+      <w:tr>
+        <w:tc>
+          <w:tcPr>
+            <w:tcW w:type="dxa" w:w="2340"/>
+          </w:tcPr>
+          <w:p>
+            <w:r>
+              <w:rPr>
+                <w:sz w:val="17"/>
+              </w:rPr>
+              <w:t>R3</w:t>
+            </w:r>
+          </w:p>
+        </w:tc>
+        <w:tc>
+          <w:tcPr>
+            <w:tcW w:type="dxa" w:w="2340"/>
+          </w:tcPr>
+          <w:p>
+            <w:r>
+              <w:rPr>
+                <w:sz w:val="17"/>
+              </w:rPr>
+              <w:t>UK report</w:t>
+            </w:r>
+          </w:p>
+        </w:tc>
+        <w:tc>
+          <w:tcPr>
+            <w:tcW w:type="dxa" w:w="2340"/>
+          </w:tcPr>
+          <w:p>
+            <w:r>
+              <w:rPr>
+                <w:sz w:val="17"/>
+              </w:rPr>
+              <w:t>"Over £1 billion" of funding counts the £400 M twice (as SCI and as the Spending Review)</w:t>
+            </w:r>
+          </w:p>
+        </w:tc>
+        <w:tc>
+          <w:tcPr>
+            <w:tcW w:type="dxa" w:w="2340"/>
+          </w:tcPr>
+          <w:p>
+            <w:r>
+              <w:rPr>
+                <w:sz w:val="17"/>
+              </w:rPr>
+              <w:t>Itemised; only the £400 M is new charging-network money</w:t>
+            </w:r>
+          </w:p>
+        </w:tc>
+      </w:tr>
+      <w:tr>
+        <w:tc>
+          <w:tcPr>
+            <w:tcW w:type="dxa" w:w="2340"/>
+          </w:tcPr>
+          <w:p>
+            <w:r>
+              <w:rPr>
+                <w:sz w:val="17"/>
+              </w:rPr>
+              <w:t>R4</w:t>
+            </w:r>
+          </w:p>
+        </w:tc>
+        <w:tc>
+          <w:tcPr>
+            <w:tcW w:type="dxa" w:w="2340"/>
+          </w:tcPr>
+          <w:p>
+            <w:r>
+              <w:rPr>
+                <w:sz w:val="17"/>
+              </w:rPr>
+              <w:t>US report</w:t>
+            </w:r>
+          </w:p>
+        </w:tc>
+        <w:tc>
+          <w:tcPr>
+            <w:tcW w:type="dxa" w:w="2340"/>
+          </w:tcPr>
+          <w:p>
+            <w:r>
+              <w:rPr>
+                <w:sz w:val="17"/>
+              </w:rPr>
+              <w:t>"30–35% a year" growth in DC ports, against its own later figures</w:t>
+            </w:r>
+          </w:p>
+        </w:tc>
+        <w:tc>
+          <w:tcPr>
+            <w:tcW w:type="dxa" w:w="2340"/>
+          </w:tcPr>
+          <w:p>
+            <w:r>
+              <w:rPr>
+                <w:sz w:val="17"/>
+              </w:rPr>
+              <w:t>True for 2024→25; about 18–19% annualised from end-2025 to 3 Sep 2026</w:t>
+            </w:r>
+          </w:p>
+        </w:tc>
+      </w:tr>
+      <w:tr>
+        <w:tc>
+          <w:tcPr>
+            <w:tcW w:type="dxa" w:w="2340"/>
+          </w:tcPr>
+          <w:p>
+            <w:r>
+              <w:rPr>
+                <w:sz w:val="17"/>
+              </w:rPr>
+              <w:t>R5</w:t>
+            </w:r>
+          </w:p>
+        </w:tc>
+        <w:tc>
+          <w:tcPr>
+            <w:tcW w:type="dxa" w:w="2340"/>
+          </w:tcPr>
+          <w:p>
+            <w:r>
+              <w:rPr>
+                <w:sz w:val="17"/>
+              </w:rPr>
+              <w:t>US report</w:t>
+            </w:r>
+          </w:p>
+        </w:tc>
+        <w:tc>
+          <w:tcPr>
+            <w:tcW w:type="dxa" w:w="2340"/>
+          </w:tcPr>
+          <w:p>
+            <w:r>
+              <w:rPr>
+                <w:sz w:val="17"/>
+              </w:rPr>
+              <w:t>"96–106 EVs per port"</w:t>
+            </w:r>
+          </w:p>
+        </w:tc>
+        <w:tc>
+          <w:tcPr>
+            <w:tcW w:type="dxa" w:w="2340"/>
+          </w:tcPr>
+          <w:p>
+            <w:r>
+              <w:rPr>
+                <w:sz w:val="17"/>
+              </w:rPr>
+              <w:t>Cannot be reproduced; recomputed at about 115–118 (2025–26)</w:t>
+            </w:r>
+          </w:p>
+        </w:tc>
+      </w:tr>
+      <w:tr>
+        <w:tc>
+          <w:tcPr>
+            <w:tcW w:type="dxa" w:w="2340"/>
+          </w:tcPr>
+          <w:p>
+            <w:r>
+              <w:rPr>
+                <w:sz w:val="17"/>
+              </w:rPr>
+              <w:t>R6</w:t>
+            </w:r>
+          </w:p>
+        </w:tc>
+        <w:tc>
+          <w:tcPr>
+            <w:tcW w:type="dxa" w:w="2340"/>
+          </w:tcPr>
+          <w:p>
+            <w:r>
+              <w:rPr>
+                <w:sz w:val="17"/>
+              </w:rPr>
+              <w:t>US report</w:t>
+            </w:r>
+          </w:p>
+        </w:tc>
+        <w:tc>
+          <w:tcPr>
+            <w:tcW w:type="dxa" w:w="2340"/>
+          </w:tcPr>
+          <w:p>
+            <w:r>
+              <w:rPr>
+                <w:sz w:val="17"/>
+              </w:rPr>
+              <w:t>IONNA "targets 30,000 sites"</w:t>
+            </w:r>
+          </w:p>
+        </w:tc>
+        <w:tc>
+          <w:tcPr>
+            <w:tcW w:type="dxa" w:w="2340"/>
+          </w:tcPr>
+          <w:p>
+            <w:r>
+              <w:rPr>
+                <w:sz w:val="17"/>
+              </w:rPr>
+              <w:t>The target is about 30,000 charging bays</w:t>
+            </w:r>
+          </w:p>
+        </w:tc>
+      </w:tr>
+      <w:tr>
+        <w:tc>
+          <w:tcPr>
+            <w:tcW w:type="dxa" w:w="2340"/>
+          </w:tcPr>
+          <w:p>
+            <w:r>
+              <w:rPr>
+                <w:sz w:val="17"/>
+              </w:rPr>
+              <w:t>R7</w:t>
+            </w:r>
+          </w:p>
+        </w:tc>
+        <w:tc>
+          <w:tcPr>
+            <w:tcW w:type="dxa" w:w="2340"/>
+          </w:tcPr>
+          <w:p>
+            <w:r>
+              <w:rPr>
+                <w:sz w:val="17"/>
+              </w:rPr>
+              <w:t>US report</w:t>
+            </w:r>
+          </w:p>
+        </w:tc>
+        <w:tc>
+          <w:tcPr>
+            <w:tcW w:type="dxa" w:w="2340"/>
+          </w:tcPr>
+          <w:p>
+            <w:r>
+              <w:rPr>
+                <w:sz w:val="17"/>
+              </w:rPr>
+              <w:t>New York's $28.5 M described as a state programme</w:t>
+            </w:r>
+          </w:p>
+        </w:tc>
+        <w:tc>
+          <w:tcPr>
+            <w:tcW w:type="dxa" w:w="2340"/>
+          </w:tcPr>
+          <w:p>
+            <w:r>
+              <w:rPr>
+                <w:sz w:val="17"/>
+              </w:rPr>
+              <w:t>It is a round of federal NEVI money</w:t>
+            </w:r>
+          </w:p>
+        </w:tc>
+      </w:tr>
+      <w:tr>
+        <w:tc>
+          <w:tcPr>
+            <w:tcW w:type="dxa" w:w="2340"/>
+          </w:tcPr>
+          <w:p>
+            <w:r>
+              <w:rPr>
+                <w:sz w:val="17"/>
+              </w:rPr>
+              <w:t>R8</w:t>
+            </w:r>
+          </w:p>
+        </w:tc>
+        <w:tc>
+          <w:tcPr>
+            <w:tcW w:type="dxa" w:w="2340"/>
+          </w:tcPr>
+          <w:p>
+            <w:r>
+              <w:rPr>
+                <w:sz w:val="17"/>
+              </w:rPr>
+              <w:t>EU report</w:t>
+            </w:r>
+          </w:p>
+        </w:tc>
+        <w:tc>
+          <w:tcPr>
+            <w:tcW w:type="dxa" w:w="2340"/>
+          </w:tcPr>
+          <w:p>
+            <w:r>
+              <w:rPr>
+                <w:sz w:val="17"/>
+              </w:rPr>
+              <w:t>Germany's top 5 lists Ionity 5th</w:t>
+            </w:r>
+          </w:p>
+        </w:tc>
+        <w:tc>
+          <w:tcPr>
+            <w:tcW w:type="dxa" w:w="2340"/>
+          </w:tcPr>
+          <w:p>
+            <w:r>
+              <w:rPr>
+                <w:sz w:val="17"/>
+              </w:rPr>
+              <w:t>EWE Go (1,531) is 5th; Ionity (1,084) is 8th</w:t>
+            </w:r>
+          </w:p>
+        </w:tc>
+      </w:tr>
+      <w:tr>
+        <w:tc>
+          <w:tcPr>
+            <w:tcW w:type="dxa" w:w="2340"/>
+          </w:tcPr>
+          <w:p>
+            <w:r>
+              <w:rPr>
+                <w:sz w:val="17"/>
+              </w:rPr>
+              <w:t>R9</w:t>
+            </w:r>
+          </w:p>
+        </w:tc>
+        <w:tc>
+          <w:tcPr>
+            <w:tcW w:type="dxa" w:w="2340"/>
+          </w:tcPr>
+          <w:p>
+            <w:r>
+              <w:rPr>
+                <w:sz w:val="17"/>
+              </w:rPr>
+              <w:t>EU report</w:t>
+            </w:r>
+          </w:p>
+        </w:tc>
+        <w:tc>
+          <w:tcPr>
+            <w:tcW w:type="dxa" w:w="2340"/>
+          </w:tcPr>
+          <w:p>
+            <w:r>
+              <w:rPr>
+                <w:sz w:val="17"/>
+              </w:rPr>
+              <w:t>France's top 5 mixes location segments</w:t>
+            </w:r>
+          </w:p>
+        </w:tc>
+        <w:tc>
+          <w:tcPr>
+            <w:tcW w:type="dxa" w:w="2340"/>
+          </w:tcPr>
+          <w:p>
+            <w:r>
+              <w:rPr>
+                <w:sz w:val="17"/>
+              </w:rPr>
+              <w:t>Reported by segment</w:t>
+            </w:r>
+          </w:p>
+        </w:tc>
+      </w:tr>
+      <w:tr>
+        <w:tc>
+          <w:tcPr>
+            <w:tcW w:type="dxa" w:w="2340"/>
+          </w:tcPr>
+          <w:p>
+            <w:r>
+              <w:rPr>
+                <w:sz w:val="17"/>
+              </w:rPr>
+              <w:t>R10</w:t>
+            </w:r>
+          </w:p>
+        </w:tc>
+        <w:tc>
+          <w:tcPr>
+            <w:tcW w:type="dxa" w:w="2340"/>
+          </w:tcPr>
+          <w:p>
+            <w:r>
+              <w:rPr>
+                <w:sz w:val="17"/>
+              </w:rPr>
+              <w:t>EU report</w:t>
+            </w:r>
+          </w:p>
+        </w:tc>
+        <w:tc>
+          <w:tcPr>
+            <w:tcW w:type="dxa" w:w="2340"/>
+          </w:tcPr>
+          <w:p>
+            <w:r>
+              <w:rPr>
+                <w:sz w:val="17"/>
+              </w:rPr>
+              <w:t>"6–12 year payback" for Germany and France</w:t>
+            </w:r>
+          </w:p>
+        </w:tc>
+        <w:tc>
+          <w:tcPr>
+            <w:tcW w:type="dxa" w:w="2340"/>
+          </w:tcPr>
+          <w:p>
+            <w:r>
+              <w:rPr>
+                <w:sz w:val="17"/>
+              </w:rPr>
+              <w:t>Taken from a global review of solar-powered charging; not used</w:t>
+            </w:r>
+          </w:p>
+        </w:tc>
+      </w:tr>
+      <w:tr>
+        <w:tc>
+          <w:tcPr>
+            <w:tcW w:type="dxa" w:w="2340"/>
+          </w:tcPr>
+          <w:p>
+            <w:r>
+              <w:rPr>
+                <w:sz w:val="17"/>
+              </w:rPr>
+              <w:t>R11</w:t>
+            </w:r>
+          </w:p>
+        </w:tc>
+        <w:tc>
+          <w:tcPr>
+            <w:tcW w:type="dxa" w:w="2340"/>
+          </w:tcPr>
+          <w:p>
+            <w:r>
+              <w:rPr>
+                <w:sz w:val="17"/>
+              </w:rPr>
+              <w:t>EU report</w:t>
+            </w:r>
+          </w:p>
+        </w:tc>
+        <w:tc>
+          <w:tcPr>
+            <w:tcW w:type="dxa" w:w="2340"/>
+          </w:tcPr>
+          <w:p>
+            <w:r>
+              <w:rPr>
+                <w:sz w:val="17"/>
+              </w:rPr>
+              <w:t>ADVENIR "extended to end-2027"</w:t>
+            </w:r>
+          </w:p>
+        </w:tc>
+        <w:tc>
+          <w:tcPr>
+            <w:tcW w:type="dxa" w:w="2340"/>
+          </w:tcPr>
+          <w:p>
+            <w:r>
+              <w:rPr>
+                <w:sz w:val="17"/>
+              </w:rPr>
+              <w:t>Now runs to 2030 (Avere-France)</w:t>
+            </w:r>
+          </w:p>
+        </w:tc>
+      </w:tr>
+      <w:tr>
+        <w:tc>
+          <w:tcPr>
+            <w:tcW w:type="dxa" w:w="2340"/>
+          </w:tcPr>
+          <w:p>
+            <w:r>
+              <w:rPr>
+                <w:sz w:val="17"/>
+              </w:rPr>
+              <w:t>R12</w:t>
+            </w:r>
+          </w:p>
+        </w:tc>
+        <w:tc>
+          <w:tcPr>
+            <w:tcW w:type="dxa" w:w="2340"/>
+          </w:tcPr>
+          <w:p>
+            <w:r>
+              <w:rPr>
+                <w:sz w:val="17"/>
+              </w:rPr>
+              <w:t>EU report</w:t>
+            </w:r>
+          </w:p>
+        </w:tc>
+        <w:tc>
+          <w:tcPr>
+            <w:tcW w:type="dxa" w:w="2340"/>
+          </w:tcPr>
+          <w:p>
+            <w:r>
+              <w:rPr>
+                <w:sz w:val="17"/>
+              </w:rPr>
+              <w:t>France 2030's €300 M presented as current support</w:t>
+            </w:r>
+          </w:p>
+        </w:tc>
+        <w:tc>
+          <w:tcPr>
+            <w:tcW w:type="dxa" w:w="2340"/>
+          </w:tcPr>
+          <w:p>
+            <w:r>
+              <w:rPr>
+                <w:sz w:val="17"/>
+              </w:rPr>
+              <w:t>The call closed at end-2024</w:t>
+            </w:r>
+          </w:p>
+        </w:tc>
+      </w:tr>
+      <w:tr>
+        <w:tc>
+          <w:tcPr>
+            <w:tcW w:type="dxa" w:w="2340"/>
+          </w:tcPr>
+          <w:p>
+            <w:r>
+              <w:rPr>
+                <w:sz w:val="17"/>
+              </w:rPr>
+              <w:t>A1</w:t>
+            </w:r>
+          </w:p>
+        </w:tc>
+        <w:tc>
+          <w:tcPr>
+            <w:tcW w:type="dxa" w:w="2340"/>
+          </w:tcPr>
+          <w:p>
+            <w:r>
+              <w:rPr>
+                <w:sz w:val="17"/>
+              </w:rPr>
+              <w:t>Agent reliability table (first version)</w:t>
+            </w:r>
+          </w:p>
+        </w:tc>
+        <w:tc>
+          <w:tcPr>
+            <w:tcW w:type="dxa" w:w="2340"/>
+          </w:tcPr>
+          <w:p>
+            <w:r>
+              <w:rPr>
+                <w:sz w:val="17"/>
+              </w:rPr>
+              <w:t>UK 2023 EV sales share given as 22.3%, with a "dip" to 19.6%</w:t>
+            </w:r>
+          </w:p>
+        </w:tc>
+        <w:tc>
+          <w:tcPr>
+            <w:tcW w:type="dxa" w:w="2340"/>
+          </w:tcPr>
+          <w:p>
+            <w:r>
+              <w:rPr>
+                <w:sz w:val="17"/>
+              </w:rPr>
+              <w:t>The dataset says 24% (BEV+PHEV), which is not comparable with a BEV-only share; corrected by the agent before Brief v1</w:t>
+            </w:r>
+          </w:p>
+        </w:tc>
+      </w:tr>
+      <w:tr>
+        <w:tc>
+          <w:tcPr>
+            <w:tcW w:type="dxa" w:w="2340"/>
+          </w:tcPr>
+          <w:p>
+            <w:r>
+              <w:rPr>
+                <w:sz w:val="17"/>
+              </w:rPr>
+              <w:t>A2</w:t>
+            </w:r>
+          </w:p>
+        </w:tc>
+        <w:tc>
+          <w:tcPr>
+            <w:tcW w:type="dxa" w:w="2340"/>
+          </w:tcPr>
+          <w:p>
+            <w:r>
+              <w:rPr>
+                <w:sz w:val="17"/>
+              </w:rPr>
+              <w:t>Agent Brief v1</w:t>
+            </w:r>
+          </w:p>
+        </w:tc>
+        <w:tc>
+          <w:tcPr>
+            <w:tcW w:type="dxa" w:w="2340"/>
+          </w:tcPr>
+          <w:p>
+            <w:r>
+              <w:rPr>
+                <w:sz w:val="17"/>
+              </w:rPr>
+              <w:t>Scotland and Wales listed as underserved</w:t>
+            </w:r>
+          </w:p>
+        </w:tc>
+        <w:tc>
+          <w:tcPr>
+            <w:tcW w:type="dxa" w:w="2340"/>
+          </w:tcPr>
+          <w:p>
+            <w:r>
+              <w:rPr>
+                <w:sz w:val="17"/>
+              </w:rPr>
+              <w:t>Scotland is best served (59.1); corrected by the agent in Brief v2</w:t>
+            </w:r>
+          </w:p>
+        </w:tc>
+      </w:tr>
+      <w:tr>
+        <w:tc>
+          <w:tcPr>
+            <w:tcW w:type="dxa" w:w="2340"/>
+          </w:tcPr>
+          <w:p>
+            <w:r>
+              <w:rPr>
+                <w:sz w:val="17"/>
+              </w:rPr>
+              <w:t>A3</w:t>
+            </w:r>
+          </w:p>
+        </w:tc>
+        <w:tc>
+          <w:tcPr>
+            <w:tcW w:type="dxa" w:w="2340"/>
+          </w:tcPr>
+          <w:p>
+            <w:r>
+              <w:rPr>
+                <w:sz w:val="17"/>
+              </w:rPr>
+              <w:t>Agent Briefs v1 and v2</w:t>
+            </w:r>
+          </w:p>
+        </w:tc>
+        <w:tc>
+          <w:tcPr>
+            <w:tcW w:type="dxa" w:w="2340"/>
+          </w:tcPr>
+          <w:p>
+            <w:r>
+              <w:rPr>
+                <w:sz w:val="17"/>
+              </w:rPr>
+              <w:t>UK ranked first partly on "&gt;£1B" / "£1.08B" of public funding</w:t>
+            </w:r>
+          </w:p>
+        </w:tc>
+        <w:tc>
+          <w:tcPr>
+            <w:tcW w:type="dxa" w:w="2340"/>
+          </w:tcPr>
+          <w:p>
+            <w:r>
+              <w:rPr>
+                <w:sz w:val="17"/>
+              </w:rPr>
+              <w:t>Only the £400 M applies to the charging network</w:t>
+            </w:r>
+          </w:p>
+        </w:tc>
+      </w:tr>
+      <w:tr>
+        <w:tc>
+          <w:tcPr>
+            <w:tcW w:type="dxa" w:w="2340"/>
+          </w:tcPr>
+          <w:p>
+            <w:r>
+              <w:rPr>
+                <w:sz w:val="17"/>
+              </w:rPr>
+              <w:t>A4</w:t>
+            </w:r>
+          </w:p>
+        </w:tc>
+        <w:tc>
+          <w:tcPr>
+            <w:tcW w:type="dxa" w:w="2340"/>
+          </w:tcPr>
+          <w:p>
+            <w:r>
+              <w:rPr>
+                <w:sz w:val="17"/>
+              </w:rPr>
+              <w:t>Agent Market Analysis</w:t>
+            </w:r>
+          </w:p>
+        </w:tc>
+        <w:tc>
+          <w:tcPr>
+            <w:tcW w:type="dxa" w:w="2340"/>
+          </w:tcPr>
+          <w:p>
+            <w:r>
+              <w:rPr>
+                <w:sz w:val="17"/>
+              </w:rPr>
+              <w:t>France's HPC-only count means "the true DC fast ratio is higher"</w:t>
+            </w:r>
+          </w:p>
+        </w:tc>
+        <w:tc>
+          <w:tcPr>
+            <w:tcW w:type="dxa" w:w="2340"/>
+          </w:tcPr>
+          <w:p>
+            <w:r>
+              <w:rPr>
+                <w:sz w:val="17"/>
+              </w:rPr>
+              <w:t>Backwards: counting all DC chargers lowers the ratio</w:t>
+            </w:r>
+          </w:p>
+        </w:tc>
+      </w:tr>
+      <w:tr>
+        <w:tc>
+          <w:tcPr>
+            <w:tcW w:type="dxa" w:w="2340"/>
+          </w:tcPr>
+          <w:p>
+            <w:r>
+              <w:rPr>
+                <w:sz w:val="17"/>
+              </w:rPr>
+              <w:t>A5</w:t>
+            </w:r>
+          </w:p>
+        </w:tc>
+        <w:tc>
+          <w:tcPr>
+            <w:tcW w:type="dxa" w:w="2340"/>
+          </w:tcPr>
+          <w:p>
+            <w:r>
+              <w:rPr>
+                <w:sz w:val="17"/>
+              </w:rPr>
+              <w:t>Agent Reliability Evaluation</w:t>
+            </w:r>
+          </w:p>
+        </w:tc>
+        <w:tc>
+          <w:tcPr>
+            <w:tcW w:type="dxa" w:w="2340"/>
+          </w:tcPr>
+          <w:p>
+            <w:r>
+              <w:rPr>
+                <w:sz w:val="17"/>
+              </w:rPr>
+              <w:t>US port growth 2023→24 of "+17.3%", mixing IEA chargers above 22 kW with DC ports</w:t>
+            </w:r>
+          </w:p>
+        </w:tc>
+        <w:tc>
+          <w:tcPr>
+            <w:tcW w:type="dxa" w:w="2340"/>
+          </w:tcPr>
+          <w:p>
+            <w:r>
+              <w:rPr>
+                <w:sz w:val="17"/>
+              </w:rPr>
+              <w:t>The report's own figures imply about +36%</w:t>
+            </w:r>
+          </w:p>
+        </w:tc>
+      </w:tr>
+      <w:tr>
+        <w:tc>
+          <w:tcPr>
+            <w:tcW w:type="dxa" w:w="2340"/>
+          </w:tcPr>
+          <w:p>
+            <w:r>
+              <w:rPr>
+                <w:sz w:val="17"/>
+              </w:rPr>
+              <w:t>A6</w:t>
+            </w:r>
+          </w:p>
+        </w:tc>
+        <w:tc>
+          <w:tcPr>
+            <w:tcW w:type="dxa" w:w="2340"/>
+          </w:tcPr>
+          <w:p>
+            <w:r>
+              <w:rPr>
+                <w:sz w:val="17"/>
+              </w:rPr>
+              <w:t>Agent Reliability Evaluation</w:t>
+            </w:r>
+          </w:p>
+        </w:tc>
+        <w:tc>
+          <w:tcPr>
+            <w:tcW w:type="dxa" w:w="2340"/>
+          </w:tcPr>
+          <w:p>
+            <w:r>
+              <w:rPr>
+                <w:sz w:val="17"/>
+              </w:rPr>
+              <w:t>Says the UK report's body text is "more careful" than its summary</w:t>
+            </w:r>
+          </w:p>
+        </w:tc>
+        <w:tc>
+          <w:tcPr>
+            <w:tcW w:type="dxa" w:w="2340"/>
+          </w:tcPr>
+          <w:p>
+            <w:r>
+              <w:rPr>
+                <w:sz w:val="17"/>
+              </w:rPr>
+              <w:t>The body also says "doubled"</w:t>
+            </w:r>
+          </w:p>
+        </w:tc>
+      </w:tr>
+      <w:tr>
+        <w:tc>
+          <w:tcPr>
+            <w:tcW w:type="dxa" w:w="2340"/>
+          </w:tcPr>
+          <w:p>
+            <w:r>
+              <w:rPr>
+                <w:sz w:val="17"/>
+              </w:rPr>
+              <w:t>A7</w:t>
+            </w:r>
+          </w:p>
+        </w:tc>
+        <w:tc>
+          <w:tcPr>
+            <w:tcW w:type="dxa" w:w="2340"/>
+          </w:tcPr>
+          <w:p>
+            <w:r>
+              <w:rPr>
+                <w:sz w:val="17"/>
+              </w:rPr>
+              <w:t>Agent Reliability Evaluation</w:t>
+            </w:r>
+          </w:p>
+        </w:tc>
+        <w:tc>
+          <w:tcPr>
+            <w:tcW w:type="dxa" w:w="2340"/>
+          </w:tcPr>
+          <w:p>
+            <w:r>
+              <w:rPr>
+                <w:sz w:val="17"/>
+              </w:rPr>
+              <w:t>France's +62.9% called an EU-wide ACEA figure</w:t>
+            </w:r>
+          </w:p>
+        </w:tc>
+        <w:tc>
+          <w:tcPr>
+            <w:tcW w:type="dxa" w:w="2340"/>
+          </w:tcPr>
+          <w:p>
+            <w:r>
+              <w:rPr>
+                <w:sz w:val="17"/>
+              </w:rPr>
+              <w:t>It is France-specific</w:t>
+            </w:r>
+          </w:p>
+        </w:tc>
+      </w:tr>
+      <w:tr>
+        <w:tc>
+          <w:tcPr>
+            <w:tcW w:type="dxa" w:w="2340"/>
+          </w:tcPr>
+          <w:p>
+            <w:r>
+              <w:rPr>
+                <w:sz w:val="17"/>
+              </w:rPr>
+              <w:t>A8</w:t>
+            </w:r>
+          </w:p>
+        </w:tc>
+        <w:tc>
+          <w:tcPr>
+            <w:tcW w:type="dxa" w:w="2340"/>
+          </w:tcPr>
+          <w:p>
+            <w:r>
+              <w:rPr>
+                <w:sz w:val="17"/>
+              </w:rPr>
+              <w:t>Agent documents (corrected versions)</w:t>
+            </w:r>
+          </w:p>
+        </w:tc>
+        <w:tc>
+          <w:tcPr>
+            <w:tcW w:type="dxa" w:w="2340"/>
+          </w:tcPr>
+          <w:p>
+            <w:r>
+              <w:rPr>
+                <w:sz w:val="17"/>
+              </w:rPr>
+              <w:t>"ADVENIR runs to 2030" cited to the EU report</w:t>
+            </w:r>
+          </w:p>
+        </w:tc>
+        <w:tc>
+          <w:tcPr>
+            <w:tcW w:type="dxa" w:w="2340"/>
+          </w:tcPr>
+          <w:p>
+            <w:r>
+              <w:rPr>
+                <w:sz w:val="17"/>
+              </w:rPr>
+              <w:t>The 2030 date came from the primary-source check (Appendix D)</w:t>
+            </w:r>
+          </w:p>
+        </w:tc>
+      </w:tr>
+      <w:tr>
+        <w:tc>
+          <w:tcPr>
+            <w:tcW w:type="dxa" w:w="2340"/>
+          </w:tcPr>
+          <w:p>
+            <w:r>
+              <w:rPr>
+                <w:sz w:val="17"/>
+              </w:rPr>
+              <w:t>A9</w:t>
+            </w:r>
+          </w:p>
+        </w:tc>
+        <w:tc>
+          <w:tcPr>
+            <w:tcW w:type="dxa" w:w="2340"/>
+          </w:tcPr>
+          <w:p>
+            <w:r>
+              <w:rPr>
+                <w:sz w:val="17"/>
+              </w:rPr>
+              <w:t>Agent Briefs v1 and v2</w:t>
+            </w:r>
+          </w:p>
+        </w:tc>
+        <w:tc>
+          <w:tcPr>
+            <w:tcW w:type="dxa" w:w="2340"/>
+          </w:tcPr>
+          <w:p>
+            <w:r>
+              <w:rPr>
+                <w:sz w:val="17"/>
+              </w:rPr>
+              <w:t>About 920 words of prose against the agent's own 600-word limit</w:t>
+            </w:r>
+          </w:p>
+        </w:tc>
+        <w:tc>
+          <w:tcPr>
+            <w:tcW w:type="dxa" w:w="2340"/>
+          </w:tcPr>
+          <w:p>
+            <w:r>
+              <w:rPr>
+                <w:sz w:val="17"/>
+              </w:rPr>
+              <w:t>Noted; this brief is the leadership deliverable</w:t>
+            </w:r>
+          </w:p>
+        </w:tc>
+      </w:tr>
+      <w:tr>
+        <w:tc>
+          <w:tcPr>
+            <w:tcW w:type="dxa" w:w="2340"/>
+          </w:tcPr>
+          <w:p>
+            <w:r>
+              <w:rPr>
+                <w:sz w:val="17"/>
+              </w:rPr>
+              <w:t>A10</w:t>
+            </w:r>
+          </w:p>
+        </w:tc>
+        <w:tc>
+          <w:tcPr>
+            <w:tcW w:type="dxa" w:w="2340"/>
+          </w:tcPr>
+          <w:p>
+            <w:r>
+              <w:rPr>
+                <w:sz w:val="17"/>
+              </w:rPr>
+              <w:t>Agent chart (excluded)</w:t>
+            </w:r>
+          </w:p>
+        </w:tc>
+        <w:tc>
+          <w:tcPr>
+            <w:tcW w:type="dxa" w:w="2340"/>
+          </w:tcPr>
+          <w:p>
+            <w:r>
+              <w:rPr>
+                <w:sz w:val="17"/>
+              </w:rPr>
+              <w:t>US operator pie shows Tesla at 54.2%</w:t>
+            </w:r>
+          </w:p>
+        </w:tc>
+        <w:tc>
+          <w:tcPr>
+            <w:tcW w:type="dxa" w:w="2340"/>
+          </w:tcPr>
+          <w:p>
+            <w:r>
+              <w:rPr>
+                <w:sz w:val="17"/>
+              </w:rPr>
+              <w:t>It divides by 70,095 listed ports instead of the 76,236 total; the correct share is 49.8%</w:t>
+            </w:r>
+          </w:p>
+        </w:tc>
+      </w:tr>
+      <w:tr>
+        <w:tc>
+          <w:tcPr>
+            <w:tcW w:type="dxa" w:w="2340"/>
+          </w:tcPr>
+          <w:p>
+            <w:r>
+              <w:rPr>
+                <w:sz w:val="17"/>
+              </w:rPr>
+              <w:t>A11</w:t>
+            </w:r>
+          </w:p>
+        </w:tc>
+        <w:tc>
+          <w:tcPr>
+            <w:tcW w:type="dxa" w:w="2340"/>
+          </w:tcPr>
+          <w:p>
+            <w:r>
+              <w:rPr>
+                <w:sz w:val="17"/>
+              </w:rPr>
+              <w:t>Agent chart (excluded)</w:t>
+            </w:r>
+          </w:p>
+        </w:tc>
+        <w:tc>
+          <w:tcPr>
+            <w:tcW w:type="dxa" w:w="2340"/>
+          </w:tcPr>
+          <w:p>
+            <w:r>
+              <w:rPr>
+                <w:sz w:val="17"/>
+              </w:rPr>
+              <w:t>BEV-share bar chart compares France's single-month 38.8% with full-year and year-to-date shares elsewhere</w:t>
+            </w:r>
+          </w:p>
+        </w:tc>
+        <w:tc>
+          <w:tcPr>
+            <w:tcW w:type="dxa" w:w="2340"/>
+          </w:tcPr>
+          <w:p>
+            <w:r>
+              <w:rPr>
+                <w:sz w:val="17"/>
+              </w:rPr>
+              <w:t>Excluded</w:t>
+            </w:r>
+          </w:p>
+        </w:tc>
+      </w:tr>
+    </w:tbl>
+    <w:p/>
     <w:p>
       <w:r>
         <w:br w:type="page"/>
@@ -5143,7 +8988,7 @@
               <a:graphicData uri="http://schemas.openxmlformats.org/drawingml/2006/picture">
                 <pic:pic>
                   <pic:nvPicPr>
-                    <pic:cNvPr id="0" name="v12_agent_us_dc_port_growth_2023_2026.png"/>
+                    <pic:cNvPr id="0" name="v10_agent_us_dc_port_growth_2023_2026.png"/>
                     <pic:cNvPicPr/>
                   </pic:nvPicPr>
                   <pic:blipFill>

--- a/deliverables/Market_Intelligence_Research_Brief.docx
+++ b/deliverables/Market_Intelligence_Research_Brief.docx
@@ -54,6 +54,7 @@
     <w:tbl>
       <w:tblPr>
         <w:tblW w:type="auto" w:w="0"/>
+        <w:tblLayout w:type="fixed"/>
         <w:tblLook w:firstColumn="1" w:firstRow="1" w:lastColumn="0" w:lastRow="0" w:noHBand="0" w:noVBand="1" w:val="04A0"/>
         <w:tblBorders>
           <w:top w:val="single" w:sz="4" w:color="BFC4C9"/>
@@ -71,7 +72,7 @@
       <w:tr>
         <w:tc>
           <w:tcPr>
-            <w:tcW w:type="dxa" w:w="4680"/>
+            <w:tcW w:type="dxa" w:w="488"/>
           </w:tcPr>
           <w:p>
             <w:r>
@@ -85,7 +86,7 @@
         </w:tc>
         <w:tc>
           <w:tcPr>
-            <w:tcW w:type="dxa" w:w="4680"/>
+            <w:tcW w:type="dxa" w:w="8872"/>
           </w:tcPr>
           <w:p>
             <w:r>
@@ -101,7 +102,7 @@
       <w:tr>
         <w:tc>
           <w:tcPr>
-            <w:tcW w:type="dxa" w:w="4680"/>
+            <w:tcW w:type="dxa" w:w="488"/>
           </w:tcPr>
           <w:p>
             <w:r>
@@ -115,7 +116,7 @@
         </w:tc>
         <w:tc>
           <w:tcPr>
-            <w:tcW w:type="dxa" w:w="4680"/>
+            <w:tcW w:type="dxa" w:w="8872"/>
           </w:tcPr>
           <w:p>
             <w:r>
@@ -135,7 +136,7 @@
               <w:rPr>
                 <w:sz w:val="17"/>
               </w:rPr>
-              <w:t xml:space="preserve"> for a site-led entry: about two-thirds of motorway service areas open to competition from November 2026, and several regions are underserved. Scope </w:t>
+              <w:t xml:space="preserve"> for a site-led entry. Gridserve's exclusive rights at about two-thirds of motorway service areas stop being enforced after November 2026, although the service-area operators are also building their own networks. Several regions are underserved, and UK supply has overtaken the fleet less than in the EU core. Scope </w:t>
             </w:r>
             <w:r>
               <w:rPr>
@@ -169,7 +170,7 @@
       <w:tr>
         <w:tc>
           <w:tcPr>
-            <w:tcW w:type="dxa" w:w="4680"/>
+            <w:tcW w:type="dxa" w:w="488"/>
           </w:tcPr>
           <w:p>
             <w:r>
@@ -183,7 +184,7 @@
         </w:tc>
         <w:tc>
           <w:tcPr>
-            <w:tcW w:type="dxa" w:w="4680"/>
+            <w:tcW w:type="dxa" w:w="8872"/>
           </w:tcPr>
           <w:p>
             <w:r>
@@ -197,7 +198,7 @@
               <w:rPr>
                 <w:sz w:val="17"/>
               </w:rPr>
-              <w:t xml:space="preserve"> The direction of each finding is backed by official statistics. The size of each effect is less certain, because sources define chargers differently and utilisation data is thin.</w:t>
+              <w:t xml:space="preserve"> The supply, demand and policy findings (Insights 1, 2, 5) rest on official statistics. The utilisation and competition findings (Insights 3, 4) rest mainly on industry trackers and operator sources. How large each effect is remains uncertain, because sources define chargers differently and utilisation data is thin.</w:t>
             </w:r>
           </w:p>
         </w:tc>
@@ -205,7 +206,7 @@
       <w:tr>
         <w:tc>
           <w:tcPr>
-            <w:tcW w:type="dxa" w:w="4680"/>
+            <w:tcW w:type="dxa" w:w="488"/>
           </w:tcPr>
           <w:p>
             <w:r>
@@ -219,14 +220,14 @@
         </w:tc>
         <w:tc>
           <w:tcPr>
-            <w:tcW w:type="dxa" w:w="4680"/>
-          </w:tcPr>
-          <w:p>
-            <w:r>
-              <w:rPr>
-                <w:sz w:val="17"/>
-              </w:rPr>
-              <w:t>(1) The 2023 "charging gap" in the dataset has largely closed in the UK, Germany and France; in the US the ratio is back to about its 2023 level. (2) Demand follows policy and is diverging: UK and France up, US down. (3) Utilisation and grid cost, not EV demand, are the binding constraint. (4) Competition is concentrated in the US, moderately concentrated and subsidy-shaped in Germany, and fragmented but consolidating in the UK and France. (5) The entry windows are time-bound.</w:t>
+            <w:tcW w:type="dxa" w:w="8872"/>
+          </w:tcPr>
+          <w:p>
+            <w:r>
+              <w:rPr>
+                <w:sz w:val="17"/>
+              </w:rPr>
+              <w:t>(1) The 2023 "charging gap" in the dataset has closed in Germany and France. It has narrowed only modestly in the UK once a 2026 counting change is allowed for, and eased only slightly in the US. (2) Demand is driven largely by policy and is diverging: UK and France up, US down. (3) Utilisation and grid cost, not EV demand, are the binding constraint. (4) Competition is concentrated in the US, moderately concentrated and subsidy-shaped in Germany, and fragmented in the UK and France. (5) The entry windows are time-bound but contested.</w:t>
             </w:r>
           </w:p>
         </w:tc>
@@ -234,7 +235,7 @@
       <w:tr>
         <w:tc>
           <w:tcPr>
-            <w:tcW w:type="dxa" w:w="4680"/>
+            <w:tcW w:type="dxa" w:w="488"/>
           </w:tcPr>
           <w:p>
             <w:r>
@@ -248,14 +249,14 @@
         </w:tc>
         <w:tc>
           <w:tcPr>
-            <w:tcW w:type="dxa" w:w="4680"/>
-          </w:tcPr>
-          <w:p>
-            <w:r>
-              <w:rPr>
-                <w:sz w:val="17"/>
-              </w:rPr>
-              <w:t>UK grid-connection delays: a 5.5-year average gap in Ofgem's June 2024 data, before the 2025–26 queue reform. The UK ZEV mandate review (consultation Aug–Oct 2026). Low utilisation: about 8% across all UK public chargers, all speeds. The US demand shock after the tax credit ended.</w:t>
+            <w:tcW w:type="dxa" w:w="8872"/>
+          </w:tcPr>
+          <w:p>
+            <w:r>
+              <w:rPr>
+                <w:sz w:val="17"/>
+              </w:rPr>
+              <w:t>UK grid-connection delays (a 5.5-year average gap in Ofgem's July 2024 data, before the queue reform). Service-area operators taking the freed motorway sites for their own networks. The UK ZEV mandate review (consultation Aug–Oct 2026). Low utilisation (about 8% across all UK public chargers, all speeds). The US demand shock after the tax credit ended.</w:t>
             </w:r>
           </w:p>
         </w:tc>
@@ -263,7 +264,7 @@
       <w:tr>
         <w:tc>
           <w:tcPr>
-            <w:tcW w:type="dxa" w:w="4680"/>
+            <w:tcW w:type="dxa" w:w="488"/>
           </w:tcPr>
           <w:p>
             <w:r>
@@ -277,14 +278,14 @@
         </w:tc>
         <w:tc>
           <w:tcPr>
-            <w:tcW w:type="dxa" w:w="4680"/>
-          </w:tcPr>
-          <w:p>
-            <w:r>
-              <w:rPr>
-                <w:sz w:val="17"/>
-              </w:rPr>
-              <w:t>Grid-capacity checks on shortlisted UK sites; buy UK utilisation data by charger speed and find a French source; prepare for the motorway-site tenders; monitor the ZEV mandate consultation.</w:t>
+            <w:tcW w:type="dxa" w:w="8872"/>
+          </w:tcPr>
+          <w:p>
+            <w:r>
+              <w:rPr>
+                <w:sz w:val="17"/>
+              </w:rPr>
+              <w:t>Grid-capacity checks on shortlisted UK sites; open site-access talks with Moto, Roadchef and Extra; buy UK utilisation data by charger speed and find a French source; monitor the ZEV mandate consultation.</w:t>
             </w:r>
           </w:p>
         </w:tc>
@@ -417,40 +418,51 @@
         <w:t xml:space="preserve">• </w:t>
       </w:r>
       <w:r>
-        <w:t>the dataset counts chargers above 22 kW;</w:t>
-      </w:r>
-    </w:p>
-    <w:p>
-      <w:pPr>
-        <w:ind w:left="720" w:hanging="216"/>
-      </w:pPr>
-      <w:r>
-        <w:t xml:space="preserve">• </w:t>
-      </w:r>
-      <w:r>
-        <w:t>the UK research covers 50 kW+;</w:t>
-      </w:r>
-    </w:p>
-    <w:p>
-      <w:pPr>
-        <w:ind w:left="720" w:hanging="216"/>
-      </w:pPr>
-      <w:r>
-        <w:t xml:space="preserve">• </w:t>
-      </w:r>
-      <w:r>
-        <w:t>the US research covers DC fast ports;</w:t>
-      </w:r>
-    </w:p>
-    <w:p>
-      <w:pPr>
-        <w:ind w:left="720" w:hanging="216"/>
-      </w:pPr>
-      <w:r>
-        <w:t xml:space="preserve">• </w:t>
-      </w:r>
-      <w:r>
-        <w:t>the France research covers 150 kW+ high-power charging.</w:t>
+        <w:t>IEA dataset: chargers above 22 kW.</w:t>
+      </w:r>
+    </w:p>
+    <w:p>
+      <w:pPr>
+        <w:ind w:left="720" w:hanging="216"/>
+      </w:pPr>
+      <w:r>
+        <w:t xml:space="preserve">• </w:t>
+      </w:r>
+      <w:r>
+        <w:t>UK: 50 kW+ chargers (DfT).</w:t>
+      </w:r>
+    </w:p>
+    <w:p>
+      <w:pPr>
+        <w:ind w:left="720" w:hanging="216"/>
+      </w:pPr>
+      <w:r>
+        <w:t xml:space="preserve">• </w:t>
+      </w:r>
+      <w:r>
+        <w:t>US: DC fast ports (AFDC-based trackers).</w:t>
+      </w:r>
+    </w:p>
+    <w:p>
+      <w:pPr>
+        <w:ind w:left="720" w:hanging="216"/>
+      </w:pPr>
+      <w:r>
+        <w:t xml:space="preserve">• </w:t>
+      </w:r>
+      <w:r>
+        <w:t>Germany: all DC fast-charging points (Bundesnetzagentur).</w:t>
+      </w:r>
+    </w:p>
+    <w:p>
+      <w:pPr>
+        <w:ind w:left="720" w:hanging="216"/>
+      </w:pPr>
+      <w:r>
+        <w:t xml:space="preserve">• </w:t>
+      </w:r>
+      <w:r>
+        <w:t>France: 150 kW+ high-power points (Avere-France) for supply, and 100 kW+ points (EV Boosters) for the operator rankings.</w:t>
       </w:r>
     </w:p>
     <w:p>
@@ -467,51 +479,51 @@
         <w:t>Competitor types:</w:t>
       </w:r>
       <w:r>
-        <w:t xml:space="preserve"> Charge point operators (CPOs), in four groups:</w:t>
-      </w:r>
-    </w:p>
-    <w:p>
-      <w:pPr>
-        <w:ind w:left="720" w:hanging="216"/>
-      </w:pPr>
-      <w:r>
-        <w:t xml:space="preserve">• </w:t>
-      </w:r>
-      <w:r>
-        <w:t>independents: InstaVolt, Osprey, Gridserve, Electra, EVgo;</w:t>
-      </w:r>
-    </w:p>
-    <w:p>
-      <w:pPr>
-        <w:ind w:left="720" w:hanging="216"/>
-      </w:pPr>
-      <w:r>
-        <w:t xml:space="preserve">• </w:t>
-      </w:r>
-      <w:r>
-        <w:t>oil-and-gas and utility-backed networks: BP Pulse, Shell Recharge, TotalEnergies, EnBW, Aral pulse;</w:t>
-      </w:r>
-    </w:p>
-    <w:p>
-      <w:pPr>
-        <w:ind w:left="720" w:hanging="216"/>
-      </w:pPr>
-      <w:r>
-        <w:t xml:space="preserve">• </w:t>
-      </w:r>
-      <w:r>
-        <w:t>automaker-backed networks: Tesla, Ionity, IONNA;</w:t>
-      </w:r>
-    </w:p>
-    <w:p>
-      <w:pPr>
-        <w:ind w:left="720" w:hanging="216"/>
-      </w:pPr>
-      <w:r>
-        <w:t xml:space="preserve">• </w:t>
-      </w:r>
-      <w:r>
-        <w:t>retailer and forecourt hosts.</w:t>
+        <w:t xml:space="preserve"> Charge point operators (CPOs):</w:t>
+      </w:r>
+    </w:p>
+    <w:p>
+      <w:pPr>
+        <w:ind w:left="720" w:hanging="216"/>
+      </w:pPr>
+      <w:r>
+        <w:t xml:space="preserve">• </w:t>
+      </w:r>
+      <w:r>
+        <w:t>independents (InstaVolt, Osprey, Gridserve, Electra, EVgo);</w:t>
+      </w:r>
+    </w:p>
+    <w:p>
+      <w:pPr>
+        <w:ind w:left="720" w:hanging="216"/>
+      </w:pPr>
+      <w:r>
+        <w:t xml:space="preserve">• </w:t>
+      </w:r>
+      <w:r>
+        <w:t>oil-and-gas and utility-backed networks (BP Pulse, Shell Recharge, TotalEnergies, EnBW, Aral pulse);</w:t>
+      </w:r>
+    </w:p>
+    <w:p>
+      <w:pPr>
+        <w:ind w:left="720" w:hanging="216"/>
+      </w:pPr>
+      <w:r>
+        <w:t xml:space="preserve">• </w:t>
+      </w:r>
+      <w:r>
+        <w:t>automaker-backed networks (Tesla, Ionity, IONNA);</w:t>
+      </w:r>
+    </w:p>
+    <w:p>
+      <w:pPr>
+        <w:ind w:left="720" w:hanging="216"/>
+      </w:pPr>
+      <w:r>
+        <w:t xml:space="preserve">• </w:t>
+      </w:r>
+      <w:r>
+        <w:t>site owners that run their own networks (motorway service-area operators, retailers).</w:t>
       </w:r>
     </w:p>
     <w:p>
@@ -528,7 +540,7 @@
         <w:t>Timeframe:</w:t>
       </w:r>
       <w:r>
-        <w:t xml:space="preserve"> 2023 dataset baseline, external evidence from 2024 to September 2026, and a 2026–2028 decision horizon. IEA projections to 2030 are used as scenario context only.</w:t>
+        <w:t xml:space="preserve"> A 2023 dataset baseline and a 2026–2028 decision horizon. External evidence is mostly from 2024 to September 2026. Two older items are the 2022 CMA motorway commitments and the 2022–2024 standing-charge example. IEA projections to 2030 are used as scenario context only.</w:t>
       </w:r>
     </w:p>
     <w:p>
@@ -583,7 +595,7 @@
         <w:t>Baseline questions</w:t>
       </w:r>
       <w:r>
-        <w:t xml:space="preserve"> on the internal dataset, asked through the agent. Example: EV car stock, public fast chargers, EVs per fast charger and EV sales share for each market in 2023. These were checked against an independent recomputation (</w:t>
+        <w:t xml:space="preserve"> on the internal dataset, asked through the agent. For example: EV car stock, public fast chargers, EVs per fast charger and EV sales share for each market in 2023. The answers were checked against an independent recomputation (</w:t>
       </w:r>
       <w:r>
         <w:rPr>
@@ -610,7 +622,73 @@
         <w:t>Structured market-attractiveness questions</w:t>
       </w:r>
       <w:r>
-        <w:t>, one Quick Research run per market. Each run covered the same six dimensions so the three reports could be compared side by side: demand vs policy targets, charger supply growth, competitive concentration, pricing and utilisation, policy and funding, and entry risks.</w:t>
+        <w:t>, one Quick Research run per market. Each covered the same six dimensions so the three reports could be compared side by side:</w:t>
+      </w:r>
+    </w:p>
+    <w:p>
+      <w:pPr>
+        <w:ind w:left="720" w:hanging="216"/>
+      </w:pPr>
+      <w:r>
+        <w:t xml:space="preserve">• </w:t>
+      </w:r>
+      <w:r>
+        <w:t>demand vs policy targets;</w:t>
+      </w:r>
+    </w:p>
+    <w:p>
+      <w:pPr>
+        <w:ind w:left="720" w:hanging="216"/>
+      </w:pPr>
+      <w:r>
+        <w:t xml:space="preserve">• </w:t>
+      </w:r>
+      <w:r>
+        <w:t>charger supply growth;</w:t>
+      </w:r>
+    </w:p>
+    <w:p>
+      <w:pPr>
+        <w:ind w:left="720" w:hanging="216"/>
+      </w:pPr>
+      <w:r>
+        <w:t xml:space="preserve">• </w:t>
+      </w:r>
+      <w:r>
+        <w:t>competitive concentration;</w:t>
+      </w:r>
+    </w:p>
+    <w:p>
+      <w:pPr>
+        <w:ind w:left="720" w:hanging="216"/>
+      </w:pPr>
+      <w:r>
+        <w:t xml:space="preserve">• </w:t>
+      </w:r>
+      <w:r>
+        <w:t>pricing and utilisation;</w:t>
+      </w:r>
+    </w:p>
+    <w:p>
+      <w:pPr>
+        <w:ind w:left="720" w:hanging="216"/>
+      </w:pPr>
+      <w:r>
+        <w:t xml:space="preserve">• </w:t>
+      </w:r>
+      <w:r>
+        <w:t>policy and funding;</w:t>
+      </w:r>
+    </w:p>
+    <w:p>
+      <w:pPr>
+        <w:ind w:left="720" w:hanging="216"/>
+      </w:pPr>
+      <w:r>
+        <w:t xml:space="preserve">• </w:t>
+      </w:r>
+      <w:r>
+        <w:t>entry risks.</w:t>
       </w:r>
     </w:p>
     <w:p>
@@ -695,7 +773,7 @@
         <w:t>Deep</w:t>
       </w:r>
       <w:r>
-        <w:t xml:space="preserve"> Quick Research run (20–30 minutes). The US and EU core got </w:t>
+        <w:t xml:space="preserve"> Quick Research run, which Quick estimated at 20–30 minutes (screenshot 02b). The US and EU core got </w:t>
       </w:r>
       <w:r>
         <w:rPr>
@@ -704,7 +782,7 @@
         <w:t>Fast</w:t>
       </w:r>
       <w:r>
-        <w:t xml:space="preserve"> runs (5–10 minutes) as challenger checks.</w:t>
+        <w:t xml:space="preserve"> runs as challenger checks; no screenshot captured their run mode.</w:t>
       </w:r>
     </w:p>
     <w:p>
@@ -765,12 +843,12 @@
         <w:t xml:space="preserve">• </w:t>
       </w:r>
       <w:r>
-        <w:t>Avoided in all three: reddit.com, quora.com, medium.com and social media.</w:t>
-      </w:r>
-    </w:p>
-    <w:p>
-      <w:r>
-        <w:t>The UK research plan was revised once before it ran, widening topic 2 to cover geographic distribution (screenshot 03).</w:t>
+        <w:t>All runs avoided reddit.com, quora.com, medium.com and social media.</w:t>
+      </w:r>
+    </w:p>
+    <w:p>
+      <w:r>
+        <w:t>The UK research plan was revised once before it ran. Screenshot 03 shows the plan after that revision, with the clarifying questions. The revision request itself was not captured.</w:t>
       </w:r>
     </w:p>
     <w:p>
@@ -787,7 +865,7 @@
         <w:t>Benchmark against the dataset.</w:t>
       </w:r>
       <w:r>
-        <w:t xml:space="preserve"> The Space holding the dataset was attached to each Quick Research run as a Quick asset, so every report compared its 2024–2026 findings with the 2023 figures.</w:t>
+        <w:t xml:space="preserve"> The Space holding the dataset was attached to each Quick Research run as a Quick asset. That way every report compared its 2024–2026 findings with the 2023 figures.</w:t>
       </w:r>
     </w:p>
     <w:p>
@@ -804,7 +882,7 @@
         <w:t>Verification over breadth.</w:t>
       </w:r>
       <w:r>
-        <w:t xml:space="preserve"> Remaining time went into validation rather than more research runs:</w:t>
+        <w:t xml:space="preserve"> The remaining time went into validation rather than more research runs:</w:t>
       </w:r>
     </w:p>
     <w:p>
@@ -826,18 +904,23 @@
         <w:t xml:space="preserve">• </w:t>
       </w:r>
       <w:r>
-        <w:t>A primary-source spot-check of 10 headline figures (Appendix D): 6 verified as written, 2 verified with a corrected citation, 1 date out of date, 1 scope error.</w:t>
-      </w:r>
-    </w:p>
-    <w:p>
-      <w:pPr>
-        <w:ind w:left="720" w:hanging="216"/>
-      </w:pPr>
-      <w:r>
-        <w:t xml:space="preserve">• </w:t>
-      </w:r>
-      <w:r>
-        <w:t>A second line-by-line review of this brief against the reports, the dataset and the agent's documents. It found the errors logged in Appendix E.</w:t>
+        <w:t>A primary-source spot-check of 10 headline figures (Appendix D): 7 verified as written, 1 verified with a corrected citation, 1 date out of date, and 1 scope error.</w:t>
+      </w:r>
+    </w:p>
+    <w:p>
+      <w:pPr>
+        <w:ind w:left="720" w:hanging="216"/>
+      </w:pPr>
+      <w:r>
+        <w:t xml:space="preserve">• </w:t>
+      </w:r>
+      <w:r>
+        <w:t>Two line-by-line reviews of this brief against the reports, the dataset and the agent's documents.</w:t>
+      </w:r>
+    </w:p>
+    <w:p>
+      <w:r>
+        <w:t>Together these found the errors logged in Appendix E.</w:t>
       </w:r>
     </w:p>
     <w:p>
@@ -951,7 +1034,67 @@
         <w:t>Custom chat agent:</w:t>
       </w:r>
       <w:r>
-        <w:t xml:space="preserve"> "Market Intelligence Agent – EV Fast Charging" (screenshots 04–06). Its instructions cover purpose, scope, source-labelling rules, a rule to show both figures when sources conflict, response formats and scope limits (no investment advice, no NPV or IRR). Its knowledge source is the Space.</w:t>
+        <w:t xml:space="preserve"> "Market Intelligence Agent – EV Fast Charging" (screenshots 04–06). Its instructions cover:</w:t>
+      </w:r>
+    </w:p>
+    <w:p>
+      <w:pPr>
+        <w:ind w:left="720" w:hanging="216"/>
+      </w:pPr>
+      <w:r>
+        <w:t xml:space="preserve">• </w:t>
+      </w:r>
+      <w:r>
+        <w:t>purpose and scope;</w:t>
+      </w:r>
+    </w:p>
+    <w:p>
+      <w:pPr>
+        <w:ind w:left="720" w:hanging="216"/>
+      </w:pPr>
+      <w:r>
+        <w:t xml:space="preserve">• </w:t>
+      </w:r>
+      <w:r>
+        <w:t>source-labelling rules;</w:t>
+      </w:r>
+    </w:p>
+    <w:p>
+      <w:pPr>
+        <w:ind w:left="720" w:hanging="216"/>
+      </w:pPr>
+      <w:r>
+        <w:t xml:space="preserve">• </w:t>
+      </w:r>
+      <w:r>
+        <w:t>a rule to show both figures when sources conflict, and never to average them;</w:t>
+      </w:r>
+    </w:p>
+    <w:p>
+      <w:pPr>
+        <w:ind w:left="720" w:hanging="216"/>
+      </w:pPr>
+      <w:r>
+        <w:t xml:space="preserve">• </w:t>
+      </w:r>
+      <w:r>
+        <w:t>response formats;</w:t>
+      </w:r>
+    </w:p>
+    <w:p>
+      <w:pPr>
+        <w:ind w:left="720" w:hanging="216"/>
+      </w:pPr>
+      <w:r>
+        <w:t xml:space="preserve">• </w:t>
+      </w:r>
+      <w:r>
+        <w:t>scope limits (no investment advice, no NPV or IRR).</w:t>
+      </w:r>
+    </w:p>
+    <w:p>
+      <w:r>
+        <w:t>Its knowledge source is the Space.</w:t>
       </w:r>
     </w:p>
     <w:p>
@@ -968,7 +1111,7 @@
         <w:t>Agent features:</w:t>
       </w:r>
       <w:r>
-        <w:t xml:space="preserve"> code execution for dataset arithmetic and charts, table views, and document artifacts added to the Space as Word files (downloaded to </w:t>
+        <w:t xml:space="preserve"> code execution for dataset arithmetic and charts, table views, and document artifacts added to the Space as Word files. The files are downloaded to </w:t>
       </w:r>
       <w:r>
         <w:rPr>
@@ -978,7 +1121,7 @@
         <w:t>deliverables/agent_outputs/</w:t>
       </w:r>
       <w:r>
-        <w:t>).</w:t>
+        <w:t>.</w:t>
       </w:r>
     </w:p>
     <w:p>
@@ -1019,7 +1162,7 @@
     </w:p>
     <w:p>
       <w:r>
-        <w:t>Outside Quick, a standard-library Python script re-derived the 2023 dataset metrics and the 2030 STEPS stock used here. Separately, 10 cited figures were checked against their primary sources.</w:t>
+        <w:t>Outside Quick, a standard-library Python script re-derived the 2023 dataset metrics. The IEA projection values quoted in this brief (STEPS 2025/2030) were read directly from the dataset CSV. Separately, 10 cited figures were checked against their primary sources.</w:t>
       </w:r>
     </w:p>
     <w:p>
@@ -1046,6 +1189,7 @@
     <w:tbl>
       <w:tblPr>
         <w:tblW w:type="auto" w:w="0"/>
+        <w:tblLayout w:type="fixed"/>
         <w:tblLook w:firstColumn="1" w:firstRow="1" w:lastColumn="0" w:lastRow="0" w:noHBand="0" w:noVBand="1" w:val="04A0"/>
         <w:tblBorders>
           <w:top w:val="single" w:sz="4" w:color="BFC4C9"/>
@@ -1063,7 +1207,7 @@
       <w:tr>
         <w:tc>
           <w:tcPr>
-            <w:tcW w:type="dxa" w:w="4680"/>
+            <w:tcW w:type="dxa" w:w="2400"/>
           </w:tcPr>
           <w:p>
             <w:r>
@@ -1077,7 +1221,7 @@
         </w:tc>
         <w:tc>
           <w:tcPr>
-            <w:tcW w:type="dxa" w:w="4680"/>
+            <w:tcW w:type="dxa" w:w="6960"/>
           </w:tcPr>
           <w:p>
             <w:r>
@@ -1093,7 +1237,7 @@
       <w:tr>
         <w:tc>
           <w:tcPr>
-            <w:tcW w:type="dxa" w:w="4680"/>
+            <w:tcW w:type="dxa" w:w="2400"/>
           </w:tcPr>
           <w:p>
             <w:r>
@@ -1106,7 +1250,7 @@
         </w:tc>
         <w:tc>
           <w:tcPr>
-            <w:tcW w:type="dxa" w:w="4680"/>
+            <w:tcW w:type="dxa" w:w="6960"/>
           </w:tcPr>
           <w:p>
             <w:r>
@@ -1121,27 +1265,27 @@
       <w:tr>
         <w:tc>
           <w:tcPr>
-            <w:tcW w:type="dxa" w:w="4680"/>
-          </w:tcPr>
-          <w:p>
-            <w:r>
-              <w:rPr>
-                <w:sz w:val="17"/>
-              </w:rPr>
-              <w:t>02–03</w:t>
-            </w:r>
-          </w:p>
-        </w:tc>
-        <w:tc>
-          <w:tcPr>
-            <w:tcW w:type="dxa" w:w="4680"/>
-          </w:tcPr>
-          <w:p>
-            <w:r>
-              <w:rPr>
-                <w:sz w:val="17"/>
-              </w:rPr>
-              <w:t>UK research set-up and revised plan</w:t>
+            <w:tcW w:type="dxa" w:w="2400"/>
+          </w:tcPr>
+          <w:p>
+            <w:r>
+              <w:rPr>
+                <w:sz w:val="17"/>
+              </w:rPr>
+              <w:t>02, 02b, 03</w:t>
+            </w:r>
+          </w:p>
+        </w:tc>
+        <w:tc>
+          <w:tcPr>
+            <w:tcW w:type="dxa" w:w="6960"/>
+          </w:tcPr>
+          <w:p>
+            <w:r>
+              <w:rPr>
+                <w:sz w:val="17"/>
+              </w:rPr>
+              <w:t>UK research set-up, Deep run in progress, and revised plan</w:t>
             </w:r>
           </w:p>
         </w:tc>
@@ -1149,7 +1293,7 @@
       <w:tr>
         <w:tc>
           <w:tcPr>
-            <w:tcW w:type="dxa" w:w="4680"/>
+            <w:tcW w:type="dxa" w:w="2400"/>
           </w:tcPr>
           <w:p>
             <w:r>
@@ -1162,7 +1306,7 @@
         </w:tc>
         <w:tc>
           <w:tcPr>
-            <w:tcW w:type="dxa" w:w="4680"/>
+            <w:tcW w:type="dxa" w:w="6960"/>
           </w:tcPr>
           <w:p>
             <w:r>
@@ -1177,7 +1321,7 @@
       <w:tr>
         <w:tc>
           <w:tcPr>
-            <w:tcW w:type="dxa" w:w="4680"/>
+            <w:tcW w:type="dxa" w:w="2400"/>
           </w:tcPr>
           <w:p>
             <w:r>
@@ -1190,7 +1334,7 @@
         </w:tc>
         <w:tc>
           <w:tcPr>
-            <w:tcW w:type="dxa" w:w="4680"/>
+            <w:tcW w:type="dxa" w:w="6960"/>
           </w:tcPr>
           <w:p>
             <w:r>
@@ -1205,7 +1349,7 @@
       <w:tr>
         <w:tc>
           <w:tcPr>
-            <w:tcW w:type="dxa" w:w="4680"/>
+            <w:tcW w:type="dxa" w:w="2400"/>
           </w:tcPr>
           <w:p>
             <w:r>
@@ -1218,7 +1362,7 @@
         </w:tc>
         <w:tc>
           <w:tcPr>
-            <w:tcW w:type="dxa" w:w="4680"/>
+            <w:tcW w:type="dxa" w:w="6960"/>
           </w:tcPr>
           <w:p>
             <w:r>
@@ -1233,7 +1377,7 @@
       <w:tr>
         <w:tc>
           <w:tcPr>
-            <w:tcW w:type="dxa" w:w="4680"/>
+            <w:tcW w:type="dxa" w:w="2400"/>
           </w:tcPr>
           <w:p>
             <w:r>
@@ -1246,7 +1390,7 @@
         </w:tc>
         <w:tc>
           <w:tcPr>
-            <w:tcW w:type="dxa" w:w="4680"/>
+            <w:tcW w:type="dxa" w:w="6960"/>
           </w:tcPr>
           <w:p>
             <w:r>
@@ -1261,7 +1405,7 @@
       <w:tr>
         <w:tc>
           <w:tcPr>
-            <w:tcW w:type="dxa" w:w="4680"/>
+            <w:tcW w:type="dxa" w:w="2400"/>
           </w:tcPr>
           <w:p>
             <w:r>
@@ -1274,7 +1418,7 @@
         </w:tc>
         <w:tc>
           <w:tcPr>
-            <w:tcW w:type="dxa" w:w="4680"/>
+            <w:tcW w:type="dxa" w:w="6960"/>
           </w:tcPr>
           <w:p>
             <w:r>
@@ -1289,7 +1433,7 @@
       <w:tr>
         <w:tc>
           <w:tcPr>
-            <w:tcW w:type="dxa" w:w="4680"/>
+            <w:tcW w:type="dxa" w:w="2400"/>
           </w:tcPr>
           <w:p>
             <w:r>
@@ -1302,7 +1446,7 @@
         </w:tc>
         <w:tc>
           <w:tcPr>
-            <w:tcW w:type="dxa" w:w="4680"/>
+            <w:tcW w:type="dxa" w:w="6960"/>
           </w:tcPr>
           <w:p>
             <w:r>
@@ -1317,7 +1461,7 @@
       <w:tr>
         <w:tc>
           <w:tcPr>
-            <w:tcW w:type="dxa" w:w="4680"/>
+            <w:tcW w:type="dxa" w:w="2400"/>
           </w:tcPr>
           <w:p>
             <w:r>
@@ -1330,7 +1474,7 @@
         </w:tc>
         <w:tc>
           <w:tcPr>
-            <w:tcW w:type="dxa" w:w="4680"/>
+            <w:tcW w:type="dxa" w:w="6960"/>
           </w:tcPr>
           <w:p>
             <w:r>
@@ -1345,7 +1489,7 @@
       <w:tr>
         <w:tc>
           <w:tcPr>
-            <w:tcW w:type="dxa" w:w="4680"/>
+            <w:tcW w:type="dxa" w:w="2400"/>
           </w:tcPr>
           <w:p>
             <w:r>
@@ -1358,7 +1502,7 @@
         </w:tc>
         <w:tc>
           <w:tcPr>
-            <w:tcW w:type="dxa" w:w="4680"/>
+            <w:tcW w:type="dxa" w:w="6960"/>
           </w:tcPr>
           <w:p>
             <w:r>
@@ -1373,7 +1517,7 @@
       <w:tr>
         <w:tc>
           <w:tcPr>
-            <w:tcW w:type="dxa" w:w="4680"/>
+            <w:tcW w:type="dxa" w:w="2400"/>
           </w:tcPr>
           <w:p>
             <w:r>
@@ -1386,7 +1530,7 @@
         </w:tc>
         <w:tc>
           <w:tcPr>
-            <w:tcW w:type="dxa" w:w="4680"/>
+            <w:tcW w:type="dxa" w:w="6960"/>
           </w:tcPr>
           <w:p>
             <w:r>
@@ -1409,7 +1553,7 @@
           <w:rFonts w:ascii="Menlo" w:hAnsi="Menlo"/>
           <w:sz w:val="18"/>
         </w:rPr>
-        <w:t>visuals/</w:t>
+        <w:t>screenshots/visuals/</w:t>
       </w:r>
       <w:r>
         <w:t>.</w:t>
@@ -1428,12 +1572,7 @@
         <w:pStyle w:val="Heading3"/>
       </w:pPr>
       <w:r>
-        <w:t>Insight 1: The 2023 "charging gap" has largely closed</w:t>
-      </w:r>
-    </w:p>
-    <w:p>
-      <w:r>
-        <w:t>Build-out has outrun the fleet in the UK, Germany and France. The US is back to its 2023 level.</w:t>
+        <w:t>Insight 1: The 2023 "charging gap" has closed in Germany and France, narrowed in the UK, and eased only slightly in the US</w:t>
       </w:r>
     </w:p>
     <w:p>
@@ -1458,40 +1597,81 @@
         <w:t xml:space="preserve">• </w:t>
       </w:r>
       <w:r>
-        <w:t>The internal dataset shows EVs per public fast charger rising in the UK from 69 in 2018 to 158 in 2023, which reads as a widening undersupply.</w:t>
-      </w:r>
-    </w:p>
-    <w:p>
-      <w:pPr>
-        <w:ind w:left="720" w:hanging="216"/>
-      </w:pPr>
-      <w:r>
-        <w:t xml:space="preserve">• </w:t>
-      </w:r>
-      <w:r>
-        <w:t>The 2024–2026 evidence reverses that in the UK, Germany and France, where charger counts grew faster than the fleet.</w:t>
-      </w:r>
-    </w:p>
-    <w:p>
-      <w:pPr>
-        <w:ind w:left="720" w:hanging="216"/>
-      </w:pPr>
-      <w:r>
-        <w:t xml:space="preserve">• </w:t>
-      </w:r>
-      <w:r>
-        <w:t>In the US the ratio rose in 2024 and has since fallen back to about its 2023 level, not below it.</w:t>
-      </w:r>
-    </w:p>
-    <w:p>
-      <w:pPr>
-        <w:ind w:left="720" w:hanging="216"/>
-      </w:pPr>
-      <w:r>
-        <w:t xml:space="preserve">• </w:t>
-      </w:r>
-      <w:r>
-        <w:t>A 2026 entry case built on national undersupply is therefore out of date. It now rests on where individual sites are still thin, and on how well they are used.</w:t>
+        <w:rPr>
+          <w:b/>
+        </w:rPr>
+        <w:t>2023 baseline:</w:t>
+      </w:r>
+      <w:r>
+        <w:t xml:space="preserve"> the internal dataset shows EVs per public fast charger rising in the UK from 69 in 2018 to 158 in 2023, which reads as a widening undersupply.</w:t>
+      </w:r>
+    </w:p>
+    <w:p>
+      <w:pPr>
+        <w:ind w:left="720" w:hanging="216"/>
+      </w:pPr>
+      <w:r>
+        <w:t xml:space="preserve">• </w:t>
+      </w:r>
+      <w:r>
+        <w:rPr>
+          <w:b/>
+        </w:rPr>
+        <w:t>Germany and France:</w:t>
+      </w:r>
+      <w:r>
+        <w:t xml:space="preserve"> since then, charger counts have clearly grown faster than the fleet.</w:t>
+      </w:r>
+    </w:p>
+    <w:p>
+      <w:pPr>
+        <w:ind w:left="720" w:hanging="216"/>
+      </w:pPr>
+      <w:r>
+        <w:t xml:space="preserve">• </w:t>
+      </w:r>
+      <w:r>
+        <w:rPr>
+          <w:b/>
+        </w:rPr>
+        <w:t>UK:</w:t>
+      </w:r>
+      <w:r>
+        <w:t xml:space="preserve"> like for like, the improvement is modest. BEVs per 50 kW+ device held at about 97–100 from January 2024 to October 2025 and is about 90 in mid-2026. The larger fall to about 73 relies on DfT's new counting unit from January 2026.</w:t>
+      </w:r>
+    </w:p>
+    <w:p>
+      <w:pPr>
+        <w:ind w:left="720" w:hanging="216"/>
+      </w:pPr>
+      <w:r>
+        <w:t xml:space="preserve">• </w:t>
+      </w:r>
+      <w:r>
+        <w:rPr>
+          <w:b/>
+        </w:rPr>
+        <w:t>US:</w:t>
+      </w:r>
+      <w:r>
+        <w:t xml:space="preserve"> on a consistent count of DC ports, EVs per port are only about 6–9% below end-2023.</w:t>
+      </w:r>
+    </w:p>
+    <w:p>
+      <w:pPr>
+        <w:ind w:left="720" w:hanging="216"/>
+      </w:pPr>
+      <w:r>
+        <w:t xml:space="preserve">• </w:t>
+      </w:r>
+      <w:r>
+        <w:rPr>
+          <w:b/>
+        </w:rPr>
+        <w:t>So what:</w:t>
+      </w:r>
+      <w:r>
+        <w:t xml:space="preserve"> an entry case built on national undersupply is out of date. It now rests on where individual sites are still thin, and on how well they are used.</w:t>
       </w:r>
     </w:p>
     <w:p>
@@ -1533,7 +1713,7 @@
         <w:t xml:space="preserve">• </w:t>
       </w:r>
       <w:r>
-        <w:t>UK 158 (1.58 M EVs ÷ 10,000 chargers);</w:t>
+        <w:t>UK 158 (1.58 M EVs ÷ 10,000 chargers). On a BEV-only basis it is 98 (980,000 ÷ 10,000).</w:t>
       </w:r>
     </w:p>
     <w:p>
@@ -1544,7 +1724,7 @@
         <w:t xml:space="preserve">• </w:t>
       </w:r>
       <w:r>
-        <w:t>US 112 (4.82 M ÷ 43,000);</w:t>
+        <w:t>US 112 (4.82 M ÷ 43,000).</w:t>
       </w:r>
     </w:p>
     <w:p>
@@ -1555,7 +1735,7 @@
         <w:t xml:space="preserve">• </w:t>
       </w:r>
       <w:r>
-        <w:t>Germany 119 (2.50 M ÷ 21,000);</w:t>
+        <w:t>Germany 119 (2.50 M ÷ 21,000).</w:t>
       </w:r>
     </w:p>
     <w:p>
@@ -1566,7 +1746,7 @@
         <w:t xml:space="preserve">• </w:t>
       </w:r>
       <w:r>
-        <w:t>France 79 (1.57 M ÷ 20,000);</w:t>
+        <w:t>France 79 (1.57 M ÷ 20,000).</w:t>
       </w:r>
     </w:p>
     <w:p>
@@ -1577,7 +1757,7 @@
         <w:t xml:space="preserve">• </w:t>
       </w:r>
       <w:r>
-        <w:t>EU27 99, where fast chargers grew 67% in 2023.</w:t>
+        <w:t>EU27 99; EU27 fast chargers grew 67% in 2023.</w:t>
       </w:r>
     </w:p>
     <w:p>
@@ -1602,7 +1782,13 @@
         <w:t xml:space="preserve">• </w:t>
       </w:r>
       <w:r>
-        <w:t>Chargers rated 50 kW+ went from 10,118 devices (Jan 2024) to 28,887 chargers (1 Jul 2026) [DfT, verified].</w:t>
+        <w:rPr>
+          <w:b/>
+        </w:rPr>
+        <w:t>Charger count:</w:t>
+      </w:r>
+      <w:r>
+        <w:t xml:space="preserve"> 50 kW+ chargers went from 10,118 devices (Jan 2024) to 28,887 chargers (1 Jul 2026) [DfT, verified].</w:t>
       </w:r>
     </w:p>
     <w:p>
@@ -1613,7 +1799,13 @@
         <w:t xml:space="preserve">• </w:t>
       </w:r>
       <w:r>
-        <w:t>The two counts are not like-for-like. DfT switched from counting devices to counting connectors in January 2026; on the old basis, July 2026's 121,171 chargers are 97,266 devices [Research: UK report].</w:t>
+        <w:rPr>
+          <w:b/>
+        </w:rPr>
+        <w:t>Counting change:</w:t>
+      </w:r>
+      <w:r>
+        <w:t xml:space="preserve"> the two counts are not like for like. From January 2026 DfT counts "EV chargers" (EVSEs, each able to charge one vehicle at a time) instead of charging devices. On the old basis, July 2026's 121,171 chargers are 97,266 devices [DfT, 1 Jul 2026].</w:t>
       </w:r>
     </w:p>
     <w:p>
@@ -1624,7 +1816,13 @@
         <w:t xml:space="preserve">• </w:t>
       </w:r>
       <w:r>
-        <w:t>The UK report's "about 66 BEVs per 50 kW+ charger" (attributed to DfT, April 2026) could not be reproduced. Recomputed as 2.1 M BEVs ÷ 28,887, it is about 73 in mid-2026 (our calculation). Either way it is far below the dataset's 158, though that figure counted BEV+PHEV per charger above 22 kW.</w:t>
+        <w:rPr>
+          <w:b/>
+        </w:rPr>
+        <w:t>Like-for-like ratio (our estimates):</w:t>
+      </w:r>
+      <w:r>
+        <w:t xml:space="preserve"> BEVs per 50 kW+ device were about 97 in Jan 2024 (980,000 ÷ 10,118) and about 100 in Oct 2025 (about 1.75 M ÷ 17,356; the fleet figure is interpolated between end-2024 and April 2026). In mid-2026 the ratio is about 90: 2.1 M ÷ about 23,200 devices, which assumes 50 kW+ chargers convert to devices in the same proportion as all chargers.</w:t>
       </w:r>
     </w:p>
     <w:p>
@@ -1635,20 +1833,60 @@
         <w:t xml:space="preserve">• </w:t>
       </w:r>
       <w:r>
-        <w:t>The BEV fleet grew from about 1.33 M (end-2024) to about 2.1 M (mid-2026). That is +58%, not the "doubled" the report claims.</w:t>
-      </w:r>
-    </w:p>
-    <w:p>
-      <w:pPr>
-        <w:ind w:left="720" w:hanging="216"/>
-      </w:pPr>
-      <w:r>
-        <w:t xml:space="preserve">• </w:t>
-      </w:r>
-      <w:r>
         <w:rPr>
           <w:b/>
         </w:rPr>
+        <w:t>New-unit ratio:</w:t>
+      </w:r>
+      <w:r>
+        <w:t xml:space="preserve"> on DfT's new unit the mid-2026 ratio is about 73 (2.1 M ÷ 28,887).</w:t>
+      </w:r>
+    </w:p>
+    <w:p>
+      <w:pPr>
+        <w:ind w:left="1080" w:hanging="216"/>
+      </w:pPr>
+      <w:r>
+        <w:t xml:space="preserve">• </w:t>
+      </w:r>
+      <w:r>
+        <w:rPr>
+          <w:b/>
+        </w:rPr>
+        <w:t>Report figure not used:</w:t>
+      </w:r>
+      <w:r>
+        <w:t xml:space="preserve"> the UK report's "about 66" (attributed to DfT, April 2026) could not be reproduced.</w:t>
+      </w:r>
+    </w:p>
+    <w:p>
+      <w:pPr>
+        <w:ind w:left="1080" w:hanging="216"/>
+      </w:pPr>
+      <w:r>
+        <w:t xml:space="preserve">• </w:t>
+      </w:r>
+      <w:r>
+        <w:rPr>
+          <w:b/>
+        </w:rPr>
+        <w:t>Fleet growth:</w:t>
+      </w:r>
+      <w:r>
+        <w:t xml:space="preserve"> the BEV fleet grew from about 1.33 M (end-2024) to about 2.1 M (mid-2026). That is +58%, not the "doubled" the report claims.</w:t>
+      </w:r>
+    </w:p>
+    <w:p>
+      <w:pPr>
+        <w:ind w:left="720" w:hanging="216"/>
+      </w:pPr>
+      <w:r>
+        <w:t xml:space="preserve">• </w:t>
+      </w:r>
+      <w:r>
+        <w:rPr>
+          <w:b/>
+        </w:rPr>
         <w:t>Germany:</w:t>
       </w:r>
     </w:p>
@@ -1660,7 +1898,7 @@
         <w:t xml:space="preserve">• </w:t>
       </w:r>
       <w:r>
-        <w:t>Public fast points (IEA, above 22 kW) were 21,000 in 2023.</w:t>
+        <w:t>Public fast points (IEA, above 22 kW) numbered 21,000 in 2023.</w:t>
       </w:r>
     </w:p>
     <w:p>
@@ -1671,7 +1909,7 @@
         <w:t xml:space="preserve">• </w:t>
       </w:r>
       <w:r>
-        <w:t>DC fast points (Bundesnetzagentur) reached 40,777 (Jul 2025), 48,729 (Jan 2026) and 54,341 (Jul 2026) [Research: EU report; heise 31 Jul 2026 and electrive 4 Feb 2026, verified].</w:t>
+        <w:t>DC fast points (Bundesnetzagentur) reached 40,777 (Jul 2025), 48,729 (Jan 2026) and 54,341 (Jul 2026) [Research: EU report; heise 4 Feb 2026 and 31 Jul 2026, verified].</w:t>
       </w:r>
     </w:p>
     <w:p>
@@ -1682,7 +1920,7 @@
         <w:t xml:space="preserve">• </w:t>
       </w:r>
       <w:r>
-        <w:t>The EU report gives about 71 EVs (BEV+PHEV) per fast charger in mid-2025. The IEA and Bundesnetzagentur may not use the same "fast" threshold.</w:t>
+        <w:t>The EU report gives about 71 EVs (BEV+PHEV) per fast charger in mid-2025. The IEA and the Bundesnetzagentur may not use the same "fast" threshold.</w:t>
       </w:r>
     </w:p>
     <w:p>
@@ -1718,7 +1956,7 @@
         <w:t xml:space="preserve">• </w:t>
       </w:r>
       <w:r>
-        <w:t>The report's "about 46 EVs per high-power point" has no stated derivation. On the dataset's BEV+PHEV basis it is at least 50: the end-2023 fleet alone, 1.57 M, divided by 31,335. So 46 is probably a BEV-only figure.</w:t>
+        <w:t>The report's "about 46 EVs per high-power point" has no stated derivation. On the dataset's BEV+PHEV basis it is at least 50 (the end-2023 fleet alone, 1.57 M, divided by 31,335), so 46 is probably a BEV-only figure.</w:t>
       </w:r>
     </w:p>
     <w:p>
@@ -1754,7 +1992,7 @@
         <w:t xml:space="preserve">• </w:t>
       </w:r>
       <w:r>
-        <w:t>Public fast chargers were about 43,000 in 2023. That is the IEA figure for chargers above 22 kW, not an AFDC count of DC ports.</w:t>
+        <w:t>The dataset's 43,000 is IEA chargers above 22 kW. On AFDC's own count there were 38,271 public DC fast ports at end-2023 [AFDC/NREL, Q4 2023 trends report].</w:t>
       </w:r>
     </w:p>
     <w:p>
@@ -1765,7 +2003,7 @@
         <w:t xml:space="preserve">• </w:t>
       </w:r>
       <w:r>
-        <w:t>DC fast ports reached 50,428 (Dec 2024), about 68,000 (end-2025) and 76,236 (3 Sep 2026) [Research: US report; evchargingstations.com, verified].</w:t>
+        <w:t>DC fast ports then reached 50,428 (Dec 2024), about 68,000 (end-2025) and 76,236 (3 Sep 2026) [Research: US report; evchargingstations.com, verified].</w:t>
       </w:r>
     </w:p>
     <w:p>
@@ -1776,7 +2014,13 @@
         <w:t xml:space="preserve">• </w:t>
       </w:r>
       <w:r>
-        <w:t>On a BEV+PHEV basis, that is about 127 EVs per port at end-2024 and about 115–118 in 2025–26 (our estimate). The estimate takes 4.82 M EVs in 2023, adds about 1.6 M plug-in sales a year (from the US report's sales shares) and ignores scrappage.</w:t>
+        <w:rPr>
+          <w:b/>
+        </w:rPr>
+        <w:t>Our estimate of EVs (BEV+PHEV) per DC port:</w:t>
+      </w:r>
+      <w:r>
+        <w:t xml:space="preserve"> about 126 at end-2023, 127 at end-2024, 118 at end-2025 and 115–119 in Sep 2026. The range depends on whether 2026 plug-in sales run at the 2025 rate or at the lower 2026 share.</w:t>
       </w:r>
     </w:p>
     <w:p>
@@ -1787,7 +2031,24 @@
         <w:t xml:space="preserve">• </w:t>
       </w:r>
       <w:r>
-        <w:t>The US report's "96–106" cannot be reproduced and is not used.</w:t>
+        <w:rPr>
+          <w:b/>
+        </w:rPr>
+        <w:t>Method:</w:t>
+      </w:r>
+      <w:r>
+        <w:t xml:space="preserve"> start from 4.82 M EVs in 2023 and add about 1.6 M plug-in sales a year, taken from the US report's sales shares. Scrappage is ignored.</w:t>
+      </w:r>
+    </w:p>
+    <w:p>
+      <w:pPr>
+        <w:ind w:left="1080" w:hanging="216"/>
+      </w:pPr>
+      <w:r>
+        <w:t xml:space="preserve">• </w:t>
+      </w:r>
+      <w:r>
+        <w:t>The US report's "96–106" cannot be reproduced; its 96 equals the 2023 fleet divided by December 2024 ports. It is not used.</w:t>
       </w:r>
     </w:p>
     <w:p>
@@ -1812,18 +2073,18 @@
         <w:t xml:space="preserve">• </w:t>
       </w:r>
       <w:r>
-        <w:t>In the UK, Germany and France each charger now serves fewer EVs than in 2023, so revenue per charger falls unless a site sits where demand is still concentrated.</w:t>
-      </w:r>
-    </w:p>
-    <w:p>
-      <w:pPr>
-        <w:ind w:left="720" w:hanging="216"/>
-      </w:pPr>
-      <w:r>
-        <w:t xml:space="preserve">• </w:t>
-      </w:r>
-      <w:r>
-        <w:t>In the US, supply has only caught up with the fleet; it has not overtaken it.</w:t>
+        <w:t>In Germany and France, each charger now serves clearly fewer EVs than in 2023, so revenue per charger falls unless a site sits where demand is still concentrated.</w:t>
+      </w:r>
+    </w:p>
+    <w:p>
+      <w:pPr>
+        <w:ind w:left="720" w:hanging="216"/>
+      </w:pPr>
+      <w:r>
+        <w:t xml:space="preserve">• </w:t>
+      </w:r>
+      <w:r>
+        <w:t>The UK and US are where supply has overtaken the fleet least. That supports utilisation at well-chosen UK sites, subject to grid access (Insight 3).</w:t>
       </w:r>
     </w:p>
     <w:p>
@@ -1845,7 +2106,7 @@
         <w:t xml:space="preserve">• </w:t>
       </w:r>
       <w:r>
-        <w:t>The 2023 dataset alone would have pointed the operator the wrong way.</w:t>
+        <w:t>The 2023 dataset alone would have overstated the UK shortfall.</w:t>
       </w:r>
     </w:p>
     <w:p>
@@ -1881,18 +2142,29 @@
         <w:t xml:space="preserve">• </w:t>
       </w:r>
       <w:r>
-        <w:t>The ratios are older than the counts: the UK report's 66 is April 2026 (our recomputation is mid-2026), Germany's 71 is mid-2025, and France's 46 is Feb 2025.</w:t>
-      </w:r>
-    </w:p>
-    <w:p>
-      <w:pPr>
-        <w:ind w:left="720" w:hanging="216"/>
-      </w:pPr>
-      <w:r>
-        <w:t xml:space="preserve">• </w:t>
-      </w:r>
-      <w:r>
-        <w:t>Recomputed at the latest counts, the UK, German and French ratios would be lower still. That strengthens the direction of this insight.</w:t>
+        <w:t>UK ratio: recomputed at the 1 Jul 2026 count; the report's 66 was an April 2026 figure.</w:t>
+      </w:r>
+    </w:p>
+    <w:p>
+      <w:pPr>
+        <w:ind w:left="720" w:hanging="216"/>
+      </w:pPr>
+      <w:r>
+        <w:t xml:space="preserve">• </w:t>
+      </w:r>
+      <w:r>
+        <w:t>Germany: the 71 is mid-2025. Its DC count grew about 33% from Jul 2025 to Jul 2026, so its ratio is probably at or slightly below 71 now.</w:t>
+      </w:r>
+    </w:p>
+    <w:p>
+      <w:pPr>
+        <w:ind w:left="720" w:hanging="216"/>
+      </w:pPr>
+      <w:r>
+        <w:t xml:space="preserve">• </w:t>
+      </w:r>
+      <w:r>
+        <w:t>France: no count after Feb 2025, so its ratio cannot be updated.</w:t>
       </w:r>
     </w:p>
     <w:p>
@@ -1909,7 +2181,7 @@
         <w:t>What would change our mind:</w:t>
       </w:r>
       <w:r>
-        <w:t xml:space="preserve"> Q3/Q4 2026 statistics showing BEV fleet growth outpacing charger growth again, or UK BEVs per 50 kW+ charger (about 73 in mid-2026) rising back above ~80.</w:t>
+        <w:t xml:space="preserve"> UK BEVs per 50 kW+ device (about 90 in mid-2026) rising back above about 100, or Q3/Q4 2026 statistics showing fleet growth outpacing charger growth again in Germany or France.</w:t>
       </w:r>
     </w:p>
     <w:p>
@@ -1917,12 +2189,7 @@
         <w:pStyle w:val="Heading3"/>
       </w:pPr>
       <w:r>
-        <w:t>Insight 2: EV demand follows policy and is diverging</w:t>
-      </w:r>
-    </w:p>
-    <w:p>
-      <w:r>
-        <w:t>The UK has a mandate target, France has momentum, and the US has lost its federal support.</w:t>
+        <w:t>Insight 2: EV demand is driven largely by policy and is diverging: the UK has a mandate target, France has momentum, and the US has lost its federal support</w:t>
       </w:r>
     </w:p>
     <w:p>
@@ -1947,18 +2214,18 @@
         <w:t xml:space="preserve">• </w:t>
       </w:r>
       <w:r>
-        <w:t>Policy is the biggest single driver of new-car EV demand in all four markets, though not the only one.</w:t>
-      </w:r>
-    </w:p>
-    <w:p>
-      <w:pPr>
-        <w:ind w:left="720" w:hanging="216"/>
-      </w:pPr>
-      <w:r>
-        <w:t xml:space="preserve">• </w:t>
-      </w:r>
-      <w:r>
-        <w:t>The UK ZEV mandate sets targets that rise steeply to 2028, but compliance flexibilities soften their effect on actual sales.</w:t>
+        <w:t>Policy is a major driver of new-car EV demand in all four markets, but not the only one.</w:t>
+      </w:r>
+    </w:p>
+    <w:p>
+      <w:pPr>
+        <w:ind w:left="720" w:hanging="216"/>
+      </w:pPr>
+      <w:r>
+        <w:t xml:space="preserve">• </w:t>
+      </w:r>
+      <w:r>
+        <w:t>The UK ZEV mandate sets targets that rise steeply to 2028. BEV sales currently run below those targets, and manufacturers met the 2024 target through compliance flexibilities.</w:t>
       </w:r>
     </w:p>
     <w:p>
@@ -1980,7 +2247,7 @@
         <w:t xml:space="preserve">• </w:t>
       </w:r>
       <w:r>
-        <w:t>Germany slumped when its grant ended in 2024, recovered in 2025 on fleet and corporate buying before any grant returned, and was boosted in 2026 by high fuel prices plus a new grant.</w:t>
+        <w:t>Germany's Umweltbonus ended in December 2023 and sales slumped in 2024. They recovered in 2025 on fleet and corporate buying before any grant returned. In 2026 they were lifted by high fuel prices plus a new grant.</w:t>
       </w:r>
     </w:p>
     <w:p>
@@ -2052,7 +2319,7 @@
         <w:t xml:space="preserve">• </w:t>
       </w:r>
       <w:r>
-        <w:t>Actual BEV share ran 2.4 points (2024) and 4.6 points (2025) below target, yet all manufacturers complied through borrowing, trading and CO₂ transfers [Research: UK report].</w:t>
+        <w:t>Actual BEV share ran 2.4 points (2024) and 4.6 points (2025) below target. All manufacturers complied in 2024 through borrowing, trading and CO₂ transfers [Research: UK report]. Official manufacturer-level results for 2025 were not in our sources.</w:t>
       </w:r>
     </w:p>
     <w:p>
@@ -2063,7 +2330,7 @@
         <w:t xml:space="preserve">• </w:t>
       </w:r>
       <w:r>
-        <w:t>The penalty per car short of target was cut from £15,000 to £12,000, and borrowing was extended to 2029 [Research: UK report].</w:t>
+        <w:t>The penalty per car short of target was cut from £15,000 to £12,000, and borrowing was extended to 2029 [Research: UK report]. The target is compliance pressure on manufacturers, not a guaranteed sales level.</w:t>
       </w:r>
     </w:p>
     <w:p>
@@ -2074,7 +2341,7 @@
         <w:t xml:space="preserve">• </w:t>
       </w:r>
       <w:r>
-        <w:t>So the target is compliance pressure on manufacturers, not a guaranteed sales level.</w:t>
+        <w:t>A formal review of the mandate launched in August 2026 [Research: UK report; gov.uk].</w:t>
       </w:r>
     </w:p>
     <w:p>
@@ -2085,7 +2352,21 @@
         <w:t xml:space="preserve">• </w:t>
       </w:r>
       <w:r>
-        <w:t>A formal review of the mandate launched in August 2026 [Research: UK report; gov.uk].</w:t>
+        <w:t>2026 year to date: 25.6% for January–August 2026 (355,746 of 1,388,735 registrations) [SMMT, 4 Sep 2026]. This is consistent with about 25% in H1 2026 [Car Magazine]. The UK report's "about 29.8% YTD" is August's single-month share and is not used.</w:t>
+      </w:r>
+    </w:p>
+    <w:p>
+      <w:pPr>
+        <w:ind w:left="720" w:hanging="216"/>
+      </w:pPr>
+      <w:r>
+        <w:t xml:space="preserve">• </w:t>
+      </w:r>
+      <w:r>
+        <w:rPr>
+          <w:b/>
+        </w:rPr>
+        <w:t>France:</w:t>
       </w:r>
     </w:p>
     <w:p>
@@ -2096,7 +2377,29 @@
         <w:t xml:space="preserve">• </w:t>
       </w:r>
       <w:r>
-        <w:t>Two 2026 year-to-date shares conflict: about 25% (H1 2026, Car Magazine) and about 29.8% (Jan–Aug 2026, EY/Roadgenius). Both are shown and neither is averaged.</w:t>
+        <w:t>BEV share rose from 16.9% (2024) to 20.0% (2025). H1 2026 registrations were up 62.9% year on year [ACEA, verified].</w:t>
+      </w:r>
+    </w:p>
+    <w:p>
+      <w:pPr>
+        <w:ind w:left="1080" w:hanging="216"/>
+      </w:pPr>
+      <w:r>
+        <w:t xml:space="preserve">• </w:t>
+      </w:r>
+      <w:r>
+        <w:t>August 2026 set a single-month record of 38.8% [Research: EU report; Avere-France].</w:t>
+      </w:r>
+    </w:p>
+    <w:p>
+      <w:pPr>
+        <w:ind w:left="1080" w:hanging="216"/>
+      </w:pPr>
+      <w:r>
+        <w:t xml:space="preserve">• </w:t>
+      </w:r>
+      <w:r>
+        <w:t>Demand support continues. The "coup de pouce" bonus replaced the bonus écologique and runs into 2026. A third social-leasing round (July 2026) offers 50,000 BEVs at capped payments of €200 a month [Research: EU report].</w:t>
       </w:r>
     </w:p>
     <w:p>
@@ -2110,6 +2413,1088 @@
         <w:rPr>
           <w:b/>
         </w:rPr>
+        <w:t>Germany:</w:t>
+      </w:r>
+    </w:p>
+    <w:p>
+      <w:pPr>
+        <w:ind w:left="1080" w:hanging="216"/>
+      </w:pPr>
+      <w:r>
+        <w:t xml:space="preserve">• </w:t>
+      </w:r>
+      <w:r>
+        <w:t>BEV share fell from 18.4% (2023) to 13.5% (2024) after the Umweltbonus ended in December 2023.</w:t>
+      </w:r>
+    </w:p>
+    <w:p>
+      <w:pPr>
+        <w:ind w:left="1080" w:hanging="216"/>
+      </w:pPr>
+      <w:r>
+        <w:t xml:space="preserve">• </w:t>
+      </w:r>
+      <w:r>
+        <w:t>It then rose to a record 19.1% in 2025, driven mainly by fleet and corporate purchases while no grant was in force [Research: EU report].</w:t>
+      </w:r>
+    </w:p>
+    <w:p>
+      <w:pPr>
+        <w:ind w:left="1080" w:hanging="216"/>
+      </w:pPr>
+      <w:r>
+        <w:t xml:space="preserve">• </w:t>
+      </w:r>
+      <w:r>
+        <w:t>H1 2026 was up 48%, driven by high fuel prices and reinforced by a new grant of up to €6,000 from 1 January 2026 [Research: EU report; heise; EU Alternative Fuels Observatory].</w:t>
+      </w:r>
+    </w:p>
+    <w:p>
+      <w:pPr>
+        <w:ind w:left="720" w:hanging="216"/>
+      </w:pPr>
+      <w:r>
+        <w:t xml:space="preserve">• </w:t>
+      </w:r>
+      <w:r>
+        <w:rPr>
+          <w:b/>
+        </w:rPr>
+        <w:t>US:</w:t>
+      </w:r>
+    </w:p>
+    <w:p>
+      <w:pPr>
+        <w:ind w:left="1080" w:hanging="216"/>
+      </w:pPr>
+      <w:r>
+        <w:t xml:space="preserve">• </w:t>
+      </w:r>
+      <w:r>
+        <w:t>The $7,500 credit expired on 30 Sep 2025. BEV share hit 12% that September, then fell below 6% in Q4 2025 [EIA, verified].</w:t>
+      </w:r>
+    </w:p>
+    <w:p>
+      <w:pPr>
+        <w:ind w:left="1080" w:hanging="216"/>
+      </w:pPr>
+      <w:r>
+        <w:t xml:space="preserve">• </w:t>
+      </w:r>
+      <w:r>
+        <w:t>BEV share was 7.7% for 2025 [NADA].</w:t>
+      </w:r>
+    </w:p>
+    <w:p>
+      <w:pPr>
+        <w:ind w:left="1080" w:hanging="216"/>
+      </w:pPr>
+      <w:r>
+        <w:t xml:space="preserve">• </w:t>
+      </w:r>
+      <w:r>
+        <w:t>Mid-2026 registrations were down about 31% year on year [Research: US report; single press source].</w:t>
+      </w:r>
+    </w:p>
+    <w:p>
+      <w:pPr>
+        <w:ind w:left="1080" w:hanging="216"/>
+      </w:pPr>
+      <w:r>
+        <w:t xml:space="preserve">• </w:t>
+      </w:r>
+      <w:r>
+        <w:t>IEA STEPS had projected a 20% EV (BEV+PHEV) sales share for 2025 [Dataset, projection]. The actual all-plug-in share was just under 10% [Research: US report; IEA Global EV Outlook 2026], about half the projection. The 7.7% above is BEV-only and not directly comparable.</w:t>
+      </w:r>
+    </w:p>
+    <w:p>
+      <w:pPr>
+        <w:ind w:left="360" w:hanging="216"/>
+      </w:pPr>
+      <w:r>
+        <w:t xml:space="preserve">• </w:t>
+      </w:r>
+      <w:r>
+        <w:rPr>
+          <w:b/>
+        </w:rPr>
+        <w:t>Why This Insight Matters:</w:t>
+      </w:r>
+    </w:p>
+    <w:p>
+      <w:pPr>
+        <w:ind w:left="720" w:hanging="216"/>
+      </w:pPr>
+      <w:r>
+        <w:t xml:space="preserve">• </w:t>
+      </w:r>
+      <w:r>
+        <w:t>For a 2026–2028 horizon, the operator is partly betting on policy.</w:t>
+      </w:r>
+    </w:p>
+    <w:p>
+      <w:pPr>
+        <w:ind w:left="720" w:hanging="216"/>
+      </w:pPr>
+      <w:r>
+        <w:t xml:space="preserve">• </w:t>
+      </w:r>
+      <w:r>
+        <w:t>The UK mandate's compliance pressure and France's demand support reduce downside risk on demand, though UK flexibilities mean sales can keep running below target.</w:t>
+      </w:r>
+    </w:p>
+    <w:p>
+      <w:pPr>
+        <w:ind w:left="720" w:hanging="216"/>
+      </w:pPr>
+      <w:r>
+        <w:t xml:space="preserve">• </w:t>
+      </w:r>
+      <w:r>
+        <w:t>The US needs a new incentive before demand growth resumes.</w:t>
+      </w:r>
+    </w:p>
+    <w:p>
+      <w:pPr>
+        <w:ind w:left="360" w:hanging="216"/>
+      </w:pPr>
+      <w:r>
+        <w:t xml:space="preserve">• </w:t>
+      </w:r>
+      <w:r>
+        <w:rPr>
+          <w:b/>
+        </w:rPr>
+        <w:t>Signal freshness:</w:t>
+      </w:r>
+    </w:p>
+    <w:p>
+      <w:pPr>
+        <w:ind w:left="720" w:hanging="216"/>
+      </w:pPr>
+      <w:r>
+        <w:t xml:space="preserve">• </w:t>
+      </w:r>
+      <w:r>
+        <w:t>Full-year shares cover 2023–2025.</w:t>
+      </w:r>
+    </w:p>
+    <w:p>
+      <w:pPr>
+        <w:ind w:left="720" w:hanging="216"/>
+      </w:pPr>
+      <w:r>
+        <w:t xml:space="preserve">• </w:t>
+      </w:r>
+      <w:r>
+        <w:t>2026 figures are H1 or January–August year to date; the French August record is a single month.</w:t>
+      </w:r>
+    </w:p>
+    <w:p>
+      <w:pPr>
+        <w:ind w:left="720" w:hanging="216"/>
+      </w:pPr>
+      <w:r>
+        <w:t xml:space="preserve">• </w:t>
+      </w:r>
+      <w:r>
+        <w:t>The UK review outcome is still open (consultation August–October 2026).</w:t>
+      </w:r>
+    </w:p>
+    <w:p>
+      <w:pPr>
+        <w:ind w:left="360" w:hanging="216"/>
+      </w:pPr>
+      <w:r>
+        <w:t xml:space="preserve">• </w:t>
+      </w:r>
+      <w:r>
+        <w:rPr>
+          <w:b/>
+        </w:rPr>
+        <w:t>What would change our mind:</w:t>
+      </w:r>
+      <w:r>
+        <w:t xml:space="preserve"> A UK review that materially cuts the 2027–2028 targets, or a new US federal purchase incentive.</w:t>
+      </w:r>
+    </w:p>
+    <w:p>
+      <w:pPr>
+        <w:pStyle w:val="Heading3"/>
+      </w:pPr>
+      <w:r>
+        <w:t>Insight 3: Utilisation and grid cost, not EV demand, are the binding constraint on returns</w:t>
+      </w:r>
+    </w:p>
+    <w:p>
+      <w:pPr>
+        <w:ind w:left="360" w:hanging="216"/>
+      </w:pPr>
+      <w:r>
+        <w:t xml:space="preserve">• </w:t>
+      </w:r>
+      <w:r>
+        <w:rPr>
+          <w:b/>
+        </w:rPr>
+        <w:t>Insight Summary:</w:t>
+      </w:r>
+      <w:r>
+        <w:t xml:space="preserve"> In every market with data, chargers are used for a small share of the day, and fixed grid costs are large. The ability to secure cheap, timely grid capacity decides returns more than the size of the EV fleet does.</w:t>
+      </w:r>
+    </w:p>
+    <w:p>
+      <w:pPr>
+        <w:ind w:left="360" w:hanging="216"/>
+      </w:pPr>
+      <w:r>
+        <w:t xml:space="preserve">• </w:t>
+      </w:r>
+      <w:r>
+        <w:rPr>
+          <w:b/>
+        </w:rPr>
+        <w:t>Supporting Evidence or Signals:</w:t>
+      </w:r>
+    </w:p>
+    <w:p>
+      <w:pPr>
+        <w:ind w:left="720" w:hanging="216"/>
+      </w:pPr>
+      <w:r>
+        <w:t xml:space="preserve">• </w:t>
+      </w:r>
+      <w:r>
+        <w:rPr>
+          <w:b/>
+        </w:rPr>
+        <w:t>UK:</w:t>
+      </w:r>
+    </w:p>
+    <w:p>
+      <w:pPr>
+        <w:ind w:left="1080" w:hanging="216"/>
+      </w:pPr>
+      <w:r>
+        <w:t xml:space="preserve">• </w:t>
+      </w:r>
+      <w:r>
+        <w:t>Utilisation is about 8% (about 2 hours a day): Zapmap's average for all public chargers. The UK report's body labels it that way, but its summary and conclusion apply it to rapid chargers.</w:t>
+      </w:r>
+    </w:p>
+    <w:p>
+      <w:pPr>
+        <w:ind w:left="1080" w:hanging="216"/>
+      </w:pPr>
+      <w:r>
+        <w:t xml:space="preserve">• </w:t>
+      </w:r>
+      <w:r>
+        <w:t>Zapmap's own figure for rapid and ultra-rapid devices is about 4 sessions a day of about 38 minutes, roughly 10–11% of the day. Like the 8%, this was read from search results. The UK report's revenue estimate instead assumes about 2 sessions a day and cites the same Zapmap page, which gives about 4. So the 2-a-day figure is not used [Research: UK report; Zapmap].</w:t>
+      </w:r>
+    </w:p>
+    <w:p>
+      <w:pPr>
+        <w:ind w:left="1080" w:hanging="216"/>
+      </w:pPr>
+      <w:r>
+        <w:t xml:space="preserve">• </w:t>
+      </w:r>
+      <w:r>
+        <w:t>Rapid and ultra-rapid devices handle 72% of sessions from 23% of devices [Research: UK report; Zapmap].</w:t>
+      </w:r>
+    </w:p>
+    <w:p>
+      <w:pPr>
+        <w:ind w:left="1080" w:hanging="216"/>
+      </w:pPr>
+      <w:r>
+        <w:t xml:space="preserve">• </w:t>
+      </w:r>
+      <w:r>
+        <w:t>Grid standing charges for a typical UK ultra-rapid hub rose from £99 a year (2022) to £8,600 (2024). The example comes from the operator Osprey [Osprey].</w:t>
+      </w:r>
+    </w:p>
+    <w:p>
+      <w:pPr>
+        <w:ind w:left="1080" w:hanging="216"/>
+      </w:pPr>
+      <w:r>
+        <w:t xml:space="preserve">• </w:t>
+      </w:r>
+      <w:r>
+        <w:t>Ofgem's blog of 17 July 2024 gives a 5.5-year average gap between requested and offered connection dates for all connecting customers, when the queue was dominated by renewables and storage. This predates the reform that has since moved 221 GW out of the queue (April 2026). No post-reform or charger-specific figure was found [Research: UK report].</w:t>
+      </w:r>
+    </w:p>
+    <w:p>
+      <w:pPr>
+        <w:ind w:left="1080" w:hanging="216"/>
+      </w:pPr>
+      <w:r>
+        <w:t xml:space="preserve">• </w:t>
+      </w:r>
+      <w:r>
+        <w:t>The average rapid price is about 77p/kWh, against 7–8p on a home smart tariff [Research: UK report].</w:t>
+      </w:r>
+    </w:p>
+    <w:p>
+      <w:pPr>
+        <w:ind w:left="720" w:hanging="216"/>
+      </w:pPr>
+      <w:r>
+        <w:t xml:space="preserve">• </w:t>
+      </w:r>
+      <w:r>
+        <w:rPr>
+          <w:b/>
+        </w:rPr>
+        <w:t>US:</w:t>
+      </w:r>
+    </w:p>
+    <w:p>
+      <w:pPr>
+        <w:ind w:left="1080" w:hanging="216"/>
+      </w:pPr>
+      <w:r>
+        <w:t xml:space="preserve">• </w:t>
+      </w:r>
+      <w:r>
+        <w:t>National DC fast utilisation was 16.6% in Q1 2025 [Paren] and 16.1% in mid-2025 [theevreport.com].</w:t>
+      </w:r>
+    </w:p>
+    <w:p>
+      <w:pPr>
+        <w:ind w:left="1080" w:hanging="216"/>
+      </w:pPr>
+      <w:r>
+        <w:t xml:space="preserve">• </w:t>
+      </w:r>
+      <w:r>
+        <w:t>The profitability threshold is estimated at about 15% [Stable Auto via Fortune, 2024].</w:t>
+      </w:r>
+    </w:p>
+    <w:p>
+      <w:pPr>
+        <w:ind w:left="1080" w:hanging="216"/>
+      </w:pPr>
+      <w:r>
+        <w:t xml:space="preserve">• </w:t>
+      </w:r>
+      <w:r>
+        <w:t>At low utilisation, demand charges can exceed 90% of a station's electricity cost [RMI rate-design guidance].</w:t>
+      </w:r>
+    </w:p>
+    <w:p>
+      <w:pPr>
+        <w:ind w:left="720" w:hanging="216"/>
+      </w:pPr>
+      <w:r>
+        <w:t xml:space="preserve">• </w:t>
+      </w:r>
+      <w:r>
+        <w:rPr>
+          <w:b/>
+        </w:rPr>
+        <w:t>EU:</w:t>
+      </w:r>
+    </w:p>
+    <w:p>
+      <w:pPr>
+        <w:ind w:left="1080" w:hanging="216"/>
+      </w:pPr>
+      <w:r>
+        <w:t xml:space="preserve">• </w:t>
+      </w:r>
+      <w:r>
+        <w:t>No German or French utilisation or payback data was found. This is a gap, not a finding.</w:t>
+      </w:r>
+    </w:p>
+    <w:p>
+      <w:pPr>
+        <w:ind w:left="1080" w:hanging="216"/>
+      </w:pPr>
+      <w:r>
+        <w:t xml:space="preserve">• </w:t>
+      </w:r>
+      <w:r>
+        <w:t>The EU report's "6–12 year payback" comes from a global review of solar (PV)-powered charging stations, not grid-connected high-power charging in Germany or France. It is not used.</w:t>
+      </w:r>
+    </w:p>
+    <w:p>
+      <w:pPr>
+        <w:ind w:left="360" w:hanging="216"/>
+      </w:pPr>
+      <w:r>
+        <w:t xml:space="preserve">• </w:t>
+      </w:r>
+      <w:r>
+        <w:rPr>
+          <w:b/>
+        </w:rPr>
+        <w:t>Why This Insight Matters:</w:t>
+      </w:r>
+    </w:p>
+    <w:p>
+      <w:pPr>
+        <w:ind w:left="720" w:hanging="216"/>
+      </w:pPr>
+      <w:r>
+        <w:t xml:space="preserve">• </w:t>
+      </w:r>
+      <w:r>
+        <w:t>Site choice should favour locations that already have grid capacity or funded network upgrades: motorway service areas, retail forecourts and battery-buffered sites.</w:t>
+      </w:r>
+    </w:p>
+    <w:p>
+      <w:pPr>
+        <w:ind w:left="720" w:hanging="216"/>
+      </w:pPr>
+      <w:r>
+        <w:t xml:space="preserve">• </w:t>
+      </w:r>
+      <w:r>
+        <w:t>Ofgem's £300 M Green Recovery Scheme, announced in 2021, funded network upgrades at 37 motorway service areas; many are complete and already host chargers.</w:t>
+      </w:r>
+    </w:p>
+    <w:p>
+      <w:pPr>
+        <w:ind w:left="720" w:hanging="216"/>
+      </w:pPr>
+      <w:r>
+        <w:t xml:space="preserve">• </w:t>
+      </w:r>
+      <w:r>
+        <w:t>Utilisation data by charger speed is the most valuable missing input.</w:t>
+      </w:r>
+    </w:p>
+    <w:p>
+      <w:pPr>
+        <w:ind w:left="360" w:hanging="216"/>
+      </w:pPr>
+      <w:r>
+        <w:t xml:space="preserve">• </w:t>
+      </w:r>
+      <w:r>
+        <w:rPr>
+          <w:b/>
+        </w:rPr>
+        <w:t>Signal freshness:</w:t>
+      </w:r>
+      <w:r>
+        <w:t xml:space="preserve"> UK utilisation is updated quarterly; the page blocked direct access, so the wording was checked via search results. US utilisation data is from 2025. The grid figures are older: standing charges 2022–2024, the connection gap July 2024 (pre-reform), and the queue reform April 2026. The RMI demand-charge guidance is older still.</w:t>
+      </w:r>
+    </w:p>
+    <w:p>
+      <w:pPr>
+        <w:ind w:left="360" w:hanging="216"/>
+      </w:pPr>
+      <w:r>
+        <w:t xml:space="preserve">• </w:t>
+      </w:r>
+      <w:r>
+        <w:rPr>
+          <w:b/>
+        </w:rPr>
+        <w:t>What would change our mind:</w:t>
+      </w:r>
+      <w:r>
+        <w:t xml:space="preserve"> Published UK rapid-specific utilisation consistently above 15%, or post-reform Ofgem data showing connection times for charging sites well below the pre-reform 5.5-year average.</w:t>
+      </w:r>
+    </w:p>
+    <w:p>
+      <w:pPr>
+        <w:pStyle w:val="Heading3"/>
+      </w:pPr>
+      <w:r>
+        <w:t>Insight 4: Competition is concentrated in the US, moderately concentrated and subsidy-shaped in Germany, and fragmented in the UK and France</w:t>
+      </w:r>
+    </w:p>
+    <w:p>
+      <w:pPr>
+        <w:ind w:left="360" w:hanging="216"/>
+      </w:pPr>
+      <w:r>
+        <w:t xml:space="preserve">• </w:t>
+      </w:r>
+      <w:r>
+        <w:rPr>
+          <w:b/>
+        </w:rPr>
+        <w:t>Insight Summary:</w:t>
+      </w:r>
+    </w:p>
+    <w:p>
+      <w:pPr>
+        <w:ind w:left="720" w:hanging="216"/>
+      </w:pPr>
+      <w:r>
+        <w:t xml:space="preserve">• </w:t>
+      </w:r>
+      <w:r>
+        <w:t>A mid-size entrant faces one dominant incumbent in the US: Tesla, with about 50% of DC ports.</w:t>
+      </w:r>
+    </w:p>
+    <w:p>
+      <w:pPr>
+        <w:ind w:left="720" w:hanging="216"/>
+      </w:pPr>
+      <w:r>
+        <w:t xml:space="preserve">• </w:t>
+      </w:r>
+      <w:r>
+        <w:t>In Germany, share is only moderately concentrated: EnBW has about 16% of fast points and the top 5 about 40%. The harder barrier is the subsidised Deutschlandnetz concession network being rolled out.</w:t>
+      </w:r>
+    </w:p>
+    <w:p>
+      <w:pPr>
+        <w:ind w:left="720" w:hanging="216"/>
+      </w:pPr>
+      <w:r>
+        <w:t xml:space="preserve">• </w:t>
+      </w:r>
+      <w:r>
+        <w:t>The UK is fragmented but consolidating. France is fragmented and split by location type.</w:t>
+      </w:r>
+    </w:p>
+    <w:p>
+      <w:pPr>
+        <w:ind w:left="720" w:hanging="216"/>
+      </w:pPr>
+      <w:r>
+        <w:t xml:space="preserve">• </w:t>
+      </w:r>
+      <w:r>
+        <w:t>Capital intensity is high in both.</w:t>
+      </w:r>
+    </w:p>
+    <w:p>
+      <w:pPr>
+        <w:ind w:left="360" w:hanging="216"/>
+      </w:pPr>
+      <w:r>
+        <w:t xml:space="preserve">• </w:t>
+      </w:r>
+      <w:r>
+        <w:rPr>
+          <w:b/>
+        </w:rPr>
+        <w:t>Supporting Evidence or Signals:</w:t>
+      </w:r>
+    </w:p>
+    <w:p>
+      <w:pPr>
+        <w:ind w:left="720" w:hanging="216"/>
+      </w:pPr>
+      <w:r>
+        <w:t xml:space="preserve">• </w:t>
+      </w:r>
+      <w:r>
+        <w:rPr>
+          <w:b/>
+        </w:rPr>
+        <w:t>US:</w:t>
+      </w:r>
+    </w:p>
+    <w:p>
+      <w:pPr>
+        <w:ind w:left="1080" w:hanging="216"/>
+      </w:pPr>
+      <w:r>
+        <w:t xml:space="preserve">• </w:t>
+      </w:r>
+      <w:r>
+        <w:t>Tesla has 37,995 of 76,236 DC ports (49.8%, Sep 2026), down from about 54.6% in Jul 2025. The "Other" network category grew 44% year on year [evchargingstations.com, verified].</w:t>
+      </w:r>
+    </w:p>
+    <w:p>
+      <w:pPr>
+        <w:ind w:left="1080" w:hanging="216"/>
+      </w:pPr>
+      <w:r>
+        <w:t xml:space="preserve">• </w:t>
+      </w:r>
+      <w:r>
+        <w:t>IONNA, backed by automakers, had 1,458 ports in Sep 2026 and ranks 8th [Research: US report; evchargingstations.com]. It targets at least 30,000 charging bays across North America by 2030 [ionna.com]; the US report says "sites".</w:t>
+      </w:r>
+    </w:p>
+    <w:p>
+      <w:pPr>
+        <w:ind w:left="720" w:hanging="216"/>
+      </w:pPr>
+      <w:r>
+        <w:t xml:space="preserve">• </w:t>
+      </w:r>
+      <w:r>
+        <w:rPr>
+          <w:b/>
+        </w:rPr>
+        <w:t>Germany:</w:t>
+      </w:r>
+    </w:p>
+    <w:p>
+      <w:pPr>
+        <w:ind w:left="1080" w:hanging="216"/>
+      </w:pPr>
+      <w:r>
+        <w:t xml:space="preserve">• </w:t>
+      </w:r>
+      <w:r>
+        <w:t>End-2024 fast chargers: EnBW 6,005, Tesla 3,110, Aral pulse 2,317, Allego 1,541 and EWE Go 1,531. Ionity is 8th with 1,084 [EV Boosters ranking; the EU report lists Ionity 5th].</w:t>
+      </w:r>
+    </w:p>
+    <w:p>
+      <w:pPr>
+        <w:ind w:left="1080" w:hanging="216"/>
+      </w:pPr>
+      <w:r>
+        <w:t xml:space="preserve">• </w:t>
+      </w:r>
+      <w:r>
+        <w:t>The top 5 hold 14,504 of 36,652 DC fast points on 1 January 2025 (about 40%), and EnBW about 16% [electrive, 4 Feb 2026, for the base]. The EU report calls this "a substantial majority".</w:t>
+      </w:r>
+    </w:p>
+    <w:p>
+      <w:pPr>
+        <w:ind w:left="1080" w:hanging="216"/>
+      </w:pPr>
+      <w:r>
+        <w:t xml:space="preserve">• </w:t>
+      </w:r>
+      <w:r>
+        <w:t>The Deutschlandnetz programme plans about 9,000 points of 200 kW or more at more than 1,000 locations [Research: EU report]. It is a pipeline of subsidised competition rather than capacity already installed.</w:t>
+      </w:r>
+    </w:p>
+    <w:p>
+      <w:pPr>
+        <w:ind w:left="720" w:hanging="216"/>
+      </w:pPr>
+      <w:r>
+        <w:t xml:space="preserve">• </w:t>
+      </w:r>
+      <w:r>
+        <w:rPr>
+          <w:b/>
+        </w:rPr>
+        <w:t>UK:</w:t>
+      </w:r>
+    </w:p>
+    <w:p>
+      <w:pPr>
+        <w:ind w:left="1080" w:hanging="216"/>
+      </w:pPr>
+      <w:r>
+        <w:t xml:space="preserve">• </w:t>
+      </w:r>
+      <w:r>
+        <w:t>About 100–150 CPOs, with industry leaders expecting consolidation to 5–6 players [Guardian, Feb 2026].</w:t>
+      </w:r>
+    </w:p>
+    <w:p>
+      <w:pPr>
+        <w:ind w:left="1080" w:hanging="216"/>
+      </w:pPr>
+      <w:r>
+        <w:t xml:space="preserve">• </w:t>
+      </w:r>
+      <w:r>
+        <w:t>The top 5 hold about a third of all UK public chargers, AC and DC combined [Research: UK report; Drax/Zapmap].</w:t>
+      </w:r>
+    </w:p>
+    <w:p>
+      <w:pPr>
+        <w:ind w:left="1080" w:hanging="216"/>
+      </w:pPr>
+      <w:r>
+        <w:t xml:space="preserve">• </w:t>
+      </w:r>
+      <w:r>
+        <w:t>The ultra-rapid (150 kW+) segment is likely more concentrated, but no share figure is available. What Car? (citing Zapmap) counts 8,728 ultra-rapid connectors across 18 networks at end-September 2025. Zapmap's own count for that date is 9,290 ultra-rapid devices, so those 18 networks do not cover the whole segment [Research: UK report; Zapmap].</w:t>
+      </w:r>
+    </w:p>
+    <w:p>
+      <w:pPr>
+        <w:ind w:left="1080" w:hanging="216"/>
+      </w:pPr>
+      <w:r>
+        <w:t xml:space="preserve">• </w:t>
+      </w:r>
+      <w:r>
+        <w:t>Rapid-charger counts differ by source. Zapmap (Feb 2026) lists MFG EV Power 2,789, Osprey 2,578 and BP Pulse 2,506; the UK report's own table puts InstaVolt first at about 2,600+.</w:t>
+      </w:r>
+    </w:p>
+    <w:p>
+      <w:pPr>
+        <w:ind w:left="1080" w:hanging="216"/>
+      </w:pPr>
+      <w:r>
+        <w:t xml:space="preserve">• </w:t>
+      </w:r>
+      <w:r>
+        <w:t>£460 M of financing was raised in 2025–26: InstaVolt £250 M debt refinancing (May 2026), Osprey £110 M senior debt (Jul 2025) and Gridserve £100 M equity (Jul 2025).</w:t>
+      </w:r>
+    </w:p>
+    <w:p>
+      <w:pPr>
+        <w:ind w:left="720" w:hanging="216"/>
+      </w:pPr>
+      <w:r>
+        <w:t xml:space="preserve">• </w:t>
+      </w:r>
+      <w:r>
+        <w:rPr>
+          <w:b/>
+        </w:rPr>
+        <w:t>France (May 2025, points of 100 kW+, by location segment)</w:t>
+      </w:r>
+      <w:r>
+        <w:t xml:space="preserve"> [Research: EU report; EV Boosters]:</w:t>
+      </w:r>
+    </w:p>
+    <w:p>
+      <w:pPr>
+        <w:ind w:left="1080" w:hanging="216"/>
+      </w:pPr>
+      <w:r>
+        <w:t xml:space="preserve">• </w:t>
+      </w:r>
+      <w:r>
+        <w:t>Highways: TotalEnergies 850, Ionity 688, ENGIE Vianeo 632, Electra 323, Fastned 265.</w:t>
+      </w:r>
+    </w:p>
+    <w:p>
+      <w:pPr>
+        <w:ind w:left="1080" w:hanging="216"/>
+      </w:pPr>
+      <w:r>
+        <w:t xml:space="preserve">• </w:t>
+      </w:r>
+      <w:r>
+        <w:t>Near-highway: Tesla 2,453, Powerdot 1,369, Electra 1,181. Electra's highway plus near-highway total is 1,504, after a €304 M Series B.</w:t>
+      </w:r>
+    </w:p>
+    <w:p>
+      <w:pPr>
+        <w:ind w:left="1080" w:hanging="216"/>
+      </w:pPr>
+      <w:r>
+        <w:t xml:space="preserve">• </w:t>
+      </w:r>
+      <w:r>
+        <w:t>Retail and urban: Powerdot 2,116, Izivia 865, IECharge 597, Tesla 566.</w:t>
+      </w:r>
+    </w:p>
+    <w:p>
+      <w:pPr>
+        <w:ind w:left="1080" w:hanging="216"/>
+      </w:pPr>
+      <w:r>
+        <w:t xml:space="preserve">• </w:t>
+      </w:r>
+      <w:r>
+        <w:t>No single operator leads every segment.</w:t>
+      </w:r>
+    </w:p>
+    <w:p>
+      <w:pPr>
+        <w:ind w:left="360" w:hanging="216"/>
+      </w:pPr>
+      <w:r>
+        <w:t xml:space="preserve">• </w:t>
+      </w:r>
+      <w:r>
+        <w:rPr>
+          <w:b/>
+        </w:rPr>
+        <w:t>Why This Insight Matters:</w:t>
+      </w:r>
+    </w:p>
+    <w:p>
+      <w:pPr>
+        <w:ind w:left="720" w:hanging="216"/>
+      </w:pPr>
+      <w:r>
+        <w:t xml:space="preserve">• </w:t>
+      </w:r>
+      <w:r>
+        <w:rPr>
+          <w:b/>
+        </w:rPr>
+        <w:t>US:</w:t>
+      </w:r>
+      <w:r>
+        <w:t xml:space="preserve"> winning share means competing against Tesla's scale and IONNA's automaker funding.</w:t>
+      </w:r>
+    </w:p>
+    <w:p>
+      <w:pPr>
+        <w:ind w:left="720" w:hanging="216"/>
+      </w:pPr>
+      <w:r>
+        <w:t xml:space="preserve">• </w:t>
+      </w:r>
+      <w:r>
+        <w:rPr>
+          <w:b/>
+        </w:rPr>
+        <w:t>Germany:</w:t>
+      </w:r>
+      <w:r>
+        <w:t xml:space="preserve"> the practical barrier is subsidised concessions more than any one rival.</w:t>
+      </w:r>
+    </w:p>
+    <w:p>
+      <w:pPr>
+        <w:ind w:left="720" w:hanging="216"/>
+      </w:pPr>
+      <w:r>
+        <w:t xml:space="preserve">• </w:t>
+      </w:r>
+      <w:r>
+        <w:rPr>
+          <w:b/>
+        </w:rPr>
+        <w:t>UK and France:</w:t>
+      </w:r>
+      <w:r>
+        <w:t xml:space="preserve"> fragmentation leaves room for a mid-size operator, but rivals' new financing sets a high bar for site acquisition.</w:t>
+      </w:r>
+    </w:p>
+    <w:p>
+      <w:pPr>
+        <w:ind w:left="360" w:hanging="216"/>
+      </w:pPr>
+      <w:r>
+        <w:t xml:space="preserve">• </w:t>
+      </w:r>
+      <w:r>
+        <w:rPr>
+          <w:b/>
+        </w:rPr>
+        <w:t>Signal freshness:</w:t>
+      </w:r>
+      <w:r>
+        <w:t xml:space="preserve"> US Sep 2026; UK Jul 2025 to Jul 2026; Germany end-2024 (the oldest); France May 2025.</w:t>
+      </w:r>
+    </w:p>
+    <w:p>
+      <w:pPr>
+        <w:ind w:left="360" w:hanging="216"/>
+      </w:pPr>
+      <w:r>
+        <w:t xml:space="preserve">• </w:t>
+      </w:r>
+      <w:r>
+        <w:rPr>
+          <w:b/>
+        </w:rPr>
+        <w:t>What would change our mind:</w:t>
+      </w:r>
+      <w:r>
+        <w:t xml:space="preserve"> A major acquiring a mid-size UK or French operator, which would signal consolidation is closing the window; or Tesla's US share dropping below about 40% as open networks scale.</w:t>
+      </w:r>
+    </w:p>
+    <w:p>
+      <w:pPr>
+        <w:pStyle w:val="Heading3"/>
+      </w:pPr>
+      <w:r>
+        <w:t>Insight 5: The entry windows are time-bound but contested, and favour the UK first and France second</w:t>
+      </w:r>
+    </w:p>
+    <w:p>
+      <w:pPr>
+        <w:ind w:left="360" w:hanging="216"/>
+      </w:pPr>
+      <w:r>
+        <w:t xml:space="preserve">• </w:t>
+      </w:r>
+      <w:r>
+        <w:rPr>
+          <w:b/>
+        </w:rPr>
+        <w:t>Insight Summary:</w:t>
+      </w:r>
+      <w:r>
+        <w:t xml:space="preserve"> Dated catalysts favour the UK and France within the 2026–2028 horizon, but incumbents and site owners are moving too, while US federal support is shrinking.</w:t>
+      </w:r>
+    </w:p>
+    <w:p>
+      <w:pPr>
+        <w:ind w:left="360" w:hanging="216"/>
+      </w:pPr>
+      <w:r>
+        <w:t xml:space="preserve">• </w:t>
+      </w:r>
+      <w:r>
+        <w:rPr>
+          <w:b/>
+        </w:rPr>
+        <w:t>Supporting Evidence or Signals:</w:t>
+      </w:r>
+    </w:p>
+    <w:p>
+      <w:pPr>
+        <w:ind w:left="720" w:hanging="216"/>
+      </w:pPr>
+      <w:r>
+        <w:t xml:space="preserve">• </w:t>
+      </w:r>
+      <w:r>
+        <w:rPr>
+          <w:b/>
+        </w:rPr>
+        <w:t>UK motorway sites:</w:t>
+      </w:r>
+    </w:p>
+    <w:p>
+      <w:pPr>
+        <w:ind w:left="1080" w:hanging="216"/>
+      </w:pPr>
+      <w:r>
+        <w:t xml:space="preserve">• </w:t>
+      </w:r>
+      <w:r>
+        <w:t>Under legally binding commitments accepted by the CMA in 2022, Gridserve will not enforce exclusive rights at about two-thirds of motorway service areas after November 2026 [gov.uk/CMA, verified].</w:t>
+      </w:r>
+    </w:p>
+    <w:p>
+      <w:pPr>
+        <w:ind w:left="1080" w:hanging="216"/>
+      </w:pPr>
+      <w:r>
+        <w:t xml:space="preserve">• </w:t>
+      </w:r>
+      <w:r>
+        <w:t>The commitments end the exclusivity; they do not require the site owners to tender.</w:t>
+      </w:r>
+    </w:p>
+    <w:p>
+      <w:pPr>
+        <w:ind w:left="1080" w:hanging="216"/>
+      </w:pPr>
+      <w:r>
+        <w:t xml:space="preserve">• </w:t>
+      </w:r>
+      <w:r>
+        <w:t>The owners are moving first. Moto launched its own Moto Charge network in December 2025 [Zapmap]. Roadchef has opened its first branded hub on the M6 [The Fast Charge]. Extra is expanding its sites with Ionity [electrive, Aug 2025].</w:t>
+      </w:r>
+    </w:p>
+    <w:p>
+      <w:pPr>
+        <w:ind w:left="1080" w:hanging="216"/>
+      </w:pPr>
+      <w:r>
+        <w:t xml:space="preserve">• </w:t>
+      </w:r>
+      <w:r>
+        <w:t>No source shows that the freed sites will be offered to third-party operators.</w:t>
+      </w:r>
+    </w:p>
+    <w:p>
+      <w:pPr>
+        <w:ind w:left="720" w:hanging="216"/>
+      </w:pPr>
+      <w:r>
+        <w:t xml:space="preserve">• </w:t>
+      </w:r>
+      <w:r>
+        <w:rPr>
+          <w:b/>
+        </w:rPr>
+        <w:t>UK underserved regions</w:t>
+      </w:r>
+      <w:r>
+        <w:t xml:space="preserve"> (rapid chargers per 100,000 people; UK average 41.7) [DfT, verified]:</w:t>
+      </w:r>
+    </w:p>
+    <w:p>
+      <w:pPr>
+        <w:ind w:left="1080" w:hanging="216"/>
+      </w:pPr>
+      <w:r>
+        <w:t xml:space="preserve">• </w:t>
+      </w:r>
+      <w:r>
+        <w:t>Northern Ireland 19.3;</w:t>
+      </w:r>
+    </w:p>
+    <w:p>
+      <w:pPr>
+        <w:ind w:left="1080" w:hanging="216"/>
+      </w:pPr>
+      <w:r>
+        <w:t xml:space="preserve">• </w:t>
+      </w:r>
+      <w:r>
+        <w:t>London 27.9;</w:t>
+      </w:r>
+    </w:p>
+    <w:p>
+      <w:pPr>
+        <w:ind w:left="1080" w:hanging="216"/>
+      </w:pPr>
+      <w:r>
+        <w:t xml:space="preserve">• </w:t>
+      </w:r>
+      <w:r>
+        <w:t>Yorkshire and the Humber 36.6;</w:t>
+      </w:r>
+    </w:p>
+    <w:p>
+      <w:pPr>
+        <w:ind w:left="1080" w:hanging="216"/>
+      </w:pPr>
+      <w:r>
+        <w:t xml:space="preserve">• </w:t>
+      </w:r>
+      <w:r>
+        <w:t>North East 37.1;</w:t>
+      </w:r>
+    </w:p>
+    <w:p>
+      <w:pPr>
+        <w:ind w:left="1080" w:hanging="216"/>
+      </w:pPr>
+      <w:r>
+        <w:t xml:space="preserve">• </w:t>
+      </w:r>
+      <w:r>
+        <w:t>Scotland is best served, at 59.1.</w:t>
+      </w:r>
+    </w:p>
+    <w:p>
+      <w:r>
+        <w:t>This is density per person, not per EV or per unit of use, so it is a screening signal only.</w:t>
+      </w:r>
+    </w:p>
+    <w:p>
+      <w:pPr>
+        <w:ind w:left="720" w:hanging="216"/>
+      </w:pPr>
+      <w:r>
+        <w:t xml:space="preserve">• </w:t>
+      </w:r>
+      <w:r>
+        <w:rPr>
+          <w:b/>
+        </w:rPr>
+        <w:t>UK funding:</w:t>
+      </w:r>
+      <w:r>
+        <w:t xml:space="preserve"> The 2025 Spending Review set aside £400 M for EV charging infrastructure in England over 2026–2030, including the strategic road network. An indicative £190 M goes to the Strategic Charging Infrastructure scheme for grid upgrades at motorway service areas (consultation June–July 2026) [gov.uk].</w:t>
+      </w:r>
+    </w:p>
+    <w:p>
+      <w:pPr>
+        <w:ind w:left="720" w:hanging="216"/>
+      </w:pPr>
+      <w:r>
+        <w:t xml:space="preserve">• </w:t>
+      </w:r>
+      <w:r>
+        <w:rPr>
+          <w:b/>
+        </w:rPr>
         <w:t>France:</w:t>
       </w:r>
     </w:p>
@@ -2121,7 +3506,7 @@
         <w:t xml:space="preserve">• </w:t>
       </w:r>
       <w:r>
-        <w:t>BEV share rose from 16.9% (2024) to 20.0% (2025).</w:t>
+        <w:t>ADVENIR's €520 M was the envelope for its extension to end-2027 (target 250,000 points).</w:t>
       </w:r>
     </w:p>
     <w:p>
@@ -2132,7 +3517,7 @@
         <w:t xml:space="preserve">• </w:t>
       </w:r>
       <w:r>
-        <w:t>H1 2026 registrations were up 62.9% year on year [ACEA, verified].</w:t>
+        <w:t>On 7 July 2026 the government announced a further extension to 2030, with about €400 M, roughly €100 M a year [AEF info; les-energies-renouvelables.eu].</w:t>
       </w:r>
     </w:p>
     <w:p>
@@ -2143,7 +3528,7 @@
         <w:t xml:space="preserve">• </w:t>
       </w:r>
       <w:r>
-        <w:t>August 2026 set a single-month record of 38.8% [Research: EU report; Avere-France].</w:t>
+        <w:t>The April 2026 electrification plan says the new money will go preferentially to truck, coach and bus charging and to collective-residential charging [ecologie.gouv.fr, 23 Apr 2026]. Whether it covers public passenger-car fast charging is not confirmed.</w:t>
       </w:r>
     </w:p>
     <w:p>
@@ -2154,7 +3539,18 @@
         <w:t xml:space="preserve">• </w:t>
       </w:r>
       <w:r>
-        <w:t>Demand support continues: the "coup de pouce" bonus replaced the bonus écologique and runs into 2026. A third social-leasing round (July 2026) offers 50,000 BEVs at capped payments of €200 a month [Research: EU report].</w:t>
+        <w:t>France 2030's €300 M high-power-charging call closed to new projects at the end of 2024 [IEA policy database], so it is not counted.</w:t>
+      </w:r>
+    </w:p>
+    <w:p>
+      <w:pPr>
+        <w:ind w:left="1080" w:hanging="216"/>
+      </w:pPr>
+      <w:r>
+        <w:t xml:space="preserve">• </w:t>
+      </w:r>
+      <w:r>
+        <w:t>A motorway master plan targets 22,000 car charging points at 150 kW across about 900 service areas by 2035 [Research: EU report].</w:t>
       </w:r>
     </w:p>
     <w:p>
@@ -2168,7 +3564,7 @@
         <w:rPr>
           <w:b/>
         </w:rPr>
-        <w:t>Germany:</w:t>
+        <w:t>US:</w:t>
       </w:r>
     </w:p>
     <w:p>
@@ -2179,7 +3575,7 @@
         <w:t xml:space="preserve">• </w:t>
       </w:r>
       <w:r>
-        <w:t>BEV share fell from 18.4% (2023) to 13.5% (2024) after the Umweltbonus purchase subsidy ended.</w:t>
+        <w:t>$503.8 M of NEVI federal charging funds was repurposed in March 2026 [FHWA notice; confirmed via search results only].</w:t>
       </w:r>
     </w:p>
     <w:p>
@@ -2190,7 +3586,7 @@
         <w:t xml:space="preserve">• </w:t>
       </w:r>
       <w:r>
-        <w:t>It rose to a record 19.1% in 2025, driven mainly by fleet and corporate purchases while no grant was in force [Research: EU report].</w:t>
+        <w:t>USDOT reported 84% of NEVI funds unobligated in May 2025, during its own review of the programme [Research: US report].</w:t>
       </w:r>
     </w:p>
     <w:p>
@@ -2201,12 +3597,23 @@
         <w:t xml:space="preserve">• </w:t>
       </w:r>
       <w:r>
-        <w:t>H1 2026 was up 48%, driven by high fuel prices and reinforced by a new grant of up to €6,000 from 1 January 2026 [Research: EU report; heise; EU Alternative Fuels Observatory].</w:t>
-      </w:r>
-    </w:p>
-    <w:p>
-      <w:pPr>
-        <w:ind w:left="720" w:hanging="216"/>
+        <w:t>California has run state-funded rounds (Fast Charge California, $55 M, 2025) [Research: US report; CEC]; whether new rounds follow is not known.</w:t>
+      </w:r>
+    </w:p>
+    <w:p>
+      <w:pPr>
+        <w:ind w:left="1080" w:hanging="216"/>
+      </w:pPr>
+      <w:r>
+        <w:t xml:space="preserve">• </w:t>
+      </w:r>
+      <w:r>
+        <w:t>New York's $28.5 M corridor round (Dec 2024) was federal NEVI money run by NYSERDA, so it carries the same federal risk. The US report calls it a state programme.</w:t>
+      </w:r>
+    </w:p>
+    <w:p>
+      <w:pPr>
+        <w:ind w:left="360" w:hanging="216"/>
       </w:pPr>
       <w:r>
         <w:t xml:space="preserve">• </w:t>
@@ -2215,51 +3622,40 @@
         <w:rPr>
           <w:b/>
         </w:rPr>
-        <w:t>US:</w:t>
-      </w:r>
-    </w:p>
-    <w:p>
-      <w:pPr>
-        <w:ind w:left="1080" w:hanging="216"/>
-      </w:pPr>
-      <w:r>
-        <w:t xml:space="preserve">• </w:t>
-      </w:r>
-      <w:r>
-        <w:t>The $7,500 credit expired on 30 Sep 2025. BEV share hit 12% that September, then fell below 6% in Q4 2025 [EIA, verified].</w:t>
-      </w:r>
-    </w:p>
-    <w:p>
-      <w:pPr>
-        <w:ind w:left="1080" w:hanging="216"/>
-      </w:pPr>
-      <w:r>
-        <w:t xml:space="preserve">• </w:t>
-      </w:r>
-      <w:r>
-        <w:t>BEV share was 7.7% for 2025 [NADA].</w:t>
-      </w:r>
-    </w:p>
-    <w:p>
-      <w:pPr>
-        <w:ind w:left="1080" w:hanging="216"/>
-      </w:pPr>
-      <w:r>
-        <w:t xml:space="preserve">• </w:t>
-      </w:r>
-      <w:r>
-        <w:t>Mid-2026 registrations were down about 31% year on year [Research: US report; single press source].</w:t>
-      </w:r>
-    </w:p>
-    <w:p>
-      <w:pPr>
-        <w:ind w:left="1080" w:hanging="216"/>
-      </w:pPr>
-      <w:r>
-        <w:t xml:space="preserve">• </w:t>
-      </w:r>
-      <w:r>
-        <w:t>IEA STEPS had projected a 20% EV (BEV+PHEV) sales share for 2025 [Dataset, projection]. The actual all-plug-in share was just under 10% [Research: US report; IEA Global EV Outlook 2026], about half the projection. The 7.7% above is BEV-only and not directly comparable.</w:t>
+        <w:t>Why This Insight Matters:</w:t>
+      </w:r>
+    </w:p>
+    <w:p>
+      <w:pPr>
+        <w:ind w:left="720" w:hanging="216"/>
+      </w:pPr>
+      <w:r>
+        <w:t xml:space="preserve">• </w:t>
+      </w:r>
+      <w:r>
+        <w:t>UK motorway sites combine high traffic with a short access window that the service-area operators' own networks and existing partners also contest. Competitors with new financing (Insight 4) will compete for it too.</w:t>
+      </w:r>
+    </w:p>
+    <w:p>
+      <w:pPr>
+        <w:ind w:left="720" w:hanging="216"/>
+      </w:pPr>
+      <w:r>
+        <w:t xml:space="preserve">• </w:t>
+      </w:r>
+      <w:r>
+        <w:t>Whether any of the 37 Green Recovery Scheme sites are among those freed from exclusivity still needs checking.</w:t>
+      </w:r>
+    </w:p>
+    <w:p>
+      <w:pPr>
+        <w:ind w:left="720" w:hanging="216"/>
+      </w:pPr>
+      <w:r>
+        <w:t xml:space="preserve">• </w:t>
+      </w:r>
+      <w:r>
+        <w:t>France's ADVENIR money to 2030 favours heavy-vehicle and residential charging, so its support for a phase-two car network must be confirmed first.</w:t>
       </w:r>
     </w:p>
     <w:p>
@@ -2273,40 +3669,51 @@
         <w:rPr>
           <w:b/>
         </w:rPr>
-        <w:t>Why This Insight Matters:</w:t>
-      </w:r>
-    </w:p>
-    <w:p>
-      <w:pPr>
-        <w:ind w:left="720" w:hanging="216"/>
-      </w:pPr>
-      <w:r>
-        <w:t xml:space="preserve">• </w:t>
-      </w:r>
-      <w:r>
-        <w:t>For a 2026–2028 horizon, the operator is effectively betting on policy.</w:t>
-      </w:r>
-    </w:p>
-    <w:p>
-      <w:pPr>
-        <w:ind w:left="720" w:hanging="216"/>
-      </w:pPr>
-      <w:r>
-        <w:t xml:space="preserve">• </w:t>
-      </w:r>
-      <w:r>
-        <w:t>The UK mandate's compliance pressure and France's demand support reduce downside risk on demand, though UK flexibilities mean sales can keep running below target.</w:t>
-      </w:r>
-    </w:p>
-    <w:p>
-      <w:pPr>
-        <w:ind w:left="720" w:hanging="216"/>
-      </w:pPr>
-      <w:r>
-        <w:t xml:space="preserve">• </w:t>
-      </w:r>
-      <w:r>
-        <w:t>The US needs a new incentive before demand growth resumes.</w:t>
+        <w:t>Signal freshness:</w:t>
+      </w:r>
+    </w:p>
+    <w:p>
+      <w:pPr>
+        <w:ind w:left="720" w:hanging="216"/>
+      </w:pPr>
+      <w:r>
+        <w:t xml:space="preserve">• </w:t>
+      </w:r>
+      <w:r>
+        <w:t>The CMA commitments date from 2022, with a deadline two months away; they need a check for any later change.</w:t>
+      </w:r>
+    </w:p>
+    <w:p>
+      <w:pPr>
+        <w:ind w:left="720" w:hanging="216"/>
+      </w:pPr>
+      <w:r>
+        <w:t xml:space="preserve">• </w:t>
+      </w:r>
+      <w:r>
+        <w:t>Site-owner moves are dated December 2025 to 2026.</w:t>
+      </w:r>
+    </w:p>
+    <w:p>
+      <w:pPr>
+        <w:ind w:left="720" w:hanging="216"/>
+      </w:pPr>
+      <w:r>
+        <w:t xml:space="preserve">• </w:t>
+      </w:r>
+      <w:r>
+        <w:t>ADVENIR status is as of July 2026. The France 2030 call closed at end-2024.</w:t>
+      </w:r>
+    </w:p>
+    <w:p>
+      <w:pPr>
+        <w:ind w:left="720" w:hanging="216"/>
+      </w:pPr>
+      <w:r>
+        <w:t xml:space="preserve">• </w:t>
+      </w:r>
+      <w:r>
+        <w:t>New York's round is from December 2024; the NEVI notice is from March 2026.</w:t>
       </w:r>
     </w:p>
     <w:p>
@@ -2320,40 +3727,26 @@
         <w:rPr>
           <w:b/>
         </w:rPr>
-        <w:t>Signal freshness:</w:t>
-      </w:r>
-    </w:p>
-    <w:p>
-      <w:pPr>
-        <w:ind w:left="720" w:hanging="216"/>
-      </w:pPr>
-      <w:r>
-        <w:t xml:space="preserve">• </w:t>
-      </w:r>
-      <w:r>
-        <w:t>Full-year shares cover 2023–2025.</w:t>
-      </w:r>
-    </w:p>
-    <w:p>
-      <w:pPr>
-        <w:ind w:left="720" w:hanging="216"/>
-      </w:pPr>
-      <w:r>
-        <w:t xml:space="preserve">• </w:t>
-      </w:r>
-      <w:r>
-        <w:t>2026 figures are H1 or Jan–Aug year-to-date, and the French August record is a single month.</w:t>
-      </w:r>
-    </w:p>
-    <w:p>
-      <w:pPr>
-        <w:ind w:left="720" w:hanging="216"/>
-      </w:pPr>
-      <w:r>
-        <w:t xml:space="preserve">• </w:t>
-      </w:r>
-      <w:r>
-        <w:t>The UK review outcome is still open; the consultation runs August–October 2026.</w:t>
+        <w:t>What would change our mind:</w:t>
+      </w:r>
+      <w:r>
+        <w:t xml:space="preserve"> Any CMA or Gridserve update that delays or narrows the motorway opening; Moto, Roadchef and Extra filling the freed sites with their own networks or existing partners; or ADVENIR's 2027–2030 money excluding public car fast charging.</w:t>
+      </w:r>
+    </w:p>
+    <w:p>
+      <w:pPr>
+        <w:pStyle w:val="Heading2"/>
+      </w:pPr>
+      <w:r>
+        <w:t>5. Visual Evidence</w:t>
+      </w:r>
+    </w:p>
+    <w:p>
+      <w:r>
+        <w:rPr>
+          <w:b/>
+        </w:rPr>
+        <w:t>Sources of the visuals:</w:t>
       </w:r>
     </w:p>
     <w:p>
@@ -2367,1090 +3760,10 @@
         <w:rPr>
           <w:b/>
         </w:rPr>
-        <w:t>What would change our mind:</w:t>
-      </w:r>
-      <w:r>
-        <w:t xml:space="preserve"> A UK review that materially cuts the 2027–2028 targets, or a new US federal purchase incentive.</w:t>
-      </w:r>
-    </w:p>
-    <w:p>
-      <w:pPr>
-        <w:pStyle w:val="Heading3"/>
-      </w:pPr>
-      <w:r>
-        <w:t>Insight 3: Utilisation and grid cost, not EV demand, are the binding constraint on returns</w:t>
-      </w:r>
-    </w:p>
-    <w:p>
-      <w:pPr>
-        <w:ind w:left="360" w:hanging="216"/>
-      </w:pPr>
-      <w:r>
-        <w:t xml:space="preserve">• </w:t>
-      </w:r>
-      <w:r>
-        <w:rPr>
-          <w:b/>
-        </w:rPr>
-        <w:t>Insight Summary:</w:t>
-      </w:r>
-    </w:p>
-    <w:p>
-      <w:pPr>
-        <w:ind w:left="720" w:hanging="216"/>
-      </w:pPr>
-      <w:r>
-        <w:t xml:space="preserve">• </w:t>
-      </w:r>
-      <w:r>
-        <w:t>In every market with data, chargers are used for a small share of the day, and fixed grid costs are large.</w:t>
-      </w:r>
-    </w:p>
-    <w:p>
-      <w:pPr>
-        <w:ind w:left="720" w:hanging="216"/>
-      </w:pPr>
-      <w:r>
-        <w:t xml:space="preserve">• </w:t>
-      </w:r>
-      <w:r>
-        <w:t>The ability to secure cheap, timely grid capacity decides returns more than the size of the EV fleet does.</w:t>
-      </w:r>
-    </w:p>
-    <w:p>
-      <w:pPr>
-        <w:ind w:left="360" w:hanging="216"/>
-      </w:pPr>
-      <w:r>
-        <w:t xml:space="preserve">• </w:t>
-      </w:r>
-      <w:r>
-        <w:rPr>
-          <w:b/>
-        </w:rPr>
-        <w:t>Supporting Evidence or Signals:</w:t>
-      </w:r>
-    </w:p>
-    <w:p>
-      <w:pPr>
-        <w:ind w:left="720" w:hanging="216"/>
-      </w:pPr>
-      <w:r>
-        <w:t xml:space="preserve">• </w:t>
-      </w:r>
-      <w:r>
-        <w:rPr>
-          <w:b/>
-        </w:rPr>
-        <w:t>UK:</w:t>
-      </w:r>
-    </w:p>
-    <w:p>
-      <w:pPr>
-        <w:ind w:left="1080" w:hanging="216"/>
-      </w:pPr>
-      <w:r>
-        <w:t xml:space="preserve">• </w:t>
-      </w:r>
-      <w:r>
-        <w:t>Utilisation is about 8% (about 2 hours a day), which is the Zapmap average for all public chargers. The UK report's body labels it that way, but its summary and conclusion apply it to rapid chargers.</w:t>
-      </w:r>
-    </w:p>
-    <w:p>
-      <w:pPr>
-        <w:ind w:left="1080" w:hanging="216"/>
-      </w:pPr>
-      <w:r>
-        <w:t xml:space="preserve">• </w:t>
-      </w:r>
-      <w:r>
-        <w:t>The same report gives rapid and ultra-rapid devices about 4 sessions a day of about 38 minutes (roughly 10–11% of the day). Elsewhere it assumes about 2 sessions a day. The two are not reconciled [Research: UK report].</w:t>
-      </w:r>
-    </w:p>
-    <w:p>
-      <w:pPr>
-        <w:ind w:left="1080" w:hanging="216"/>
-      </w:pPr>
-      <w:r>
-        <w:t xml:space="preserve">• </w:t>
-      </w:r>
-      <w:r>
-        <w:t>Rapid and ultra-rapid devices handle 72% of sessions from 23% of devices [Research: UK report; Zapmap].</w:t>
-      </w:r>
-    </w:p>
-    <w:p>
-      <w:pPr>
-        <w:ind w:left="1080" w:hanging="216"/>
-      </w:pPr>
-      <w:r>
-        <w:t xml:space="preserve">• </w:t>
-      </w:r>
-      <w:r>
-        <w:t>Grid standing charges for one operator's typical ultra-rapid hub rose from £99 a year (2022) to £8,600 (2024) [Osprey, an operator source].</w:t>
-      </w:r>
-    </w:p>
-    <w:p>
-      <w:pPr>
-        <w:ind w:left="1080" w:hanging="216"/>
-      </w:pPr>
-      <w:r>
-        <w:t xml:space="preserve">• </w:t>
-      </w:r>
-      <w:r>
-        <w:t>Ofgem reported a 5.5-year average gap between requested and offered connection dates for all connecting customers (June 2024 data). The queue was then dominated by renewables and storage. This predates the reform that has since moved 221 GW out of the queue (April 2026). No post-reform or charger-specific figure was found [Research: UK report].</w:t>
-      </w:r>
-    </w:p>
-    <w:p>
-      <w:pPr>
-        <w:ind w:left="1080" w:hanging="216"/>
-      </w:pPr>
-      <w:r>
-        <w:t xml:space="preserve">• </w:t>
-      </w:r>
-      <w:r>
-        <w:t>The average rapid price is about 77p/kWh, against 7–8p on a home smart tariff [Research: UK report].</w:t>
-      </w:r>
-    </w:p>
-    <w:p>
-      <w:pPr>
-        <w:ind w:left="720" w:hanging="216"/>
-      </w:pPr>
-      <w:r>
-        <w:t xml:space="preserve">• </w:t>
-      </w:r>
-      <w:r>
-        <w:rPr>
-          <w:b/>
-        </w:rPr>
-        <w:t>US:</w:t>
-      </w:r>
-    </w:p>
-    <w:p>
-      <w:pPr>
-        <w:ind w:left="1080" w:hanging="216"/>
-      </w:pPr>
-      <w:r>
-        <w:t xml:space="preserve">• </w:t>
-      </w:r>
-      <w:r>
-        <w:t>National DC fast utilisation was 16.6% in Q1 2025 [Paren] and 16.1% in mid-2025 [theevreport.com].</w:t>
-      </w:r>
-    </w:p>
-    <w:p>
-      <w:pPr>
-        <w:ind w:left="1080" w:hanging="216"/>
-      </w:pPr>
-      <w:r>
-        <w:t xml:space="preserve">• </w:t>
-      </w:r>
-      <w:r>
-        <w:t>The profitability threshold is estimated at about 15% [Stable Auto via Fortune, 2024].</w:t>
-      </w:r>
-    </w:p>
-    <w:p>
-      <w:pPr>
-        <w:ind w:left="1080" w:hanging="216"/>
-      </w:pPr>
-      <w:r>
-        <w:t xml:space="preserve">• </w:t>
-      </w:r>
-      <w:r>
-        <w:t>At low utilisation, demand charges can exceed 90% of a station's electricity cost [RMI rate-design guidance].</w:t>
-      </w:r>
-    </w:p>
-    <w:p>
-      <w:pPr>
-        <w:ind w:left="720" w:hanging="216"/>
-      </w:pPr>
-      <w:r>
-        <w:t xml:space="preserve">• </w:t>
-      </w:r>
-      <w:r>
-        <w:rPr>
-          <w:b/>
-        </w:rPr>
-        <w:t>EU:</w:t>
-      </w:r>
-    </w:p>
-    <w:p>
-      <w:pPr>
-        <w:ind w:left="1080" w:hanging="216"/>
-      </w:pPr>
-      <w:r>
-        <w:t xml:space="preserve">• </w:t>
-      </w:r>
-      <w:r>
-        <w:t>No German or French utilisation or payback data was found. This is a gap, not a finding.</w:t>
-      </w:r>
-    </w:p>
-    <w:p>
-      <w:pPr>
-        <w:ind w:left="1080" w:hanging="216"/>
-      </w:pPr>
-      <w:r>
-        <w:t xml:space="preserve">• </w:t>
-      </w:r>
-      <w:r>
-        <w:t>The EU report's "6–12 year payback" comes from a global review of solar-powered charging stations, not grid-connected high-power charging in Germany or France, so it is not used.</w:t>
-      </w:r>
-    </w:p>
-    <w:p>
-      <w:pPr>
-        <w:ind w:left="360" w:hanging="216"/>
-      </w:pPr>
-      <w:r>
-        <w:t xml:space="preserve">• </w:t>
-      </w:r>
-      <w:r>
-        <w:rPr>
-          <w:b/>
-        </w:rPr>
-        <w:t>Why This Insight Matters:</w:t>
-      </w:r>
-    </w:p>
-    <w:p>
-      <w:pPr>
-        <w:ind w:left="720" w:hanging="216"/>
-      </w:pPr>
-      <w:r>
-        <w:t xml:space="preserve">• </w:t>
-      </w:r>
-      <w:r>
-        <w:t>Site choice should favour locations that already have grid capacity or funded network upgrades.</w:t>
-      </w:r>
-    </w:p>
-    <w:p>
-      <w:pPr>
-        <w:ind w:left="720" w:hanging="216"/>
-      </w:pPr>
-      <w:r>
-        <w:t xml:space="preserve">• </w:t>
-      </w:r>
-      <w:r>
-        <w:t>Examples are motorway service areas, retail forecourts and battery-buffered sites. Ofgem's £300 M Green Recovery Scheme, announced in 2021, funded network upgrades at 37 motorway service areas; many are complete and already host chargers.</w:t>
-      </w:r>
-    </w:p>
-    <w:p>
-      <w:pPr>
-        <w:ind w:left="720" w:hanging="216"/>
-      </w:pPr>
-      <w:r>
-        <w:t xml:space="preserve">• </w:t>
-      </w:r>
-      <w:r>
-        <w:t>Utilisation data by charger speed is the most valuable missing input.</w:t>
-      </w:r>
-    </w:p>
-    <w:p>
-      <w:pPr>
-        <w:ind w:left="360" w:hanging="216"/>
-      </w:pPr>
-      <w:r>
-        <w:t xml:space="preserve">• </w:t>
-      </w:r>
-      <w:r>
-        <w:rPr>
-          <w:b/>
-        </w:rPr>
-        <w:t>Signal freshness:</w:t>
-      </w:r>
-    </w:p>
-    <w:p>
-      <w:pPr>
-        <w:ind w:left="720" w:hanging="216"/>
-      </w:pPr>
-      <w:r>
-        <w:t xml:space="preserve">• </w:t>
-      </w:r>
-      <w:r>
-        <w:t>UK utilisation is updated quarterly; the page blocked direct access, so the wording was checked via search results. US utilisation data is 2025.</w:t>
-      </w:r>
-    </w:p>
-    <w:p>
-      <w:pPr>
-        <w:ind w:left="720" w:hanging="216"/>
-      </w:pPr>
-      <w:r>
-        <w:t xml:space="preserve">• </w:t>
-      </w:r>
-      <w:r>
-        <w:t>Grid figures: standing charges 2022–2024; connection gap June 2024 (pre-reform); queue reform April 2026. The RMI demand-charge guidance is older.</w:t>
-      </w:r>
-    </w:p>
-    <w:p>
-      <w:pPr>
-        <w:ind w:left="360" w:hanging="216"/>
-      </w:pPr>
-      <w:r>
-        <w:t xml:space="preserve">• </w:t>
-      </w:r>
-      <w:r>
-        <w:rPr>
-          <w:b/>
-        </w:rPr>
-        <w:t>What would change our mind:</w:t>
-      </w:r>
-      <w:r>
-        <w:t xml:space="preserve"> Published UK rapid-specific utilisation consistently above 15%, or post-reform Ofgem data showing connection times for charging sites well below the pre-reform 5.5-year average.</w:t>
-      </w:r>
-    </w:p>
-    <w:p>
-      <w:pPr>
-        <w:pStyle w:val="Heading3"/>
-      </w:pPr>
-      <w:r>
-        <w:t>Insight 4: Competition differs sharply by market</w:t>
-      </w:r>
-    </w:p>
-    <w:p>
-      <w:r>
-        <w:t>The US is concentrated; Germany is moderately concentrated and shaped by subsidy; the UK and France are fragmented but consolidating.</w:t>
-      </w:r>
-    </w:p>
-    <w:p>
-      <w:pPr>
-        <w:ind w:left="360" w:hanging="216"/>
-      </w:pPr>
-      <w:r>
-        <w:t xml:space="preserve">• </w:t>
-      </w:r>
-      <w:r>
-        <w:rPr>
-          <w:b/>
-        </w:rPr>
-        <w:t>Insight Summary:</w:t>
-      </w:r>
-    </w:p>
-    <w:p>
-      <w:pPr>
-        <w:ind w:left="720" w:hanging="216"/>
-      </w:pPr>
-      <w:r>
-        <w:t xml:space="preserve">• </w:t>
-      </w:r>
-      <w:r>
-        <w:t>A mid-size entrant faces a dominant incumbent in the US: Tesla, with about 50% of DC ports.</w:t>
-      </w:r>
-    </w:p>
-    <w:p>
-      <w:pPr>
-        <w:ind w:left="720" w:hanging="216"/>
-      </w:pPr>
-      <w:r>
-        <w:t xml:space="preserve">• </w:t>
-      </w:r>
-      <w:r>
-        <w:t>In Germany, share is only moderately concentrated: EnBW has about 16% of fast points and the top 5 about 40%. The harder barrier is the subsidised Deutschlandnetz concession network being rolled out.</w:t>
-      </w:r>
-    </w:p>
-    <w:p>
-      <w:pPr>
-        <w:ind w:left="720" w:hanging="216"/>
-      </w:pPr>
-      <w:r>
-        <w:t xml:space="preserve">• </w:t>
-      </w:r>
-      <w:r>
-        <w:t>The UK and France have more room, but consolidation is under way and capital intensity is high.</w:t>
-      </w:r>
-    </w:p>
-    <w:p>
-      <w:pPr>
-        <w:ind w:left="360" w:hanging="216"/>
-      </w:pPr>
-      <w:r>
-        <w:t xml:space="preserve">• </w:t>
-      </w:r>
-      <w:r>
-        <w:rPr>
-          <w:b/>
-        </w:rPr>
-        <w:t>Supporting Evidence or Signals:</w:t>
-      </w:r>
-    </w:p>
-    <w:p>
-      <w:pPr>
-        <w:ind w:left="720" w:hanging="216"/>
-      </w:pPr>
-      <w:r>
-        <w:t xml:space="preserve">• </w:t>
-      </w:r>
-      <w:r>
-        <w:rPr>
-          <w:b/>
-        </w:rPr>
-        <w:t>US:</w:t>
-      </w:r>
-    </w:p>
-    <w:p>
-      <w:pPr>
-        <w:ind w:left="1080" w:hanging="216"/>
-      </w:pPr>
-      <w:r>
-        <w:t xml:space="preserve">• </w:t>
-      </w:r>
-      <w:r>
-        <w:t>Tesla has 37,995 of 76,236 DC ports (49.8%, Sep 2026), down from about 54.6% in Jul 2025.</w:t>
-      </w:r>
-    </w:p>
-    <w:p>
-      <w:pPr>
-        <w:ind w:left="1080" w:hanging="216"/>
-      </w:pPr>
-      <w:r>
-        <w:t xml:space="preserve">• </w:t>
-      </w:r>
-      <w:r>
-        <w:t>The "Other" network category grew 44% year on year [evchargingstations.com, verified].</w:t>
-      </w:r>
-    </w:p>
-    <w:p>
-      <w:pPr>
-        <w:ind w:left="1080" w:hanging="216"/>
-      </w:pPr>
-      <w:r>
-        <w:t xml:space="preserve">• </w:t>
-      </w:r>
-      <w:r>
-        <w:t>IONNA, backed by automakers, had 1,458 ports in Sep 2026 [Research: US report]. It targets about 30,000 charging bays by 2030; the US report says "sites".</w:t>
-      </w:r>
-    </w:p>
-    <w:p>
-      <w:pPr>
-        <w:ind w:left="720" w:hanging="216"/>
-      </w:pPr>
-      <w:r>
-        <w:t xml:space="preserve">• </w:t>
-      </w:r>
-      <w:r>
-        <w:rPr>
-          <w:b/>
-        </w:rPr>
-        <w:t>Germany:</w:t>
-      </w:r>
-    </w:p>
-    <w:p>
-      <w:pPr>
-        <w:ind w:left="1080" w:hanging="216"/>
-      </w:pPr>
-      <w:r>
-        <w:t xml:space="preserve">• </w:t>
-      </w:r>
-      <w:r>
-        <w:t>End-2024 fast chargers: EnBW 6,005, Tesla 3,110, Aral pulse 2,317, Allego 1,541, EWE Go 1,531; Ionity is 8th with 1,084 [EV Boosters ranking; the EU report lists Ionity 5th].</w:t>
-      </w:r>
-    </w:p>
-    <w:p>
-      <w:pPr>
-        <w:ind w:left="1080" w:hanging="216"/>
-      </w:pPr>
-      <w:r>
-        <w:t xml:space="preserve">• </w:t>
-      </w:r>
-      <w:r>
-        <w:t>Together the top 5 hold 14,504 of about 36,600 DC fast points at 1 Jan 2025. That figure is derived from 48,729 in Jan 2026, which was 33% up on the year.</w:t>
-      </w:r>
-    </w:p>
-    <w:p>
-      <w:pPr>
-        <w:ind w:left="1080" w:hanging="216"/>
-      </w:pPr>
-      <w:r>
-        <w:t xml:space="preserve">• </w:t>
-      </w:r>
-      <w:r>
-        <w:t>The Deutschlandnetz programme plans about 9,000 points of 200 kW or more at more than 1,000 locations [Research: EU report]. It is a pipeline of subsidised competition rather than capacity already installed.</w:t>
-      </w:r>
-    </w:p>
-    <w:p>
-      <w:pPr>
-        <w:ind w:left="720" w:hanging="216"/>
-      </w:pPr>
-      <w:r>
-        <w:t xml:space="preserve">• </w:t>
-      </w:r>
-      <w:r>
-        <w:rPr>
-          <w:b/>
-        </w:rPr>
-        <w:t>UK:</w:t>
-      </w:r>
-    </w:p>
-    <w:p>
-      <w:pPr>
-        <w:ind w:left="1080" w:hanging="216"/>
-      </w:pPr>
-      <w:r>
-        <w:t xml:space="preserve">• </w:t>
-      </w:r>
-      <w:r>
-        <w:t>There are about 100–150 CPOs, and industry leaders expect consolidation to 5–6 players [Guardian, Feb 2026].</w:t>
-      </w:r>
-    </w:p>
-    <w:p>
-      <w:pPr>
-        <w:ind w:left="1080" w:hanging="216"/>
-      </w:pPr>
-      <w:r>
-        <w:t xml:space="preserve">• </w:t>
-      </w:r>
-      <w:r>
-        <w:t>The top 5 hold about a third of all UK public chargers, AC and DC combined [Research: UK report; Drax/Zapmap]. The rapid segment is more concentrated: 8,728 ultra-rapid (150 kW+) connectors are run by just 18 networks (Sep 2025) [Research: UK report].</w:t>
-      </w:r>
-    </w:p>
-    <w:p>
-      <w:pPr>
-        <w:ind w:left="1080" w:hanging="216"/>
-      </w:pPr>
-      <w:r>
-        <w:t xml:space="preserve">• </w:t>
-      </w:r>
-      <w:r>
-        <w:t>Rapid-charger counts differ by source. Zapmap (Feb 2026) lists MFG EV Power 2,789, Osprey 2,578 and BP Pulse 2,506. The UK report's own table puts InstaVolt first at about 2,600+.</w:t>
-      </w:r>
-    </w:p>
-    <w:p>
-      <w:pPr>
-        <w:ind w:left="1080" w:hanging="216"/>
-      </w:pPr>
-      <w:r>
-        <w:t xml:space="preserve">• </w:t>
-      </w:r>
-      <w:r>
-        <w:t>£460 M of financing was raised in 2025–26: InstaVolt £250 M debt refinancing (May 2026), Osprey £110 M senior debt (Jul 2025) and Gridserve £100 M equity (Jul 2025).</w:t>
-      </w:r>
-    </w:p>
-    <w:p>
-      <w:pPr>
-        <w:ind w:left="720" w:hanging="216"/>
-      </w:pPr>
-      <w:r>
-        <w:t xml:space="preserve">• </w:t>
-      </w:r>
-      <w:r>
-        <w:rPr>
-          <w:b/>
-        </w:rPr>
-        <w:t>France (May 2025, points of 100 kW+, by location segment)</w:t>
-      </w:r>
-      <w:r>
-        <w:t xml:space="preserve"> [Research: EU report; EV Boosters]:</w:t>
-      </w:r>
-    </w:p>
-    <w:p>
-      <w:pPr>
-        <w:ind w:left="1080" w:hanging="216"/>
-      </w:pPr>
-      <w:r>
-        <w:t xml:space="preserve">• </w:t>
-      </w:r>
-      <w:r>
-        <w:t>Highways: TotalEnergies 850, Ionity 688, ENGIE Vianeo 632, Electra 323, Fastned 265.</w:t>
-      </w:r>
-    </w:p>
-    <w:p>
-      <w:pPr>
-        <w:ind w:left="1080" w:hanging="216"/>
-      </w:pPr>
-      <w:r>
-        <w:t xml:space="preserve">• </w:t>
-      </w:r>
-      <w:r>
-        <w:t>Near-highway: Tesla 2,453, Powerdot 1,369, Electra 1,181 (about 1,504 in total, after a €304 M Series B).</w:t>
-      </w:r>
-    </w:p>
-    <w:p>
-      <w:pPr>
-        <w:ind w:left="1080" w:hanging="216"/>
-      </w:pPr>
-      <w:r>
-        <w:t xml:space="preserve">• </w:t>
-      </w:r>
-      <w:r>
-        <w:t>Retail and urban: Powerdot 2,116, Izivia 865, IECharge 597.</w:t>
-      </w:r>
-    </w:p>
-    <w:p>
-      <w:pPr>
-        <w:ind w:left="1080" w:hanging="216"/>
-      </w:pPr>
-      <w:r>
-        <w:t xml:space="preserve">• </w:t>
-      </w:r>
-      <w:r>
-        <w:t>No single operator leads every segment.</w:t>
-      </w:r>
-    </w:p>
-    <w:p>
-      <w:pPr>
-        <w:ind w:left="360" w:hanging="216"/>
-      </w:pPr>
-      <w:r>
-        <w:t xml:space="preserve">• </w:t>
-      </w:r>
-      <w:r>
-        <w:rPr>
-          <w:b/>
-        </w:rPr>
-        <w:t>Why This Insight Matters:</w:t>
-      </w:r>
-    </w:p>
-    <w:p>
-      <w:pPr>
-        <w:ind w:left="720" w:hanging="216"/>
-      </w:pPr>
-      <w:r>
-        <w:t xml:space="preserve">• </w:t>
-      </w:r>
-      <w:r>
-        <w:t>In the US, winning share means competing against Tesla's scale and IONNA's automaker funding.</w:t>
-      </w:r>
-    </w:p>
-    <w:p>
-      <w:pPr>
-        <w:ind w:left="720" w:hanging="216"/>
-      </w:pPr>
-      <w:r>
-        <w:t xml:space="preserve">• </w:t>
-      </w:r>
-      <w:r>
-        <w:t>In Germany, the practical barrier is subsidised concessions more than any one rival.</w:t>
-      </w:r>
-    </w:p>
-    <w:p>
-      <w:pPr>
-        <w:ind w:left="720" w:hanging="216"/>
-      </w:pPr>
-      <w:r>
-        <w:t xml:space="preserve">• </w:t>
-      </w:r>
-      <w:r>
-        <w:t>In the UK and France, fragmentation leaves room for a mid-size operator, but rivals' new financing sets a high bar for site acquisition.</w:t>
-      </w:r>
-    </w:p>
-    <w:p>
-      <w:pPr>
-        <w:ind w:left="360" w:hanging="216"/>
-      </w:pPr>
-      <w:r>
-        <w:t xml:space="preserve">• </w:t>
-      </w:r>
-      <w:r>
-        <w:rPr>
-          <w:b/>
-        </w:rPr>
-        <w:t>Signal freshness:</w:t>
-      </w:r>
-      <w:r>
-        <w:t xml:space="preserve"> US Sep 2026; UK Jul 2025 to Jul 2026; Germany end-2024 (the oldest); France May 2025.</w:t>
-      </w:r>
-    </w:p>
-    <w:p>
-      <w:pPr>
-        <w:ind w:left="360" w:hanging="216"/>
-      </w:pPr>
-      <w:r>
-        <w:t xml:space="preserve">• </w:t>
-      </w:r>
-      <w:r>
-        <w:rPr>
-          <w:b/>
-        </w:rPr>
-        <w:t>What would change our mind:</w:t>
-      </w:r>
-      <w:r>
-        <w:t xml:space="preserve"> A major acquiring a mid-size UK or French operator, which would signal that consolidation is closing the window. Or Tesla's US share dropping below about 40% as open networks scale.</w:t>
-      </w:r>
-    </w:p>
-    <w:p>
-      <w:pPr>
-        <w:pStyle w:val="Heading3"/>
-      </w:pPr>
-      <w:r>
-        <w:t>Insight 5: The entry windows are time-bound and favour the UK first and France second</w:t>
-      </w:r>
-    </w:p>
-    <w:p>
-      <w:pPr>
-        <w:ind w:left="360" w:hanging="216"/>
-      </w:pPr>
-      <w:r>
-        <w:t xml:space="preserve">• </w:t>
-      </w:r>
-      <w:r>
-        <w:rPr>
-          <w:b/>
-        </w:rPr>
-        <w:t>Insight Summary:</w:t>
-      </w:r>
-      <w:r>
-        <w:t xml:space="preserve"> Dated catalysts favour the UK and France within the 2026–2028 horizon, while US federal support is shrinking.</w:t>
-      </w:r>
-    </w:p>
-    <w:p>
-      <w:pPr>
-        <w:ind w:left="360" w:hanging="216"/>
-      </w:pPr>
-      <w:r>
-        <w:t xml:space="preserve">• </w:t>
-      </w:r>
-      <w:r>
-        <w:rPr>
-          <w:b/>
-        </w:rPr>
-        <w:t>Supporting Evidence or Signals:</w:t>
-      </w:r>
-    </w:p>
-    <w:p>
-      <w:pPr>
-        <w:ind w:left="720" w:hanging="216"/>
-      </w:pPr>
-      <w:r>
-        <w:t xml:space="preserve">• </w:t>
-      </w:r>
-      <w:r>
-        <w:rPr>
-          <w:b/>
-        </w:rPr>
-        <w:t>UK motorway sites:</w:t>
-      </w:r>
-      <w:r>
-        <w:t xml:space="preserve"> Under a 2022 CMA undertaking, Gridserve will not enforce exclusive rights at about two-thirds of motorway service areas after November 2026 [gov.uk/CMA, verified].</w:t>
-      </w:r>
-    </w:p>
-    <w:p>
-      <w:pPr>
-        <w:ind w:left="720" w:hanging="216"/>
-      </w:pPr>
-      <w:r>
-        <w:t xml:space="preserve">• </w:t>
-      </w:r>
-      <w:r>
-        <w:rPr>
-          <w:b/>
-        </w:rPr>
-        <w:t>UK underserved regions:</w:t>
-      </w:r>
-      <w:r>
-        <w:t xml:space="preserve"> Rapid chargers per 100,000 people, against a UK average of 41.7 [DfT, verified]:</w:t>
-      </w:r>
-    </w:p>
-    <w:p>
-      <w:pPr>
-        <w:ind w:left="1080" w:hanging="216"/>
-      </w:pPr>
-      <w:r>
-        <w:t xml:space="preserve">• </w:t>
-      </w:r>
-      <w:r>
-        <w:t>Northern Ireland 19.3;</w:t>
-      </w:r>
-    </w:p>
-    <w:p>
-      <w:pPr>
-        <w:ind w:left="1080" w:hanging="216"/>
-      </w:pPr>
-      <w:r>
-        <w:t xml:space="preserve">• </w:t>
-      </w:r>
-      <w:r>
-        <w:t>London 27.9;</w:t>
-      </w:r>
-    </w:p>
-    <w:p>
-      <w:pPr>
-        <w:ind w:left="1080" w:hanging="216"/>
-      </w:pPr>
-      <w:r>
-        <w:t xml:space="preserve">• </w:t>
-      </w:r>
-      <w:r>
-        <w:t>Yorkshire and the Humber 36.6;</w:t>
-      </w:r>
-    </w:p>
-    <w:p>
-      <w:pPr>
-        <w:ind w:left="1080" w:hanging="216"/>
-      </w:pPr>
-      <w:r>
-        <w:t xml:space="preserve">• </w:t>
-      </w:r>
-      <w:r>
-        <w:t>North East 37.1;</w:t>
-      </w:r>
-    </w:p>
-    <w:p>
-      <w:pPr>
-        <w:ind w:left="1080" w:hanging="216"/>
-      </w:pPr>
-      <w:r>
-        <w:t xml:space="preserve">• </w:t>
-      </w:r>
-      <w:r>
-        <w:t>Scotland is best served at 59.1.</w:t>
-      </w:r>
-    </w:p>
-    <w:p>
-      <w:pPr>
-        <w:ind w:left="720" w:hanging="216"/>
-      </w:pPr>
-      <w:r>
-        <w:t xml:space="preserve">• </w:t>
-      </w:r>
-      <w:r>
-        <w:rPr>
-          <w:b/>
-        </w:rPr>
-        <w:t>UK funding:</w:t>
-      </w:r>
-      <w:r>
-        <w:t xml:space="preserve"> The 2025 Spending Review set aside £400 M for EV charging infrastructure in England over 2026–2030, including the strategic road network. An indicative £190 M goes to the Strategic Charging Infrastructure scheme for grid upgrades at motorway service areas (consultation June–July 2026) [gov.uk].</w:t>
-      </w:r>
-    </w:p>
-    <w:p>
-      <w:pPr>
-        <w:ind w:left="720" w:hanging="216"/>
-      </w:pPr>
-      <w:r>
-        <w:t xml:space="preserve">• </w:t>
-      </w:r>
-      <w:r>
-        <w:rPr>
-          <w:b/>
-        </w:rPr>
-        <w:t>France:</w:t>
-      </w:r>
-    </w:p>
-    <w:p>
-      <w:pPr>
-        <w:ind w:left="1080" w:hanging="216"/>
-      </w:pPr>
-      <w:r>
-        <w:t xml:space="preserve">• </w:t>
-      </w:r>
-      <w:r>
-        <w:t>ADVENIR's budget is about €520 M, the envelope for its extension to end-2027 (target 250,000 points).</w:t>
-      </w:r>
-    </w:p>
-    <w:p>
-      <w:pPr>
-        <w:ind w:left="1080" w:hanging="216"/>
-      </w:pPr>
-      <w:r>
-        <w:t xml:space="preserve">• </w:t>
-      </w:r>
-      <w:r>
-        <w:t>Avere-France says the programme now runs to 2030. No added budget for 2028–2030 was found.</w:t>
-      </w:r>
-    </w:p>
-    <w:p>
-      <w:pPr>
-        <w:ind w:left="1080" w:hanging="216"/>
-      </w:pPr>
-      <w:r>
-        <w:t xml:space="preserve">• </w:t>
-      </w:r>
-      <w:r>
-        <w:t>France 2030's €300 M high-power-charging call (up to 40% of eligible costs) closed to new projects at the end of 2024 [IEA policy database]. It is not counted as entry-window funding.</w:t>
-      </w:r>
-    </w:p>
-    <w:p>
-      <w:pPr>
-        <w:ind w:left="1080" w:hanging="216"/>
-      </w:pPr>
-      <w:r>
-        <w:t xml:space="preserve">• </w:t>
-      </w:r>
-      <w:r>
-        <w:t>A motorway master plan targets 22,000 car charging points at 150 kW across about 900 service areas by 2035 [Research: EU report].</w:t>
-      </w:r>
-    </w:p>
-    <w:p>
-      <w:pPr>
-        <w:ind w:left="720" w:hanging="216"/>
-      </w:pPr>
-      <w:r>
-        <w:t xml:space="preserve">• </w:t>
-      </w:r>
-      <w:r>
-        <w:rPr>
-          <w:b/>
-        </w:rPr>
-        <w:t>US:</w:t>
-      </w:r>
-    </w:p>
-    <w:p>
-      <w:pPr>
-        <w:ind w:left="1080" w:hanging="216"/>
-      </w:pPr>
-      <w:r>
-        <w:t xml:space="preserve">• </w:t>
-      </w:r>
-      <w:r>
-        <w:t>$503.8 M of NEVI federal charging funds was repurposed in March 2026 [FHWA notice; confirmed via search results only].</w:t>
-      </w:r>
-    </w:p>
-    <w:p>
-      <w:pPr>
-        <w:ind w:left="1080" w:hanging="216"/>
-      </w:pPr>
-      <w:r>
-        <w:t xml:space="preserve">• </w:t>
-      </w:r>
-      <w:r>
-        <w:t>84% of NEVI funds were still unobligated in May 2025 [Research: US report].</w:t>
-      </w:r>
-    </w:p>
-    <w:p>
-      <w:pPr>
-        <w:ind w:left="1080" w:hanging="216"/>
-      </w:pPr>
-      <w:r>
-        <w:t xml:space="preserve">• </w:t>
-      </w:r>
-      <w:r>
-        <w:t>State money remains in California: Fast Charge California ($55 M, 2025) [Research: US report; CEC].</w:t>
-      </w:r>
-    </w:p>
-    <w:p>
-      <w:pPr>
-        <w:ind w:left="1080" w:hanging="216"/>
-      </w:pPr>
-      <w:r>
-        <w:t xml:space="preserve">• </w:t>
-      </w:r>
-      <w:r>
-        <w:t>New York's $28.5 M corridor round (Dec 2024) was federal NEVI money run by NYSERDA, so it carries the same federal risk. The US report calls it a state programme.</w:t>
-      </w:r>
-    </w:p>
-    <w:p>
-      <w:pPr>
-        <w:ind w:left="360" w:hanging="216"/>
-      </w:pPr>
-      <w:r>
-        <w:t xml:space="preserve">• </w:t>
-      </w:r>
-      <w:r>
-        <w:rPr>
-          <w:b/>
-        </w:rPr>
-        <w:t>Why This Insight Matters:</w:t>
-      </w:r>
-    </w:p>
-    <w:p>
-      <w:pPr>
-        <w:ind w:left="720" w:hanging="216"/>
-      </w:pPr>
-      <w:r>
-        <w:t xml:space="preserve">• </w:t>
-      </w:r>
-      <w:r>
-        <w:t>UK motorway sites combine high traffic with a tender window that is short. Competitors with new financing (Insight 4) will bid.</w:t>
-      </w:r>
-    </w:p>
-    <w:p>
-      <w:pPr>
-        <w:ind w:left="720" w:hanging="216"/>
-      </w:pPr>
-      <w:r>
-        <w:t xml:space="preserve">• </w:t>
-      </w:r>
-      <w:r>
-        <w:t>Whether any of the 37 Green Recovery Scheme sites are among those opening to tender still needs checking.</w:t>
-      </w:r>
-    </w:p>
-    <w:p>
-      <w:pPr>
-        <w:ind w:left="720" w:hanging="216"/>
-      </w:pPr>
-      <w:r>
-        <w:t xml:space="preserve">• </w:t>
-      </w:r>
-      <w:r>
-        <w:t>France offers subsidised capital costs via ADVENIR, which suits a second phase.</w:t>
-      </w:r>
-    </w:p>
-    <w:p>
-      <w:pPr>
-        <w:ind w:left="360" w:hanging="216"/>
-      </w:pPr>
-      <w:r>
-        <w:t xml:space="preserve">• </w:t>
-      </w:r>
-      <w:r>
-        <w:rPr>
-          <w:b/>
-        </w:rPr>
-        <w:t>Signal freshness:</w:t>
-      </w:r>
-    </w:p>
-    <w:p>
-      <w:pPr>
-        <w:ind w:left="720" w:hanging="216"/>
-      </w:pPr>
-      <w:r>
-        <w:t xml:space="preserve">• </w:t>
-      </w:r>
-      <w:r>
-        <w:t>The CMA undertaking dates from 2022 and its November 2026 deadline is two months away; it needs a check for any later change.</w:t>
-      </w:r>
-    </w:p>
-    <w:p>
-      <w:pPr>
-        <w:ind w:left="720" w:hanging="216"/>
-      </w:pPr>
-      <w:r>
-        <w:t xml:space="preserve">• </w:t>
-      </w:r>
-      <w:r>
-        <w:t>ADVENIR status is as of Aug 2026. The France 2030 call closed at end-2024. The NEVI notice is from March 2026.</w:t>
-      </w:r>
-    </w:p>
-    <w:p>
-      <w:pPr>
-        <w:ind w:left="360" w:hanging="216"/>
-      </w:pPr>
-      <w:r>
-        <w:t xml:space="preserve">• </w:t>
-      </w:r>
-      <w:r>
-        <w:rPr>
-          <w:b/>
-        </w:rPr>
-        <w:t>What would change our mind:</w:t>
-      </w:r>
-      <w:r>
-        <w:t xml:space="preserve"> Any CMA or Gridserve update that delays or narrows the motorway opening, or cuts to ADVENIR funding.</w:t>
-      </w:r>
-    </w:p>
-    <w:p>
-      <w:pPr>
-        <w:pStyle w:val="Heading2"/>
-      </w:pPr>
-      <w:r>
-        <w:t>5. Visual Evidence</w:t>
-      </w:r>
-    </w:p>
-    <w:p>
-      <w:r>
-        <w:t>Where each visual comes from:</w:t>
-      </w:r>
-    </w:p>
-    <w:p>
-      <w:pPr>
-        <w:ind w:left="360" w:hanging="216"/>
-      </w:pPr>
-      <w:r>
-        <w:t xml:space="preserve">• </w:t>
-      </w:r>
-      <w:r>
-        <w:rPr>
-          <w:b/>
-        </w:rPr>
-        <w:t>V1–V7:</w:t>
-      </w:r>
-      <w:r>
-        <w:t xml:space="preserve"> produced by Amazon Quick Research inside the three reports (exported PDFs in </w:t>
+        <w:t>V1–V7</w:t>
+      </w:r>
+      <w:r>
+        <w:t xml:space="preserve"> were produced by Amazon Quick Research inside the three reports (exported PDFs in </w:t>
       </w:r>
       <w:r>
         <w:rPr>
@@ -3474,10 +3787,10 @@
         <w:rPr>
           <w:b/>
         </w:rPr>
-        <w:t>V8:</w:t>
-      </w:r>
-      <w:r>
-        <w:t xml:space="preserve"> a table view from the agent's Market Analysis.</w:t>
+        <w:t>V8</w:t>
+      </w:r>
+      <w:r>
+        <w:t xml:space="preserve"> is a table view from the agent's Market Analysis.</w:t>
       </w:r>
     </w:p>
     <w:p>
@@ -3491,10 +3804,10 @@
         <w:rPr>
           <w:b/>
         </w:rPr>
-        <w:t>V9 and V10:</w:t>
-      </w:r>
-      <w:r>
-        <w:t xml:space="preserve"> charts the agent generated with code execution for its combined analysis document (</w:t>
+        <w:t>V9 and V10</w:t>
+      </w:r>
+      <w:r>
+        <w:t xml:space="preserve"> are charts the agent generated with code execution for its combined analysis document (</w:t>
       </w:r>
       <w:r>
         <w:rPr>
@@ -3512,7 +3825,7 @@
         <w:rPr>
           <w:b/>
         </w:rPr>
-        <w:t>Where to find them:</w:t>
+        <w:t>Files and conventions:</w:t>
       </w:r>
     </w:p>
     <w:p>
@@ -3523,109 +3836,89 @@
         <w:t xml:space="preserve">• </w:t>
       </w:r>
       <w:r>
-        <w:rPr>
-          <w:b/>
-        </w:rPr>
+        <w:t>All ten are embedded at the end of the PDF and Word versions of this brief.</w:t>
+      </w:r>
+    </w:p>
+    <w:p>
+      <w:pPr>
+        <w:ind w:left="360" w:hanging="216"/>
+      </w:pPr>
+      <w:r>
+        <w:t xml:space="preserve">• </w:t>
+      </w:r>
+      <w:r>
+        <w:t>Figure numbers printed inside the images come from the source reports; this brief refers to them as V1–V10.</w:t>
+      </w:r>
+    </w:p>
+    <w:p>
+      <w:pPr>
+        <w:ind w:left="360" w:hanging="216"/>
+      </w:pPr>
+      <w:r>
+        <w:t xml:space="preserve">• </w:t>
+      </w:r>
+      <w:r>
+        <w:t>Several images show errors as they were produced. Their rows below say so, and the errors are logged in Appendix E.</w:t>
+      </w:r>
+    </w:p>
+    <w:p>
+      <w:pPr>
+        <w:ind w:left="360" w:hanging="216"/>
+      </w:pPr>
+      <w:r>
+        <w:t xml:space="preserve">• </w:t>
+      </w:r>
+      <w:r>
         <w:t>Image files:</w:t>
       </w:r>
-      <w:r>
-        <w:t xml:space="preserve"> </w:t>
+    </w:p>
+    <w:p>
+      <w:pPr>
+        <w:ind w:left="720" w:hanging="216"/>
+      </w:pPr>
+      <w:r>
+        <w:t xml:space="preserve">• </w:t>
+      </w:r>
+      <w:r>
+        <w:t>V1, V2, V3, V4, V5</w:t>
+      </w:r>
+    </w:p>
+    <w:p>
+      <w:pPr>
+        <w:ind w:left="720" w:hanging="216"/>
+      </w:pPr>
+      <w:r>
+        <w:t xml:space="preserve">• </w:t>
+      </w:r>
+      <w:r>
+        <w:t>V6, V7, V8, V9, V10</w:t>
+      </w:r>
+    </w:p>
+    <w:p>
+      <w:pPr>
+        <w:ind w:left="720" w:hanging="216"/>
+      </w:pPr>
+      <w:r>
+        <w:t xml:space="preserve">• </w:t>
+      </w:r>
+      <w:r>
+        <w:t xml:space="preserve">Two flawed agent charts are kept apart in </w:t>
       </w:r>
       <w:r>
         <w:rPr>
           <w:rFonts w:ascii="Menlo" w:hAnsi="Menlo"/>
           <w:sz w:val="18"/>
         </w:rPr>
-        <w:t>screenshots/visuals/v1_…</w:t>
-      </w:r>
-      <w:r>
-        <w:t xml:space="preserve"> to </w:t>
-      </w:r>
-      <w:r>
-        <w:rPr>
-          <w:rFonts w:ascii="Menlo" w:hAnsi="Menlo"/>
-          <w:sz w:val="18"/>
-        </w:rPr>
-        <w:t>v10_…</w:t>
-      </w:r>
-      <w:r>
-        <w:t xml:space="preserve">, and </w:t>
-      </w:r>
-      <w:r>
-        <w:rPr>
-          <w:rFonts w:ascii="Menlo" w:hAnsi="Menlo"/>
-          <w:sz w:val="18"/>
-        </w:rPr>
-        <w:t>screenshots/11b_market_analysis_comparison_table.png</w:t>
+        <w:t>screenshots/visuals/excluded_flawed_agent_charts/</w:t>
       </w:r>
       <w:r>
         <w:t>.</w:t>
-      </w:r>
-    </w:p>
-    <w:p>
-      <w:pPr>
-        <w:ind w:left="360" w:hanging="216"/>
-      </w:pPr>
-      <w:r>
-        <w:t xml:space="preserve">• </w:t>
-      </w:r>
-      <w:r>
-        <w:rPr>
-          <w:b/>
-        </w:rPr>
-        <w:t>Embedded copies:</w:t>
-      </w:r>
-      <w:r>
-        <w:t xml:space="preserve"> all ten are embedded at the end of the PDF and Word versions of this brief. The Markdown version links to the files instead.</w:t>
-      </w:r>
-    </w:p>
-    <w:p>
-      <w:pPr>
-        <w:ind w:left="360" w:hanging="216"/>
-      </w:pPr>
-      <w:r>
-        <w:t xml:space="preserve">• </w:t>
-      </w:r>
-      <w:r>
-        <w:rPr>
-          <w:b/>
-        </w:rPr>
-        <w:t>Figure numbers:</w:t>
-      </w:r>
-      <w:r>
-        <w:t xml:space="preserve"> numbers printed inside the images come from the source reports; this brief refers to the images as V1–V10.</w:t>
-      </w:r>
-    </w:p>
-    <w:p>
-      <w:pPr>
-        <w:ind w:left="360" w:hanging="216"/>
-      </w:pPr>
-      <w:r>
-        <w:t xml:space="preserve">• </w:t>
-      </w:r>
-      <w:r>
-        <w:rPr>
-          <w:b/>
-        </w:rPr>
-        <w:t>Excluded charts:</w:t>
-      </w:r>
-      <w:r>
-        <w:t xml:space="preserve"> two flawed agent charts are kept apart in </w:t>
-      </w:r>
-      <w:r>
-        <w:rPr>
-          <w:rFonts w:ascii="Menlo" w:hAnsi="Menlo"/>
-          <w:sz w:val="18"/>
-        </w:rPr>
-        <w:t>screenshots/visuals/excluded_flawed_agent_charts/</w:t>
-      </w:r>
-      <w:r>
-        <w:t xml:space="preserve"> (see Appendix E).</w:t>
       </w:r>
     </w:p>
     <w:tbl>
       <w:tblPr>
         <w:tblW w:type="auto" w:w="0"/>
+        <w:tblLayout w:type="fixed"/>
         <w:tblLook w:firstColumn="1" w:firstRow="1" w:lastColumn="0" w:lastRow="0" w:noHBand="0" w:noVBand="1" w:val="04A0"/>
         <w:tblBorders>
           <w:top w:val="single" w:sz="4" w:color="BFC4C9"/>
@@ -3645,7 +3938,7 @@
       <w:tr>
         <w:tc>
           <w:tcPr>
-            <w:tcW w:type="dxa" w:w="2340"/>
+            <w:tcW w:type="dxa" w:w="130"/>
           </w:tcPr>
           <w:p>
             <w:r>
@@ -3659,7 +3952,7 @@
         </w:tc>
         <w:tc>
           <w:tcPr>
-            <w:tcW w:type="dxa" w:w="2340"/>
+            <w:tcW w:type="dxa" w:w="563"/>
           </w:tcPr>
           <w:p>
             <w:r>
@@ -3673,7 +3966,7 @@
         </w:tc>
         <w:tc>
           <w:tcPr>
-            <w:tcW w:type="dxa" w:w="2340"/>
+            <w:tcW w:type="dxa" w:w="4333"/>
           </w:tcPr>
           <w:p>
             <w:r>
@@ -3687,7 +3980,7 @@
         </w:tc>
         <w:tc>
           <w:tcPr>
-            <w:tcW w:type="dxa" w:w="2340"/>
+            <w:tcW w:type="dxa" w:w="4333"/>
           </w:tcPr>
           <w:p>
             <w:r>
@@ -3703,7 +3996,7 @@
       <w:tr>
         <w:tc>
           <w:tcPr>
-            <w:tcW w:type="dxa" w:w="2340"/>
+            <w:tcW w:type="dxa" w:w="130"/>
           </w:tcPr>
           <w:p>
             <w:r>
@@ -3716,7 +4009,7 @@
         </w:tc>
         <w:tc>
           <w:tcPr>
-            <w:tcW w:type="dxa" w:w="2340"/>
+            <w:tcW w:type="dxa" w:w="563"/>
           </w:tcPr>
           <w:p>
             <w:r>
@@ -3729,7 +4022,7 @@
         </w:tc>
         <w:tc>
           <w:tcPr>
-            <w:tcW w:type="dxa" w:w="2340"/>
+            <w:tcW w:type="dxa" w:w="4333"/>
           </w:tcPr>
           <w:p>
             <w:r>
@@ -3742,7 +4035,7 @@
         </w:tc>
         <w:tc>
           <w:tcPr>
-            <w:tcW w:type="dxa" w:w="2340"/>
+            <w:tcW w:type="dxa" w:w="4333"/>
           </w:tcPr>
           <w:p>
             <w:r>
@@ -3764,7 +4057,7 @@
       <w:tr>
         <w:tc>
           <w:tcPr>
-            <w:tcW w:type="dxa" w:w="2340"/>
+            <w:tcW w:type="dxa" w:w="130"/>
           </w:tcPr>
           <w:p>
             <w:r>
@@ -3777,7 +4070,7 @@
         </w:tc>
         <w:tc>
           <w:tcPr>
-            <w:tcW w:type="dxa" w:w="2340"/>
+            <w:tcW w:type="dxa" w:w="563"/>
           </w:tcPr>
           <w:p>
             <w:r>
@@ -3790,20 +4083,20 @@
         </w:tc>
         <w:tc>
           <w:tcPr>
-            <w:tcW w:type="dxa" w:w="2340"/>
-          </w:tcPr>
-          <w:p>
-            <w:r>
-              <w:rPr>
-                <w:sz w:val="17"/>
-              </w:rPr>
-              <w:t>UK 50 kW+ chargers split into rapid (50–149 kW) and ultra-rapid (150 kW+): 10,118 (Jan 2024, DfT devices), 17,356 (Oct 2025, DfT devices), 26,378 (end-2025, Zapmap chargers) and 28,887 (Jul 2026, DfT chargers)</w:t>
-            </w:r>
-          </w:p>
-        </w:tc>
-        <w:tc>
-          <w:tcPr>
-            <w:tcW w:type="dxa" w:w="2340"/>
+            <w:tcW w:type="dxa" w:w="4333"/>
+          </w:tcPr>
+          <w:p>
+            <w:r>
+              <w:rPr>
+                <w:sz w:val="17"/>
+              </w:rPr>
+              <w:t>UK 50 kW+ chargers split into rapid (50–149 kW) and ultra-rapid (150 kW+): 10,118 (Jan 2024, DfT devices), 17,356 (Oct 2025, DfT devices), 26,378 (end-2025, Zapmap chargers) and 28,887 (Jul 2026, DfT EV chargers)</w:t>
+            </w:r>
+          </w:p>
+        </w:tc>
+        <w:tc>
+          <w:tcPr>
+            <w:tcW w:type="dxa" w:w="4333"/>
           </w:tcPr>
           <w:p>
             <w:r>
@@ -3817,7 +4110,7 @@
               <w:rPr>
                 <w:sz w:val="17"/>
               </w:rPr>
-              <w:t xml:space="preserve"> Supply rose steeply, so the 2023 gap closed. The bars mix device and connector counts, so part of the rise is a change in counting method.</w:t>
+              <w:t xml:space="preserve"> Supply rose steeply. The bars mix device and EV-charger (EVSE) counts, so part of the rise is a change in counting method (see the like-for-like ratios in Insight 1).</w:t>
             </w:r>
           </w:p>
         </w:tc>
@@ -3825,7 +4118,7 @@
       <w:tr>
         <w:tc>
           <w:tcPr>
-            <w:tcW w:type="dxa" w:w="2340"/>
+            <w:tcW w:type="dxa" w:w="130"/>
           </w:tcPr>
           <w:p>
             <w:r>
@@ -3838,7 +4131,7 @@
         </w:tc>
         <w:tc>
           <w:tcPr>
-            <w:tcW w:type="dxa" w:w="2340"/>
+            <w:tcW w:type="dxa" w:w="563"/>
           </w:tcPr>
           <w:p>
             <w:r>
@@ -3851,7 +4144,7 @@
         </w:tc>
         <w:tc>
           <w:tcPr>
-            <w:tcW w:type="dxa" w:w="2340"/>
+            <w:tcW w:type="dxa" w:w="4333"/>
           </w:tcPr>
           <w:p>
             <w:r>
@@ -3864,7 +4157,7 @@
         </w:tc>
         <w:tc>
           <w:tcPr>
-            <w:tcW w:type="dxa" w:w="2340"/>
+            <w:tcW w:type="dxa" w:w="4333"/>
           </w:tcPr>
           <w:p>
             <w:r>
@@ -3878,7 +4171,7 @@
               <w:rPr>
                 <w:sz w:val="17"/>
               </w:rPr>
-              <w:t xml:space="preserve"> Shows where local white space remains even though national supply has caught up.</w:t>
+              <w:t xml:space="preserve"> Shows where local white space may remain. The measure is per person, not per EV, so it is a screening signal.</w:t>
             </w:r>
           </w:p>
         </w:tc>
@@ -3886,7 +4179,7 @@
       <w:tr>
         <w:tc>
           <w:tcPr>
-            <w:tcW w:type="dxa" w:w="2340"/>
+            <w:tcW w:type="dxa" w:w="130"/>
           </w:tcPr>
           <w:p>
             <w:r>
@@ -3899,20 +4192,20 @@
         </w:tc>
         <w:tc>
           <w:tcPr>
-            <w:tcW w:type="dxa" w:w="2340"/>
-          </w:tcPr>
-          <w:p>
-            <w:r>
-              <w:rPr>
-                <w:sz w:val="17"/>
-              </w:rPr>
-              <w:t>Line chart, actual vs projection</w:t>
-            </w:r>
-          </w:p>
-        </w:tc>
-        <w:tc>
-          <w:tcPr>
-            <w:tcW w:type="dxa" w:w="2340"/>
+            <w:tcW w:type="dxa" w:w="563"/>
+          </w:tcPr>
+          <w:p>
+            <w:r>
+              <w:rPr>
+                <w:sz w:val="17"/>
+              </w:rPr>
+              <w:t>Line chart: actual vs projection</w:t>
+            </w:r>
+          </w:p>
+        </w:tc>
+        <w:tc>
+          <w:tcPr>
+            <w:tcW w:type="dxa" w:w="4333"/>
           </w:tcPr>
           <w:p>
             <w:r>
@@ -3925,7 +4218,7 @@
         </w:tc>
         <w:tc>
           <w:tcPr>
-            <w:tcW w:type="dxa" w:w="2340"/>
+            <w:tcW w:type="dxa" w:w="4333"/>
           </w:tcPr>
           <w:p>
             <w:r>
@@ -3947,7 +4240,7 @@
       <w:tr>
         <w:tc>
           <w:tcPr>
-            <w:tcW w:type="dxa" w:w="2340"/>
+            <w:tcW w:type="dxa" w:w="130"/>
           </w:tcPr>
           <w:p>
             <w:r>
@@ -3960,7 +4253,7 @@
         </w:tc>
         <w:tc>
           <w:tcPr>
-            <w:tcW w:type="dxa" w:w="2340"/>
+            <w:tcW w:type="dxa" w:w="563"/>
           </w:tcPr>
           <w:p>
             <w:r>
@@ -3973,20 +4266,20 @@
         </w:tc>
         <w:tc>
           <w:tcPr>
-            <w:tcW w:type="dxa" w:w="2340"/>
-          </w:tcPr>
-          <w:p>
-            <w:r>
-              <w:rPr>
-                <w:sz w:val="17"/>
-              </w:rPr>
-              <w:t>US DC ports by network, Sep 2026: Tesla 37,995 (49.8%) and Other 12,382 (16.2%). Networks ranked 7th to 10th (about 6,100 ports) are not drawn.</w:t>
-            </w:r>
-          </w:p>
-        </w:tc>
-        <w:tc>
-          <w:tcPr>
-            <w:tcW w:type="dxa" w:w="2340"/>
+            <w:tcW w:type="dxa" w:w="4333"/>
+          </w:tcPr>
+          <w:p>
+            <w:r>
+              <w:rPr>
+                <w:sz w:val="17"/>
+              </w:rPr>
+              <w:t>US DC ports by network, Sep 2026: Tesla 37,995 (49.8%) and Other 12,382 (16.2%). Four top-10 networks are not drawn: Blink (6th, 2,059), EV Connect (7th, 1,731), Ford Charge (9th, 1,264) and Rivian (10th, 1,087), 6,141 ports in all. IONNA, drawn sixth, is 8th.</w:t>
+            </w:r>
+          </w:p>
+        </w:tc>
+        <w:tc>
+          <w:tcPr>
+            <w:tcW w:type="dxa" w:w="4333"/>
           </w:tcPr>
           <w:p>
             <w:r>
@@ -4008,7 +4301,7 @@
       <w:tr>
         <w:tc>
           <w:tcPr>
-            <w:tcW w:type="dxa" w:w="2340"/>
+            <w:tcW w:type="dxa" w:w="130"/>
           </w:tcPr>
           <w:p>
             <w:r>
@@ -4021,7 +4314,7 @@
         </w:tc>
         <w:tc>
           <w:tcPr>
-            <w:tcW w:type="dxa" w:w="2340"/>
+            <w:tcW w:type="dxa" w:w="563"/>
           </w:tcPr>
           <w:p>
             <w:r>
@@ -4034,7 +4327,7 @@
         </w:tc>
         <w:tc>
           <w:tcPr>
-            <w:tcW w:type="dxa" w:w="2340"/>
+            <w:tcW w:type="dxa" w:w="4333"/>
           </w:tcPr>
           <w:p>
             <w:r>
@@ -4047,7 +4340,7 @@
         </w:tc>
         <w:tc>
           <w:tcPr>
-            <w:tcW w:type="dxa" w:w="2340"/>
+            <w:tcW w:type="dxa" w:w="4333"/>
           </w:tcPr>
           <w:p>
             <w:r>
@@ -4069,7 +4362,7 @@
       <w:tr>
         <w:tc>
           <w:tcPr>
-            <w:tcW w:type="dxa" w:w="2340"/>
+            <w:tcW w:type="dxa" w:w="130"/>
           </w:tcPr>
           <w:p>
             <w:r>
@@ -4082,7 +4375,7 @@
         </w:tc>
         <w:tc>
           <w:tcPr>
-            <w:tcW w:type="dxa" w:w="2340"/>
+            <w:tcW w:type="dxa" w:w="563"/>
           </w:tcPr>
           <w:p>
             <w:r>
@@ -4095,20 +4388,20 @@
         </w:tc>
         <w:tc>
           <w:tcPr>
-            <w:tcW w:type="dxa" w:w="2340"/>
-          </w:tcPr>
-          <w:p>
-            <w:r>
-              <w:rPr>
-                <w:sz w:val="17"/>
-              </w:rPr>
-              <w:t>Top high-power operators: Germany (EnBW 6,005, end-2024) and France (Tesla 3,019, May 2025). The German panel shows Ionity 5th, but EV Boosters has EWE Go (1,531) 5th and Ionity 8th. The French panel mixes location segments and draws Electra (1,504) above TotalEnergies (1,543).</w:t>
-            </w:r>
-          </w:p>
-        </w:tc>
-        <w:tc>
-          <w:tcPr>
-            <w:tcW w:type="dxa" w:w="2340"/>
+            <w:tcW w:type="dxa" w:w="4333"/>
+          </w:tcPr>
+          <w:p>
+            <w:r>
+              <w:rPr>
+                <w:sz w:val="17"/>
+              </w:rPr>
+              <w:t>Top high-power operators: Germany (EnBW 6,005, end-2024) and France (May 2025). The German panel shows Ionity 5th, but EV Boosters has EWE Go (1,531) 5th and Ionity 8th. The French panel's Tesla 3,019 adds near-highway 2,453 and retail 566; added the same way, Powerdot (3,485) is larger and Izivia (1,548) edges TotalEnergies (1,543). Ionity and Fastned are highway-only counts, and Electra (1,504) is drawn above TotalEnergies.</w:t>
+            </w:r>
+          </w:p>
+        </w:tc>
+        <w:tc>
+          <w:tcPr>
+            <w:tcW w:type="dxa" w:w="4333"/>
           </w:tcPr>
           <w:p>
             <w:r>
@@ -4122,7 +4415,7 @@
               <w:rPr>
                 <w:sz w:val="17"/>
               </w:rPr>
-              <w:t xml:space="preserve"> Germany has one clear leader. France's leadership is split by segment; read it from the Insight 4 bullets.</w:t>
+              <w:t xml:space="preserve"> Germany has one clear leader. France's leadership is split by segment; read it from the Insight 4 bullets, not the panel.</w:t>
             </w:r>
           </w:p>
         </w:tc>
@@ -4130,7 +4423,7 @@
       <w:tr>
         <w:tc>
           <w:tcPr>
-            <w:tcW w:type="dxa" w:w="2340"/>
+            <w:tcW w:type="dxa" w:w="130"/>
           </w:tcPr>
           <w:p>
             <w:r>
@@ -4143,7 +4436,7 @@
         </w:tc>
         <w:tc>
           <w:tcPr>
-            <w:tcW w:type="dxa" w:w="2340"/>
+            <w:tcW w:type="dxa" w:w="563"/>
           </w:tcPr>
           <w:p>
             <w:r>
@@ -4156,14 +4449,34 @@
         </w:tc>
         <w:tc>
           <w:tcPr>
-            <w:tcW w:type="dxa" w:w="2340"/>
-          </w:tcPr>
-          <w:p>
-            <w:r>
-              <w:rPr>
-                <w:sz w:val="17"/>
-              </w:rPr>
-              <w:t xml:space="preserve">The 2023 dataset baseline next to the latest research for all four markets, with charger definitions labelled. This is the agent's first version: its UK utilisation cell (~8%, all chargers) sits next to the US DC-only ~16% with no caveat. The corrected table is in </w:t>
+            <w:tcW w:type="dxa" w:w="4333"/>
+          </w:tcPr>
+          <w:p>
+            <w:r>
+              <w:rPr>
+                <w:sz w:val="17"/>
+              </w:rPr>
+              <w:t>The 2023 dataset baseline next to the latest research for all four markets, with charger definitions labelled. It is the agent's first version, and three cells carry logged errors: the UK utilisation (about 8%, all chargers) sits next to the US DC-only about 16% with no caveat; the UK BEV share shows "about 29.8% YTD" (R13, A14); the Germany and France utilisation cells show the EU report's "6–12 year payback" (R10, A13).</w:t>
+            </w:r>
+          </w:p>
+        </w:tc>
+        <w:tc>
+          <w:tcPr>
+            <w:tcW w:type="dxa" w:w="4333"/>
+          </w:tcPr>
+          <w:p>
+            <w:r>
+              <w:rPr>
+                <w:b/>
+                <w:sz w:val="17"/>
+              </w:rPr>
+              <w:t>Insights 1–3.</w:t>
+            </w:r>
+            <w:r>
+              <w:rPr>
+                <w:sz w:val="17"/>
+              </w:rPr>
+              <w:t xml:space="preserve"> The side-by-side comparison, read with the corrections in Insights 2 and 3. The corrected table in </w:t>
             </w:r>
             <w:r>
               <w:rPr>
@@ -4176,27 +4489,7 @@
               <w:rPr>
                 <w:sz w:val="17"/>
               </w:rPr>
-              <w:t>.</w:t>
-            </w:r>
-          </w:p>
-        </w:tc>
-        <w:tc>
-          <w:tcPr>
-            <w:tcW w:type="dxa" w:w="2340"/>
-          </w:tcPr>
-          <w:p>
-            <w:r>
-              <w:rPr>
-                <w:b/>
-                <w:sz w:val="17"/>
-              </w:rPr>
-              <w:t>Insights 1–3.</w:t>
-            </w:r>
-            <w:r>
-              <w:rPr>
-                <w:sz w:val="17"/>
-              </w:rPr>
-              <w:t xml:space="preserve"> The side-by-side comparison that the ranking rests on, read with the utilisation caveat in Insight 3.</w:t>
+              <w:t xml:space="preserve"> fixes the UK caveat but still shows the payback figure.</w:t>
             </w:r>
           </w:p>
         </w:tc>
@@ -4204,7 +4497,7 @@
       <w:tr>
         <w:tc>
           <w:tcPr>
-            <w:tcW w:type="dxa" w:w="2340"/>
+            <w:tcW w:type="dxa" w:w="130"/>
           </w:tcPr>
           <w:p>
             <w:r>
@@ -4217,7 +4510,7 @@
         </w:tc>
         <w:tc>
           <w:tcPr>
-            <w:tcW w:type="dxa" w:w="2340"/>
+            <w:tcW w:type="dxa" w:w="563"/>
           </w:tcPr>
           <w:p>
             <w:r>
@@ -4230,20 +4523,20 @@
         </w:tc>
         <w:tc>
           <w:tcPr>
-            <w:tcW w:type="dxa" w:w="2340"/>
-          </w:tcPr>
-          <w:p>
-            <w:r>
-              <w:rPr>
-                <w:sz w:val="17"/>
-              </w:rPr>
-              <w:t>EVs per fast charger, 2023 dataset baseline vs latest research: UK 158 → 66, US 112 → 101, Germany 119 → 70, France 79 → 46</w:t>
-            </w:r>
-          </w:p>
-        </w:tc>
-        <w:tc>
-          <w:tcPr>
-            <w:tcW w:type="dxa" w:w="2340"/>
+            <w:tcW w:type="dxa" w:w="4333"/>
+          </w:tcPr>
+          <w:p>
+            <w:r>
+              <w:rPr>
+                <w:sz w:val="17"/>
+              </w:rPr>
+              <w:t>EVs per fast charger, 2023 dataset baseline vs latest: UK 158 → 66, US 112 → 101, Germany 119 → 70, France 79 → 46</w:t>
+            </w:r>
+          </w:p>
+        </w:tc>
+        <w:tc>
+          <w:tcPr>
+            <w:tcW w:type="dxa" w:w="4333"/>
           </w:tcPr>
           <w:p>
             <w:r>
@@ -4251,13 +4544,13 @@
                 <w:b/>
                 <w:sz w:val="17"/>
               </w:rPr>
-              <w:t>Insight 1.</w:t>
-            </w:r>
-            <w:r>
-              <w:rPr>
-                <w:sz w:val="17"/>
-              </w:rPr>
-              <w:t xml:space="preserve"> All four markets on one chart; the chart notes that definitions differ, so it shows direction only. It uses the reports' ratios. Recomputed, they are about 73 (UK), about 115–118 (US) and at least 50 (France; see Insight 1). The US bar therefore overstates the fall.</w:t>
+              <w:t>Insight 1, direction only.</w:t>
+            </w:r>
+            <w:r>
+              <w:rPr>
+                <w:sz w:val="17"/>
+              </w:rPr>
+              <w:t xml:space="preserve"> The agent plotted the UK and France report ratios (66, 46), its own Germany estimate (70; the report says 71) and, for the US, 101: the midpoint of the report's "96–106", which breaks its own no-averaging rule (A12). Recomputed, the ratios are about 73 (UK, new unit; about 90 on the old device basis), 115–119 (US, a fall of only about 6–9% like for like) and at least 50 (France).</w:t>
             </w:r>
           </w:p>
         </w:tc>
@@ -4265,7 +4558,7 @@
       <w:tr>
         <w:tc>
           <w:tcPr>
-            <w:tcW w:type="dxa" w:w="2340"/>
+            <w:tcW w:type="dxa" w:w="130"/>
           </w:tcPr>
           <w:p>
             <w:r>
@@ -4278,7 +4571,7 @@
         </w:tc>
         <w:tc>
           <w:tcPr>
-            <w:tcW w:type="dxa" w:w="2340"/>
+            <w:tcW w:type="dxa" w:w="563"/>
           </w:tcPr>
           <w:p>
             <w:r>
@@ -4291,7 +4584,7 @@
         </w:tc>
         <w:tc>
           <w:tcPr>
-            <w:tcW w:type="dxa" w:w="2340"/>
+            <w:tcW w:type="dxa" w:w="4333"/>
           </w:tcPr>
           <w:p>
             <w:r>
@@ -4304,7 +4597,7 @@
         </w:tc>
         <w:tc>
           <w:tcPr>
-            <w:tcW w:type="dxa" w:w="2340"/>
+            <w:tcW w:type="dxa" w:w="4333"/>
           </w:tcPr>
           <w:p>
             <w:r>
@@ -4312,13 +4605,13 @@
                 <w:b/>
                 <w:sz w:val="17"/>
               </w:rPr>
-              <w:t>Insight 4.</w:t>
-            </w:r>
-            <w:r>
-              <w:rPr>
-                <w:sz w:val="17"/>
-              </w:rPr>
-              <w:t xml:space="preserve"> US build-out is slowing in 2026, to about 18–19% annualised. The last point is September 2026, although the chart title says "End-of-Year".</w:t>
+              <w:t>Insight 1 and Section 7.</w:t>
+            </w:r>
+            <w:r>
+              <w:rPr>
+                <w:sz w:val="17"/>
+              </w:rPr>
+              <w:t xml:space="preserve"> US build-out is slowing in 2026 to about 18–19% annualised. The last point is September 2026, although the chart title says "End-of-Year".</w:t>
             </w:r>
           </w:p>
         </w:tc>
@@ -4336,6 +4629,7 @@
     <w:tbl>
       <w:tblPr>
         <w:tblW w:type="auto" w:w="0"/>
+        <w:tblLayout w:type="fixed"/>
         <w:tblLook w:firstColumn="1" w:firstRow="1" w:lastColumn="0" w:lastRow="0" w:noHBand="0" w:noVBand="1" w:val="04A0"/>
         <w:tblBorders>
           <w:top w:val="single" w:sz="4" w:color="BFC4C9"/>
@@ -4356,7 +4650,7 @@
       <w:tr>
         <w:tc>
           <w:tcPr>
-            <w:tcW w:type="dxa" w:w="1872"/>
+            <w:tcW w:type="dxa" w:w="833"/>
           </w:tcPr>
           <w:p>
             <w:r>
@@ -4370,7 +4664,7 @@
         </w:tc>
         <w:tc>
           <w:tcPr>
-            <w:tcW w:type="dxa" w:w="1872"/>
+            <w:tcW w:type="dxa" w:w="1482"/>
           </w:tcPr>
           <w:p>
             <w:r>
@@ -4384,7 +4678,7 @@
         </w:tc>
         <w:tc>
           <w:tcPr>
-            <w:tcW w:type="dxa" w:w="1872"/>
+            <w:tcW w:type="dxa" w:w="4901"/>
           </w:tcPr>
           <w:p>
             <w:r>
@@ -4398,7 +4692,7 @@
         </w:tc>
         <w:tc>
           <w:tcPr>
-            <w:tcW w:type="dxa" w:w="1872"/>
+            <w:tcW w:type="dxa" w:w="1274"/>
           </w:tcPr>
           <w:p>
             <w:r>
@@ -4412,7 +4706,7 @@
         </w:tc>
         <w:tc>
           <w:tcPr>
-            <w:tcW w:type="dxa" w:w="1872"/>
+            <w:tcW w:type="dxa" w:w="870"/>
           </w:tcPr>
           <w:p>
             <w:r>
@@ -4428,59 +4722,59 @@
       <w:tr>
         <w:tc>
           <w:tcPr>
-            <w:tcW w:type="dxa" w:w="1872"/>
-          </w:tcPr>
-          <w:p>
-            <w:r>
-              <w:rPr>
-                <w:sz w:val="17"/>
-              </w:rPr>
-              <w:t>1. The 2023 gap has closed (UK, Germany, France)</w:t>
-            </w:r>
-          </w:p>
-        </w:tc>
-        <w:tc>
-          <w:tcPr>
-            <w:tcW w:type="dxa" w:w="1872"/>
-          </w:tcPr>
-          <w:p>
-            <w:r>
-              <w:rPr>
-                <w:sz w:val="17"/>
-              </w:rPr>
-              <w:t>High: IEA, DfT, Bundesnetzagentur, AFDC-based trackers, Avere-France</w:t>
-            </w:r>
-          </w:p>
-        </w:tc>
-        <w:tc>
-          <w:tcPr>
-            <w:tcW w:type="dxa" w:w="1872"/>
-          </w:tcPr>
-          <w:p>
-            <w:r>
-              <w:rPr>
-                <w:sz w:val="17"/>
-              </w:rPr>
-              <w:t>Direction agrees in the UK, Germany and France. In the US the ratio fell from about 127 (end-2024) to about 115–118 (2025–26), back to the 2023 level of 112. Magnitudes are not comparable (above 22 kW vs 50 kW+ vs 150 kW+; BEV-only vs BEV+PHEV). The reports' UK 66 and US 96–106 ratios could not be reproduced. The UK "doubled" claim is wrong (+58%). DfT changed its counting method in Jan 2026.</w:t>
-            </w:r>
-          </w:p>
-        </w:tc>
-        <w:tc>
-          <w:tcPr>
-            <w:tcW w:type="dxa" w:w="1872"/>
-          </w:tcPr>
-          <w:p>
-            <w:r>
-              <w:rPr>
-                <w:sz w:val="17"/>
-              </w:rPr>
-              <w:t>Baseline 2023; charger counts Jul–Sep 2026 (France Feb 2025); ratios from Apr 2026 (UK), mid-2025 (Germany) and Feb 2025 (France)</w:t>
-            </w:r>
-          </w:p>
-        </w:tc>
-        <w:tc>
-          <w:tcPr>
-            <w:tcW w:type="dxa" w:w="1872"/>
+            <w:tcW w:type="dxa" w:w="833"/>
+          </w:tcPr>
+          <w:p>
+            <w:r>
+              <w:rPr>
+                <w:sz w:val="17"/>
+              </w:rPr>
+              <w:t>1. The 2023 gap has closed in Germany and France, narrowed in the UK</w:t>
+            </w:r>
+          </w:p>
+        </w:tc>
+        <w:tc>
+          <w:tcPr>
+            <w:tcW w:type="dxa" w:w="1482"/>
+          </w:tcPr>
+          <w:p>
+            <w:r>
+              <w:rPr>
+                <w:sz w:val="17"/>
+              </w:rPr>
+              <w:t>High: IEA, DfT, Bundesnetzagentur, AFDC, Avere-France</w:t>
+            </w:r>
+          </w:p>
+        </w:tc>
+        <w:tc>
+          <w:tcPr>
+            <w:tcW w:type="dxa" w:w="4901"/>
+          </w:tcPr>
+          <w:p>
+            <w:r>
+              <w:rPr>
+                <w:sz w:val="17"/>
+              </w:rPr>
+              <w:t>Direction agrees for Germany and France. The UK like-for-like ratio fell only from about 97–100 to about 90; the fall to about 73 relies on DfT's new counting unit. US like-for-like: about 126 → 115–119. Magnitudes are not comparable across markets (above 22 kW vs 50 kW+ vs 150 kW+; BEV-only vs BEV+PHEV). The reports' UK 66 and US 96–106 could not be reproduced. The UK "doubled" claim is wrong (+58%).</w:t>
+            </w:r>
+          </w:p>
+        </w:tc>
+        <w:tc>
+          <w:tcPr>
+            <w:tcW w:type="dxa" w:w="1274"/>
+          </w:tcPr>
+          <w:p>
+            <w:r>
+              <w:rPr>
+                <w:sz w:val="17"/>
+              </w:rPr>
+              <w:t>Baseline 2023; charger counts Jul–Sep 2026 (France Feb 2025); Germany ratio mid-2025</w:t>
+            </w:r>
+          </w:p>
+        </w:tc>
+        <w:tc>
+          <w:tcPr>
+            <w:tcW w:type="dxa" w:w="870"/>
           </w:tcPr>
           <w:p>
             <w:r>
@@ -4494,7 +4788,7 @@
               <w:rPr>
                 <w:sz w:val="17"/>
               </w:rPr>
-              <w:t xml:space="preserve"> Direction is High for the UK, Germany and France.</w:t>
+              <w:t xml:space="preserve"> Direction is High for Germany and France.</w:t>
             </w:r>
           </w:p>
         </w:tc>
@@ -4502,7 +4796,7 @@
       <w:tr>
         <w:tc>
           <w:tcPr>
-            <w:tcW w:type="dxa" w:w="1872"/>
+            <w:tcW w:type="dxa" w:w="833"/>
           </w:tcPr>
           <w:p>
             <w:r>
@@ -4515,7 +4809,7 @@
         </w:tc>
         <w:tc>
           <w:tcPr>
-            <w:tcW w:type="dxa" w:w="1872"/>
+            <w:tcW w:type="dxa" w:w="1482"/>
           </w:tcPr>
           <w:p>
             <w:r>
@@ -4528,33 +4822,33 @@
         </w:tc>
         <w:tc>
           <w:tcPr>
-            <w:tcW w:type="dxa" w:w="1872"/>
-          </w:tcPr>
-          <w:p>
-            <w:r>
-              <w:rPr>
-                <w:sz w:val="17"/>
-              </w:rPr>
-              <w:t>Sources agree on direction. The two conflicting UK 2026 year-to-date shares (~25% vs ~29.8%) are both shown. The US "−31% registrations" figure is single-sourced from the press.</w:t>
-            </w:r>
-          </w:p>
-        </w:tc>
-        <w:tc>
-          <w:tcPr>
-            <w:tcW w:type="dxa" w:w="1872"/>
-          </w:tcPr>
-          <w:p>
-            <w:r>
-              <w:rPr>
-                <w:sz w:val="17"/>
-              </w:rPr>
-              <w:t>Full years 2023–2025; 2026 year-to-date to August</w:t>
-            </w:r>
-          </w:p>
-        </w:tc>
-        <w:tc>
-          <w:tcPr>
-            <w:tcW w:type="dxa" w:w="1872"/>
+            <w:tcW w:type="dxa" w:w="4901"/>
+          </w:tcPr>
+          <w:p>
+            <w:r>
+              <w:rPr>
+                <w:sz w:val="17"/>
+              </w:rPr>
+              <w:t>Sources agree on direction. The UK report's "29.8% YTD" is August's single-month share; SMMT gives 25.6% for January–August. The US "−31% registrations" figure comes from a single press source.</w:t>
+            </w:r>
+          </w:p>
+        </w:tc>
+        <w:tc>
+          <w:tcPr>
+            <w:tcW w:type="dxa" w:w="1274"/>
+          </w:tcPr>
+          <w:p>
+            <w:r>
+              <w:rPr>
+                <w:sz w:val="17"/>
+              </w:rPr>
+              <w:t>Full years 2023–2025; 2026 year to date through August</w:t>
+            </w:r>
+          </w:p>
+        </w:tc>
+        <w:tc>
+          <w:tcPr>
+            <w:tcW w:type="dxa" w:w="870"/>
           </w:tcPr>
           <w:p>
             <w:r>
@@ -4576,7 +4870,7 @@
       <w:tr>
         <w:tc>
           <w:tcPr>
-            <w:tcW w:type="dxa" w:w="1872"/>
+            <w:tcW w:type="dxa" w:w="833"/>
           </w:tcPr>
           <w:p>
             <w:r>
@@ -4589,7 +4883,7 @@
         </w:tc>
         <w:tc>
           <w:tcPr>
-            <w:tcW w:type="dxa" w:w="1872"/>
+            <w:tcW w:type="dxa" w:w="1482"/>
           </w:tcPr>
           <w:p>
             <w:r>
@@ -4602,33 +4896,33 @@
         </w:tc>
         <w:tc>
           <w:tcPr>
-            <w:tcW w:type="dxa" w:w="1872"/>
-          </w:tcPr>
-          <w:p>
-            <w:r>
-              <w:rPr>
-                <w:sz w:val="17"/>
-              </w:rPr>
-              <w:t>Utilisation figures cover different scopes (UK all chargers vs US DC only), and the UK report's two rapid figures conflict. No EU utilisation or payback data. The grid-connection gap predates the queue reform.</w:t>
-            </w:r>
-          </w:p>
-        </w:tc>
-        <w:tc>
-          <w:tcPr>
-            <w:tcW w:type="dxa" w:w="1872"/>
-          </w:tcPr>
-          <w:p>
-            <w:r>
-              <w:rPr>
-                <w:sz w:val="17"/>
-              </w:rPr>
-              <w:t>Utilisation 2025–26; standing charges 2022–2024; connection gap June 2024; RMI guidance older</w:t>
-            </w:r>
-          </w:p>
-        </w:tc>
-        <w:tc>
-          <w:tcPr>
-            <w:tcW w:type="dxa" w:w="1872"/>
+            <w:tcW w:type="dxa" w:w="4901"/>
+          </w:tcPr>
+          <w:p>
+            <w:r>
+              <w:rPr>
+                <w:sz w:val="17"/>
+              </w:rPr>
+              <w:t>Utilisation figures cover different scopes (UK all chargers vs US DC only). The UK report's revenue estimate uses about 2 rapid sessions a day against Zapmap's about 4. No EU utilisation or payback data. The grid-connection gap predates the queue reform.</w:t>
+            </w:r>
+          </w:p>
+        </w:tc>
+        <w:tc>
+          <w:tcPr>
+            <w:tcW w:type="dxa" w:w="1274"/>
+          </w:tcPr>
+          <w:p>
+            <w:r>
+              <w:rPr>
+                <w:sz w:val="17"/>
+              </w:rPr>
+              <w:t>Utilisation 2025–26; standing charges 2022–2024; connection gap July 2024; RMI guidance older</w:t>
+            </w:r>
+          </w:p>
+        </w:tc>
+        <w:tc>
+          <w:tcPr>
+            <w:tcW w:type="dxa" w:w="870"/>
           </w:tcPr>
           <w:p>
             <w:r>
@@ -4650,7 +4944,7 @@
       <w:tr>
         <w:tc>
           <w:tcPr>
-            <w:tcW w:type="dxa" w:w="1872"/>
+            <w:tcW w:type="dxa" w:w="833"/>
           </w:tcPr>
           <w:p>
             <w:r>
@@ -4663,7 +4957,7 @@
         </w:tc>
         <w:tc>
           <w:tcPr>
-            <w:tcW w:type="dxa" w:w="1872"/>
+            <w:tcW w:type="dxa" w:w="1482"/>
           </w:tcPr>
           <w:p>
             <w:r>
@@ -4676,20 +4970,20 @@
         </w:tc>
         <w:tc>
           <w:tcPr>
-            <w:tcW w:type="dxa" w:w="1872"/>
-          </w:tcPr>
-          <w:p>
-            <w:r>
-              <w:rPr>
-                <w:sz w:val="17"/>
-              </w:rPr>
-              <w:t>Operator rankings differ by source and date. The research reports misranked Germany's top 5, mixed France's location segments and gave IONNA's target in sites instead of charging bays. All three are corrected here.</w:t>
-            </w:r>
-          </w:p>
-        </w:tc>
-        <w:tc>
-          <w:tcPr>
-            <w:tcW w:type="dxa" w:w="1872"/>
+            <w:tcW w:type="dxa" w:w="4901"/>
+          </w:tcPr>
+          <w:p>
+            <w:r>
+              <w:rPr>
+                <w:sz w:val="17"/>
+              </w:rPr>
+              <w:t>Operator rankings differ by source and date. The research reports misranked Germany's top 5, mixed France's location segments, gave IONNA's target in sites instead of charging bays, and dropped Blink and EV Connect from the US ranking. All four are corrected here.</w:t>
+            </w:r>
+          </w:p>
+        </w:tc>
+        <w:tc>
+          <w:tcPr>
+            <w:tcW w:type="dxa" w:w="1274"/>
           </w:tcPr>
           <w:p>
             <w:r>
@@ -4702,7 +4996,7 @@
         </w:tc>
         <w:tc>
           <w:tcPr>
-            <w:tcW w:type="dxa" w:w="1872"/>
+            <w:tcW w:type="dxa" w:w="870"/>
           </w:tcPr>
           <w:p>
             <w:r>
@@ -4718,59 +5012,59 @@
       <w:tr>
         <w:tc>
           <w:tcPr>
-            <w:tcW w:type="dxa" w:w="1872"/>
-          </w:tcPr>
-          <w:p>
-            <w:r>
-              <w:rPr>
-                <w:sz w:val="17"/>
-              </w:rPr>
-              <w:t>5. Time-bound windows</w:t>
-            </w:r>
-          </w:p>
-        </w:tc>
-        <w:tc>
-          <w:tcPr>
-            <w:tcW w:type="dxa" w:w="1872"/>
-          </w:tcPr>
-          <w:p>
-            <w:r>
-              <w:rPr>
-                <w:sz w:val="17"/>
-              </w:rPr>
-              <w:t>High: CMA/gov.uk, DfT, FHWA, Avere-France, IEA policy database, CEC/NYSERDA</w:t>
-            </w:r>
-          </w:p>
-        </w:tc>
-        <w:tc>
-          <w:tcPr>
-            <w:tcW w:type="dxa" w:w="1872"/>
-          </w:tcPr>
-          <w:p>
-            <w:r>
-              <w:rPr>
-                <w:sz w:val="17"/>
-              </w:rPr>
-              <w:t>The ADVENIR end date conflicts (end-2027 in the report vs 2030 per Avere-France); the brief uses 2030 with no assumed extra budget. The France 2030 call has closed. New York's round is federal money, not state. The NEVI amount was confirmed from search results only.</w:t>
-            </w:r>
-          </w:p>
-        </w:tc>
-        <w:tc>
-          <w:tcPr>
-            <w:tcW w:type="dxa" w:w="1872"/>
-          </w:tcPr>
-          <w:p>
-            <w:r>
-              <w:rPr>
-                <w:sz w:val="17"/>
-              </w:rPr>
-              <w:t>CMA undertaking 2022; France 2030 call closed end-2024; everything else 2025–26</w:t>
-            </w:r>
-          </w:p>
-        </w:tc>
-        <w:tc>
-          <w:tcPr>
-            <w:tcW w:type="dxa" w:w="1872"/>
+            <w:tcW w:type="dxa" w:w="833"/>
+          </w:tcPr>
+          <w:p>
+            <w:r>
+              <w:rPr>
+                <w:sz w:val="17"/>
+              </w:rPr>
+              <w:t>5. Time-bound but contested windows</w:t>
+            </w:r>
+          </w:p>
+        </w:tc>
+        <w:tc>
+          <w:tcPr>
+            <w:tcW w:type="dxa" w:w="1482"/>
+          </w:tcPr>
+          <w:p>
+            <w:r>
+              <w:rPr>
+                <w:sz w:val="17"/>
+              </w:rPr>
+              <w:t>High: CMA/gov.uk, DfT, FHWA, Avere-France, IEA policy database, CEC/NYSERDA, French government</w:t>
+            </w:r>
+          </w:p>
+        </w:tc>
+        <w:tc>
+          <w:tcPr>
+            <w:tcW w:type="dxa" w:w="4901"/>
+          </w:tcPr>
+          <w:p>
+            <w:r>
+              <w:rPr>
+                <w:sz w:val="17"/>
+              </w:rPr>
+              <w:t>ADVENIR's end date conflicts (end-2027 in the report vs 2030), and the new 2030 money favours heavy-vehicle and residential charging. The France 2030 call has closed. New York's round is federal, not state money. No source confirms that freed motorway sites will be tendered to third parties. The NEVI amount was confirmed from search results only.</w:t>
+            </w:r>
+          </w:p>
+        </w:tc>
+        <w:tc>
+          <w:tcPr>
+            <w:tcW w:type="dxa" w:w="1274"/>
+          </w:tcPr>
+          <w:p>
+            <w:r>
+              <w:rPr>
+                <w:sz w:val="17"/>
+              </w:rPr>
+              <w:t>CMA commitments 2022; New York round Dec 2024; France 2030 call closed end-2024; everything else 2025–26</w:t>
+            </w:r>
+          </w:p>
+        </w:tc>
+        <w:tc>
+          <w:tcPr>
+            <w:tcW w:type="dxa" w:w="870"/>
           </w:tcPr>
           <w:p>
             <w:r>
@@ -4793,7 +5087,7 @@
         <w:t>Overall confidence level: Medium.</w:t>
       </w:r>
       <w:r>
-        <w:t xml:space="preserve"> The direction of every insight is supported by official statistics. Three things reduce precision:</w:t>
+        <w:t xml:space="preserve"> The direction of Insights 1, 2 and 5 (supply, demand and policy) is supported by official statistics. Insights 3 and 4 (utilisation and competition) rest mainly on industry trackers, operator statements and press. Three things reduce precision:</w:t>
       </w:r>
     </w:p>
     <w:p>
@@ -4810,7 +5104,7 @@
         <w:t>Charger definitions</w:t>
       </w:r>
       <w:r>
-        <w:t xml:space="preserve"> differ across sources.</w:t>
+        <w:t xml:space="preserve"> differ across sources. That includes DfT's own change of counting unit in January 2026.</w:t>
       </w:r>
     </w:p>
     <w:p>
@@ -4841,10 +5135,54 @@
         <w:rPr>
           <w:b/>
         </w:rPr>
-        <w:t>23 errors in AI-generated material were found</w:t>
-      </w:r>
-      <w:r>
-        <w:t xml:space="preserve"> during review (Appendix E): 12 in the Quick Research reports and 11 in the agent's outputs. None is carried into this brief. The agent corrected two of its own errors (A1 and A2) when they were pointed out. The two flawed agent charts are excluded from the Visual Evidence.</w:t>
+        <w:t>32 errors in AI-generated material were found</w:t>
+      </w:r>
+      <w:r>
+        <w:t xml:space="preserve"> during review (Appendix E): 18 in the Quick Research reports and 14 in the agent's outputs.</w:t>
+      </w:r>
+    </w:p>
+    <w:p>
+      <w:pPr>
+        <w:ind w:left="720" w:hanging="216"/>
+      </w:pPr>
+      <w:r>
+        <w:t xml:space="preserve">• </w:t>
+      </w:r>
+      <w:r>
+        <w:t>None is used in this brief's analysis.</w:t>
+      </w:r>
+    </w:p>
+    <w:p>
+      <w:pPr>
+        <w:ind w:left="720" w:hanging="216"/>
+      </w:pPr>
+      <w:r>
+        <w:t xml:space="preserve">• </w:t>
+      </w:r>
+      <w:r>
+        <w:t>Some remain visible in the embedded images V7, V8 and V9, whose rows in Section 5 say so.</w:t>
+      </w:r>
+    </w:p>
+    <w:p>
+      <w:pPr>
+        <w:ind w:left="720" w:hanging="216"/>
+      </w:pPr>
+      <w:r>
+        <w:t xml:space="preserve">• </w:t>
+      </w:r>
+      <w:r>
+        <w:t>The agent corrected two of its own errors (A1 and A2) when they were pointed out.</w:t>
+      </w:r>
+    </w:p>
+    <w:p>
+      <w:pPr>
+        <w:ind w:left="720" w:hanging="216"/>
+      </w:pPr>
+      <w:r>
+        <w:t xml:space="preserve">• </w:t>
+      </w:r>
+      <w:r>
+        <w:t>The two flawed agent charts are excluded from the Visual Evidence.</w:t>
       </w:r>
     </w:p>
     <w:p>
@@ -4888,18 +5226,29 @@
         <w:t xml:space="preserve">• </w:t>
       </w:r>
       <w:r>
-        <w:t>No reconciled rapid-only UK utilisation figure: the UK report gives both about 4 and about 2 sessions a day. Search results cite 12.8% for 150 kW+ chargers in Q4 2025, but this was not verified and is not used.</w:t>
-      </w:r>
-    </w:p>
-    <w:p>
-      <w:pPr>
-        <w:ind w:left="720" w:hanging="216"/>
-      </w:pPr>
-      <w:r>
-        <w:t xml:space="preserve">• </w:t>
-      </w:r>
-      <w:r>
-        <w:t>No site-level traffic, grid-capacity or land-cost data, and no post-reform UK grid-connection times.</w:t>
+        <w:t>No verified rapid-only UK utilisation percentage. Zapmap's rapid session data (about 4 a day of about 38 minutes) implies roughly 10–11%, but it was read from search results only. Search results also cite 12.8% for 150 kW+ chargers in Q4 2025; this was not verified and is not used.</w:t>
+      </w:r>
+    </w:p>
+    <w:p>
+      <w:pPr>
+        <w:ind w:left="720" w:hanging="216"/>
+      </w:pPr>
+      <w:r>
+        <w:t xml:space="preserve">• </w:t>
+      </w:r>
+      <w:r>
+        <w:t>No site-level traffic, grid-capacity or land-cost data. No post-reform UK grid-connection times.</w:t>
+      </w:r>
+    </w:p>
+    <w:p>
+      <w:pPr>
+        <w:ind w:left="720" w:hanging="216"/>
+      </w:pPr>
+      <w:r>
+        <w:t xml:space="preserve">• </w:t>
+      </w:r>
+      <w:r>
+        <w:t>No DfT device count for 50 kW+ chargers after October 2025. The mid-2026 like-for-like UK ratio is an estimate.</w:t>
       </w:r>
     </w:p>
     <w:p>
@@ -4921,7 +5270,7 @@
         <w:t xml:space="preserve">• </w:t>
       </w:r>
       <w:r>
-        <w:t>The internal dataset stops at 2023. Its 2025/2030 values are IEA scenario projections made before the US credit expired and before Germany's subsidy changes.</w:t>
+        <w:t>The internal dataset stops at 2023. Its 2025/2030 values are IEA scenario projections published in April 2024, before the US credit expired and before Germany's 2026 grant.</w:t>
       </w:r>
     </w:p>
     <w:p>
@@ -4957,51 +5306,40 @@
         <w:t xml:space="preserve">• </w:t>
       </w:r>
       <w:r>
-        <w:t>US port growth of "30–35% a year" (2024→25) vs about 18–19% annualised from end-2025 to 3 Sep 2026 in the same report.</w:t>
-      </w:r>
-    </w:p>
-    <w:p>
-      <w:pPr>
-        <w:ind w:left="720" w:hanging="216"/>
-      </w:pPr>
-      <w:r>
-        <w:t xml:space="preserve">• </w:t>
-      </w:r>
-      <w:r>
-        <w:t>UK 2026 year-to-date BEV share: ~25% vs ~29.8%.</w:t>
-      </w:r>
-    </w:p>
-    <w:p>
-      <w:pPr>
-        <w:ind w:left="720" w:hanging="216"/>
-      </w:pPr>
-      <w:r>
-        <w:t xml:space="preserve">• </w:t>
-      </w:r>
-      <w:r>
-        <w:t>ADVENIR ends in end-2027 (report) vs 2030 (Avere-France).</w:t>
-      </w:r>
-    </w:p>
-    <w:p>
-      <w:pPr>
-        <w:ind w:left="720" w:hanging="216"/>
-      </w:pPr>
-      <w:r>
-        <w:t xml:space="preserve">• </w:t>
-      </w:r>
-      <w:r>
-        <w:t>UK public funding: "over £1 billion" (UK report; £1.08 B in the agent's briefs) vs £400 M from the Spending Review, the only new money aimed at the charging network.</w:t>
-      </w:r>
-    </w:p>
-    <w:p>
-      <w:pPr>
-        <w:ind w:left="720" w:hanging="216"/>
-      </w:pPr>
-      <w:r>
-        <w:t xml:space="preserve">• </w:t>
-      </w:r>
-      <w:r>
-        <w:t>The UK 50 kW+ count jump partly reflects DfT's January 2026 change of counting method.</w:t>
+        <w:t>US port growth of "30–35% a year" (2024→25) vs about 18–19% annualised from end-2025 to 3 September 2026, in the same report.</w:t>
+      </w:r>
+    </w:p>
+    <w:p>
+      <w:pPr>
+        <w:ind w:left="720" w:hanging="216"/>
+      </w:pPr>
+      <w:r>
+        <w:t xml:space="preserve">• </w:t>
+      </w:r>
+      <w:r>
+        <w:t>The UK ratio on DfT's new unit (about 73) vs the old device basis (about 90).</w:t>
+      </w:r>
+    </w:p>
+    <w:p>
+      <w:pPr>
+        <w:ind w:left="720" w:hanging="216"/>
+      </w:pPr>
+      <w:r>
+        <w:t xml:space="preserve">• </w:t>
+      </w:r>
+      <w:r>
+        <w:t>ADVENIR: end-2027 (report) vs 2030 (July 2026 announcement).</w:t>
+      </w:r>
+    </w:p>
+    <w:p>
+      <w:pPr>
+        <w:ind w:left="720" w:hanging="216"/>
+      </w:pPr>
+      <w:r>
+        <w:t xml:space="preserve">• </w:t>
+      </w:r>
+      <w:r>
+        <w:t>UK public funding: "over £1 billion" (UK report; £1.08 B in the agent's briefs) vs the £400 M Spending Review money, the only new money aimed at the strategic network. LEVI's £381 M funds mostly slow on-street chargers, and Ofgem's £300 M was past grid upgrades.</w:t>
       </w:r>
     </w:p>
     <w:p>
@@ -5026,7 +5364,18 @@
         <w:t xml:space="preserve">• </w:t>
       </w:r>
       <w:r>
-        <w:t>Operator-authored sources have an interest in the story: Osprey says costs are high, and tracker counts are self-reported.</w:t>
+        <w:t>Operator-authored sources have an interest in the story. Osprey says costs are high, and tracker counts are self-reported.</w:t>
+      </w:r>
+    </w:p>
+    <w:p>
+      <w:pPr>
+        <w:ind w:left="720" w:hanging="216"/>
+      </w:pPr>
+      <w:r>
+        <w:t xml:space="preserve">• </w:t>
+      </w:r>
+      <w:r>
+        <w:t>USDOT's 84% unobligated figure was issued during its own review of the programme.</w:t>
       </w:r>
     </w:p>
     <w:p>
@@ -5059,7 +5408,7 @@
         <w:t xml:space="preserve">• </w:t>
       </w:r>
       <w:r>
-        <w:t>Twenty-three AI errors were found (Appendix E), which shows that model outputs need human arithmetic and source checks.</w:t>
+        <w:t>Thirty-two AI errors were found (Appendix E), which shows that model outputs need human arithmetic and source checks.</w:t>
       </w:r>
     </w:p>
     <w:p>
@@ -5095,7 +5444,7 @@
         <w:t xml:space="preserve">• </w:t>
       </w:r>
       <w:r>
-        <w:t>A mid-size operator can bid for motorway sites and finance 150 kW+ hubs.</w:t>
+        <w:t>A mid-size operator can win motorway site access against the service-area operators' own networks, and can finance 150 kW+ hubs.</w:t>
       </w:r>
     </w:p>
     <w:p>
@@ -5117,7 +5466,7 @@
         <w:t xml:space="preserve">• </w:t>
       </w:r>
       <w:r>
-        <w:t>The UK's pre-reform 5.5-year connection gap (June 2024, all customer types, mostly generation and storage) is taken as indicative for charging sites; the reform's effect on demand connections is unknown.</w:t>
+        <w:t>The UK's pre-reform 5.5-year connection gap (July 2024, all customer types, mostly generation and storage) is taken as indicative for charging sites; the reform's effect on demand connections is unknown.</w:t>
       </w:r>
     </w:p>
     <w:p>
@@ -5150,7 +5499,7 @@
         <w:t>Market sequencing:</w:t>
       </w:r>
       <w:r>
-        <w:t xml:space="preserve"> Commit 2026–2027 development resources to the UK, keep France as a funded phase-two option, and move the US to monitor-only until a federal or state incentive restores demand.</w:t>
+        <w:t xml:space="preserve"> Commit 2026–2027 development resources to the UK and keep France as a phase-two option. Move the US to monitor-only until a federal purchase incentive returns.</w:t>
       </w:r>
     </w:p>
     <w:p>
@@ -5175,29 +5524,29 @@
         <w:t xml:space="preserve">• </w:t>
       </w:r>
       <w:r>
-        <w:t>Prioritise motorway-site tenders from November 2026.</w:t>
-      </w:r>
-    </w:p>
-    <w:p>
-      <w:pPr>
-        <w:ind w:left="720" w:hanging="216"/>
-      </w:pPr>
-      <w:r>
-        <w:t xml:space="preserve">• </w:t>
-      </w:r>
-      <w:r>
-        <w:t>In site diligence, favour tendered sites with existing grid capacity. Check each one against the 37 motorway service areas with Green Recovery Scheme upgrades; no source links those 37 to the tendered sites, so this is an assumption to test.</w:t>
-      </w:r>
-    </w:p>
-    <w:p>
-      <w:pPr>
-        <w:ind w:left="720" w:hanging="216"/>
-      </w:pPr>
-      <w:r>
-        <w:t xml:space="preserve">• </w:t>
-      </w:r>
-      <w:r>
-        <w:t>Also target underserved regions: Northern Ireland, London (rapid chargers), Yorkshire and the Humber, and the North East.</w:t>
+        <w:t>Approach Moto, Roadchef and Extra for motorway site access as exclusivity ends after November 2026, expecting competition from their own networks.</w:t>
+      </w:r>
+    </w:p>
+    <w:p>
+      <w:pPr>
+        <w:ind w:left="720" w:hanging="216"/>
+      </w:pPr>
+      <w:r>
+        <w:t xml:space="preserve">• </w:t>
+      </w:r>
+      <w:r>
+        <w:t>Favour sites with existing grid capacity, and check each one against the 37 motorway service areas with Green Recovery Scheme upgrades. No source links those 37 to the freed sites, so this is an assumption to test.</w:t>
+      </w:r>
+    </w:p>
+    <w:p>
+      <w:pPr>
+        <w:ind w:left="720" w:hanging="216"/>
+      </w:pPr>
+      <w:r>
+        <w:t xml:space="preserve">• </w:t>
+      </w:r>
+      <w:r>
+        <w:t>Also screen underserved regions: Northern Ireland, London (rapid chargers), Yorkshire and the Humber, and the North East.</w:t>
       </w:r>
     </w:p>
     <w:p>
@@ -5224,8 +5573,38 @@
         </w:rPr>
         <w:t>Diligence to fund now:</w:t>
       </w:r>
-      <w:r>
-        <w:t xml:space="preserve"> Grid-capacity feasibility on a UK shortlist, and utilisation data by charger speed for the UK (Zapmap) and France (a source still to be found).</w:t>
+    </w:p>
+    <w:p>
+      <w:pPr>
+        <w:ind w:left="720" w:hanging="216"/>
+      </w:pPr>
+      <w:r>
+        <w:t xml:space="preserve">• </w:t>
+      </w:r>
+      <w:r>
+        <w:t>Grid-capacity feasibility on a UK shortlist.</w:t>
+      </w:r>
+    </w:p>
+    <w:p>
+      <w:pPr>
+        <w:ind w:left="720" w:hanging="216"/>
+      </w:pPr>
+      <w:r>
+        <w:t xml:space="preserve">• </w:t>
+      </w:r>
+      <w:r>
+        <w:t>Utilisation data by charger speed for the UK (Zapmap) and France (a source still to be found).</w:t>
+      </w:r>
+    </w:p>
+    <w:p>
+      <w:pPr>
+        <w:ind w:left="720" w:hanging="216"/>
+      </w:pPr>
+      <w:r>
+        <w:t xml:space="preserve">• </w:t>
+      </w:r>
+      <w:r>
+        <w:t>ADVENIR eligibility for public 150 kW+ car charging.</w:t>
       </w:r>
     </w:p>
     <w:p>
@@ -5239,6 +5618,7 @@
     <w:tbl>
       <w:tblPr>
         <w:tblW w:type="auto" w:w="0"/>
+        <w:tblLayout w:type="fixed"/>
         <w:tblLook w:firstColumn="1" w:firstRow="1" w:lastColumn="0" w:lastRow="0" w:noHBand="0" w:noVBand="1" w:val="04A0"/>
         <w:tblBorders>
           <w:top w:val="single" w:sz="4" w:color="BFC4C9"/>
@@ -5258,7 +5638,7 @@
       <w:tr>
         <w:tc>
           <w:tcPr>
-            <w:tcW w:type="dxa" w:w="2340"/>
+            <w:tcW w:type="dxa" w:w="3915"/>
           </w:tcPr>
           <w:p>
             <w:r>
@@ -5272,7 +5652,7 @@
         </w:tc>
         <w:tc>
           <w:tcPr>
-            <w:tcW w:type="dxa" w:w="2340"/>
+            <w:tcW w:type="dxa" w:w="585"/>
           </w:tcPr>
           <w:p>
             <w:r>
@@ -5286,7 +5666,7 @@
         </w:tc>
         <w:tc>
           <w:tcPr>
-            <w:tcW w:type="dxa" w:w="2340"/>
+            <w:tcW w:type="dxa" w:w="540"/>
           </w:tcPr>
           <w:p>
             <w:r>
@@ -5300,7 +5680,7 @@
         </w:tc>
         <w:tc>
           <w:tcPr>
-            <w:tcW w:type="dxa" w:w="2340"/>
+            <w:tcW w:type="dxa" w:w="4320"/>
           </w:tcPr>
           <w:p>
             <w:r>
@@ -5316,7 +5696,7 @@
       <w:tr>
         <w:tc>
           <w:tcPr>
-            <w:tcW w:type="dxa" w:w="2340"/>
+            <w:tcW w:type="dxa" w:w="3915"/>
           </w:tcPr>
           <w:p>
             <w:r>
@@ -5329,7 +5709,7 @@
         </w:tc>
         <w:tc>
           <w:tcPr>
-            <w:tcW w:type="dxa" w:w="2340"/>
+            <w:tcW w:type="dxa" w:w="585"/>
           </w:tcPr>
           <w:p>
             <w:r>
@@ -5342,7 +5722,7 @@
         </w:tc>
         <w:tc>
           <w:tcPr>
-            <w:tcW w:type="dxa" w:w="2340"/>
+            <w:tcW w:type="dxa" w:w="540"/>
           </w:tcPr>
           <w:p>
             <w:r>
@@ -5355,14 +5735,14 @@
         </w:tc>
         <w:tc>
           <w:tcPr>
-            <w:tcW w:type="dxa" w:w="2340"/>
-          </w:tcPr>
-          <w:p>
-            <w:r>
-              <w:rPr>
-                <w:sz w:val="17"/>
-              </w:rPr>
-              <w:t>High (grid cost and delay are the main risk)</w:t>
+            <w:tcW w:type="dxa" w:w="4320"/>
+          </w:tcPr>
+          <w:p>
+            <w:r>
+              <w:rPr>
+                <w:sz w:val="17"/>
+              </w:rPr>
+              <w:t>Medium (grid cost matters; the delay data is pre-reform)</w:t>
             </w:r>
           </w:p>
         </w:tc>
@@ -5370,7 +5750,7 @@
       <w:tr>
         <w:tc>
           <w:tcPr>
-            <w:tcW w:type="dxa" w:w="2340"/>
+            <w:tcW w:type="dxa" w:w="3915"/>
           </w:tcPr>
           <w:p>
             <w:r>
@@ -5383,7 +5763,7 @@
         </w:tc>
         <w:tc>
           <w:tcPr>
-            <w:tcW w:type="dxa" w:w="2340"/>
+            <w:tcW w:type="dxa" w:w="585"/>
           </w:tcPr>
           <w:p>
             <w:r>
@@ -5396,7 +5776,7 @@
         </w:tc>
         <w:tc>
           <w:tcPr>
-            <w:tcW w:type="dxa" w:w="2340"/>
+            <w:tcW w:type="dxa" w:w="540"/>
           </w:tcPr>
           <w:p>
             <w:r>
@@ -5409,7 +5789,7 @@
         </w:tc>
         <w:tc>
           <w:tcPr>
-            <w:tcW w:type="dxa" w:w="2340"/>
+            <w:tcW w:type="dxa" w:w="4320"/>
           </w:tcPr>
           <w:p>
             <w:r>
@@ -5424,20 +5804,20 @@
       <w:tr>
         <w:tc>
           <w:tcPr>
-            <w:tcW w:type="dxa" w:w="2340"/>
-          </w:tcPr>
-          <w:p>
-            <w:r>
-              <w:rPr>
-                <w:sz w:val="17"/>
-              </w:rPr>
-              <w:t>Prepare motorway-site tender bids for November 2026</w:t>
-            </w:r>
-          </w:p>
-        </w:tc>
-        <w:tc>
-          <w:tcPr>
-            <w:tcW w:type="dxa" w:w="2340"/>
+            <w:tcW w:type="dxa" w:w="3915"/>
+          </w:tcPr>
+          <w:p>
+            <w:r>
+              <w:rPr>
+                <w:sz w:val="17"/>
+              </w:rPr>
+              <w:t>Approach Moto, Roadchef and Extra for motorway site access after November 2026</w:t>
+            </w:r>
+          </w:p>
+        </w:tc>
+        <w:tc>
+          <w:tcPr>
+            <w:tcW w:type="dxa" w:w="585"/>
           </w:tcPr>
           <w:p>
             <w:r>
@@ -5450,7 +5830,7 @@
         </w:tc>
         <w:tc>
           <w:tcPr>
-            <w:tcW w:type="dxa" w:w="2340"/>
+            <w:tcW w:type="dxa" w:w="540"/>
           </w:tcPr>
           <w:p>
             <w:r>
@@ -5463,14 +5843,14 @@
         </w:tc>
         <w:tc>
           <w:tcPr>
-            <w:tcW w:type="dxa" w:w="2340"/>
-          </w:tcPr>
-          <w:p>
-            <w:r>
-              <w:rPr>
-                <w:sz w:val="17"/>
-              </w:rPr>
-              <w:t>Medium (the 2022 undertaking needs a recheck)</w:t>
+            <w:tcW w:type="dxa" w:w="4320"/>
+          </w:tcPr>
+          <w:p>
+            <w:r>
+              <w:rPr>
+                <w:sz w:val="17"/>
+              </w:rPr>
+              <w:t>Low–Medium (the 2022 commitments need a recheck, and the owners are building their own networks)</w:t>
             </w:r>
           </w:p>
         </w:tc>
@@ -5478,20 +5858,20 @@
       <w:tr>
         <w:tc>
           <w:tcPr>
-            <w:tcW w:type="dxa" w:w="2340"/>
-          </w:tcPr>
-          <w:p>
-            <w:r>
-              <w:rPr>
-                <w:sz w:val="17"/>
-              </w:rPr>
-              <w:t>France phase-two scoping and ADVENIR application</w:t>
-            </w:r>
-          </w:p>
-        </w:tc>
-        <w:tc>
-          <w:tcPr>
-            <w:tcW w:type="dxa" w:w="2340"/>
+            <w:tcW w:type="dxa" w:w="3915"/>
+          </w:tcPr>
+          <w:p>
+            <w:r>
+              <w:rPr>
+                <w:sz w:val="17"/>
+              </w:rPr>
+              <w:t>France phase-two scoping, including ADVENIR eligibility for public 150 kW+ car charging</w:t>
+            </w:r>
+          </w:p>
+        </w:tc>
+        <w:tc>
+          <w:tcPr>
+            <w:tcW w:type="dxa" w:w="585"/>
           </w:tcPr>
           <w:p>
             <w:r>
@@ -5504,7 +5884,7 @@
         </w:tc>
         <w:tc>
           <w:tcPr>
-            <w:tcW w:type="dxa" w:w="2340"/>
+            <w:tcW w:type="dxa" w:w="540"/>
           </w:tcPr>
           <w:p>
             <w:r>
@@ -5517,7 +5897,7 @@
         </w:tc>
         <w:tc>
           <w:tcPr>
-            <w:tcW w:type="dxa" w:w="2340"/>
+            <w:tcW w:type="dxa" w:w="4320"/>
           </w:tcPr>
           <w:p>
             <w:r>
@@ -5532,7 +5912,7 @@
       <w:tr>
         <w:tc>
           <w:tcPr>
-            <w:tcW w:type="dxa" w:w="2340"/>
+            <w:tcW w:type="dxa" w:w="3915"/>
           </w:tcPr>
           <w:p>
             <w:r>
@@ -5545,7 +5925,7 @@
         </w:tc>
         <w:tc>
           <w:tcPr>
-            <w:tcW w:type="dxa" w:w="2340"/>
+            <w:tcW w:type="dxa" w:w="585"/>
           </w:tcPr>
           <w:p>
             <w:r>
@@ -5558,7 +5938,7 @@
         </w:tc>
         <w:tc>
           <w:tcPr>
-            <w:tcW w:type="dxa" w:w="2340"/>
+            <w:tcW w:type="dxa" w:w="540"/>
           </w:tcPr>
           <w:p>
             <w:r>
@@ -5571,7 +5951,7 @@
         </w:tc>
         <w:tc>
           <w:tcPr>
-            <w:tcW w:type="dxa" w:w="2340"/>
+            <w:tcW w:type="dxa" w:w="4320"/>
           </w:tcPr>
           <w:p>
             <w:r>
@@ -5586,20 +5966,20 @@
       <w:tr>
         <w:tc>
           <w:tcPr>
-            <w:tcW w:type="dxa" w:w="2340"/>
-          </w:tcPr>
-          <w:p>
-            <w:r>
-              <w:rPr>
-                <w:sz w:val="17"/>
-              </w:rPr>
-              <w:t>US: monitor-only; revisit if a federal incentive returns</w:t>
-            </w:r>
-          </w:p>
-        </w:tc>
-        <w:tc>
-          <w:tcPr>
-            <w:tcW w:type="dxa" w:w="2340"/>
+            <w:tcW w:type="dxa" w:w="3915"/>
+          </w:tcPr>
+          <w:p>
+            <w:r>
+              <w:rPr>
+                <w:sz w:val="17"/>
+              </w:rPr>
+              <w:t>US: monitor-only; revisit if a federal purchase incentive returns</w:t>
+            </w:r>
+          </w:p>
+        </w:tc>
+        <w:tc>
+          <w:tcPr>
+            <w:tcW w:type="dxa" w:w="585"/>
           </w:tcPr>
           <w:p>
             <w:r>
@@ -5612,7 +5992,7 @@
         </w:tc>
         <w:tc>
           <w:tcPr>
-            <w:tcW w:type="dxa" w:w="2340"/>
+            <w:tcW w:type="dxa" w:w="540"/>
           </w:tcPr>
           <w:p>
             <w:r>
@@ -5625,7 +6005,7 @@
         </w:tc>
         <w:tc>
           <w:tcPr>
-            <w:tcW w:type="dxa" w:w="2340"/>
+            <w:tcW w:type="dxa" w:w="4320"/>
           </w:tcPr>
           <w:p>
             <w:r>
@@ -5661,7 +6041,7 @@
         <w:t>Do not conclude any market is undersupplied from national ratios of EVs per charger.</w:t>
       </w:r>
       <w:r>
-        <w:t xml:space="preserve"> The 2023 dataset gap has largely closed, and the ratios use different charger definitions. White space exists only at site and region level.</w:t>
+        <w:t xml:space="preserve"> The ratios use different charger definitions. Like for like, the gap has closed in Germany and France and narrowed modestly in the UK and US. White space exists only at site and region level.</w:t>
       </w:r>
     </w:p>
     <w:p>
@@ -5678,7 +6058,7 @@
         <w:t>Do not conclude the UK is profitable, or unprofitable.</w:t>
       </w:r>
       <w:r>
-        <w:t xml:space="preserve"> No payback, NPV or IRR was modelled, and the ~8% utilisation figure covers all public chargers, not rapid ones.</w:t>
+        <w:t xml:space="preserve"> No payback, NPV or IRR was modelled, and the about 8% utilisation figure covers all public chargers, not rapid ones.</w:t>
       </w:r>
     </w:p>
     <w:p>
@@ -5712,7 +6092,7 @@
         <w:t>Do not treat IEA 2025/2030 projections as forecasts, or the UK mandate as a guaranteed sales level.</w:t>
       </w:r>
       <w:r>
-        <w:t xml:space="preserve"> The US is running at roughly half the STEPS 2025 sales-share projection. UK manufacturers complied in 2024–2025 while sales ran below target.</w:t>
+        <w:t xml:space="preserve"> The US is running at roughly half the STEPS 2025 sales-share projection. UK manufacturers met the 2024 target through flexibilities while sales ran 2.4 points below it.</w:t>
       </w:r>
     </w:p>
     <w:p>
@@ -5756,7 +6136,7 @@
         <w:t xml:space="preserve">1. </w:t>
       </w:r>
       <w:r>
-        <w:t>The 2023 dataset's warning of a charging shortfall is out of date: since 2024, fast-charger build-out has outpaced EV fleet growth in the UK, Germany and France, and in the US it has only caught back up to its 2023 level.</w:t>
+        <w:t>The 2023 dataset's picture of a widening charging shortfall is out of date: fast-charger build-out has clearly outpaced the fleet in Germany and France, while like for like the UK ratio has narrowed only modestly (about 97–100 BEVs per 50 kW+ device through October 2025, about 90 in mid-2026) and the US ratio is only about 6–9% below 2023.</w:t>
       </w:r>
     </w:p>
     <w:p>
@@ -5767,7 +6147,7 @@
         <w:t xml:space="preserve">2. </w:t>
       </w:r>
       <w:r>
-        <w:t>As a result, returns now depend on winning well-connected sites and on utilisation, not on a national charger shortage.</w:t>
+        <w:t>Returns now depend on winning well-connected sites and on utilisation, not on a national charger shortage.</w:t>
       </w:r>
     </w:p>
     <w:p>
@@ -5778,7 +6158,7 @@
         <w:t xml:space="preserve">3. </w:t>
       </w:r>
       <w:r>
-        <w:t>Demand follows policy: the UK ZEV mandate sets a statutory target of 52% of new-car sales for 2028, currently missed through compliance flexibilities, and France is accelerating (BEV registrations up 62.9% in H1 2026), while US BEV share fell below 6% after the federal credit ended.</w:t>
+        <w:t>Demand is driven largely by policy: UK BEV sales run below the ZEV mandate targets (52% for 2028) while manufacturers comply through flexibilities, France is accelerating (BEV registrations up 62.9% in H1 2026), and US BEV share fell below 6% after the federal credit ended.</w:t>
       </w:r>
     </w:p>
     <w:p>
@@ -5789,7 +6169,7 @@
         <w:t xml:space="preserve">4. </w:t>
       </w:r>
       <w:r>
-        <w:t>The UK is the recommended first market because about two-thirds of motorway service areas open to competition from November 2026 and underserved regions such as Northern Ireland (19.3 rapid chargers per 100,000 people vs a 41.7 UK average) remain, with France as phase two and the US deferred.</w:t>
+        <w:t>The UK is the recommended first market because exclusivity at about two-thirds of motorway service areas ends after November 2026, regions such as Northern Ireland have few rapid chargers (19.3 per 100,000 people vs a 41.7 UK average) and UK supply has overtaken the fleet less than in the EU core; France is phase two and the US is deferred.</w:t>
       </w:r>
     </w:p>
     <w:p>
@@ -5800,7 +6180,7 @@
         <w:t xml:space="preserve">5. </w:t>
       </w:r>
       <w:r>
-        <w:t>Overall confidence is Medium: directions are backed by official statistics, but charger definitions differ across sources, utilisation data is thin, and 23 errors in AI-generated research and agent outputs were found and kept out of this brief.</w:t>
+        <w:t>Overall confidence is Medium: the supply, demand and policy findings rest on official statistics, but utilisation and competition rest on industry trackers, the service-area operators are building their own networks, and 32 errors in AI-generated research and agent outputs were found and kept out of the analysis.</w:t>
       </w:r>
     </w:p>
     <w:p>
@@ -5811,7 +6191,7 @@
         <w:t xml:space="preserve">6. </w:t>
       </w:r>
       <w:r>
-        <w:t>The immediate next steps are grid-capacity checks on a UK site shortlist, buying utilisation data by charger speed, and tracking the UK ZEV mandate consultation before any capital commitment.</w:t>
+        <w:t>The immediate next steps are grid-capacity checks on a UK site shortlist, site-access talks with the service-area operators, buying utilisation data by charger speed, and tracking the UK ZEV mandate consultation before any capital commitment.</w:t>
       </w:r>
     </w:p>
     <w:p>
@@ -5824,7 +6204,7 @@
     </w:p>
     <w:p>
       <w:r>
-        <w:t>These are paraphrased. Fragments of the requests are visible in screenshots 07a, 11a, 12a, 13a and 16.</w:t>
+        <w:t>These are paraphrased. Fragments of the requests are visible in screenshots 03 (the UK research objective), 07a, 11a, 14a–14c (the brief request, including the correction) and 16. Screenshot 13a shows the agent acknowledging that correction.</w:t>
       </w:r>
     </w:p>
     <w:p>
@@ -5893,6 +6273,7 @@
     <w:tbl>
       <w:tblPr>
         <w:tblW w:type="auto" w:w="0"/>
+        <w:tblLayout w:type="fixed"/>
         <w:tblLook w:firstColumn="1" w:firstRow="1" w:lastColumn="0" w:lastRow="0" w:noHBand="0" w:noVBand="1" w:val="04A0"/>
         <w:tblBorders>
           <w:top w:val="single" w:sz="4" w:color="BFC4C9"/>
@@ -5910,7 +6291,7 @@
       <w:tr>
         <w:tc>
           <w:tcPr>
-            <w:tcW w:type="dxa" w:w="4680"/>
+            <w:tcW w:type="dxa" w:w="4137"/>
           </w:tcPr>
           <w:p>
             <w:r>
@@ -5924,7 +6305,7 @@
         </w:tc>
         <w:tc>
           <w:tcPr>
-            <w:tcW w:type="dxa" w:w="4680"/>
+            <w:tcW w:type="dxa" w:w="5223"/>
           </w:tcPr>
           <w:p>
             <w:r>
@@ -5940,7 +6321,7 @@
       <w:tr>
         <w:tc>
           <w:tcPr>
-            <w:tcW w:type="dxa" w:w="4680"/>
+            <w:tcW w:type="dxa" w:w="4137"/>
           </w:tcPr>
           <w:p>
             <w:r>
@@ -5953,7 +6334,7 @@
         </w:tc>
         <w:tc>
           <w:tcPr>
-            <w:tcW w:type="dxa" w:w="4680"/>
+            <w:tcW w:type="dxa" w:w="5223"/>
           </w:tcPr>
           <w:p>
             <w:r>
@@ -5969,7 +6350,7 @@
       <w:tr>
         <w:tc>
           <w:tcPr>
-            <w:tcW w:type="dxa" w:w="4680"/>
+            <w:tcW w:type="dxa" w:w="4137"/>
           </w:tcPr>
           <w:p>
             <w:r>
@@ -5982,7 +6363,7 @@
         </w:tc>
         <w:tc>
           <w:tcPr>
-            <w:tcW w:type="dxa" w:w="4680"/>
+            <w:tcW w:type="dxa" w:w="5223"/>
           </w:tcPr>
           <w:p>
             <w:r>
@@ -5998,7 +6379,7 @@
       <w:tr>
         <w:tc>
           <w:tcPr>
-            <w:tcW w:type="dxa" w:w="4680"/>
+            <w:tcW w:type="dxa" w:w="4137"/>
           </w:tcPr>
           <w:p>
             <w:r>
@@ -6011,7 +6392,7 @@
         </w:tc>
         <w:tc>
           <w:tcPr>
-            <w:tcW w:type="dxa" w:w="4680"/>
+            <w:tcW w:type="dxa" w:w="5223"/>
           </w:tcPr>
           <w:p>
             <w:r>
@@ -6027,7 +6408,7 @@
       <w:tr>
         <w:tc>
           <w:tcPr>
-            <w:tcW w:type="dxa" w:w="4680"/>
+            <w:tcW w:type="dxa" w:w="4137"/>
           </w:tcPr>
           <w:p>
             <w:r>
@@ -6040,7 +6421,7 @@
         </w:tc>
         <w:tc>
           <w:tcPr>
-            <w:tcW w:type="dxa" w:w="4680"/>
+            <w:tcW w:type="dxa" w:w="5223"/>
           </w:tcPr>
           <w:p>
             <w:r>
@@ -6056,7 +6437,7 @@
       <w:tr>
         <w:tc>
           <w:tcPr>
-            <w:tcW w:type="dxa" w:w="4680"/>
+            <w:tcW w:type="dxa" w:w="4137"/>
           </w:tcPr>
           <w:p>
             <w:r>
@@ -6069,7 +6450,7 @@
         </w:tc>
         <w:tc>
           <w:tcPr>
-            <w:tcW w:type="dxa" w:w="4680"/>
+            <w:tcW w:type="dxa" w:w="5223"/>
           </w:tcPr>
           <w:p>
             <w:r>
@@ -6083,7 +6464,7 @@
               <w:rPr>
                 <w:sz w:val="17"/>
               </w:rPr>
-              <w:t>. This is the corrected version, regenerated after Brief v2; screenshots 11a–11e show the first, pre-correction version.</w:t>
+              <w:t>: the corrected version, regenerated after Brief v2. Screenshots 11a–11e show the first, pre-correction version.</w:t>
             </w:r>
           </w:p>
         </w:tc>
@@ -6091,7 +6472,7 @@
       <w:tr>
         <w:tc>
           <w:tcPr>
-            <w:tcW w:type="dxa" w:w="4680"/>
+            <w:tcW w:type="dxa" w:w="4137"/>
           </w:tcPr>
           <w:p>
             <w:r>
@@ -6104,7 +6485,7 @@
         </w:tc>
         <w:tc>
           <w:tcPr>
-            <w:tcW w:type="dxa" w:w="4680"/>
+            <w:tcW w:type="dxa" w:w="5223"/>
           </w:tcPr>
           <w:p>
             <w:r>
@@ -6118,7 +6499,7 @@
               <w:rPr>
                 <w:sz w:val="17"/>
               </w:rPr>
-              <w:t>. This is the corrected version; screenshots 12a–12e show the first version.</w:t>
+              <w:t>: the corrected version. Screenshots 12a–12e show the first version.</w:t>
             </w:r>
           </w:p>
         </w:tc>
@@ -6126,7 +6507,7 @@
       <w:tr>
         <w:tc>
           <w:tcPr>
-            <w:tcW w:type="dxa" w:w="4680"/>
+            <w:tcW w:type="dxa" w:w="4137"/>
           </w:tcPr>
           <w:p>
             <w:r>
@@ -6139,7 +6520,7 @@
         </w:tc>
         <w:tc>
           <w:tcPr>
-            <w:tcW w:type="dxa" w:w="4680"/>
+            <w:tcW w:type="dxa" w:w="5223"/>
           </w:tcPr>
           <w:p>
             <w:r>
@@ -6174,20 +6555,20 @@
       <w:tr>
         <w:tc>
           <w:tcPr>
-            <w:tcW w:type="dxa" w:w="4680"/>
-          </w:tcPr>
-          <w:p>
-            <w:r>
-              <w:rPr>
-                <w:sz w:val="17"/>
-              </w:rPr>
-              <w:t>Combined Market Analysis and Reliability document with four agent charts (chat file, not in the Space)</w:t>
-            </w:r>
-          </w:p>
-        </w:tc>
-        <w:tc>
-          <w:tcPr>
-            <w:tcW w:type="dxa" w:w="4680"/>
+            <w:tcW w:type="dxa" w:w="4137"/>
+          </w:tcPr>
+          <w:p>
+            <w:r>
+              <w:rPr>
+                <w:sz w:val="17"/>
+              </w:rPr>
+              <w:t>Combined Market Analysis and Reliability document with four agent charts (from the agent chat; not added to the Space)</w:t>
+            </w:r>
+          </w:p>
+        </w:tc>
+        <w:tc>
+          <w:tcPr>
+            <w:tcW w:type="dxa" w:w="5223"/>
           </w:tcPr>
           <w:p>
             <w:r>
@@ -6203,20 +6584,20 @@
       <w:tr>
         <w:tc>
           <w:tcPr>
-            <w:tcW w:type="dxa" w:w="4680"/>
-          </w:tcPr>
-          <w:p>
-            <w:r>
-              <w:rPr>
-                <w:sz w:val="17"/>
-              </w:rPr>
-              <w:t>This brief (PDF)</w:t>
-            </w:r>
-          </w:p>
-        </w:tc>
-        <w:tc>
-          <w:tcPr>
-            <w:tcW w:type="dxa" w:w="4680"/>
+            <w:tcW w:type="dxa" w:w="4137"/>
+          </w:tcPr>
+          <w:p>
+            <w:r>
+              <w:rPr>
+                <w:sz w:val="17"/>
+              </w:rPr>
+              <w:t>Market_Intelligence_Research_Brief_FINAL.pdf (this brief)</w:t>
+            </w:r>
+          </w:p>
+        </w:tc>
+        <w:tc>
+          <w:tcPr>
+            <w:tcW w:type="dxa" w:w="5223"/>
           </w:tcPr>
           <w:p>
             <w:r>
@@ -6232,6 +6613,11 @@
     </w:tbl>
     <w:p/>
     <w:p>
+      <w:r>
+        <w:t>The Space also holds an earlier draft of this brief (Market_Intelligence_Research_Brief.pdf, uploaded before the reviews); the FINAL file supersedes it.</w:t>
+      </w:r>
+    </w:p>
+    <w:p>
       <w:pPr>
         <w:pStyle w:val="Heading2"/>
       </w:pPr>
@@ -6299,18 +6685,18 @@
         <w:t xml:space="preserve">• </w:t>
       </w:r>
       <w:r>
-        <w:t>SMMT full-year 2025 release (6 Jan 2026).</w:t>
-      </w:r>
-    </w:p>
-    <w:p>
-      <w:pPr>
-        <w:ind w:left="720" w:hanging="216"/>
-      </w:pPr>
-      <w:r>
-        <w:t xml:space="preserve">• </w:t>
-      </w:r>
-      <w:r>
-        <w:t>CMA motorway charging undertakings (8 Mar 2022).</w:t>
+        <w:t>SMMT full-year 2025 release (6 Jan 2026) and August 2026 registrations (4 Sep 2026).</w:t>
+      </w:r>
+    </w:p>
+    <w:p>
+      <w:pPr>
+        <w:ind w:left="720" w:hanging="216"/>
+      </w:pPr>
+      <w:r>
+        <w:t xml:space="preserve">• </w:t>
+      </w:r>
+      <w:r>
+        <w:t>CMA motorway charging commitments (8 Mar 2022).</w:t>
       </w:r>
     </w:p>
     <w:p>
@@ -6332,7 +6718,7 @@
         <w:t xml:space="preserve">• </w:t>
       </w:r>
       <w:r>
-        <w:t>2025 Spending Review charging allocation and Strategic Charging Infrastructure consultation (gov.uk).</w:t>
+        <w:t>2025 Spending Review charging allocation and the Strategic Charging Infrastructure consultation (gov.uk).</w:t>
       </w:r>
     </w:p>
     <w:p>
@@ -6354,7 +6740,18 @@
         <w:t xml:space="preserve">• </w:t>
       </w:r>
       <w:r>
-        <w:t>Ofgem connections reform (blog, 17 Jul 2024; DESNZ/Ofgem letter, Apr 2026).</w:t>
+        <w:t>Ofgem connections blog (17 Jul 2024) and the DESNZ/Ofgem letter (Apr 2026).</w:t>
+      </w:r>
+    </w:p>
+    <w:p>
+      <w:pPr>
+        <w:ind w:left="720" w:hanging="216"/>
+      </w:pPr>
+      <w:r>
+        <w:t xml:space="preserve">• </w:t>
+      </w:r>
+      <w:r>
+        <w:t>Moto Charge launch (Zapmap, Dec 2025); Roadchef (The Fast Charge); Extra with Ionity (electrive, Aug 2025).</w:t>
       </w:r>
     </w:p>
     <w:p>
@@ -6401,7 +6798,18 @@
         <w:t xml:space="preserve">• </w:t>
       </w:r>
       <w:r>
-        <w:t>evchargingstations.com, DC fast charging, Sep 2026 (3 Sep 2026).</w:t>
+        <w:t>AFDC/NREL charging infrastructure trends, Q4 2023.</w:t>
+      </w:r>
+    </w:p>
+    <w:p>
+      <w:pPr>
+        <w:ind w:left="720" w:hanging="216"/>
+      </w:pPr>
+      <w:r>
+        <w:t xml:space="preserve">• </w:t>
+      </w:r>
+      <w:r>
+        <w:t>evchargingstations.com, DC fast charging Sep 2026 (3 Sep 2026).</w:t>
       </w:r>
     </w:p>
     <w:p>
@@ -6492,7 +6900,7 @@
         <w:t xml:space="preserve">• </w:t>
       </w:r>
       <w:r>
-        <w:t>Bundesnetzagentur figures via heise (31 Jul 2026) and electrive (4 Feb 2026).</w:t>
+        <w:t>Bundesnetzagentur figures via heise (4 Feb and 31 Jul 2026) and electrive (4 Feb 2026).</w:t>
       </w:r>
     </w:p>
     <w:p>
@@ -6504,6 +6912,17 @@
       </w:r>
       <w:r>
         <w:t>Avere-France barometers and ADVENIR page.</w:t>
+      </w:r>
+    </w:p>
+    <w:p>
+      <w:pPr>
+        <w:ind w:left="720" w:hanging="216"/>
+      </w:pPr>
+      <w:r>
+        <w:t xml:space="preserve">• </w:t>
+      </w:r>
+      <w:r>
+        <w:t>French government electrification plan (ecologie.gouv.fr, 23 Apr 2026) and the ADVENIR extension announcement (7 Jul 2026).</w:t>
       </w:r>
     </w:p>
     <w:p>
@@ -6550,6 +6969,7 @@
     <w:tbl>
       <w:tblPr>
         <w:tblW w:type="auto" w:w="0"/>
+        <w:tblLayout w:type="fixed"/>
         <w:tblLook w:firstColumn="1" w:firstRow="1" w:lastColumn="0" w:lastRow="0" w:noHBand="0" w:noVBand="1" w:val="04A0"/>
         <w:tblBorders>
           <w:top w:val="single" w:sz="4" w:color="BFC4C9"/>
@@ -6569,7 +6989,7 @@
       <w:tr>
         <w:tc>
           <w:tcPr>
-            <w:tcW w:type="dxa" w:w="2340"/>
+            <w:tcW w:type="dxa" w:w="390"/>
           </w:tcPr>
           <w:p>
             <w:r>
@@ -6583,7 +7003,7 @@
         </w:tc>
         <w:tc>
           <w:tcPr>
-            <w:tcW w:type="dxa" w:w="2340"/>
+            <w:tcW w:type="dxa" w:w="2795"/>
           </w:tcPr>
           <w:p>
             <w:r>
@@ -6597,7 +7017,7 @@
         </w:tc>
         <w:tc>
           <w:tcPr>
-            <w:tcW w:type="dxa" w:w="2340"/>
+            <w:tcW w:type="dxa" w:w="2015"/>
           </w:tcPr>
           <w:p>
             <w:r>
@@ -6611,7 +7031,7 @@
         </w:tc>
         <w:tc>
           <w:tcPr>
-            <w:tcW w:type="dxa" w:w="2340"/>
+            <w:tcW w:type="dxa" w:w="4160"/>
           </w:tcPr>
           <w:p>
             <w:r>
@@ -6627,7 +7047,7 @@
       <w:tr>
         <w:tc>
           <w:tcPr>
-            <w:tcW w:type="dxa" w:w="2340"/>
+            <w:tcW w:type="dxa" w:w="390"/>
           </w:tcPr>
           <w:p>
             <w:r>
@@ -6640,7 +7060,7 @@
         </w:tc>
         <w:tc>
           <w:tcPr>
-            <w:tcW w:type="dxa" w:w="2340"/>
+            <w:tcW w:type="dxa" w:w="2795"/>
           </w:tcPr>
           <w:p>
             <w:r>
@@ -6653,7 +7073,7 @@
         </w:tc>
         <w:tc>
           <w:tcPr>
-            <w:tcW w:type="dxa" w:w="2340"/>
+            <w:tcW w:type="dxa" w:w="2015"/>
           </w:tcPr>
           <w:p>
             <w:r>
@@ -6666,7 +7086,7 @@
         </w:tc>
         <w:tc>
           <w:tcPr>
-            <w:tcW w:type="dxa" w:w="2340"/>
+            <w:tcW w:type="dxa" w:w="4160"/>
           </w:tcPr>
           <w:p>
             <w:r>
@@ -6681,7 +7101,7 @@
       <w:tr>
         <w:tc>
           <w:tcPr>
-            <w:tcW w:type="dxa" w:w="2340"/>
+            <w:tcW w:type="dxa" w:w="390"/>
           </w:tcPr>
           <w:p>
             <w:r>
@@ -6694,7 +7114,7 @@
         </w:tc>
         <w:tc>
           <w:tcPr>
-            <w:tcW w:type="dxa" w:w="2340"/>
+            <w:tcW w:type="dxa" w:w="2795"/>
           </w:tcPr>
           <w:p>
             <w:r>
@@ -6707,7 +7127,7 @@
         </w:tc>
         <w:tc>
           <w:tcPr>
-            <w:tcW w:type="dxa" w:w="2340"/>
+            <w:tcW w:type="dxa" w:w="2015"/>
           </w:tcPr>
           <w:p>
             <w:r>
@@ -6720,7 +7140,7 @@
         </w:tc>
         <w:tc>
           <w:tcPr>
-            <w:tcW w:type="dxa" w:w="2340"/>
+            <w:tcW w:type="dxa" w:w="4160"/>
           </w:tcPr>
           <w:p>
             <w:r>
@@ -6735,7 +7155,7 @@
       <w:tr>
         <w:tc>
           <w:tcPr>
-            <w:tcW w:type="dxa" w:w="2340"/>
+            <w:tcW w:type="dxa" w:w="390"/>
           </w:tcPr>
           <w:p>
             <w:r>
@@ -6748,7 +7168,7 @@
         </w:tc>
         <w:tc>
           <w:tcPr>
-            <w:tcW w:type="dxa" w:w="2340"/>
+            <w:tcW w:type="dxa" w:w="2795"/>
           </w:tcPr>
           <w:p>
             <w:r>
@@ -6761,7 +7181,7 @@
         </w:tc>
         <w:tc>
           <w:tcPr>
-            <w:tcW w:type="dxa" w:w="2340"/>
+            <w:tcW w:type="dxa" w:w="2015"/>
           </w:tcPr>
           <w:p>
             <w:r>
@@ -6774,14 +7194,14 @@
         </w:tc>
         <w:tc>
           <w:tcPr>
-            <w:tcW w:type="dxa" w:w="2340"/>
-          </w:tcPr>
-          <w:p>
-            <w:r>
-              <w:rPr>
-                <w:sz w:val="17"/>
-              </w:rPr>
-              <w:t>CMA undertaking of 8 Mar 2022: rights not enforced after Nov 2026 (about two-thirds of motorway service areas)</w:t>
+            <w:tcW w:type="dxa" w:w="4160"/>
+          </w:tcPr>
+          <w:p>
+            <w:r>
+              <w:rPr>
+                <w:sz w:val="17"/>
+              </w:rPr>
+              <w:t>CMA commitments of 8 Mar 2022: exclusive rights not enforced after Nov 2026, covering about two-thirds of motorway service areas</w:t>
             </w:r>
           </w:p>
         </w:tc>
@@ -6789,7 +7209,7 @@
       <w:tr>
         <w:tc>
           <w:tcPr>
-            <w:tcW w:type="dxa" w:w="2340"/>
+            <w:tcW w:type="dxa" w:w="390"/>
           </w:tcPr>
           <w:p>
             <w:r>
@@ -6802,7 +7222,7 @@
         </w:tc>
         <w:tc>
           <w:tcPr>
-            <w:tcW w:type="dxa" w:w="2340"/>
+            <w:tcW w:type="dxa" w:w="2795"/>
           </w:tcPr>
           <w:p>
             <w:r>
@@ -6815,7 +7235,7 @@
         </w:tc>
         <w:tc>
           <w:tcPr>
-            <w:tcW w:type="dxa" w:w="2340"/>
+            <w:tcW w:type="dxa" w:w="2015"/>
           </w:tcPr>
           <w:p>
             <w:r>
@@ -6828,7 +7248,7 @@
         </w:tc>
         <w:tc>
           <w:tcPr>
-            <w:tcW w:type="dxa" w:w="2340"/>
+            <w:tcW w:type="dxa" w:w="4160"/>
           </w:tcPr>
           <w:p>
             <w:r>
@@ -6843,7 +7263,7 @@
       <w:tr>
         <w:tc>
           <w:tcPr>
-            <w:tcW w:type="dxa" w:w="2340"/>
+            <w:tcW w:type="dxa" w:w="390"/>
           </w:tcPr>
           <w:p>
             <w:r>
@@ -6856,20 +7276,20 @@
         </w:tc>
         <w:tc>
           <w:tcPr>
-            <w:tcW w:type="dxa" w:w="2340"/>
-          </w:tcPr>
-          <w:p>
-            <w:r>
-              <w:rPr>
-                <w:sz w:val="17"/>
-              </w:rPr>
-              <w:t>US credit expired 30 Sep 2025; BEV share 12% in Sep, below 6% in Q4 2025</w:t>
-            </w:r>
-          </w:p>
-        </w:tc>
-        <w:tc>
-          <w:tcPr>
-            <w:tcW w:type="dxa" w:w="2340"/>
+            <w:tcW w:type="dxa" w:w="2795"/>
+          </w:tcPr>
+          <w:p>
+            <w:r>
+              <w:rPr>
+                <w:sz w:val="17"/>
+              </w:rPr>
+              <w:t>US credit expired 30 Sep 2025; BEV share 12% in September, below 6% in Q4 2025</w:t>
+            </w:r>
+          </w:p>
+        </w:tc>
+        <w:tc>
+          <w:tcPr>
+            <w:tcW w:type="dxa" w:w="2015"/>
           </w:tcPr>
           <w:p>
             <w:r>
@@ -6882,7 +7302,7 @@
         </w:tc>
         <w:tc>
           <w:tcPr>
-            <w:tcW w:type="dxa" w:w="2340"/>
+            <w:tcW w:type="dxa" w:w="4160"/>
           </w:tcPr>
           <w:p>
             <w:r>
@@ -6897,7 +7317,7 @@
       <w:tr>
         <w:tc>
           <w:tcPr>
-            <w:tcW w:type="dxa" w:w="2340"/>
+            <w:tcW w:type="dxa" w:w="390"/>
           </w:tcPr>
           <w:p>
             <w:r>
@@ -6910,7 +7330,7 @@
         </w:tc>
         <w:tc>
           <w:tcPr>
-            <w:tcW w:type="dxa" w:w="2340"/>
+            <w:tcW w:type="dxa" w:w="2795"/>
           </w:tcPr>
           <w:p>
             <w:r>
@@ -6923,7 +7343,7 @@
         </w:tc>
         <w:tc>
           <w:tcPr>
-            <w:tcW w:type="dxa" w:w="2340"/>
+            <w:tcW w:type="dxa" w:w="2015"/>
           </w:tcPr>
           <w:p>
             <w:r>
@@ -6936,7 +7356,7 @@
         </w:tc>
         <w:tc>
           <w:tcPr>
-            <w:tcW w:type="dxa" w:w="2340"/>
+            <w:tcW w:type="dxa" w:w="4160"/>
           </w:tcPr>
           <w:p>
             <w:r>
@@ -6951,7 +7371,7 @@
       <w:tr>
         <w:tc>
           <w:tcPr>
-            <w:tcW w:type="dxa" w:w="2340"/>
+            <w:tcW w:type="dxa" w:w="390"/>
           </w:tcPr>
           <w:p>
             <w:r>
@@ -6964,7 +7384,7 @@
         </w:tc>
         <w:tc>
           <w:tcPr>
-            <w:tcW w:type="dxa" w:w="2340"/>
+            <w:tcW w:type="dxa" w:w="2795"/>
           </w:tcPr>
           <w:p>
             <w:r>
@@ -6977,27 +7397,27 @@
         </w:tc>
         <w:tc>
           <w:tcPr>
-            <w:tcW w:type="dxa" w:w="2340"/>
-          </w:tcPr>
-          <w:p>
-            <w:r>
-              <w:rPr>
-                <w:sz w:val="17"/>
-              </w:rPr>
-              <w:t>Verified; citation corrected</w:t>
-            </w:r>
-          </w:p>
-        </w:tc>
-        <w:tc>
-          <w:tcPr>
-            <w:tcW w:type="dxa" w:w="2340"/>
-          </w:tcPr>
-          <w:p>
-            <w:r>
-              <w:rPr>
-                <w:sz w:val="17"/>
-              </w:rPr>
-              <w:t>heise 31 Jul 2026; the January figure is from electrive, 4 Feb 2026</w:t>
+            <w:tcW w:type="dxa" w:w="2015"/>
+          </w:tcPr>
+          <w:p>
+            <w:r>
+              <w:rPr>
+                <w:sz w:val="17"/>
+              </w:rPr>
+              <w:t>Verified</w:t>
+            </w:r>
+          </w:p>
+        </w:tc>
+        <w:tc>
+          <w:tcPr>
+            <w:tcW w:type="dxa" w:w="4160"/>
+          </w:tcPr>
+          <w:p>
+            <w:r>
+              <w:rPr>
+                <w:sz w:val="17"/>
+              </w:rPr>
+              <w:t>heise, 31 Jul 2026 and 4 Feb 2026 (the report's own references); electrive, 4 Feb 2026, reports the same January figure</w:t>
             </w:r>
           </w:p>
         </w:tc>
@@ -7005,7 +7425,7 @@
       <w:tr>
         <w:tc>
           <w:tcPr>
-            <w:tcW w:type="dxa" w:w="2340"/>
+            <w:tcW w:type="dxa" w:w="390"/>
           </w:tcPr>
           <w:p>
             <w:r>
@@ -7018,7 +7438,7 @@
         </w:tc>
         <w:tc>
           <w:tcPr>
-            <w:tcW w:type="dxa" w:w="2340"/>
+            <w:tcW w:type="dxa" w:w="2795"/>
           </w:tcPr>
           <w:p>
             <w:r>
@@ -7031,7 +7451,7 @@
         </w:tc>
         <w:tc>
           <w:tcPr>
-            <w:tcW w:type="dxa" w:w="2340"/>
+            <w:tcW w:type="dxa" w:w="2015"/>
           </w:tcPr>
           <w:p>
             <w:r>
@@ -7044,7 +7464,7 @@
         </w:tc>
         <w:tc>
           <w:tcPr>
-            <w:tcW w:type="dxa" w:w="2340"/>
+            <w:tcW w:type="dxa" w:w="4160"/>
           </w:tcPr>
           <w:p>
             <w:r>
@@ -7059,7 +7479,7 @@
       <w:tr>
         <w:tc>
           <w:tcPr>
-            <w:tcW w:type="dxa" w:w="2340"/>
+            <w:tcW w:type="dxa" w:w="390"/>
           </w:tcPr>
           <w:p>
             <w:r>
@@ -7072,7 +7492,7 @@
         </w:tc>
         <w:tc>
           <w:tcPr>
-            <w:tcW w:type="dxa" w:w="2340"/>
+            <w:tcW w:type="dxa" w:w="2795"/>
           </w:tcPr>
           <w:p>
             <w:r>
@@ -7085,7 +7505,7 @@
         </w:tc>
         <w:tc>
           <w:tcPr>
-            <w:tcW w:type="dxa" w:w="2340"/>
+            <w:tcW w:type="dxa" w:w="2015"/>
           </w:tcPr>
           <w:p>
             <w:r>
@@ -7098,7 +7518,7 @@
         </w:tc>
         <w:tc>
           <w:tcPr>
-            <w:tcW w:type="dxa" w:w="2340"/>
+            <w:tcW w:type="dxa" w:w="4160"/>
           </w:tcPr>
           <w:p>
             <w:r>
@@ -7113,7 +7533,7 @@
       <w:tr>
         <w:tc>
           <w:tcPr>
-            <w:tcW w:type="dxa" w:w="2340"/>
+            <w:tcW w:type="dxa" w:w="390"/>
           </w:tcPr>
           <w:p>
             <w:r>
@@ -7126,7 +7546,7 @@
         </w:tc>
         <w:tc>
           <w:tcPr>
-            <w:tcW w:type="dxa" w:w="2340"/>
+            <w:tcW w:type="dxa" w:w="2795"/>
           </w:tcPr>
           <w:p>
             <w:r>
@@ -7139,20 +7559,20 @@
         </w:tc>
         <w:tc>
           <w:tcPr>
-            <w:tcW w:type="dxa" w:w="2340"/>
-          </w:tcPr>
-          <w:p>
-            <w:r>
-              <w:rPr>
-                <w:sz w:val="17"/>
-              </w:rPr>
-              <w:t>Wrong scope</w:t>
-            </w:r>
-          </w:p>
-        </w:tc>
-        <w:tc>
-          <w:tcPr>
-            <w:tcW w:type="dxa" w:w="2340"/>
+            <w:tcW w:type="dxa" w:w="2015"/>
+          </w:tcPr>
+          <w:p>
+            <w:r>
+              <w:rPr>
+                <w:sz w:val="17"/>
+              </w:rPr>
+              <w:t>Wrong scope (search-result text; the page itself returned 403)</w:t>
+            </w:r>
+          </w:p>
+        </w:tc>
+        <w:tc>
+          <w:tcPr>
+            <w:tcW w:type="dxa" w:w="4160"/>
           </w:tcPr>
           <w:p>
             <w:r>
@@ -7176,12 +7596,13 @@
     </w:p>
     <w:p>
       <w:r>
-        <w:t>None of these errors is carried into this brief.</w:t>
+        <w:t>None of these errors is used in this brief's analysis. The embedded images V7, V8 and V9 still show some of them as produced, as their rows in Section 5 note.</w:t>
       </w:r>
     </w:p>
     <w:tbl>
       <w:tblPr>
         <w:tblW w:type="auto" w:w="0"/>
+        <w:tblLayout w:type="fixed"/>
         <w:tblLook w:firstColumn="1" w:firstRow="1" w:lastColumn="0" w:lastRow="0" w:noHBand="0" w:noVBand="1" w:val="04A0"/>
         <w:tblBorders>
           <w:top w:val="single" w:sz="4" w:color="BFC4C9"/>
@@ -7201,7 +7622,7 @@
       <w:tr>
         <w:tc>
           <w:tcPr>
-            <w:tcW w:type="dxa" w:w="2340"/>
+            <w:tcW w:type="dxa" w:w="271"/>
           </w:tcPr>
           <w:p>
             <w:r>
@@ -7215,7 +7636,7 @@
         </w:tc>
         <w:tc>
           <w:tcPr>
-            <w:tcW w:type="dxa" w:w="2340"/>
+            <w:tcW w:type="dxa" w:w="2707"/>
           </w:tcPr>
           <w:p>
             <w:r>
@@ -7229,7 +7650,7 @@
         </w:tc>
         <w:tc>
           <w:tcPr>
-            <w:tcW w:type="dxa" w:w="2340"/>
+            <w:tcW w:type="dxa" w:w="3654"/>
           </w:tcPr>
           <w:p>
             <w:r>
@@ -7243,7 +7664,7 @@
         </w:tc>
         <w:tc>
           <w:tcPr>
-            <w:tcW w:type="dxa" w:w="2340"/>
+            <w:tcW w:type="dxa" w:w="2729"/>
           </w:tcPr>
           <w:p>
             <w:r>
@@ -7259,7 +7680,7 @@
       <w:tr>
         <w:tc>
           <w:tcPr>
-            <w:tcW w:type="dxa" w:w="2340"/>
+            <w:tcW w:type="dxa" w:w="271"/>
           </w:tcPr>
           <w:p>
             <w:r>
@@ -7272,7 +7693,7 @@
         </w:tc>
         <w:tc>
           <w:tcPr>
-            <w:tcW w:type="dxa" w:w="2340"/>
+            <w:tcW w:type="dxa" w:w="2707"/>
           </w:tcPr>
           <w:p>
             <w:r>
@@ -7285,20 +7706,20 @@
         </w:tc>
         <w:tc>
           <w:tcPr>
-            <w:tcW w:type="dxa" w:w="2340"/>
-          </w:tcPr>
-          <w:p>
-            <w:r>
-              <w:rPr>
-                <w:sz w:val="17"/>
-              </w:rPr>
-              <w:t>BEV fleet "doubled" from about 1.33 M to about 2.1 M, in the summary and the body</w:t>
-            </w:r>
-          </w:p>
-        </w:tc>
-        <w:tc>
-          <w:tcPr>
-            <w:tcW w:type="dxa" w:w="2340"/>
+            <w:tcW w:type="dxa" w:w="3654"/>
+          </w:tcPr>
+          <w:p>
+            <w:r>
+              <w:rPr>
+                <w:sz w:val="17"/>
+              </w:rPr>
+              <w:t>BEV fleet "doubled" from about 1.33 M to about 2.1 M (summary, body and conclusion)</w:t>
+            </w:r>
+          </w:p>
+        </w:tc>
+        <w:tc>
+          <w:tcPr>
+            <w:tcW w:type="dxa" w:w="2729"/>
           </w:tcPr>
           <w:p>
             <w:r>
@@ -7313,7 +7734,7 @@
       <w:tr>
         <w:tc>
           <w:tcPr>
-            <w:tcW w:type="dxa" w:w="2340"/>
+            <w:tcW w:type="dxa" w:w="271"/>
           </w:tcPr>
           <w:p>
             <w:r>
@@ -7326,7 +7747,7 @@
         </w:tc>
         <w:tc>
           <w:tcPr>
-            <w:tcW w:type="dxa" w:w="2340"/>
+            <w:tcW w:type="dxa" w:w="2707"/>
           </w:tcPr>
           <w:p>
             <w:r>
@@ -7339,20 +7760,20 @@
         </w:tc>
         <w:tc>
           <w:tcPr>
-            <w:tcW w:type="dxa" w:w="2340"/>
-          </w:tcPr>
-          <w:p>
-            <w:r>
-              <w:rPr>
-                <w:sz w:val="17"/>
-              </w:rPr>
-              <w:t>Summary and conclusion apply the ~8% all-charger utilisation to rapid chargers</w:t>
-            </w:r>
-          </w:p>
-        </w:tc>
-        <w:tc>
-          <w:tcPr>
-            <w:tcW w:type="dxa" w:w="2340"/>
+            <w:tcW w:type="dxa" w:w="3654"/>
+          </w:tcPr>
+          <w:p>
+            <w:r>
+              <w:rPr>
+                <w:sz w:val="17"/>
+              </w:rPr>
+              <w:t>Summary and conclusion apply the about 8% all-charger utilisation to rapid chargers</w:t>
+            </w:r>
+          </w:p>
+        </w:tc>
+        <w:tc>
+          <w:tcPr>
+            <w:tcW w:type="dxa" w:w="2729"/>
           </w:tcPr>
           <w:p>
             <w:r>
@@ -7367,7 +7788,7 @@
       <w:tr>
         <w:tc>
           <w:tcPr>
-            <w:tcW w:type="dxa" w:w="2340"/>
+            <w:tcW w:type="dxa" w:w="271"/>
           </w:tcPr>
           <w:p>
             <w:r>
@@ -7380,7 +7801,7 @@
         </w:tc>
         <w:tc>
           <w:tcPr>
-            <w:tcW w:type="dxa" w:w="2340"/>
+            <w:tcW w:type="dxa" w:w="2707"/>
           </w:tcPr>
           <w:p>
             <w:r>
@@ -7393,7 +7814,7 @@
         </w:tc>
         <w:tc>
           <w:tcPr>
-            <w:tcW w:type="dxa" w:w="2340"/>
+            <w:tcW w:type="dxa" w:w="3654"/>
           </w:tcPr>
           <w:p>
             <w:r>
@@ -7406,14 +7827,14 @@
         </w:tc>
         <w:tc>
           <w:tcPr>
-            <w:tcW w:type="dxa" w:w="2340"/>
-          </w:tcPr>
-          <w:p>
-            <w:r>
-              <w:rPr>
-                <w:sz w:val="17"/>
-              </w:rPr>
-              <w:t>Itemised; only the £400 M is new charging-network money</w:t>
+            <w:tcW w:type="dxa" w:w="2729"/>
+          </w:tcPr>
+          <w:p>
+            <w:r>
+              <w:rPr>
+                <w:sz w:val="17"/>
+              </w:rPr>
+              <w:t>Itemised in Section 7</w:t>
             </w:r>
           </w:p>
         </w:tc>
@@ -7421,7 +7842,7 @@
       <w:tr>
         <w:tc>
           <w:tcPr>
-            <w:tcW w:type="dxa" w:w="2340"/>
+            <w:tcW w:type="dxa" w:w="271"/>
           </w:tcPr>
           <w:p>
             <w:r>
@@ -7434,7 +7855,7 @@
         </w:tc>
         <w:tc>
           <w:tcPr>
-            <w:tcW w:type="dxa" w:w="2340"/>
+            <w:tcW w:type="dxa" w:w="2707"/>
           </w:tcPr>
           <w:p>
             <w:r>
@@ -7447,7 +7868,7 @@
         </w:tc>
         <w:tc>
           <w:tcPr>
-            <w:tcW w:type="dxa" w:w="2340"/>
+            <w:tcW w:type="dxa" w:w="3654"/>
           </w:tcPr>
           <w:p>
             <w:r>
@@ -7460,14 +7881,14 @@
         </w:tc>
         <w:tc>
           <w:tcPr>
-            <w:tcW w:type="dxa" w:w="2340"/>
-          </w:tcPr>
-          <w:p>
-            <w:r>
-              <w:rPr>
-                <w:sz w:val="17"/>
-              </w:rPr>
-              <w:t>True for 2024→25; about 18–19% annualised from end-2025 to 3 Sep 2026</w:t>
+            <w:tcW w:type="dxa" w:w="2729"/>
+          </w:tcPr>
+          <w:p>
+            <w:r>
+              <w:rPr>
+                <w:sz w:val="17"/>
+              </w:rPr>
+              <w:t>True for 2024→25; about 18–19% annualised from 31 Dec 2025 to 3 Sep 2026 (246 days)</w:t>
             </w:r>
           </w:p>
         </w:tc>
@@ -7475,7 +7896,7 @@
       <w:tr>
         <w:tc>
           <w:tcPr>
-            <w:tcW w:type="dxa" w:w="2340"/>
+            <w:tcW w:type="dxa" w:w="271"/>
           </w:tcPr>
           <w:p>
             <w:r>
@@ -7488,7 +7909,7 @@
         </w:tc>
         <w:tc>
           <w:tcPr>
-            <w:tcW w:type="dxa" w:w="2340"/>
+            <w:tcW w:type="dxa" w:w="2707"/>
           </w:tcPr>
           <w:p>
             <w:r>
@@ -7501,7 +7922,7 @@
         </w:tc>
         <w:tc>
           <w:tcPr>
-            <w:tcW w:type="dxa" w:w="2340"/>
+            <w:tcW w:type="dxa" w:w="3654"/>
           </w:tcPr>
           <w:p>
             <w:r>
@@ -7514,14 +7935,14 @@
         </w:tc>
         <w:tc>
           <w:tcPr>
-            <w:tcW w:type="dxa" w:w="2340"/>
-          </w:tcPr>
-          <w:p>
-            <w:r>
-              <w:rPr>
-                <w:sz w:val="17"/>
-              </w:rPr>
-              <w:t>Cannot be reproduced; recomputed at about 115–118 (2025–26)</w:t>
+            <w:tcW w:type="dxa" w:w="2729"/>
+          </w:tcPr>
+          <w:p>
+            <w:r>
+              <w:rPr>
+                <w:sz w:val="17"/>
+              </w:rPr>
+              <w:t>Cannot be reproduced (96 is the 2023 fleet divided by December 2024 ports); like for like, about 115–119 in 2025–26</w:t>
             </w:r>
           </w:p>
         </w:tc>
@@ -7529,7 +7950,7 @@
       <w:tr>
         <w:tc>
           <w:tcPr>
-            <w:tcW w:type="dxa" w:w="2340"/>
+            <w:tcW w:type="dxa" w:w="271"/>
           </w:tcPr>
           <w:p>
             <w:r>
@@ -7542,7 +7963,7 @@
         </w:tc>
         <w:tc>
           <w:tcPr>
-            <w:tcW w:type="dxa" w:w="2340"/>
+            <w:tcW w:type="dxa" w:w="2707"/>
           </w:tcPr>
           <w:p>
             <w:r>
@@ -7555,7 +7976,7 @@
         </w:tc>
         <w:tc>
           <w:tcPr>
-            <w:tcW w:type="dxa" w:w="2340"/>
+            <w:tcW w:type="dxa" w:w="3654"/>
           </w:tcPr>
           <w:p>
             <w:r>
@@ -7568,14 +7989,14 @@
         </w:tc>
         <w:tc>
           <w:tcPr>
-            <w:tcW w:type="dxa" w:w="2340"/>
-          </w:tcPr>
-          <w:p>
-            <w:r>
-              <w:rPr>
-                <w:sz w:val="17"/>
-              </w:rPr>
-              <w:t>The target is about 30,000 charging bays</w:t>
+            <w:tcW w:type="dxa" w:w="2729"/>
+          </w:tcPr>
+          <w:p>
+            <w:r>
+              <w:rPr>
+                <w:sz w:val="17"/>
+              </w:rPr>
+              <w:t>The target is at least 30,000 charging bays across North America</w:t>
             </w:r>
           </w:p>
         </w:tc>
@@ -7583,7 +8004,7 @@
       <w:tr>
         <w:tc>
           <w:tcPr>
-            <w:tcW w:type="dxa" w:w="2340"/>
+            <w:tcW w:type="dxa" w:w="271"/>
           </w:tcPr>
           <w:p>
             <w:r>
@@ -7596,7 +8017,7 @@
         </w:tc>
         <w:tc>
           <w:tcPr>
-            <w:tcW w:type="dxa" w:w="2340"/>
+            <w:tcW w:type="dxa" w:w="2707"/>
           </w:tcPr>
           <w:p>
             <w:r>
@@ -7609,7 +8030,7 @@
         </w:tc>
         <w:tc>
           <w:tcPr>
-            <w:tcW w:type="dxa" w:w="2340"/>
+            <w:tcW w:type="dxa" w:w="3654"/>
           </w:tcPr>
           <w:p>
             <w:r>
@@ -7622,7 +8043,7 @@
         </w:tc>
         <w:tc>
           <w:tcPr>
-            <w:tcW w:type="dxa" w:w="2340"/>
+            <w:tcW w:type="dxa" w:w="2729"/>
           </w:tcPr>
           <w:p>
             <w:r>
@@ -7637,7 +8058,7 @@
       <w:tr>
         <w:tc>
           <w:tcPr>
-            <w:tcW w:type="dxa" w:w="2340"/>
+            <w:tcW w:type="dxa" w:w="271"/>
           </w:tcPr>
           <w:p>
             <w:r>
@@ -7650,7 +8071,7 @@
         </w:tc>
         <w:tc>
           <w:tcPr>
-            <w:tcW w:type="dxa" w:w="2340"/>
+            <w:tcW w:type="dxa" w:w="2707"/>
           </w:tcPr>
           <w:p>
             <w:r>
@@ -7663,7 +8084,7 @@
         </w:tc>
         <w:tc>
           <w:tcPr>
-            <w:tcW w:type="dxa" w:w="2340"/>
+            <w:tcW w:type="dxa" w:w="3654"/>
           </w:tcPr>
           <w:p>
             <w:r>
@@ -7676,7 +8097,7 @@
         </w:tc>
         <w:tc>
           <w:tcPr>
-            <w:tcW w:type="dxa" w:w="2340"/>
+            <w:tcW w:type="dxa" w:w="2729"/>
           </w:tcPr>
           <w:p>
             <w:r>
@@ -7691,7 +8112,7 @@
       <w:tr>
         <w:tc>
           <w:tcPr>
-            <w:tcW w:type="dxa" w:w="2340"/>
+            <w:tcW w:type="dxa" w:w="271"/>
           </w:tcPr>
           <w:p>
             <w:r>
@@ -7704,7 +8125,7 @@
         </w:tc>
         <w:tc>
           <w:tcPr>
-            <w:tcW w:type="dxa" w:w="2340"/>
+            <w:tcW w:type="dxa" w:w="2707"/>
           </w:tcPr>
           <w:p>
             <w:r>
@@ -7717,7 +8138,7 @@
         </w:tc>
         <w:tc>
           <w:tcPr>
-            <w:tcW w:type="dxa" w:w="2340"/>
+            <w:tcW w:type="dxa" w:w="3654"/>
           </w:tcPr>
           <w:p>
             <w:r>
@@ -7730,7 +8151,7 @@
         </w:tc>
         <w:tc>
           <w:tcPr>
-            <w:tcW w:type="dxa" w:w="2340"/>
+            <w:tcW w:type="dxa" w:w="2729"/>
           </w:tcPr>
           <w:p>
             <w:r>
@@ -7745,7 +8166,7 @@
       <w:tr>
         <w:tc>
           <w:tcPr>
-            <w:tcW w:type="dxa" w:w="2340"/>
+            <w:tcW w:type="dxa" w:w="271"/>
           </w:tcPr>
           <w:p>
             <w:r>
@@ -7758,7 +8179,7 @@
         </w:tc>
         <w:tc>
           <w:tcPr>
-            <w:tcW w:type="dxa" w:w="2340"/>
+            <w:tcW w:type="dxa" w:w="2707"/>
           </w:tcPr>
           <w:p>
             <w:r>
@@ -7771,7 +8192,7 @@
         </w:tc>
         <w:tc>
           <w:tcPr>
-            <w:tcW w:type="dxa" w:w="2340"/>
+            <w:tcW w:type="dxa" w:w="3654"/>
           </w:tcPr>
           <w:p>
             <w:r>
@@ -7784,7 +8205,7 @@
         </w:tc>
         <w:tc>
           <w:tcPr>
-            <w:tcW w:type="dxa" w:w="2340"/>
+            <w:tcW w:type="dxa" w:w="2729"/>
           </w:tcPr>
           <w:p>
             <w:r>
@@ -7799,7 +8220,7 @@
       <w:tr>
         <w:tc>
           <w:tcPr>
-            <w:tcW w:type="dxa" w:w="2340"/>
+            <w:tcW w:type="dxa" w:w="271"/>
           </w:tcPr>
           <w:p>
             <w:r>
@@ -7812,7 +8233,7 @@
         </w:tc>
         <w:tc>
           <w:tcPr>
-            <w:tcW w:type="dxa" w:w="2340"/>
+            <w:tcW w:type="dxa" w:w="2707"/>
           </w:tcPr>
           <w:p>
             <w:r>
@@ -7825,7 +8246,7 @@
         </w:tc>
         <w:tc>
           <w:tcPr>
-            <w:tcW w:type="dxa" w:w="2340"/>
+            <w:tcW w:type="dxa" w:w="3654"/>
           </w:tcPr>
           <w:p>
             <w:r>
@@ -7838,14 +8259,14 @@
         </w:tc>
         <w:tc>
           <w:tcPr>
-            <w:tcW w:type="dxa" w:w="2340"/>
-          </w:tcPr>
-          <w:p>
-            <w:r>
-              <w:rPr>
-                <w:sz w:val="17"/>
-              </w:rPr>
-              <w:t>Now runs to 2030 (Avere-France)</w:t>
+            <w:tcW w:type="dxa" w:w="2729"/>
+          </w:tcPr>
+          <w:p>
+            <w:r>
+              <w:rPr>
+                <w:sz w:val="17"/>
+              </w:rPr>
+              <w:t>Extended to 2030 (announced 7 Jul 2026)</w:t>
             </w:r>
           </w:p>
         </w:tc>
@@ -7853,7 +8274,7 @@
       <w:tr>
         <w:tc>
           <w:tcPr>
-            <w:tcW w:type="dxa" w:w="2340"/>
+            <w:tcW w:type="dxa" w:w="271"/>
           </w:tcPr>
           <w:p>
             <w:r>
@@ -7866,7 +8287,7 @@
         </w:tc>
         <w:tc>
           <w:tcPr>
-            <w:tcW w:type="dxa" w:w="2340"/>
+            <w:tcW w:type="dxa" w:w="2707"/>
           </w:tcPr>
           <w:p>
             <w:r>
@@ -7879,7 +8300,7 @@
         </w:tc>
         <w:tc>
           <w:tcPr>
-            <w:tcW w:type="dxa" w:w="2340"/>
+            <w:tcW w:type="dxa" w:w="3654"/>
           </w:tcPr>
           <w:p>
             <w:r>
@@ -7892,7 +8313,7 @@
         </w:tc>
         <w:tc>
           <w:tcPr>
-            <w:tcW w:type="dxa" w:w="2340"/>
+            <w:tcW w:type="dxa" w:w="2729"/>
           </w:tcPr>
           <w:p>
             <w:r>
@@ -7907,53 +8328,53 @@
       <w:tr>
         <w:tc>
           <w:tcPr>
-            <w:tcW w:type="dxa" w:w="2340"/>
-          </w:tcPr>
-          <w:p>
-            <w:r>
-              <w:rPr>
-                <w:sz w:val="17"/>
-              </w:rPr>
-              <w:t>A1</w:t>
-            </w:r>
-          </w:p>
-        </w:tc>
-        <w:tc>
-          <w:tcPr>
-            <w:tcW w:type="dxa" w:w="2340"/>
-          </w:tcPr>
-          <w:p>
-            <w:r>
-              <w:rPr>
-                <w:sz w:val="17"/>
-              </w:rPr>
-              <w:t>Agent reliability table (first version)</w:t>
-            </w:r>
-          </w:p>
-        </w:tc>
-        <w:tc>
-          <w:tcPr>
-            <w:tcW w:type="dxa" w:w="2340"/>
-          </w:tcPr>
-          <w:p>
-            <w:r>
-              <w:rPr>
-                <w:sz w:val="17"/>
-              </w:rPr>
-              <w:t>UK 2023 EV sales share given as 22.3%, with a "dip" to 19.6%</w:t>
-            </w:r>
-          </w:p>
-        </w:tc>
-        <w:tc>
-          <w:tcPr>
-            <w:tcW w:type="dxa" w:w="2340"/>
-          </w:tcPr>
-          <w:p>
-            <w:r>
-              <w:rPr>
-                <w:sz w:val="17"/>
-              </w:rPr>
-              <w:t>The dataset says 24% (BEV+PHEV), which is not comparable with a BEV-only share; corrected by the agent before Brief v1</w:t>
+            <w:tcW w:type="dxa" w:w="271"/>
+          </w:tcPr>
+          <w:p>
+            <w:r>
+              <w:rPr>
+                <w:sz w:val="17"/>
+              </w:rPr>
+              <w:t>R13</w:t>
+            </w:r>
+          </w:p>
+        </w:tc>
+        <w:tc>
+          <w:tcPr>
+            <w:tcW w:type="dxa" w:w="2707"/>
+          </w:tcPr>
+          <w:p>
+            <w:r>
+              <w:rPr>
+                <w:sz w:val="17"/>
+              </w:rPr>
+              <w:t>UK report</w:t>
+            </w:r>
+          </w:p>
+        </w:tc>
+        <w:tc>
+          <w:tcPr>
+            <w:tcW w:type="dxa" w:w="3654"/>
+          </w:tcPr>
+          <w:p>
+            <w:r>
+              <w:rPr>
+                <w:sz w:val="17"/>
+              </w:rPr>
+              <w:t>"YTD share of approximately 29.8%" through August 2026</w:t>
+            </w:r>
+          </w:p>
+        </w:tc>
+        <w:tc>
+          <w:tcPr>
+            <w:tcW w:type="dxa" w:w="2729"/>
+          </w:tcPr>
+          <w:p>
+            <w:r>
+              <w:rPr>
+                <w:sz w:val="17"/>
+              </w:rPr>
+              <w:t>29.8% is August's single-month share; January–August is 25.6% (SMMT)</w:t>
             </w:r>
           </w:p>
         </w:tc>
@@ -7961,53 +8382,53 @@
       <w:tr>
         <w:tc>
           <w:tcPr>
-            <w:tcW w:type="dxa" w:w="2340"/>
-          </w:tcPr>
-          <w:p>
-            <w:r>
-              <w:rPr>
-                <w:sz w:val="17"/>
-              </w:rPr>
-              <w:t>A2</w:t>
-            </w:r>
-          </w:p>
-        </w:tc>
-        <w:tc>
-          <w:tcPr>
-            <w:tcW w:type="dxa" w:w="2340"/>
-          </w:tcPr>
-          <w:p>
-            <w:r>
-              <w:rPr>
-                <w:sz w:val="17"/>
-              </w:rPr>
-              <w:t>Agent Brief v1</w:t>
-            </w:r>
-          </w:p>
-        </w:tc>
-        <w:tc>
-          <w:tcPr>
-            <w:tcW w:type="dxa" w:w="2340"/>
-          </w:tcPr>
-          <w:p>
-            <w:r>
-              <w:rPr>
-                <w:sz w:val="17"/>
-              </w:rPr>
-              <w:t>Scotland and Wales listed as underserved</w:t>
-            </w:r>
-          </w:p>
-        </w:tc>
-        <w:tc>
-          <w:tcPr>
-            <w:tcW w:type="dxa" w:w="2340"/>
-          </w:tcPr>
-          <w:p>
-            <w:r>
-              <w:rPr>
-                <w:sz w:val="17"/>
-              </w:rPr>
-              <w:t>Scotland is best served (59.1); corrected by the agent in Brief v2</w:t>
+            <w:tcW w:type="dxa" w:w="271"/>
+          </w:tcPr>
+          <w:p>
+            <w:r>
+              <w:rPr>
+                <w:sz w:val="17"/>
+              </w:rPr>
+              <w:t>R14</w:t>
+            </w:r>
+          </w:p>
+        </w:tc>
+        <w:tc>
+          <w:tcPr>
+            <w:tcW w:type="dxa" w:w="2707"/>
+          </w:tcPr>
+          <w:p>
+            <w:r>
+              <w:rPr>
+                <w:sz w:val="17"/>
+              </w:rPr>
+              <w:t>US report</w:t>
+            </w:r>
+          </w:p>
+        </w:tc>
+        <w:tc>
+          <w:tcPr>
+            <w:tcW w:type="dxa" w:w="3654"/>
+          </w:tcPr>
+          <w:p>
+            <w:r>
+              <w:rPr>
+                <w:sz w:val="17"/>
+              </w:rPr>
+              <w:t>Ranks IONNA straight after Red E Charge, leaving out Blink (2,059) and EV Connect (1,731)</w:t>
+            </w:r>
+          </w:p>
+        </w:tc>
+        <w:tc>
+          <w:tcPr>
+            <w:tcW w:type="dxa" w:w="2729"/>
+          </w:tcPr>
+          <w:p>
+            <w:r>
+              <w:rPr>
+                <w:sz w:val="17"/>
+              </w:rPr>
+              <w:t>IONNA is 8th of the top 10</w:t>
             </w:r>
           </w:p>
         </w:tc>
@@ -8015,53 +8436,53 @@
       <w:tr>
         <w:tc>
           <w:tcPr>
-            <w:tcW w:type="dxa" w:w="2340"/>
-          </w:tcPr>
-          <w:p>
-            <w:r>
-              <w:rPr>
-                <w:sz w:val="17"/>
-              </w:rPr>
-              <w:t>A3</w:t>
-            </w:r>
-          </w:p>
-        </w:tc>
-        <w:tc>
-          <w:tcPr>
-            <w:tcW w:type="dxa" w:w="2340"/>
-          </w:tcPr>
-          <w:p>
-            <w:r>
-              <w:rPr>
-                <w:sz w:val="17"/>
-              </w:rPr>
-              <w:t>Agent Briefs v1 and v2</w:t>
-            </w:r>
-          </w:p>
-        </w:tc>
-        <w:tc>
-          <w:tcPr>
-            <w:tcW w:type="dxa" w:w="2340"/>
-          </w:tcPr>
-          <w:p>
-            <w:r>
-              <w:rPr>
-                <w:sz w:val="17"/>
-              </w:rPr>
-              <w:t>UK ranked first partly on "&gt;£1B" / "£1.08B" of public funding</w:t>
-            </w:r>
-          </w:p>
-        </w:tc>
-        <w:tc>
-          <w:tcPr>
-            <w:tcW w:type="dxa" w:w="2340"/>
-          </w:tcPr>
-          <w:p>
-            <w:r>
-              <w:rPr>
-                <w:sz w:val="17"/>
-              </w:rPr>
-              <w:t>Only the £400 M applies to the charging network</w:t>
+            <w:tcW w:type="dxa" w:w="271"/>
+          </w:tcPr>
+          <w:p>
+            <w:r>
+              <w:rPr>
+                <w:sz w:val="17"/>
+              </w:rPr>
+              <w:t>R15</w:t>
+            </w:r>
+          </w:p>
+        </w:tc>
+        <w:tc>
+          <w:tcPr>
+            <w:tcW w:type="dxa" w:w="2707"/>
+          </w:tcPr>
+          <w:p>
+            <w:r>
+              <w:rPr>
+                <w:sz w:val="17"/>
+              </w:rPr>
+              <w:t>UK report</w:t>
+            </w:r>
+          </w:p>
+        </w:tc>
+        <w:tc>
+          <w:tcPr>
+            <w:tcW w:type="dxa" w:w="3654"/>
+          </w:tcPr>
+          <w:p>
+            <w:r>
+              <w:rPr>
+                <w:sz w:val="17"/>
+              </w:rPr>
+              <w:t>Calls DfT's new counting unit "EVSE connectors"</w:t>
+            </w:r>
+          </w:p>
+        </w:tc>
+        <w:tc>
+          <w:tcPr>
+            <w:tcW w:type="dxa" w:w="2729"/>
+          </w:tcPr>
+          <w:p>
+            <w:r>
+              <w:rPr>
+                <w:sz w:val="17"/>
+              </w:rPr>
+              <w:t>DfT counts EV chargers (EVSEs); a connector is a different unit</w:t>
             </w:r>
           </w:p>
         </w:tc>
@@ -8069,53 +8490,53 @@
       <w:tr>
         <w:tc>
           <w:tcPr>
-            <w:tcW w:type="dxa" w:w="2340"/>
-          </w:tcPr>
-          <w:p>
-            <w:r>
-              <w:rPr>
-                <w:sz w:val="17"/>
-              </w:rPr>
-              <w:t>A4</w:t>
-            </w:r>
-          </w:p>
-        </w:tc>
-        <w:tc>
-          <w:tcPr>
-            <w:tcW w:type="dxa" w:w="2340"/>
-          </w:tcPr>
-          <w:p>
-            <w:r>
-              <w:rPr>
-                <w:sz w:val="17"/>
-              </w:rPr>
-              <w:t>Agent Market Analysis</w:t>
-            </w:r>
-          </w:p>
-        </w:tc>
-        <w:tc>
-          <w:tcPr>
-            <w:tcW w:type="dxa" w:w="2340"/>
-          </w:tcPr>
-          <w:p>
-            <w:r>
-              <w:rPr>
-                <w:sz w:val="17"/>
-              </w:rPr>
-              <w:t>France's HPC-only count means "the true DC fast ratio is higher"</w:t>
-            </w:r>
-          </w:p>
-        </w:tc>
-        <w:tc>
-          <w:tcPr>
-            <w:tcW w:type="dxa" w:w="2340"/>
-          </w:tcPr>
-          <w:p>
-            <w:r>
-              <w:rPr>
-                <w:sz w:val="17"/>
-              </w:rPr>
-              <w:t>Backwards: counting all DC chargers lowers the ratio</w:t>
+            <w:tcW w:type="dxa" w:w="271"/>
+          </w:tcPr>
+          <w:p>
+            <w:r>
+              <w:rPr>
+                <w:sz w:val="17"/>
+              </w:rPr>
+              <w:t>R16</w:t>
+            </w:r>
+          </w:p>
+        </w:tc>
+        <w:tc>
+          <w:tcPr>
+            <w:tcW w:type="dxa" w:w="2707"/>
+          </w:tcPr>
+          <w:p>
+            <w:r>
+              <w:rPr>
+                <w:sz w:val="17"/>
+              </w:rPr>
+              <w:t>UK report</w:t>
+            </w:r>
+          </w:p>
+        </w:tc>
+        <w:tc>
+          <w:tcPr>
+            <w:tcW w:type="dxa" w:w="3654"/>
+          </w:tcPr>
+          <w:p>
+            <w:r>
+              <w:rPr>
+                <w:sz w:val="17"/>
+              </w:rPr>
+              <w:t>Revenue estimate assumes about 2 sessions a day, citing a Zapmap page that gives about 4</w:t>
+            </w:r>
+          </w:p>
+        </w:tc>
+        <w:tc>
+          <w:tcPr>
+            <w:tcW w:type="dxa" w:w="2729"/>
+          </w:tcPr>
+          <w:p>
+            <w:r>
+              <w:rPr>
+                <w:sz w:val="17"/>
+              </w:rPr>
+              <w:t>Not used</w:t>
             </w:r>
           </w:p>
         </w:tc>
@@ -8123,53 +8544,53 @@
       <w:tr>
         <w:tc>
           <w:tcPr>
-            <w:tcW w:type="dxa" w:w="2340"/>
-          </w:tcPr>
-          <w:p>
-            <w:r>
-              <w:rPr>
-                <w:sz w:val="17"/>
-              </w:rPr>
-              <w:t>A5</w:t>
-            </w:r>
-          </w:p>
-        </w:tc>
-        <w:tc>
-          <w:tcPr>
-            <w:tcW w:type="dxa" w:w="2340"/>
-          </w:tcPr>
-          <w:p>
-            <w:r>
-              <w:rPr>
-                <w:sz w:val="17"/>
-              </w:rPr>
-              <w:t>Agent Reliability Evaluation</w:t>
-            </w:r>
-          </w:p>
-        </w:tc>
-        <w:tc>
-          <w:tcPr>
-            <w:tcW w:type="dxa" w:w="2340"/>
-          </w:tcPr>
-          <w:p>
-            <w:r>
-              <w:rPr>
-                <w:sz w:val="17"/>
-              </w:rPr>
-              <w:t>US port growth 2023→24 of "+17.3%", mixing IEA chargers above 22 kW with DC ports</w:t>
-            </w:r>
-          </w:p>
-        </w:tc>
-        <w:tc>
-          <w:tcPr>
-            <w:tcW w:type="dxa" w:w="2340"/>
-          </w:tcPr>
-          <w:p>
-            <w:r>
-              <w:rPr>
-                <w:sz w:val="17"/>
-              </w:rPr>
-              <w:t>The report's own figures imply about +36%</w:t>
+            <w:tcW w:type="dxa" w:w="271"/>
+          </w:tcPr>
+          <w:p>
+            <w:r>
+              <w:rPr>
+                <w:sz w:val="17"/>
+              </w:rPr>
+              <w:t>R17</w:t>
+            </w:r>
+          </w:p>
+        </w:tc>
+        <w:tc>
+          <w:tcPr>
+            <w:tcW w:type="dxa" w:w="2707"/>
+          </w:tcPr>
+          <w:p>
+            <w:r>
+              <w:rPr>
+                <w:sz w:val="17"/>
+              </w:rPr>
+              <w:t>UK report</w:t>
+            </w:r>
+          </w:p>
+        </w:tc>
+        <w:tc>
+          <w:tcPr>
+            <w:tcW w:type="dxa" w:w="3654"/>
+          </w:tcPr>
+          <w:p>
+            <w:r>
+              <w:rPr>
+                <w:sz w:val="17"/>
+              </w:rPr>
+              <w:t>Presents Ofgem's pre-reform 5.5-year connection gap as the position after the 2026 reform</w:t>
+            </w:r>
+          </w:p>
+        </w:tc>
+        <w:tc>
+          <w:tcPr>
+            <w:tcW w:type="dxa" w:w="2729"/>
+          </w:tcPr>
+          <w:p>
+            <w:r>
+              <w:rPr>
+                <w:sz w:val="17"/>
+              </w:rPr>
+              <w:t>Dated July 2024 and flagged as pre-reform</w:t>
             </w:r>
           </w:p>
         </w:tc>
@@ -8177,53 +8598,53 @@
       <w:tr>
         <w:tc>
           <w:tcPr>
-            <w:tcW w:type="dxa" w:w="2340"/>
-          </w:tcPr>
-          <w:p>
-            <w:r>
-              <w:rPr>
-                <w:sz w:val="17"/>
-              </w:rPr>
-              <w:t>A6</w:t>
-            </w:r>
-          </w:p>
-        </w:tc>
-        <w:tc>
-          <w:tcPr>
-            <w:tcW w:type="dxa" w:w="2340"/>
-          </w:tcPr>
-          <w:p>
-            <w:r>
-              <w:rPr>
-                <w:sz w:val="17"/>
-              </w:rPr>
-              <w:t>Agent Reliability Evaluation</w:t>
-            </w:r>
-          </w:p>
-        </w:tc>
-        <w:tc>
-          <w:tcPr>
-            <w:tcW w:type="dxa" w:w="2340"/>
-          </w:tcPr>
-          <w:p>
-            <w:r>
-              <w:rPr>
-                <w:sz w:val="17"/>
-              </w:rPr>
-              <w:t>Says the UK report's body text is "more careful" than its summary</w:t>
-            </w:r>
-          </w:p>
-        </w:tc>
-        <w:tc>
-          <w:tcPr>
-            <w:tcW w:type="dxa" w:w="2340"/>
-          </w:tcPr>
-          <w:p>
-            <w:r>
-              <w:rPr>
-                <w:sz w:val="17"/>
-              </w:rPr>
-              <w:t>The body also says "doubled"</w:t>
+            <w:tcW w:type="dxa" w:w="271"/>
+          </w:tcPr>
+          <w:p>
+            <w:r>
+              <w:rPr>
+                <w:sz w:val="17"/>
+              </w:rPr>
+              <w:t>R18</w:t>
+            </w:r>
+          </w:p>
+        </w:tc>
+        <w:tc>
+          <w:tcPr>
+            <w:tcW w:type="dxa" w:w="2707"/>
+          </w:tcPr>
+          <w:p>
+            <w:r>
+              <w:rPr>
+                <w:sz w:val="17"/>
+              </w:rPr>
+              <w:t>EU report</w:t>
+            </w:r>
+          </w:p>
+        </w:tc>
+        <w:tc>
+          <w:tcPr>
+            <w:tcW w:type="dxa" w:w="3654"/>
+          </w:tcPr>
+          <w:p>
+            <w:r>
+              <w:rPr>
+                <w:sz w:val="17"/>
+              </w:rPr>
+              <w:t>Says Germany's top 5 hold "a substantial majority" of fast-charging capacity</w:t>
+            </w:r>
+          </w:p>
+        </w:tc>
+        <w:tc>
+          <w:tcPr>
+            <w:tcW w:type="dxa" w:w="2729"/>
+          </w:tcPr>
+          <w:p>
+            <w:r>
+              <w:rPr>
+                <w:sz w:val="17"/>
+              </w:rPr>
+              <w:t>About 40% of DC fast points</w:t>
             </w:r>
           </w:p>
         </w:tc>
@@ -8231,53 +8652,53 @@
       <w:tr>
         <w:tc>
           <w:tcPr>
-            <w:tcW w:type="dxa" w:w="2340"/>
-          </w:tcPr>
-          <w:p>
-            <w:r>
-              <w:rPr>
-                <w:sz w:val="17"/>
-              </w:rPr>
-              <w:t>A7</w:t>
-            </w:r>
-          </w:p>
-        </w:tc>
-        <w:tc>
-          <w:tcPr>
-            <w:tcW w:type="dxa" w:w="2340"/>
-          </w:tcPr>
-          <w:p>
-            <w:r>
-              <w:rPr>
-                <w:sz w:val="17"/>
-              </w:rPr>
-              <w:t>Agent Reliability Evaluation</w:t>
-            </w:r>
-          </w:p>
-        </w:tc>
-        <w:tc>
-          <w:tcPr>
-            <w:tcW w:type="dxa" w:w="2340"/>
-          </w:tcPr>
-          <w:p>
-            <w:r>
-              <w:rPr>
-                <w:sz w:val="17"/>
-              </w:rPr>
-              <w:t>France's +62.9% called an EU-wide ACEA figure</w:t>
-            </w:r>
-          </w:p>
-        </w:tc>
-        <w:tc>
-          <w:tcPr>
-            <w:tcW w:type="dxa" w:w="2340"/>
-          </w:tcPr>
-          <w:p>
-            <w:r>
-              <w:rPr>
-                <w:sz w:val="17"/>
-              </w:rPr>
-              <w:t>It is France-specific</w:t>
+            <w:tcW w:type="dxa" w:w="271"/>
+          </w:tcPr>
+          <w:p>
+            <w:r>
+              <w:rPr>
+                <w:sz w:val="17"/>
+              </w:rPr>
+              <w:t>A1</w:t>
+            </w:r>
+          </w:p>
+        </w:tc>
+        <w:tc>
+          <w:tcPr>
+            <w:tcW w:type="dxa" w:w="2707"/>
+          </w:tcPr>
+          <w:p>
+            <w:r>
+              <w:rPr>
+                <w:sz w:val="17"/>
+              </w:rPr>
+              <w:t>Agent reliability table (first version)</w:t>
+            </w:r>
+          </w:p>
+        </w:tc>
+        <w:tc>
+          <w:tcPr>
+            <w:tcW w:type="dxa" w:w="3654"/>
+          </w:tcPr>
+          <w:p>
+            <w:r>
+              <w:rPr>
+                <w:sz w:val="17"/>
+              </w:rPr>
+              <w:t>UK 2023 EV sales share given as 22.3%, with a "dip" to 19.6%</w:t>
+            </w:r>
+          </w:p>
+        </w:tc>
+        <w:tc>
+          <w:tcPr>
+            <w:tcW w:type="dxa" w:w="2729"/>
+          </w:tcPr>
+          <w:p>
+            <w:r>
+              <w:rPr>
+                <w:sz w:val="17"/>
+              </w:rPr>
+              <w:t>The dataset says 24% (BEV+PHEV), which is not comparable with a BEV-only share; corrected by the agent before Brief v1</w:t>
             </w:r>
           </w:p>
         </w:tc>
@@ -8285,53 +8706,53 @@
       <w:tr>
         <w:tc>
           <w:tcPr>
-            <w:tcW w:type="dxa" w:w="2340"/>
-          </w:tcPr>
-          <w:p>
-            <w:r>
-              <w:rPr>
-                <w:sz w:val="17"/>
-              </w:rPr>
-              <w:t>A8</w:t>
-            </w:r>
-          </w:p>
-        </w:tc>
-        <w:tc>
-          <w:tcPr>
-            <w:tcW w:type="dxa" w:w="2340"/>
-          </w:tcPr>
-          <w:p>
-            <w:r>
-              <w:rPr>
-                <w:sz w:val="17"/>
-              </w:rPr>
-              <w:t>Agent documents (corrected versions)</w:t>
-            </w:r>
-          </w:p>
-        </w:tc>
-        <w:tc>
-          <w:tcPr>
-            <w:tcW w:type="dxa" w:w="2340"/>
-          </w:tcPr>
-          <w:p>
-            <w:r>
-              <w:rPr>
-                <w:sz w:val="17"/>
-              </w:rPr>
-              <w:t>"ADVENIR runs to 2030" cited to the EU report</w:t>
-            </w:r>
-          </w:p>
-        </w:tc>
-        <w:tc>
-          <w:tcPr>
-            <w:tcW w:type="dxa" w:w="2340"/>
-          </w:tcPr>
-          <w:p>
-            <w:r>
-              <w:rPr>
-                <w:sz w:val="17"/>
-              </w:rPr>
-              <w:t>The 2030 date came from the primary-source check (Appendix D)</w:t>
+            <w:tcW w:type="dxa" w:w="271"/>
+          </w:tcPr>
+          <w:p>
+            <w:r>
+              <w:rPr>
+                <w:sz w:val="17"/>
+              </w:rPr>
+              <w:t>A2</w:t>
+            </w:r>
+          </w:p>
+        </w:tc>
+        <w:tc>
+          <w:tcPr>
+            <w:tcW w:type="dxa" w:w="2707"/>
+          </w:tcPr>
+          <w:p>
+            <w:r>
+              <w:rPr>
+                <w:sz w:val="17"/>
+              </w:rPr>
+              <w:t>Agent Brief v1</w:t>
+            </w:r>
+          </w:p>
+        </w:tc>
+        <w:tc>
+          <w:tcPr>
+            <w:tcW w:type="dxa" w:w="3654"/>
+          </w:tcPr>
+          <w:p>
+            <w:r>
+              <w:rPr>
+                <w:sz w:val="17"/>
+              </w:rPr>
+              <w:t>Scotland and Wales listed as underserved</w:t>
+            </w:r>
+          </w:p>
+        </w:tc>
+        <w:tc>
+          <w:tcPr>
+            <w:tcW w:type="dxa" w:w="2729"/>
+          </w:tcPr>
+          <w:p>
+            <w:r>
+              <w:rPr>
+                <w:sz w:val="17"/>
+              </w:rPr>
+              <w:t>Scotland is best served (59.1); corrected by the agent in Brief v2</w:t>
             </w:r>
           </w:p>
         </w:tc>
@@ -8339,20 +8760,20 @@
       <w:tr>
         <w:tc>
           <w:tcPr>
-            <w:tcW w:type="dxa" w:w="2340"/>
-          </w:tcPr>
-          <w:p>
-            <w:r>
-              <w:rPr>
-                <w:sz w:val="17"/>
-              </w:rPr>
-              <w:t>A9</w:t>
-            </w:r>
-          </w:p>
-        </w:tc>
-        <w:tc>
-          <w:tcPr>
-            <w:tcW w:type="dxa" w:w="2340"/>
+            <w:tcW w:type="dxa" w:w="271"/>
+          </w:tcPr>
+          <w:p>
+            <w:r>
+              <w:rPr>
+                <w:sz w:val="17"/>
+              </w:rPr>
+              <w:t>A3</w:t>
+            </w:r>
+          </w:p>
+        </w:tc>
+        <w:tc>
+          <w:tcPr>
+            <w:tcW w:type="dxa" w:w="2707"/>
           </w:tcPr>
           <w:p>
             <w:r>
@@ -8365,27 +8786,27 @@
         </w:tc>
         <w:tc>
           <w:tcPr>
-            <w:tcW w:type="dxa" w:w="2340"/>
-          </w:tcPr>
-          <w:p>
-            <w:r>
-              <w:rPr>
-                <w:sz w:val="17"/>
-              </w:rPr>
-              <w:t>About 920 words of prose against the agent's own 600-word limit</w:t>
-            </w:r>
-          </w:p>
-        </w:tc>
-        <w:tc>
-          <w:tcPr>
-            <w:tcW w:type="dxa" w:w="2340"/>
-          </w:tcPr>
-          <w:p>
-            <w:r>
-              <w:rPr>
-                <w:sz w:val="17"/>
-              </w:rPr>
-              <w:t>Noted; this brief is the leadership deliverable</w:t>
+            <w:tcW w:type="dxa" w:w="3654"/>
+          </w:tcPr>
+          <w:p>
+            <w:r>
+              <w:rPr>
+                <w:sz w:val="17"/>
+              </w:rPr>
+              <w:t>UK ranked first partly on "&gt;£1B" / "£1.08B" of public funding</w:t>
+            </w:r>
+          </w:p>
+        </w:tc>
+        <w:tc>
+          <w:tcPr>
+            <w:tcW w:type="dxa" w:w="2729"/>
+          </w:tcPr>
+          <w:p>
+            <w:r>
+              <w:rPr>
+                <w:sz w:val="17"/>
+              </w:rPr>
+              <w:t>Adds LEVI (mostly slow on-street) and Ofgem's past grid upgrades to the £400 M; see Section 7</w:t>
             </w:r>
           </w:p>
         </w:tc>
@@ -8393,53 +8814,53 @@
       <w:tr>
         <w:tc>
           <w:tcPr>
-            <w:tcW w:type="dxa" w:w="2340"/>
-          </w:tcPr>
-          <w:p>
-            <w:r>
-              <w:rPr>
-                <w:sz w:val="17"/>
-              </w:rPr>
-              <w:t>A10</w:t>
-            </w:r>
-          </w:p>
-        </w:tc>
-        <w:tc>
-          <w:tcPr>
-            <w:tcW w:type="dxa" w:w="2340"/>
-          </w:tcPr>
-          <w:p>
-            <w:r>
-              <w:rPr>
-                <w:sz w:val="17"/>
-              </w:rPr>
-              <w:t>Agent chart (excluded)</w:t>
-            </w:r>
-          </w:p>
-        </w:tc>
-        <w:tc>
-          <w:tcPr>
-            <w:tcW w:type="dxa" w:w="2340"/>
-          </w:tcPr>
-          <w:p>
-            <w:r>
-              <w:rPr>
-                <w:sz w:val="17"/>
-              </w:rPr>
-              <w:t>US operator pie shows Tesla at 54.2%</w:t>
-            </w:r>
-          </w:p>
-        </w:tc>
-        <w:tc>
-          <w:tcPr>
-            <w:tcW w:type="dxa" w:w="2340"/>
-          </w:tcPr>
-          <w:p>
-            <w:r>
-              <w:rPr>
-                <w:sz w:val="17"/>
-              </w:rPr>
-              <w:t>It divides by 70,095 listed ports instead of the 76,236 total; the correct share is 49.8%</w:t>
+            <w:tcW w:type="dxa" w:w="271"/>
+          </w:tcPr>
+          <w:p>
+            <w:r>
+              <w:rPr>
+                <w:sz w:val="17"/>
+              </w:rPr>
+              <w:t>A4</w:t>
+            </w:r>
+          </w:p>
+        </w:tc>
+        <w:tc>
+          <w:tcPr>
+            <w:tcW w:type="dxa" w:w="2707"/>
+          </w:tcPr>
+          <w:p>
+            <w:r>
+              <w:rPr>
+                <w:sz w:val="17"/>
+              </w:rPr>
+              <w:t>Agent Market Analysis</w:t>
+            </w:r>
+          </w:p>
+        </w:tc>
+        <w:tc>
+          <w:tcPr>
+            <w:tcW w:type="dxa" w:w="3654"/>
+          </w:tcPr>
+          <w:p>
+            <w:r>
+              <w:rPr>
+                <w:sz w:val="17"/>
+              </w:rPr>
+              <w:t>France's HPC-only count means "the true DC fast ratio is higher"</w:t>
+            </w:r>
+          </w:p>
+        </w:tc>
+        <w:tc>
+          <w:tcPr>
+            <w:tcW w:type="dxa" w:w="2729"/>
+          </w:tcPr>
+          <w:p>
+            <w:r>
+              <w:rPr>
+                <w:sz w:val="17"/>
+              </w:rPr>
+              <w:t>Backwards: counting all DC chargers lowers the ratio</w:t>
             </w:r>
           </w:p>
         </w:tc>
@@ -8447,7 +8868,331 @@
       <w:tr>
         <w:tc>
           <w:tcPr>
-            <w:tcW w:type="dxa" w:w="2340"/>
+            <w:tcW w:type="dxa" w:w="271"/>
+          </w:tcPr>
+          <w:p>
+            <w:r>
+              <w:rPr>
+                <w:sz w:val="17"/>
+              </w:rPr>
+              <w:t>A5</w:t>
+            </w:r>
+          </w:p>
+        </w:tc>
+        <w:tc>
+          <w:tcPr>
+            <w:tcW w:type="dxa" w:w="2707"/>
+          </w:tcPr>
+          <w:p>
+            <w:r>
+              <w:rPr>
+                <w:sz w:val="17"/>
+              </w:rPr>
+              <w:t>Agent Reliability Evaluation (the second part is repeated in Briefs v1 and v2 and the combined document; screenshot 12d)</w:t>
+            </w:r>
+          </w:p>
+        </w:tc>
+        <w:tc>
+          <w:tcPr>
+            <w:tcW w:type="dxa" w:w="3654"/>
+          </w:tcPr>
+          <w:p>
+            <w:r>
+              <w:rPr>
+                <w:sz w:val="17"/>
+              </w:rPr>
+              <w:t>US port growth 2023→24 of "+17.3%", mixing IEA chargers above 22 kW with DC ports; and end-2025 → Sep 2026 annualised at "about 16.5%" over an assumed 9 months</w:t>
+            </w:r>
+          </w:p>
+        </w:tc>
+        <w:tc>
+          <w:tcPr>
+            <w:tcW w:type="dxa" w:w="2729"/>
+          </w:tcPr>
+          <w:p>
+            <w:r>
+              <w:rPr>
+                <w:sz w:val="17"/>
+              </w:rPr>
+              <w:t>Like-for-like AFDC counts give about +32% for 2023→24 (38,271 → 50,428); the 246-day period gives about 18–19% annualised</w:t>
+            </w:r>
+          </w:p>
+        </w:tc>
+      </w:tr>
+      <w:tr>
+        <w:tc>
+          <w:tcPr>
+            <w:tcW w:type="dxa" w:w="271"/>
+          </w:tcPr>
+          <w:p>
+            <w:r>
+              <w:rPr>
+                <w:sz w:val="17"/>
+              </w:rPr>
+              <w:t>A6</w:t>
+            </w:r>
+          </w:p>
+        </w:tc>
+        <w:tc>
+          <w:tcPr>
+            <w:tcW w:type="dxa" w:w="2707"/>
+          </w:tcPr>
+          <w:p>
+            <w:r>
+              <w:rPr>
+                <w:sz w:val="17"/>
+              </w:rPr>
+              <w:t>Agent Reliability Evaluation</w:t>
+            </w:r>
+          </w:p>
+        </w:tc>
+        <w:tc>
+          <w:tcPr>
+            <w:tcW w:type="dxa" w:w="3654"/>
+          </w:tcPr>
+          <w:p>
+            <w:r>
+              <w:rPr>
+                <w:sz w:val="17"/>
+              </w:rPr>
+              <w:t>Says the UK report's body text is "more careful" than its summary</w:t>
+            </w:r>
+          </w:p>
+        </w:tc>
+        <w:tc>
+          <w:tcPr>
+            <w:tcW w:type="dxa" w:w="2729"/>
+          </w:tcPr>
+          <w:p>
+            <w:r>
+              <w:rPr>
+                <w:sz w:val="17"/>
+              </w:rPr>
+              <w:t>The body also says "doubled"</w:t>
+            </w:r>
+          </w:p>
+        </w:tc>
+      </w:tr>
+      <w:tr>
+        <w:tc>
+          <w:tcPr>
+            <w:tcW w:type="dxa" w:w="271"/>
+          </w:tcPr>
+          <w:p>
+            <w:r>
+              <w:rPr>
+                <w:sz w:val="17"/>
+              </w:rPr>
+              <w:t>A7</w:t>
+            </w:r>
+          </w:p>
+        </w:tc>
+        <w:tc>
+          <w:tcPr>
+            <w:tcW w:type="dxa" w:w="2707"/>
+          </w:tcPr>
+          <w:p>
+            <w:r>
+              <w:rPr>
+                <w:sz w:val="17"/>
+              </w:rPr>
+              <w:t>Agent Reliability Evaluation</w:t>
+            </w:r>
+          </w:p>
+        </w:tc>
+        <w:tc>
+          <w:tcPr>
+            <w:tcW w:type="dxa" w:w="3654"/>
+          </w:tcPr>
+          <w:p>
+            <w:r>
+              <w:rPr>
+                <w:sz w:val="17"/>
+              </w:rPr>
+              <w:t>France's +62.9% called an EU-wide ACEA figure</w:t>
+            </w:r>
+          </w:p>
+        </w:tc>
+        <w:tc>
+          <w:tcPr>
+            <w:tcW w:type="dxa" w:w="2729"/>
+          </w:tcPr>
+          <w:p>
+            <w:r>
+              <w:rPr>
+                <w:sz w:val="17"/>
+              </w:rPr>
+              <w:t>It is France-specific</w:t>
+            </w:r>
+          </w:p>
+        </w:tc>
+      </w:tr>
+      <w:tr>
+        <w:tc>
+          <w:tcPr>
+            <w:tcW w:type="dxa" w:w="271"/>
+          </w:tcPr>
+          <w:p>
+            <w:r>
+              <w:rPr>
+                <w:sz w:val="17"/>
+              </w:rPr>
+              <w:t>A8</w:t>
+            </w:r>
+          </w:p>
+        </w:tc>
+        <w:tc>
+          <w:tcPr>
+            <w:tcW w:type="dxa" w:w="2707"/>
+          </w:tcPr>
+          <w:p>
+            <w:r>
+              <w:rPr>
+                <w:sz w:val="17"/>
+              </w:rPr>
+              <w:t>Agent documents (corrected versions)</w:t>
+            </w:r>
+          </w:p>
+        </w:tc>
+        <w:tc>
+          <w:tcPr>
+            <w:tcW w:type="dxa" w:w="3654"/>
+          </w:tcPr>
+          <w:p>
+            <w:r>
+              <w:rPr>
+                <w:sz w:val="17"/>
+              </w:rPr>
+              <w:t>"ADVENIR runs to 2030" cited to the EU report</w:t>
+            </w:r>
+          </w:p>
+        </w:tc>
+        <w:tc>
+          <w:tcPr>
+            <w:tcW w:type="dxa" w:w="2729"/>
+          </w:tcPr>
+          <w:p>
+            <w:r>
+              <w:rPr>
+                <w:sz w:val="17"/>
+              </w:rPr>
+              <w:t>The 2030 date came from the primary-source check (Appendix D)</w:t>
+            </w:r>
+          </w:p>
+        </w:tc>
+      </w:tr>
+      <w:tr>
+        <w:tc>
+          <w:tcPr>
+            <w:tcW w:type="dxa" w:w="271"/>
+          </w:tcPr>
+          <w:p>
+            <w:r>
+              <w:rPr>
+                <w:sz w:val="17"/>
+              </w:rPr>
+              <w:t>A9</w:t>
+            </w:r>
+          </w:p>
+        </w:tc>
+        <w:tc>
+          <w:tcPr>
+            <w:tcW w:type="dxa" w:w="2707"/>
+          </w:tcPr>
+          <w:p>
+            <w:r>
+              <w:rPr>
+                <w:sz w:val="17"/>
+              </w:rPr>
+              <w:t>Agent Briefs v1 and v2</w:t>
+            </w:r>
+          </w:p>
+        </w:tc>
+        <w:tc>
+          <w:tcPr>
+            <w:tcW w:type="dxa" w:w="3654"/>
+          </w:tcPr>
+          <w:p>
+            <w:r>
+              <w:rPr>
+                <w:sz w:val="17"/>
+              </w:rPr>
+              <w:t>About 920 words of prose against the agent's own 600-word limit</w:t>
+            </w:r>
+          </w:p>
+        </w:tc>
+        <w:tc>
+          <w:tcPr>
+            <w:tcW w:type="dxa" w:w="2729"/>
+          </w:tcPr>
+          <w:p>
+            <w:r>
+              <w:rPr>
+                <w:sz w:val="17"/>
+              </w:rPr>
+              <w:t>Noted; this brief is the leadership deliverable</w:t>
+            </w:r>
+          </w:p>
+        </w:tc>
+      </w:tr>
+      <w:tr>
+        <w:tc>
+          <w:tcPr>
+            <w:tcW w:type="dxa" w:w="271"/>
+          </w:tcPr>
+          <w:p>
+            <w:r>
+              <w:rPr>
+                <w:sz w:val="17"/>
+              </w:rPr>
+              <w:t>A10</w:t>
+            </w:r>
+          </w:p>
+        </w:tc>
+        <w:tc>
+          <w:tcPr>
+            <w:tcW w:type="dxa" w:w="2707"/>
+          </w:tcPr>
+          <w:p>
+            <w:r>
+              <w:rPr>
+                <w:sz w:val="17"/>
+              </w:rPr>
+              <w:t>Agent chart (excluded)</w:t>
+            </w:r>
+          </w:p>
+        </w:tc>
+        <w:tc>
+          <w:tcPr>
+            <w:tcW w:type="dxa" w:w="3654"/>
+          </w:tcPr>
+          <w:p>
+            <w:r>
+              <w:rPr>
+                <w:sz w:val="17"/>
+              </w:rPr>
+              <w:t>US operator pie shows Tesla at 54.2%</w:t>
+            </w:r>
+          </w:p>
+        </w:tc>
+        <w:tc>
+          <w:tcPr>
+            <w:tcW w:type="dxa" w:w="2729"/>
+          </w:tcPr>
+          <w:p>
+            <w:r>
+              <w:rPr>
+                <w:sz w:val="17"/>
+              </w:rPr>
+              <w:t>It divides by 70,095 listed ports instead of the 76,236 total; the correct share is 49.8%</w:t>
+            </w:r>
+          </w:p>
+        </w:tc>
+      </w:tr>
+      <w:tr>
+        <w:tc>
+          <w:tcPr>
+            <w:tcW w:type="dxa" w:w="271"/>
           </w:tcPr>
           <w:p>
             <w:r>
@@ -8460,7 +9205,7 @@
         </w:tc>
         <w:tc>
           <w:tcPr>
-            <w:tcW w:type="dxa" w:w="2340"/>
+            <w:tcW w:type="dxa" w:w="2707"/>
           </w:tcPr>
           <w:p>
             <w:r>
@@ -8473,7 +9218,7 @@
         </w:tc>
         <w:tc>
           <w:tcPr>
-            <w:tcW w:type="dxa" w:w="2340"/>
+            <w:tcW w:type="dxa" w:w="3654"/>
           </w:tcPr>
           <w:p>
             <w:r>
@@ -8486,7 +9231,7 @@
         </w:tc>
         <w:tc>
           <w:tcPr>
-            <w:tcW w:type="dxa" w:w="2340"/>
+            <w:tcW w:type="dxa" w:w="2729"/>
           </w:tcPr>
           <w:p>
             <w:r>
@@ -8494,6 +9239,168 @@
                 <w:sz w:val="17"/>
               </w:rPr>
               <w:t>Excluded</w:t>
+            </w:r>
+          </w:p>
+        </w:tc>
+      </w:tr>
+      <w:tr>
+        <w:tc>
+          <w:tcPr>
+            <w:tcW w:type="dxa" w:w="271"/>
+          </w:tcPr>
+          <w:p>
+            <w:r>
+              <w:rPr>
+                <w:sz w:val="17"/>
+              </w:rPr>
+              <w:t>A12</w:t>
+            </w:r>
+          </w:p>
+        </w:tc>
+        <w:tc>
+          <w:tcPr>
+            <w:tcW w:type="dxa" w:w="2707"/>
+          </w:tcPr>
+          <w:p>
+            <w:r>
+              <w:rPr>
+                <w:sz w:val="17"/>
+              </w:rPr>
+              <w:t>Agent chart V9</w:t>
+            </w:r>
+          </w:p>
+        </w:tc>
+        <w:tc>
+          <w:tcPr>
+            <w:tcW w:type="dxa" w:w="3654"/>
+          </w:tcPr>
+          <w:p>
+            <w:r>
+              <w:rPr>
+                <w:sz w:val="17"/>
+              </w:rPr>
+              <w:t>US "latest" value of 101 is the midpoint of the report's 96–106, which breaks the agent's no-averaging rule; Germany's 70 is its own estimate, not the report's 71</w:t>
+            </w:r>
+          </w:p>
+        </w:tc>
+        <w:tc>
+          <w:tcPr>
+            <w:tcW w:type="dxa" w:w="2729"/>
+          </w:tcPr>
+          <w:p>
+            <w:r>
+              <w:rPr>
+                <w:sz w:val="17"/>
+              </w:rPr>
+              <w:t>Annotated in Section 5; the recomputed US ratio is about 115–119</w:t>
+            </w:r>
+          </w:p>
+        </w:tc>
+      </w:tr>
+      <w:tr>
+        <w:tc>
+          <w:tcPr>
+            <w:tcW w:type="dxa" w:w="271"/>
+          </w:tcPr>
+          <w:p>
+            <w:r>
+              <w:rPr>
+                <w:sz w:val="17"/>
+              </w:rPr>
+              <w:t>A13</w:t>
+            </w:r>
+          </w:p>
+        </w:tc>
+        <w:tc>
+          <w:tcPr>
+            <w:tcW w:type="dxa" w:w="2707"/>
+          </w:tcPr>
+          <w:p>
+            <w:r>
+              <w:rPr>
+                <w:sz w:val="17"/>
+              </w:rPr>
+              <w:t>Agent Market Analysis (both versions), Brief v1 and combined document</w:t>
+            </w:r>
+          </w:p>
+        </w:tc>
+        <w:tc>
+          <w:tcPr>
+            <w:tcW w:type="dxa" w:w="3654"/>
+          </w:tcPr>
+          <w:p>
+            <w:r>
+              <w:rPr>
+                <w:sz w:val="17"/>
+              </w:rPr>
+              <w:t>Repeats R10's "6–12 year payback" for Germany and France</w:t>
+            </w:r>
+          </w:p>
+        </w:tc>
+        <w:tc>
+          <w:tcPr>
+            <w:tcW w:type="dxa" w:w="2729"/>
+          </w:tcPr>
+          <w:p>
+            <w:r>
+              <w:rPr>
+                <w:sz w:val="17"/>
+              </w:rPr>
+              <w:t>Not used; visible only in the V8 screenshot</w:t>
+            </w:r>
+          </w:p>
+        </w:tc>
+      </w:tr>
+      <w:tr>
+        <w:tc>
+          <w:tcPr>
+            <w:tcW w:type="dxa" w:w="271"/>
+          </w:tcPr>
+          <w:p>
+            <w:r>
+              <w:rPr>
+                <w:sz w:val="17"/>
+              </w:rPr>
+              <w:t>A14</w:t>
+            </w:r>
+          </w:p>
+        </w:tc>
+        <w:tc>
+          <w:tcPr>
+            <w:tcW w:type="dxa" w:w="2707"/>
+          </w:tcPr>
+          <w:p>
+            <w:r>
+              <w:rPr>
+                <w:sz w:val="17"/>
+              </w:rPr>
+              <w:t>Agent Market Analysis, combined document and V8 table</w:t>
+            </w:r>
+          </w:p>
+        </w:tc>
+        <w:tc>
+          <w:tcPr>
+            <w:tcW w:type="dxa" w:w="3654"/>
+          </w:tcPr>
+          <w:p>
+            <w:r>
+              <w:rPr>
+                <w:sz w:val="17"/>
+              </w:rPr>
+              <w:t>Repeats R13's "29.8% YTD"</w:t>
+            </w:r>
+          </w:p>
+        </w:tc>
+        <w:tc>
+          <w:tcPr>
+            <w:tcW w:type="dxa" w:w="2729"/>
+          </w:tcPr>
+          <w:p>
+            <w:r>
+              <w:rPr>
+                <w:sz w:val="17"/>
+              </w:rPr>
+              <w:t>SMMT gives 25.6% for January–August</w:t>
             </w:r>
           </w:p>
         </w:tc>

--- a/deliverables/Market_Intelligence_Research_Brief.docx
+++ b/deliverables/Market_Intelligence_Research_Brief.docx
@@ -66,13 +66,13 @@
         </w:tblBorders>
       </w:tblPr>
       <w:tblGrid>
-        <w:gridCol w:w="4680"/>
-        <w:gridCol w:w="4680"/>
+        <w:gridCol w:w="2008"/>
+        <w:gridCol w:w="7351"/>
       </w:tblGrid>
       <w:tr>
         <w:tc>
           <w:tcPr>
-            <w:tcW w:type="dxa" w:w="488"/>
+            <w:tcW w:type="dxa" w:w="2008"/>
           </w:tcPr>
           <w:p>
             <w:r>
@@ -86,7 +86,7 @@
         </w:tc>
         <w:tc>
           <w:tcPr>
-            <w:tcW w:type="dxa" w:w="8872"/>
+            <w:tcW w:type="dxa" w:w="7352"/>
           </w:tcPr>
           <w:p>
             <w:r>
@@ -102,7 +102,7 @@
       <w:tr>
         <w:tc>
           <w:tcPr>
-            <w:tcW w:type="dxa" w:w="488"/>
+            <w:tcW w:type="dxa" w:w="2008"/>
           </w:tcPr>
           <w:p>
             <w:r>
@@ -116,7 +116,7 @@
         </w:tc>
         <w:tc>
           <w:tcPr>
-            <w:tcW w:type="dxa" w:w="8872"/>
+            <w:tcW w:type="dxa" w:w="7352"/>
           </w:tcPr>
           <w:p>
             <w:r>
@@ -136,7 +136,7 @@
               <w:rPr>
                 <w:sz w:val="17"/>
               </w:rPr>
-              <w:t xml:space="preserve"> for a site-led entry. Gridserve's exclusive rights at about two-thirds of motorway service areas stop being enforced after November 2026, although the service-area operators are also building their own networks. Several regions are underserved, and UK supply has overtaken the fleet less than in the EU core. Scope </w:t>
+              <w:t xml:space="preserve"> for a site-led entry. Gridserve's exclusive rights at about two-thirds of motorway service areas stop being enforced after November 2026, although Moto and Roadchef are building their own networks and Extra is expanding with Ionity. Several regions are underserved, and UK supply has overtaken the fleet less than in the EU core. Scope </w:t>
             </w:r>
             <w:r>
               <w:rPr>
@@ -170,7 +170,7 @@
       <w:tr>
         <w:tc>
           <w:tcPr>
-            <w:tcW w:type="dxa" w:w="488"/>
+            <w:tcW w:type="dxa" w:w="2008"/>
           </w:tcPr>
           <w:p>
             <w:r>
@@ -184,7 +184,7 @@
         </w:tc>
         <w:tc>
           <w:tcPr>
-            <w:tcW w:type="dxa" w:w="8872"/>
+            <w:tcW w:type="dxa" w:w="7352"/>
           </w:tcPr>
           <w:p>
             <w:r>
@@ -206,7 +206,7 @@
       <w:tr>
         <w:tc>
           <w:tcPr>
-            <w:tcW w:type="dxa" w:w="488"/>
+            <w:tcW w:type="dxa" w:w="2008"/>
           </w:tcPr>
           <w:p>
             <w:r>
@@ -220,7 +220,7 @@
         </w:tc>
         <w:tc>
           <w:tcPr>
-            <w:tcW w:type="dxa" w:w="8872"/>
+            <w:tcW w:type="dxa" w:w="7352"/>
           </w:tcPr>
           <w:p>
             <w:r>
@@ -235,7 +235,7 @@
       <w:tr>
         <w:tc>
           <w:tcPr>
-            <w:tcW w:type="dxa" w:w="488"/>
+            <w:tcW w:type="dxa" w:w="2008"/>
           </w:tcPr>
           <w:p>
             <w:r>
@@ -249,14 +249,14 @@
         </w:tc>
         <w:tc>
           <w:tcPr>
-            <w:tcW w:type="dxa" w:w="8872"/>
-          </w:tcPr>
-          <w:p>
-            <w:r>
-              <w:rPr>
-                <w:sz w:val="17"/>
-              </w:rPr>
-              <w:t>UK grid-connection delays (a 5.5-year average gap in Ofgem's July 2024 data, before the queue reform). Service-area operators taking the freed motorway sites for their own networks. The UK ZEV mandate review (consultation Aug–Oct 2026). Low utilisation (about 8% across all UK public chargers, all speeds). The US demand shock after the tax credit ended.</w:t>
+            <w:tcW w:type="dxa" w:w="7352"/>
+          </w:tcPr>
+          <w:p>
+            <w:r>
+              <w:rPr>
+                <w:sz w:val="17"/>
+              </w:rPr>
+              <w:t>UK grid-connection delays (a 5.5-year gap between requested and offered connection dates in Ofgem's July 2024 blog, before the queue reform). Service-area operators taking the freed motorway sites for their own networks or partners. The UK ZEV mandate review (consultation Aug–Oct 2026). Low utilisation (about 8% across all UK public chargers, all speeds). The US demand shock after the tax credit ended.</w:t>
             </w:r>
           </w:p>
         </w:tc>
@@ -264,7 +264,7 @@
       <w:tr>
         <w:tc>
           <w:tcPr>
-            <w:tcW w:type="dxa" w:w="488"/>
+            <w:tcW w:type="dxa" w:w="2008"/>
           </w:tcPr>
           <w:p>
             <w:r>
@@ -278,7 +278,7 @@
         </w:tc>
         <w:tc>
           <w:tcPr>
-            <w:tcW w:type="dxa" w:w="8872"/>
+            <w:tcW w:type="dxa" w:w="7352"/>
           </w:tcPr>
           <w:p>
             <w:r>
@@ -540,7 +540,7 @@
         <w:t>Timeframe:</w:t>
       </w:r>
       <w:r>
-        <w:t xml:space="preserve"> A 2023 dataset baseline and a 2026–2028 decision horizon. External evidence is mostly from 2024 to September 2026. Two older items are the 2022 CMA motorway commitments and the 2022–2024 standing-charge example. IEA projections to 2030 are used as scenario context only.</w:t>
+        <w:t xml:space="preserve"> A 2023 dataset baseline and a 2026–2028 decision horizon. External evidence is mostly from 2024 to September 2026. Older items are Ofgem's 2021 Green Recovery Scheme, the 2022 CMA motorway commitments, the 2022–2024 standing-charge example, AFDC's end-2023 port count and RMI's demand-charge guidance. IEA projections to 2030 are used as scenario context only.</w:t>
       </w:r>
     </w:p>
     <w:p>
@@ -915,7 +915,7 @@
         <w:t xml:space="preserve">• </w:t>
       </w:r>
       <w:r>
-        <w:t>Two line-by-line reviews of this brief against the reports, the dataset and the agent's documents.</w:t>
+        <w:t>Three line-by-line reviews of this brief against the reports, the dataset and the agent's documents.</w:t>
       </w:r>
     </w:p>
     <w:p>
@@ -1201,13 +1201,13 @@
         </w:tblBorders>
       </w:tblPr>
       <w:tblGrid>
-        <w:gridCol w:w="4680"/>
-        <w:gridCol w:w="4680"/>
+        <w:gridCol w:w="3028"/>
+        <w:gridCol w:w="6331"/>
       </w:tblGrid>
       <w:tr>
         <w:tc>
           <w:tcPr>
-            <w:tcW w:type="dxa" w:w="2400"/>
+            <w:tcW w:type="dxa" w:w="3029"/>
           </w:tcPr>
           <w:p>
             <w:r>
@@ -1221,7 +1221,7 @@
         </w:tc>
         <w:tc>
           <w:tcPr>
-            <w:tcW w:type="dxa" w:w="6960"/>
+            <w:tcW w:type="dxa" w:w="6331"/>
           </w:tcPr>
           <w:p>
             <w:r>
@@ -1237,7 +1237,7 @@
       <w:tr>
         <w:tc>
           <w:tcPr>
-            <w:tcW w:type="dxa" w:w="2400"/>
+            <w:tcW w:type="dxa" w:w="3029"/>
           </w:tcPr>
           <w:p>
             <w:r>
@@ -1250,7 +1250,7 @@
         </w:tc>
         <w:tc>
           <w:tcPr>
-            <w:tcW w:type="dxa" w:w="6960"/>
+            <w:tcW w:type="dxa" w:w="6331"/>
           </w:tcPr>
           <w:p>
             <w:r>
@@ -1265,7 +1265,7 @@
       <w:tr>
         <w:tc>
           <w:tcPr>
-            <w:tcW w:type="dxa" w:w="2400"/>
+            <w:tcW w:type="dxa" w:w="3029"/>
           </w:tcPr>
           <w:p>
             <w:r>
@@ -1278,7 +1278,7 @@
         </w:tc>
         <w:tc>
           <w:tcPr>
-            <w:tcW w:type="dxa" w:w="6960"/>
+            <w:tcW w:type="dxa" w:w="6331"/>
           </w:tcPr>
           <w:p>
             <w:r>
@@ -1293,7 +1293,7 @@
       <w:tr>
         <w:tc>
           <w:tcPr>
-            <w:tcW w:type="dxa" w:w="2400"/>
+            <w:tcW w:type="dxa" w:w="3029"/>
           </w:tcPr>
           <w:p>
             <w:r>
@@ -1306,7 +1306,7 @@
         </w:tc>
         <w:tc>
           <w:tcPr>
-            <w:tcW w:type="dxa" w:w="6960"/>
+            <w:tcW w:type="dxa" w:w="6331"/>
           </w:tcPr>
           <w:p>
             <w:r>
@@ -1321,7 +1321,7 @@
       <w:tr>
         <w:tc>
           <w:tcPr>
-            <w:tcW w:type="dxa" w:w="2400"/>
+            <w:tcW w:type="dxa" w:w="3029"/>
           </w:tcPr>
           <w:p>
             <w:r>
@@ -1334,7 +1334,7 @@
         </w:tc>
         <w:tc>
           <w:tcPr>
-            <w:tcW w:type="dxa" w:w="6960"/>
+            <w:tcW w:type="dxa" w:w="6331"/>
           </w:tcPr>
           <w:p>
             <w:r>
@@ -1349,7 +1349,7 @@
       <w:tr>
         <w:tc>
           <w:tcPr>
-            <w:tcW w:type="dxa" w:w="2400"/>
+            <w:tcW w:type="dxa" w:w="3029"/>
           </w:tcPr>
           <w:p>
             <w:r>
@@ -1362,7 +1362,7 @@
         </w:tc>
         <w:tc>
           <w:tcPr>
-            <w:tcW w:type="dxa" w:w="6960"/>
+            <w:tcW w:type="dxa" w:w="6331"/>
           </w:tcPr>
           <w:p>
             <w:r>
@@ -1377,7 +1377,7 @@
       <w:tr>
         <w:tc>
           <w:tcPr>
-            <w:tcW w:type="dxa" w:w="2400"/>
+            <w:tcW w:type="dxa" w:w="3029"/>
           </w:tcPr>
           <w:p>
             <w:r>
@@ -1390,7 +1390,7 @@
         </w:tc>
         <w:tc>
           <w:tcPr>
-            <w:tcW w:type="dxa" w:w="6960"/>
+            <w:tcW w:type="dxa" w:w="6331"/>
           </w:tcPr>
           <w:p>
             <w:r>
@@ -1405,7 +1405,7 @@
       <w:tr>
         <w:tc>
           <w:tcPr>
-            <w:tcW w:type="dxa" w:w="2400"/>
+            <w:tcW w:type="dxa" w:w="3029"/>
           </w:tcPr>
           <w:p>
             <w:r>
@@ -1418,7 +1418,7 @@
         </w:tc>
         <w:tc>
           <w:tcPr>
-            <w:tcW w:type="dxa" w:w="6960"/>
+            <w:tcW w:type="dxa" w:w="6331"/>
           </w:tcPr>
           <w:p>
             <w:r>
@@ -1433,7 +1433,7 @@
       <w:tr>
         <w:tc>
           <w:tcPr>
-            <w:tcW w:type="dxa" w:w="2400"/>
+            <w:tcW w:type="dxa" w:w="3029"/>
           </w:tcPr>
           <w:p>
             <w:r>
@@ -1446,7 +1446,7 @@
         </w:tc>
         <w:tc>
           <w:tcPr>
-            <w:tcW w:type="dxa" w:w="6960"/>
+            <w:tcW w:type="dxa" w:w="6331"/>
           </w:tcPr>
           <w:p>
             <w:r>
@@ -1461,7 +1461,7 @@
       <w:tr>
         <w:tc>
           <w:tcPr>
-            <w:tcW w:type="dxa" w:w="2400"/>
+            <w:tcW w:type="dxa" w:w="3029"/>
           </w:tcPr>
           <w:p>
             <w:r>
@@ -1474,7 +1474,7 @@
         </w:tc>
         <w:tc>
           <w:tcPr>
-            <w:tcW w:type="dxa" w:w="6960"/>
+            <w:tcW w:type="dxa" w:w="6331"/>
           </w:tcPr>
           <w:p>
             <w:r>
@@ -1489,7 +1489,7 @@
       <w:tr>
         <w:tc>
           <w:tcPr>
-            <w:tcW w:type="dxa" w:w="2400"/>
+            <w:tcW w:type="dxa" w:w="3029"/>
           </w:tcPr>
           <w:p>
             <w:r>
@@ -1502,7 +1502,7 @@
         </w:tc>
         <w:tc>
           <w:tcPr>
-            <w:tcW w:type="dxa" w:w="6960"/>
+            <w:tcW w:type="dxa" w:w="6331"/>
           </w:tcPr>
           <w:p>
             <w:r>
@@ -1517,7 +1517,7 @@
       <w:tr>
         <w:tc>
           <w:tcPr>
-            <w:tcW w:type="dxa" w:w="2400"/>
+            <w:tcW w:type="dxa" w:w="3029"/>
           </w:tcPr>
           <w:p>
             <w:r>
@@ -1530,7 +1530,7 @@
         </w:tc>
         <w:tc>
           <w:tcPr>
-            <w:tcW w:type="dxa" w:w="6960"/>
+            <w:tcW w:type="dxa" w:w="6331"/>
           </w:tcPr>
           <w:p>
             <w:r>
@@ -2003,7 +2003,7 @@
         <w:t xml:space="preserve">• </w:t>
       </w:r>
       <w:r>
-        <w:t>DC fast ports then reached 50,428 (Dec 2024), about 68,000 (end-2025) and 76,236 (3 Sep 2026) [Research: US report; evchargingstations.com, verified].</w:t>
+        <w:t>DC fast ports then reached 50,428 (Dec 2024), about 68,000 (end-2025) and 76,236 (1 Sep 2026) [Research: US report; evchargingstations.com, verified].</w:t>
       </w:r>
     </w:p>
     <w:p>
@@ -2131,7 +2131,7 @@
         <w:t xml:space="preserve">• </w:t>
       </w:r>
       <w:r>
-        <w:t>Charger counts: UK 1 Jul 2026 (DfT, published 27 Aug 2026); Germany Jul 2026; US 3 Sep 2026; France Feb 2025.</w:t>
+        <w:t>Charger counts: UK 1 Jul 2026 (DfT, published 27 Aug 2026); Germany Jul 2026; US 1 Sep 2026 (published 3 Sep 2026); France Feb 2025.</w:t>
       </w:r>
     </w:p>
     <w:p>
@@ -2723,7 +2723,7 @@
         <w:t xml:space="preserve">• </w:t>
       </w:r>
       <w:r>
-        <w:t>Ofgem's blog of 17 July 2024 gives a 5.5-year average gap between requested and offered connection dates for all connecting customers, when the queue was dominated by renewables and storage. This predates the reform that has since moved 221 GW out of the queue (April 2026). No post-reform or charger-specific figure was found [Research: UK report].</w:t>
+        <w:t>Ofgem's blog of 17 July 2024 reports a 5.5-year difference between requested connection dates and connection offers for connecting customers, when the 714 GW queue was dominated by renewables and storage. This predates the reform that has since moved 221 GW out of the queue (April 2026). No post-reform or charger-specific figure was found [Research: UK report].</w:t>
       </w:r>
     </w:p>
     <w:p>
@@ -2898,7 +2898,7 @@
         <w:t>What would change our mind:</w:t>
       </w:r>
       <w:r>
-        <w:t xml:space="preserve"> Published UK rapid-specific utilisation consistently above 15%, or post-reform Ofgem data showing connection times for charging sites well below the pre-reform 5.5-year average.</w:t>
+        <w:t xml:space="preserve"> Published UK rapid-specific utilisation consistently above 15%, or post-reform Ofgem data showing connection times for charging sites well below the pre-reform 5.5-year gap.</w:t>
       </w:r>
     </w:p>
     <w:p>
@@ -3169,7 +3169,7 @@
         <w:t xml:space="preserve">• </w:t>
       </w:r>
       <w:r>
-        <w:t>Near-highway: Tesla 2,453, Powerdot 1,369, Electra 1,181. Electra's highway plus near-highway total is 1,504, after a €304 M Series B.</w:t>
+        <w:t>Near-highway: Tesla 2,453, Powerdot 1,369, Electra 1,181, TotalEnergies 693, Izivia 683. Electra's highway plus near-highway total is 1,504, after a €304 M Series B.</w:t>
       </w:r>
     </w:p>
     <w:p>
@@ -3376,7 +3376,7 @@
         <w:t xml:space="preserve">• </w:t>
       </w:r>
       <w:r>
-        <w:t>The owners are moving first. Moto launched its own Moto Charge network in December 2025 [Zapmap]. Roadchef has opened its first branded hub on the M6 [The Fast Charge]. Extra is expanding its sites with Ionity [electrive, Aug 2025].</w:t>
+        <w:t>The owners are moving first. Moto launched its own Moto Charge network in December 2025 [Zapmap]. Roadchef has installed its first own-branded hub on the M6, though it did not appear to be live in early August 2026 [The Fast Charge, 6 Aug 2026]. Extra is expanding its sites with Ionity [electrive, Aug 2025].</w:t>
       </w:r>
     </w:p>
     <w:p>
@@ -3597,7 +3597,7 @@
         <w:t xml:space="preserve">• </w:t>
       </w:r>
       <w:r>
-        <w:t>California has run state-funded rounds (Fast Charge California, $55 M, 2025) [Research: US report; CEC]; whether new rounds follow is not known.</w:t>
+        <w:t>California has run state-funded rounds (Fast Charge California, $55 M, 2025) [Research: US report; CEC]. On 18 Aug 2026 the CEC approved a $95.2 M FY2026–27 ZEV infrastructure plan that includes $48 M for light-duty charging, focused on DC fast and home or near-home charging [Research: US report; CEC]; how much of it reaches public fast-charging rounds is not known.</w:t>
       </w:r>
     </w:p>
     <w:p>
@@ -3691,7 +3691,7 @@
         <w:t xml:space="preserve">• </w:t>
       </w:r>
       <w:r>
-        <w:t>Site-owner moves are dated December 2025 to 2026.</w:t>
+        <w:t>Site-owner moves are dated August 2025 (Extra with Ionity) to August 2026 (Roadchef).</w:t>
       </w:r>
     </w:p>
     <w:p>
@@ -3930,15 +3930,15 @@
         </w:tblBorders>
       </w:tblPr>
       <w:tblGrid>
-        <w:gridCol w:w="2340"/>
-        <w:gridCol w:w="2340"/>
-        <w:gridCol w:w="2340"/>
-        <w:gridCol w:w="2340"/>
+        <w:gridCol w:w="604"/>
+        <w:gridCol w:w="1542"/>
+        <w:gridCol w:w="3592"/>
+        <w:gridCol w:w="3621"/>
       </w:tblGrid>
       <w:tr>
         <w:tc>
           <w:tcPr>
-            <w:tcW w:type="dxa" w:w="130"/>
+            <w:tcW w:type="dxa" w:w="605"/>
           </w:tcPr>
           <w:p>
             <w:r>
@@ -3952,7 +3952,7 @@
         </w:tc>
         <w:tc>
           <w:tcPr>
-            <w:tcW w:type="dxa" w:w="563"/>
+            <w:tcW w:type="dxa" w:w="1542"/>
           </w:tcPr>
           <w:p>
             <w:r>
@@ -3966,7 +3966,7 @@
         </w:tc>
         <w:tc>
           <w:tcPr>
-            <w:tcW w:type="dxa" w:w="4333"/>
+            <w:tcW w:type="dxa" w:w="3592"/>
           </w:tcPr>
           <w:p>
             <w:r>
@@ -3980,7 +3980,7 @@
         </w:tc>
         <w:tc>
           <w:tcPr>
-            <w:tcW w:type="dxa" w:w="4333"/>
+            <w:tcW w:type="dxa" w:w="3621"/>
           </w:tcPr>
           <w:p>
             <w:r>
@@ -3996,7 +3996,7 @@
       <w:tr>
         <w:tc>
           <w:tcPr>
-            <w:tcW w:type="dxa" w:w="130"/>
+            <w:tcW w:type="dxa" w:w="605"/>
           </w:tcPr>
           <w:p>
             <w:r>
@@ -4009,7 +4009,7 @@
         </w:tc>
         <w:tc>
           <w:tcPr>
-            <w:tcW w:type="dxa" w:w="563"/>
+            <w:tcW w:type="dxa" w:w="1542"/>
           </w:tcPr>
           <w:p>
             <w:r>
@@ -4022,7 +4022,7 @@
         </w:tc>
         <w:tc>
           <w:tcPr>
-            <w:tcW w:type="dxa" w:w="4333"/>
+            <w:tcW w:type="dxa" w:w="3592"/>
           </w:tcPr>
           <w:p>
             <w:r>
@@ -4035,7 +4035,7 @@
         </w:tc>
         <w:tc>
           <w:tcPr>
-            <w:tcW w:type="dxa" w:w="4333"/>
+            <w:tcW w:type="dxa" w:w="3621"/>
           </w:tcPr>
           <w:p>
             <w:r>
@@ -4057,7 +4057,7 @@
       <w:tr>
         <w:tc>
           <w:tcPr>
-            <w:tcW w:type="dxa" w:w="130"/>
+            <w:tcW w:type="dxa" w:w="605"/>
           </w:tcPr>
           <w:p>
             <w:r>
@@ -4070,7 +4070,7 @@
         </w:tc>
         <w:tc>
           <w:tcPr>
-            <w:tcW w:type="dxa" w:w="563"/>
+            <w:tcW w:type="dxa" w:w="1542"/>
           </w:tcPr>
           <w:p>
             <w:r>
@@ -4083,7 +4083,7 @@
         </w:tc>
         <w:tc>
           <w:tcPr>
-            <w:tcW w:type="dxa" w:w="4333"/>
+            <w:tcW w:type="dxa" w:w="3592"/>
           </w:tcPr>
           <w:p>
             <w:r>
@@ -4096,7 +4096,7 @@
         </w:tc>
         <w:tc>
           <w:tcPr>
-            <w:tcW w:type="dxa" w:w="4333"/>
+            <w:tcW w:type="dxa" w:w="3621"/>
           </w:tcPr>
           <w:p>
             <w:r>
@@ -4118,7 +4118,7 @@
       <w:tr>
         <w:tc>
           <w:tcPr>
-            <w:tcW w:type="dxa" w:w="130"/>
+            <w:tcW w:type="dxa" w:w="605"/>
           </w:tcPr>
           <w:p>
             <w:r>
@@ -4131,7 +4131,7 @@
         </w:tc>
         <w:tc>
           <w:tcPr>
-            <w:tcW w:type="dxa" w:w="563"/>
+            <w:tcW w:type="dxa" w:w="1542"/>
           </w:tcPr>
           <w:p>
             <w:r>
@@ -4144,7 +4144,7 @@
         </w:tc>
         <w:tc>
           <w:tcPr>
-            <w:tcW w:type="dxa" w:w="4333"/>
+            <w:tcW w:type="dxa" w:w="3592"/>
           </w:tcPr>
           <w:p>
             <w:r>
@@ -4157,7 +4157,7 @@
         </w:tc>
         <w:tc>
           <w:tcPr>
-            <w:tcW w:type="dxa" w:w="4333"/>
+            <w:tcW w:type="dxa" w:w="3621"/>
           </w:tcPr>
           <w:p>
             <w:r>
@@ -4179,7 +4179,7 @@
       <w:tr>
         <w:tc>
           <w:tcPr>
-            <w:tcW w:type="dxa" w:w="130"/>
+            <w:tcW w:type="dxa" w:w="605"/>
           </w:tcPr>
           <w:p>
             <w:r>
@@ -4192,7 +4192,7 @@
         </w:tc>
         <w:tc>
           <w:tcPr>
-            <w:tcW w:type="dxa" w:w="563"/>
+            <w:tcW w:type="dxa" w:w="1542"/>
           </w:tcPr>
           <w:p>
             <w:r>
@@ -4205,7 +4205,7 @@
         </w:tc>
         <w:tc>
           <w:tcPr>
-            <w:tcW w:type="dxa" w:w="4333"/>
+            <w:tcW w:type="dxa" w:w="3592"/>
           </w:tcPr>
           <w:p>
             <w:r>
@@ -4218,7 +4218,7 @@
         </w:tc>
         <w:tc>
           <w:tcPr>
-            <w:tcW w:type="dxa" w:w="4333"/>
+            <w:tcW w:type="dxa" w:w="3621"/>
           </w:tcPr>
           <w:p>
             <w:r>
@@ -4240,7 +4240,7 @@
       <w:tr>
         <w:tc>
           <w:tcPr>
-            <w:tcW w:type="dxa" w:w="130"/>
+            <w:tcW w:type="dxa" w:w="605"/>
           </w:tcPr>
           <w:p>
             <w:r>
@@ -4253,7 +4253,7 @@
         </w:tc>
         <w:tc>
           <w:tcPr>
-            <w:tcW w:type="dxa" w:w="563"/>
+            <w:tcW w:type="dxa" w:w="1542"/>
           </w:tcPr>
           <w:p>
             <w:r>
@@ -4266,20 +4266,20 @@
         </w:tc>
         <w:tc>
           <w:tcPr>
-            <w:tcW w:type="dxa" w:w="4333"/>
-          </w:tcPr>
-          <w:p>
-            <w:r>
-              <w:rPr>
-                <w:sz w:val="17"/>
-              </w:rPr>
-              <w:t>US DC ports by network, Sep 2026: Tesla 37,995 (49.8%) and Other 12,382 (16.2%). Four top-10 networks are not drawn: Blink (6th, 2,059), EV Connect (7th, 1,731), Ford Charge (9th, 1,264) and Rivian (10th, 1,087), 6,141 ports in all. IONNA, drawn sixth, is 8th.</w:t>
-            </w:r>
-          </w:p>
-        </w:tc>
-        <w:tc>
-          <w:tcPr>
-            <w:tcW w:type="dxa" w:w="4333"/>
+            <w:tcW w:type="dxa" w:w="3592"/>
+          </w:tcPr>
+          <w:p>
+            <w:r>
+              <w:rPr>
+                <w:sz w:val="17"/>
+              </w:rPr>
+              <w:t>US DC ports by network, Sep 2026: Tesla 37,995 (49.8%) and Other 12,382 (16.2%). Four top-10 networks are not drawn: Blink (6th, 2,059), EV Connect (7th, 1,731), Ford Charge (9th, 1,264) and Rivian (10th, 1,087), 6,141 ports in all. IONNA, drawn sixth, is 8th (R14).</w:t>
+            </w:r>
+          </w:p>
+        </w:tc>
+        <w:tc>
+          <w:tcPr>
+            <w:tcW w:type="dxa" w:w="3621"/>
           </w:tcPr>
           <w:p>
             <w:r>
@@ -4301,7 +4301,7 @@
       <w:tr>
         <w:tc>
           <w:tcPr>
-            <w:tcW w:type="dxa" w:w="130"/>
+            <w:tcW w:type="dxa" w:w="605"/>
           </w:tcPr>
           <w:p>
             <w:r>
@@ -4314,7 +4314,7 @@
         </w:tc>
         <w:tc>
           <w:tcPr>
-            <w:tcW w:type="dxa" w:w="563"/>
+            <w:tcW w:type="dxa" w:w="1542"/>
           </w:tcPr>
           <w:p>
             <w:r>
@@ -4327,7 +4327,7 @@
         </w:tc>
         <w:tc>
           <w:tcPr>
-            <w:tcW w:type="dxa" w:w="4333"/>
+            <w:tcW w:type="dxa" w:w="3592"/>
           </w:tcPr>
           <w:p>
             <w:r>
@@ -4340,7 +4340,7 @@
         </w:tc>
         <w:tc>
           <w:tcPr>
-            <w:tcW w:type="dxa" w:w="4333"/>
+            <w:tcW w:type="dxa" w:w="3621"/>
           </w:tcPr>
           <w:p>
             <w:r>
@@ -4362,7 +4362,7 @@
       <w:tr>
         <w:tc>
           <w:tcPr>
-            <w:tcW w:type="dxa" w:w="130"/>
+            <w:tcW w:type="dxa" w:w="605"/>
           </w:tcPr>
           <w:p>
             <w:r>
@@ -4375,7 +4375,7 @@
         </w:tc>
         <w:tc>
           <w:tcPr>
-            <w:tcW w:type="dxa" w:w="563"/>
+            <w:tcW w:type="dxa" w:w="1542"/>
           </w:tcPr>
           <w:p>
             <w:r>
@@ -4388,7 +4388,7 @@
         </w:tc>
         <w:tc>
           <w:tcPr>
-            <w:tcW w:type="dxa" w:w="4333"/>
+            <w:tcW w:type="dxa" w:w="3592"/>
           </w:tcPr>
           <w:p>
             <w:r>
@@ -4401,7 +4401,7 @@
         </w:tc>
         <w:tc>
           <w:tcPr>
-            <w:tcW w:type="dxa" w:w="4333"/>
+            <w:tcW w:type="dxa" w:w="3621"/>
           </w:tcPr>
           <w:p>
             <w:r>
@@ -4423,7 +4423,7 @@
       <w:tr>
         <w:tc>
           <w:tcPr>
-            <w:tcW w:type="dxa" w:w="130"/>
+            <w:tcW w:type="dxa" w:w="605"/>
           </w:tcPr>
           <w:p>
             <w:r>
@@ -4436,7 +4436,7 @@
         </w:tc>
         <w:tc>
           <w:tcPr>
-            <w:tcW w:type="dxa" w:w="563"/>
+            <w:tcW w:type="dxa" w:w="1542"/>
           </w:tcPr>
           <w:p>
             <w:r>
@@ -4449,20 +4449,20 @@
         </w:tc>
         <w:tc>
           <w:tcPr>
-            <w:tcW w:type="dxa" w:w="4333"/>
-          </w:tcPr>
-          <w:p>
-            <w:r>
-              <w:rPr>
-                <w:sz w:val="17"/>
-              </w:rPr>
-              <w:t>The 2023 dataset baseline next to the latest research for all four markets, with charger definitions labelled. It is the agent's first version, and three cells carry logged errors: the UK utilisation (about 8%, all chargers) sits next to the US DC-only about 16% with no caveat; the UK BEV share shows "about 29.8% YTD" (R13, A14); the Germany and France utilisation cells show the EU report's "6–12 year payback" (R10, A13).</w:t>
-            </w:r>
-          </w:p>
-        </w:tc>
-        <w:tc>
-          <w:tcPr>
-            <w:tcW w:type="dxa" w:w="4333"/>
+            <w:tcW w:type="dxa" w:w="3592"/>
+          </w:tcPr>
+          <w:p>
+            <w:r>
+              <w:rPr>
+                <w:sz w:val="17"/>
+              </w:rPr>
+              <w:t>The 2023 dataset baseline next to the latest research for all four markets, with charger definitions labelled. It is the agent's first version, and four cells carry errors: the UK utilisation cell (about 8%, all chargers) sits next to the US DC-only about 16% with no caveat (the R2 scope problem carried into the table); the UK BEV share shows "about 29.8% YTD" (R13, A14); the Germany and France utilisation cells show the EU report's "6–12 year payback" (R10, A13).</w:t>
+            </w:r>
+          </w:p>
+        </w:tc>
+        <w:tc>
+          <w:tcPr>
+            <w:tcW w:type="dxa" w:w="3621"/>
           </w:tcPr>
           <w:p>
             <w:r>
@@ -4489,7 +4489,7 @@
               <w:rPr>
                 <w:sz w:val="17"/>
               </w:rPr>
-              <w:t xml:space="preserve"> fixes the UK caveat but still shows the payback figure.</w:t>
+              <w:t xml:space="preserve"> fixes the UK caveat but still shows the "29.8% YTD" share and the payback figure.</w:t>
             </w:r>
           </w:p>
         </w:tc>
@@ -4497,7 +4497,7 @@
       <w:tr>
         <w:tc>
           <w:tcPr>
-            <w:tcW w:type="dxa" w:w="130"/>
+            <w:tcW w:type="dxa" w:w="605"/>
           </w:tcPr>
           <w:p>
             <w:r>
@@ -4510,7 +4510,7 @@
         </w:tc>
         <w:tc>
           <w:tcPr>
-            <w:tcW w:type="dxa" w:w="563"/>
+            <w:tcW w:type="dxa" w:w="1542"/>
           </w:tcPr>
           <w:p>
             <w:r>
@@ -4523,7 +4523,7 @@
         </w:tc>
         <w:tc>
           <w:tcPr>
-            <w:tcW w:type="dxa" w:w="4333"/>
+            <w:tcW w:type="dxa" w:w="3592"/>
           </w:tcPr>
           <w:p>
             <w:r>
@@ -4536,7 +4536,7 @@
         </w:tc>
         <w:tc>
           <w:tcPr>
-            <w:tcW w:type="dxa" w:w="4333"/>
+            <w:tcW w:type="dxa" w:w="3621"/>
           </w:tcPr>
           <w:p>
             <w:r>
@@ -4558,7 +4558,7 @@
       <w:tr>
         <w:tc>
           <w:tcPr>
-            <w:tcW w:type="dxa" w:w="130"/>
+            <w:tcW w:type="dxa" w:w="605"/>
           </w:tcPr>
           <w:p>
             <w:r>
@@ -4571,7 +4571,7 @@
         </w:tc>
         <w:tc>
           <w:tcPr>
-            <w:tcW w:type="dxa" w:w="563"/>
+            <w:tcW w:type="dxa" w:w="1542"/>
           </w:tcPr>
           <w:p>
             <w:r>
@@ -4584,7 +4584,7 @@
         </w:tc>
         <w:tc>
           <w:tcPr>
-            <w:tcW w:type="dxa" w:w="4333"/>
+            <w:tcW w:type="dxa" w:w="3592"/>
           </w:tcPr>
           <w:p>
             <w:r>
@@ -4597,7 +4597,7 @@
         </w:tc>
         <w:tc>
           <w:tcPr>
-            <w:tcW w:type="dxa" w:w="4333"/>
+            <w:tcW w:type="dxa" w:w="3621"/>
           </w:tcPr>
           <w:p>
             <w:r>
@@ -4611,7 +4611,7 @@
               <w:rPr>
                 <w:sz w:val="17"/>
               </w:rPr>
-              <w:t xml:space="preserve"> US build-out is slowing in 2026 to about 18–19% annualised. The last point is September 2026, although the chart title says "End-of-Year".</w:t>
+              <w:t xml:space="preserve"> US build-out is slowing in 2026 to about 18–19% annualised. The last point is September 2026, although the chart title says "End-of-Year", and its label is clipped at the chart edge as generated (76,236 on 1 Sep 2026). Its 2023→2024 segment mixes the IEA count with AFDC ports (A5); like for like the rise was about +32% (38,271 → 50,428).</w:t>
             </w:r>
           </w:p>
         </w:tc>
@@ -4641,16 +4641,16 @@
         </w:tblBorders>
       </w:tblPr>
       <w:tblGrid>
-        <w:gridCol w:w="1872"/>
-        <w:gridCol w:w="1872"/>
-        <w:gridCol w:w="1872"/>
-        <w:gridCol w:w="1872"/>
-        <w:gridCol w:w="1872"/>
+        <w:gridCol w:w="1805"/>
+        <w:gridCol w:w="2133"/>
+        <w:gridCol w:w="2353"/>
+        <w:gridCol w:w="1559"/>
+        <w:gridCol w:w="1507"/>
       </w:tblGrid>
       <w:tr>
         <w:tc>
           <w:tcPr>
-            <w:tcW w:type="dxa" w:w="833"/>
+            <w:tcW w:type="dxa" w:w="1806"/>
           </w:tcPr>
           <w:p>
             <w:r>
@@ -4664,7 +4664,7 @@
         </w:tc>
         <w:tc>
           <w:tcPr>
-            <w:tcW w:type="dxa" w:w="1482"/>
+            <w:tcW w:type="dxa" w:w="2133"/>
           </w:tcPr>
           <w:p>
             <w:r>
@@ -4678,7 +4678,7 @@
         </w:tc>
         <w:tc>
           <w:tcPr>
-            <w:tcW w:type="dxa" w:w="4901"/>
+            <w:tcW w:type="dxa" w:w="2354"/>
           </w:tcPr>
           <w:p>
             <w:r>
@@ -4692,7 +4692,7 @@
         </w:tc>
         <w:tc>
           <w:tcPr>
-            <w:tcW w:type="dxa" w:w="1274"/>
+            <w:tcW w:type="dxa" w:w="1560"/>
           </w:tcPr>
           <w:p>
             <w:r>
@@ -4706,7 +4706,7 @@
         </w:tc>
         <w:tc>
           <w:tcPr>
-            <w:tcW w:type="dxa" w:w="870"/>
+            <w:tcW w:type="dxa" w:w="1508"/>
           </w:tcPr>
           <w:p>
             <w:r>
@@ -4722,7 +4722,7 @@
       <w:tr>
         <w:tc>
           <w:tcPr>
-            <w:tcW w:type="dxa" w:w="833"/>
+            <w:tcW w:type="dxa" w:w="1806"/>
           </w:tcPr>
           <w:p>
             <w:r>
@@ -4735,7 +4735,7 @@
         </w:tc>
         <w:tc>
           <w:tcPr>
-            <w:tcW w:type="dxa" w:w="1482"/>
+            <w:tcW w:type="dxa" w:w="2133"/>
           </w:tcPr>
           <w:p>
             <w:r>
@@ -4748,7 +4748,7 @@
         </w:tc>
         <w:tc>
           <w:tcPr>
-            <w:tcW w:type="dxa" w:w="4901"/>
+            <w:tcW w:type="dxa" w:w="2354"/>
           </w:tcPr>
           <w:p>
             <w:r>
@@ -4761,7 +4761,7 @@
         </w:tc>
         <w:tc>
           <w:tcPr>
-            <w:tcW w:type="dxa" w:w="1274"/>
+            <w:tcW w:type="dxa" w:w="1560"/>
           </w:tcPr>
           <w:p>
             <w:r>
@@ -4774,7 +4774,7 @@
         </w:tc>
         <w:tc>
           <w:tcPr>
-            <w:tcW w:type="dxa" w:w="870"/>
+            <w:tcW w:type="dxa" w:w="1508"/>
           </w:tcPr>
           <w:p>
             <w:r>
@@ -4796,7 +4796,7 @@
       <w:tr>
         <w:tc>
           <w:tcPr>
-            <w:tcW w:type="dxa" w:w="833"/>
+            <w:tcW w:type="dxa" w:w="1806"/>
           </w:tcPr>
           <w:p>
             <w:r>
@@ -4809,7 +4809,7 @@
         </w:tc>
         <w:tc>
           <w:tcPr>
-            <w:tcW w:type="dxa" w:w="1482"/>
+            <w:tcW w:type="dxa" w:w="2133"/>
           </w:tcPr>
           <w:p>
             <w:r>
@@ -4822,7 +4822,7 @@
         </w:tc>
         <w:tc>
           <w:tcPr>
-            <w:tcW w:type="dxa" w:w="4901"/>
+            <w:tcW w:type="dxa" w:w="2354"/>
           </w:tcPr>
           <w:p>
             <w:r>
@@ -4835,7 +4835,7 @@
         </w:tc>
         <w:tc>
           <w:tcPr>
-            <w:tcW w:type="dxa" w:w="1274"/>
+            <w:tcW w:type="dxa" w:w="1560"/>
           </w:tcPr>
           <w:p>
             <w:r>
@@ -4848,7 +4848,7 @@
         </w:tc>
         <w:tc>
           <w:tcPr>
-            <w:tcW w:type="dxa" w:w="870"/>
+            <w:tcW w:type="dxa" w:w="1508"/>
           </w:tcPr>
           <w:p>
             <w:r>
@@ -4870,7 +4870,7 @@
       <w:tr>
         <w:tc>
           <w:tcPr>
-            <w:tcW w:type="dxa" w:w="833"/>
+            <w:tcW w:type="dxa" w:w="1806"/>
           </w:tcPr>
           <w:p>
             <w:r>
@@ -4883,7 +4883,7 @@
         </w:tc>
         <w:tc>
           <w:tcPr>
-            <w:tcW w:type="dxa" w:w="1482"/>
+            <w:tcW w:type="dxa" w:w="2133"/>
           </w:tcPr>
           <w:p>
             <w:r>
@@ -4896,7 +4896,7 @@
         </w:tc>
         <w:tc>
           <w:tcPr>
-            <w:tcW w:type="dxa" w:w="4901"/>
+            <w:tcW w:type="dxa" w:w="2354"/>
           </w:tcPr>
           <w:p>
             <w:r>
@@ -4909,7 +4909,7 @@
         </w:tc>
         <w:tc>
           <w:tcPr>
-            <w:tcW w:type="dxa" w:w="1274"/>
+            <w:tcW w:type="dxa" w:w="1560"/>
           </w:tcPr>
           <w:p>
             <w:r>
@@ -4922,7 +4922,7 @@
         </w:tc>
         <w:tc>
           <w:tcPr>
-            <w:tcW w:type="dxa" w:w="870"/>
+            <w:tcW w:type="dxa" w:w="1508"/>
           </w:tcPr>
           <w:p>
             <w:r>
@@ -4944,7 +4944,7 @@
       <w:tr>
         <w:tc>
           <w:tcPr>
-            <w:tcW w:type="dxa" w:w="833"/>
+            <w:tcW w:type="dxa" w:w="1806"/>
           </w:tcPr>
           <w:p>
             <w:r>
@@ -4957,7 +4957,7 @@
         </w:tc>
         <w:tc>
           <w:tcPr>
-            <w:tcW w:type="dxa" w:w="1482"/>
+            <w:tcW w:type="dxa" w:w="2133"/>
           </w:tcPr>
           <w:p>
             <w:r>
@@ -4970,7 +4970,7 @@
         </w:tc>
         <w:tc>
           <w:tcPr>
-            <w:tcW w:type="dxa" w:w="4901"/>
+            <w:tcW w:type="dxa" w:w="2354"/>
           </w:tcPr>
           <w:p>
             <w:r>
@@ -4983,7 +4983,7 @@
         </w:tc>
         <w:tc>
           <w:tcPr>
-            <w:tcW w:type="dxa" w:w="1274"/>
+            <w:tcW w:type="dxa" w:w="1560"/>
           </w:tcPr>
           <w:p>
             <w:r>
@@ -4996,7 +4996,7 @@
         </w:tc>
         <w:tc>
           <w:tcPr>
-            <w:tcW w:type="dxa" w:w="870"/>
+            <w:tcW w:type="dxa" w:w="1508"/>
           </w:tcPr>
           <w:p>
             <w:r>
@@ -5012,7 +5012,7 @@
       <w:tr>
         <w:tc>
           <w:tcPr>
-            <w:tcW w:type="dxa" w:w="833"/>
+            <w:tcW w:type="dxa" w:w="1806"/>
           </w:tcPr>
           <w:p>
             <w:r>
@@ -5025,20 +5025,20 @@
         </w:tc>
         <w:tc>
           <w:tcPr>
-            <w:tcW w:type="dxa" w:w="1482"/>
-          </w:tcPr>
-          <w:p>
-            <w:r>
-              <w:rPr>
-                <w:sz w:val="17"/>
-              </w:rPr>
-              <w:t>High: CMA/gov.uk, DfT, FHWA, Avere-France, IEA policy database, CEC/NYSERDA, French government</w:t>
-            </w:r>
-          </w:p>
-        </w:tc>
-        <w:tc>
-          <w:tcPr>
-            <w:tcW w:type="dxa" w:w="4901"/>
+            <w:tcW w:type="dxa" w:w="2133"/>
+          </w:tcPr>
+          <w:p>
+            <w:r>
+              <w:rPr>
+                <w:sz w:val="17"/>
+              </w:rPr>
+              <w:t>High for the dated catalysts (CMA/gov.uk, DfT, FHWA, Avere-France, IEA policy database, CEC/NYSERDA, French government); Medium for the site-owner moves (Zapmap, The Fast Charge, electrive) and the ADVENIR 2030 amount (AEF info, les-energies-renouvelables.eu)</w:t>
+            </w:r>
+          </w:p>
+        </w:tc>
+        <w:tc>
+          <w:tcPr>
+            <w:tcW w:type="dxa" w:w="2354"/>
           </w:tcPr>
           <w:p>
             <w:r>
@@ -5051,7 +5051,7 @@
         </w:tc>
         <w:tc>
           <w:tcPr>
-            <w:tcW w:type="dxa" w:w="1274"/>
+            <w:tcW w:type="dxa" w:w="1560"/>
           </w:tcPr>
           <w:p>
             <w:r>
@@ -5064,7 +5064,7 @@
         </w:tc>
         <w:tc>
           <w:tcPr>
-            <w:tcW w:type="dxa" w:w="870"/>
+            <w:tcW w:type="dxa" w:w="1508"/>
           </w:tcPr>
           <w:p>
             <w:r>
@@ -5160,7 +5160,7 @@
         <w:t xml:space="preserve">• </w:t>
       </w:r>
       <w:r>
-        <w:t>Some remain visible in the embedded images V7, V8 and V9, whose rows in Section 5 say so.</w:t>
+        <w:t>Some remain visible in the embedded images V5, V7, V8, V9 and V10, whose rows in Section 5 say so.</w:t>
       </w:r>
     </w:p>
     <w:p>
@@ -5306,7 +5306,7 @@
         <w:t xml:space="preserve">• </w:t>
       </w:r>
       <w:r>
-        <w:t>US port growth of "30–35% a year" (2024→25) vs about 18–19% annualised from end-2025 to 3 September 2026, in the same report.</w:t>
+        <w:t>US port growth of "30–35% a year" (2024→25) vs about 18–19% annualised from 1 January to 1 September 2026, in the same report.</w:t>
       </w:r>
     </w:p>
     <w:p>
@@ -5466,7 +5466,7 @@
         <w:t xml:space="preserve">• </w:t>
       </w:r>
       <w:r>
-        <w:t>The UK's pre-reform 5.5-year connection gap (July 2024, all customer types, mostly generation and storage) is taken as indicative for charging sites; the reform's effect on demand connections is unknown.</w:t>
+        <w:t>The UK's pre-reform 5.5-year connection gap (July 2024, connecting customers in a queue dominated by generation and storage) is taken as indicative for charging sites; the reform's effect on demand connections is unknown.</w:t>
       </w:r>
     </w:p>
     <w:p>
@@ -5524,7 +5524,7 @@
         <w:t xml:space="preserve">• </w:t>
       </w:r>
       <w:r>
-        <w:t>Approach Moto, Roadchef and Extra for motorway site access as exclusivity ends after November 2026, expecting competition from their own networks.</w:t>
+        <w:t>Approach Moto, Roadchef and Extra for motorway site access as exclusivity ends after November 2026, expecting competition from their own networks and existing partners.</w:t>
       </w:r>
     </w:p>
     <w:p>
@@ -5630,15 +5630,15 @@
         </w:tblBorders>
       </w:tblPr>
       <w:tblGrid>
-        <w:gridCol w:w="2340"/>
-        <w:gridCol w:w="2340"/>
-        <w:gridCol w:w="2340"/>
-        <w:gridCol w:w="2340"/>
+        <w:gridCol w:w="3088"/>
+        <w:gridCol w:w="1499"/>
+        <w:gridCol w:w="1452"/>
+        <w:gridCol w:w="3320"/>
       </w:tblGrid>
       <w:tr>
         <w:tc>
           <w:tcPr>
-            <w:tcW w:type="dxa" w:w="3915"/>
+            <w:tcW w:type="dxa" w:w="3088"/>
           </w:tcPr>
           <w:p>
             <w:r>
@@ -5652,7 +5652,7 @@
         </w:tc>
         <w:tc>
           <w:tcPr>
-            <w:tcW w:type="dxa" w:w="585"/>
+            <w:tcW w:type="dxa" w:w="1499"/>
           </w:tcPr>
           <w:p>
             <w:r>
@@ -5666,7 +5666,7 @@
         </w:tc>
         <w:tc>
           <w:tcPr>
-            <w:tcW w:type="dxa" w:w="540"/>
+            <w:tcW w:type="dxa" w:w="1452"/>
           </w:tcPr>
           <w:p>
             <w:r>
@@ -5680,7 +5680,7 @@
         </w:tc>
         <w:tc>
           <w:tcPr>
-            <w:tcW w:type="dxa" w:w="4320"/>
+            <w:tcW w:type="dxa" w:w="3320"/>
           </w:tcPr>
           <w:p>
             <w:r>
@@ -5696,7 +5696,7 @@
       <w:tr>
         <w:tc>
           <w:tcPr>
-            <w:tcW w:type="dxa" w:w="3915"/>
+            <w:tcW w:type="dxa" w:w="3088"/>
           </w:tcPr>
           <w:p>
             <w:r>
@@ -5709,7 +5709,7 @@
         </w:tc>
         <w:tc>
           <w:tcPr>
-            <w:tcW w:type="dxa" w:w="585"/>
+            <w:tcW w:type="dxa" w:w="1499"/>
           </w:tcPr>
           <w:p>
             <w:r>
@@ -5722,7 +5722,7 @@
         </w:tc>
         <w:tc>
           <w:tcPr>
-            <w:tcW w:type="dxa" w:w="540"/>
+            <w:tcW w:type="dxa" w:w="1452"/>
           </w:tcPr>
           <w:p>
             <w:r>
@@ -5735,7 +5735,7 @@
         </w:tc>
         <w:tc>
           <w:tcPr>
-            <w:tcW w:type="dxa" w:w="4320"/>
+            <w:tcW w:type="dxa" w:w="3320"/>
           </w:tcPr>
           <w:p>
             <w:r>
@@ -5750,7 +5750,7 @@
       <w:tr>
         <w:tc>
           <w:tcPr>
-            <w:tcW w:type="dxa" w:w="3915"/>
+            <w:tcW w:type="dxa" w:w="3088"/>
           </w:tcPr>
           <w:p>
             <w:r>
@@ -5763,7 +5763,7 @@
         </w:tc>
         <w:tc>
           <w:tcPr>
-            <w:tcW w:type="dxa" w:w="585"/>
+            <w:tcW w:type="dxa" w:w="1499"/>
           </w:tcPr>
           <w:p>
             <w:r>
@@ -5776,7 +5776,7 @@
         </w:tc>
         <w:tc>
           <w:tcPr>
-            <w:tcW w:type="dxa" w:w="540"/>
+            <w:tcW w:type="dxa" w:w="1452"/>
           </w:tcPr>
           <w:p>
             <w:r>
@@ -5789,7 +5789,7 @@
         </w:tc>
         <w:tc>
           <w:tcPr>
-            <w:tcW w:type="dxa" w:w="4320"/>
+            <w:tcW w:type="dxa" w:w="3320"/>
           </w:tcPr>
           <w:p>
             <w:r>
@@ -5804,7 +5804,7 @@
       <w:tr>
         <w:tc>
           <w:tcPr>
-            <w:tcW w:type="dxa" w:w="3915"/>
+            <w:tcW w:type="dxa" w:w="3088"/>
           </w:tcPr>
           <w:p>
             <w:r>
@@ -5817,7 +5817,7 @@
         </w:tc>
         <w:tc>
           <w:tcPr>
-            <w:tcW w:type="dxa" w:w="585"/>
+            <w:tcW w:type="dxa" w:w="1499"/>
           </w:tcPr>
           <w:p>
             <w:r>
@@ -5830,7 +5830,7 @@
         </w:tc>
         <w:tc>
           <w:tcPr>
-            <w:tcW w:type="dxa" w:w="540"/>
+            <w:tcW w:type="dxa" w:w="1452"/>
           </w:tcPr>
           <w:p>
             <w:r>
@@ -5843,14 +5843,14 @@
         </w:tc>
         <w:tc>
           <w:tcPr>
-            <w:tcW w:type="dxa" w:w="4320"/>
-          </w:tcPr>
-          <w:p>
-            <w:r>
-              <w:rPr>
-                <w:sz w:val="17"/>
-              </w:rPr>
-              <w:t>Low–Medium (the 2022 commitments need a recheck, and the owners are building their own networks)</w:t>
+            <w:tcW w:type="dxa" w:w="3320"/>
+          </w:tcPr>
+          <w:p>
+            <w:r>
+              <w:rPr>
+                <w:sz w:val="17"/>
+              </w:rPr>
+              <w:t>Low–Medium (the 2022 commitments need a recheck, and the owners are building their own networks or expanding with partners)</w:t>
             </w:r>
           </w:p>
         </w:tc>
@@ -5858,7 +5858,7 @@
       <w:tr>
         <w:tc>
           <w:tcPr>
-            <w:tcW w:type="dxa" w:w="3915"/>
+            <w:tcW w:type="dxa" w:w="3088"/>
           </w:tcPr>
           <w:p>
             <w:r>
@@ -5871,7 +5871,7 @@
         </w:tc>
         <w:tc>
           <w:tcPr>
-            <w:tcW w:type="dxa" w:w="585"/>
+            <w:tcW w:type="dxa" w:w="1499"/>
           </w:tcPr>
           <w:p>
             <w:r>
@@ -5884,7 +5884,7 @@
         </w:tc>
         <w:tc>
           <w:tcPr>
-            <w:tcW w:type="dxa" w:w="540"/>
+            <w:tcW w:type="dxa" w:w="1452"/>
           </w:tcPr>
           <w:p>
             <w:r>
@@ -5897,7 +5897,7 @@
         </w:tc>
         <w:tc>
           <w:tcPr>
-            <w:tcW w:type="dxa" w:w="4320"/>
+            <w:tcW w:type="dxa" w:w="3320"/>
           </w:tcPr>
           <w:p>
             <w:r>
@@ -5912,7 +5912,7 @@
       <w:tr>
         <w:tc>
           <w:tcPr>
-            <w:tcW w:type="dxa" w:w="3915"/>
+            <w:tcW w:type="dxa" w:w="3088"/>
           </w:tcPr>
           <w:p>
             <w:r>
@@ -5925,7 +5925,7 @@
         </w:tc>
         <w:tc>
           <w:tcPr>
-            <w:tcW w:type="dxa" w:w="585"/>
+            <w:tcW w:type="dxa" w:w="1499"/>
           </w:tcPr>
           <w:p>
             <w:r>
@@ -5938,7 +5938,7 @@
         </w:tc>
         <w:tc>
           <w:tcPr>
-            <w:tcW w:type="dxa" w:w="540"/>
+            <w:tcW w:type="dxa" w:w="1452"/>
           </w:tcPr>
           <w:p>
             <w:r>
@@ -5951,7 +5951,7 @@
         </w:tc>
         <w:tc>
           <w:tcPr>
-            <w:tcW w:type="dxa" w:w="4320"/>
+            <w:tcW w:type="dxa" w:w="3320"/>
           </w:tcPr>
           <w:p>
             <w:r>
@@ -5966,7 +5966,7 @@
       <w:tr>
         <w:tc>
           <w:tcPr>
-            <w:tcW w:type="dxa" w:w="3915"/>
+            <w:tcW w:type="dxa" w:w="3088"/>
           </w:tcPr>
           <w:p>
             <w:r>
@@ -5979,7 +5979,7 @@
         </w:tc>
         <w:tc>
           <w:tcPr>
-            <w:tcW w:type="dxa" w:w="585"/>
+            <w:tcW w:type="dxa" w:w="1499"/>
           </w:tcPr>
           <w:p>
             <w:r>
@@ -5992,7 +5992,7 @@
         </w:tc>
         <w:tc>
           <w:tcPr>
-            <w:tcW w:type="dxa" w:w="540"/>
+            <w:tcW w:type="dxa" w:w="1452"/>
           </w:tcPr>
           <w:p>
             <w:r>
@@ -6005,7 +6005,7 @@
         </w:tc>
         <w:tc>
           <w:tcPr>
-            <w:tcW w:type="dxa" w:w="4320"/>
+            <w:tcW w:type="dxa" w:w="3320"/>
           </w:tcPr>
           <w:p>
             <w:r>
@@ -6158,7 +6158,7 @@
         <w:t xml:space="preserve">3. </w:t>
       </w:r>
       <w:r>
-        <w:t>Demand is driven largely by policy: UK BEV sales run below the ZEV mandate targets (52% for 2028) while manufacturers comply through flexibilities, France is accelerating (BEV registrations up 62.9% in H1 2026), and US BEV share fell below 6% after the federal credit ended.</w:t>
+        <w:t>Demand is driven largely by policy: UK BEV sales run below the ZEV mandate targets (52% for 2028) and manufacturers met the 2024 target through flexibilities, France is accelerating (BEV registrations up 62.9% in H1 2026), and US BEV share fell below 6% after the federal credit ended.</w:t>
       </w:r>
     </w:p>
     <w:p>
@@ -6180,7 +6180,7 @@
         <w:t xml:space="preserve">5. </w:t>
       </w:r>
       <w:r>
-        <w:t>Overall confidence is Medium: the supply, demand and policy findings rest on official statistics, but utilisation and competition rest on industry trackers, the service-area operators are building their own networks, and 32 errors in AI-generated research and agent outputs were found and kept out of the analysis.</w:t>
+        <w:t>Overall confidence is Medium: the supply, demand and policy findings rest on official statistics, but utilisation and competition rest on industry trackers, the service-area operators are building their own networks or expanding with existing partners, and 32 errors in AI-generated research and agent outputs were found and kept out of the analysis.</w:t>
       </w:r>
     </w:p>
     <w:p>
@@ -6285,13 +6285,13 @@
         </w:tblBorders>
       </w:tblPr>
       <w:tblGrid>
-        <w:gridCol w:w="4680"/>
-        <w:gridCol w:w="4680"/>
+        <w:gridCol w:w="4337"/>
+        <w:gridCol w:w="5022"/>
       </w:tblGrid>
       <w:tr>
         <w:tc>
           <w:tcPr>
-            <w:tcW w:type="dxa" w:w="4137"/>
+            <w:tcW w:type="dxa" w:w="4337"/>
           </w:tcPr>
           <w:p>
             <w:r>
@@ -6305,7 +6305,7 @@
         </w:tc>
         <w:tc>
           <w:tcPr>
-            <w:tcW w:type="dxa" w:w="5223"/>
+            <w:tcW w:type="dxa" w:w="5023"/>
           </w:tcPr>
           <w:p>
             <w:r>
@@ -6321,7 +6321,7 @@
       <w:tr>
         <w:tc>
           <w:tcPr>
-            <w:tcW w:type="dxa" w:w="4137"/>
+            <w:tcW w:type="dxa" w:w="4337"/>
           </w:tcPr>
           <w:p>
             <w:r>
@@ -6334,7 +6334,7 @@
         </w:tc>
         <w:tc>
           <w:tcPr>
-            <w:tcW w:type="dxa" w:w="5223"/>
+            <w:tcW w:type="dxa" w:w="5023"/>
           </w:tcPr>
           <w:p>
             <w:r>
@@ -6350,7 +6350,7 @@
       <w:tr>
         <w:tc>
           <w:tcPr>
-            <w:tcW w:type="dxa" w:w="4137"/>
+            <w:tcW w:type="dxa" w:w="4337"/>
           </w:tcPr>
           <w:p>
             <w:r>
@@ -6363,7 +6363,7 @@
         </w:tc>
         <w:tc>
           <w:tcPr>
-            <w:tcW w:type="dxa" w:w="5223"/>
+            <w:tcW w:type="dxa" w:w="5023"/>
           </w:tcPr>
           <w:p>
             <w:r>
@@ -6379,7 +6379,7 @@
       <w:tr>
         <w:tc>
           <w:tcPr>
-            <w:tcW w:type="dxa" w:w="4137"/>
+            <w:tcW w:type="dxa" w:w="4337"/>
           </w:tcPr>
           <w:p>
             <w:r>
@@ -6392,7 +6392,7 @@
         </w:tc>
         <w:tc>
           <w:tcPr>
-            <w:tcW w:type="dxa" w:w="5223"/>
+            <w:tcW w:type="dxa" w:w="5023"/>
           </w:tcPr>
           <w:p>
             <w:r>
@@ -6408,7 +6408,7 @@
       <w:tr>
         <w:tc>
           <w:tcPr>
-            <w:tcW w:type="dxa" w:w="4137"/>
+            <w:tcW w:type="dxa" w:w="4337"/>
           </w:tcPr>
           <w:p>
             <w:r>
@@ -6421,7 +6421,7 @@
         </w:tc>
         <w:tc>
           <w:tcPr>
-            <w:tcW w:type="dxa" w:w="5223"/>
+            <w:tcW w:type="dxa" w:w="5023"/>
           </w:tcPr>
           <w:p>
             <w:r>
@@ -6437,7 +6437,7 @@
       <w:tr>
         <w:tc>
           <w:tcPr>
-            <w:tcW w:type="dxa" w:w="4137"/>
+            <w:tcW w:type="dxa" w:w="4337"/>
           </w:tcPr>
           <w:p>
             <w:r>
@@ -6450,7 +6450,7 @@
         </w:tc>
         <w:tc>
           <w:tcPr>
-            <w:tcW w:type="dxa" w:w="5223"/>
+            <w:tcW w:type="dxa" w:w="5023"/>
           </w:tcPr>
           <w:p>
             <w:r>
@@ -6472,7 +6472,7 @@
       <w:tr>
         <w:tc>
           <w:tcPr>
-            <w:tcW w:type="dxa" w:w="4137"/>
+            <w:tcW w:type="dxa" w:w="4337"/>
           </w:tcPr>
           <w:p>
             <w:r>
@@ -6485,7 +6485,7 @@
         </w:tc>
         <w:tc>
           <w:tcPr>
-            <w:tcW w:type="dxa" w:w="5223"/>
+            <w:tcW w:type="dxa" w:w="5023"/>
           </w:tcPr>
           <w:p>
             <w:r>
@@ -6507,7 +6507,7 @@
       <w:tr>
         <w:tc>
           <w:tcPr>
-            <w:tcW w:type="dxa" w:w="4137"/>
+            <w:tcW w:type="dxa" w:w="4337"/>
           </w:tcPr>
           <w:p>
             <w:r>
@@ -6520,7 +6520,7 @@
         </w:tc>
         <w:tc>
           <w:tcPr>
-            <w:tcW w:type="dxa" w:w="5223"/>
+            <w:tcW w:type="dxa" w:w="5023"/>
           </w:tcPr>
           <w:p>
             <w:r>
@@ -6555,7 +6555,7 @@
       <w:tr>
         <w:tc>
           <w:tcPr>
-            <w:tcW w:type="dxa" w:w="4137"/>
+            <w:tcW w:type="dxa" w:w="4337"/>
           </w:tcPr>
           <w:p>
             <w:r>
@@ -6568,7 +6568,7 @@
         </w:tc>
         <w:tc>
           <w:tcPr>
-            <w:tcW w:type="dxa" w:w="5223"/>
+            <w:tcW w:type="dxa" w:w="5023"/>
           </w:tcPr>
           <w:p>
             <w:r>
@@ -6584,7 +6584,7 @@
       <w:tr>
         <w:tc>
           <w:tcPr>
-            <w:tcW w:type="dxa" w:w="4137"/>
+            <w:tcW w:type="dxa" w:w="4337"/>
           </w:tcPr>
           <w:p>
             <w:r>
@@ -6597,7 +6597,7 @@
         </w:tc>
         <w:tc>
           <w:tcPr>
-            <w:tcW w:type="dxa" w:w="5223"/>
+            <w:tcW w:type="dxa" w:w="5023"/>
           </w:tcPr>
           <w:p>
             <w:r>
@@ -6751,7 +6751,7 @@
         <w:t xml:space="preserve">• </w:t>
       </w:r>
       <w:r>
-        <w:t>Moto Charge launch (Zapmap, Dec 2025); Roadchef (The Fast Charge); Extra with Ionity (electrive, Aug 2025).</w:t>
+        <w:t>Moto Charge launch (Zapmap, Dec 2025); Roadchef M6 hub (The Fast Charge, 6 Aug 2026); Extra with Ionity (electrive, Aug 2025).</w:t>
       </w:r>
     </w:p>
     <w:p>
@@ -6864,7 +6864,7 @@
         <w:t xml:space="preserve">• </w:t>
       </w:r>
       <w:r>
-        <w:t>CEC Fast Charge California; NYSERDA corridor round (Dec 2024).</w:t>
+        <w:t>CEC Fast Charge California (5 Aug 2025) and FY2026–27 ZEV infrastructure plan (18 Aug 2026); NYSERDA corridor round (Dec 2024).</w:t>
       </w:r>
     </w:p>
     <w:p>
@@ -6981,15 +6981,15 @@
         </w:tblBorders>
       </w:tblPr>
       <w:tblGrid>
-        <w:gridCol w:w="2340"/>
-        <w:gridCol w:w="2340"/>
-        <w:gridCol w:w="2340"/>
-        <w:gridCol w:w="2340"/>
+        <w:gridCol w:w="512"/>
+        <w:gridCol w:w="2579"/>
+        <w:gridCol w:w="2406"/>
+        <w:gridCol w:w="3861"/>
       </w:tblGrid>
       <w:tr>
         <w:tc>
           <w:tcPr>
-            <w:tcW w:type="dxa" w:w="390"/>
+            <w:tcW w:type="dxa" w:w="512"/>
           </w:tcPr>
           <w:p>
             <w:r>
@@ -7003,7 +7003,7 @@
         </w:tc>
         <w:tc>
           <w:tcPr>
-            <w:tcW w:type="dxa" w:w="2795"/>
+            <w:tcW w:type="dxa" w:w="2580"/>
           </w:tcPr>
           <w:p>
             <w:r>
@@ -7017,7 +7017,7 @@
         </w:tc>
         <w:tc>
           <w:tcPr>
-            <w:tcW w:type="dxa" w:w="2015"/>
+            <w:tcW w:type="dxa" w:w="2407"/>
           </w:tcPr>
           <w:p>
             <w:r>
@@ -7031,7 +7031,7 @@
         </w:tc>
         <w:tc>
           <w:tcPr>
-            <w:tcW w:type="dxa" w:w="4160"/>
+            <w:tcW w:type="dxa" w:w="3861"/>
           </w:tcPr>
           <w:p>
             <w:r>
@@ -7047,7 +7047,7 @@
       <w:tr>
         <w:tc>
           <w:tcPr>
-            <w:tcW w:type="dxa" w:w="390"/>
+            <w:tcW w:type="dxa" w:w="512"/>
           </w:tcPr>
           <w:p>
             <w:r>
@@ -7060,7 +7060,7 @@
         </w:tc>
         <w:tc>
           <w:tcPr>
-            <w:tcW w:type="dxa" w:w="2795"/>
+            <w:tcW w:type="dxa" w:w="2580"/>
           </w:tcPr>
           <w:p>
             <w:r>
@@ -7073,7 +7073,7 @@
         </w:tc>
         <w:tc>
           <w:tcPr>
-            <w:tcW w:type="dxa" w:w="2015"/>
+            <w:tcW w:type="dxa" w:w="2407"/>
           </w:tcPr>
           <w:p>
             <w:r>
@@ -7086,7 +7086,7 @@
         </w:tc>
         <w:tc>
           <w:tcPr>
-            <w:tcW w:type="dxa" w:w="4160"/>
+            <w:tcW w:type="dxa" w:w="3861"/>
           </w:tcPr>
           <w:p>
             <w:r>
@@ -7101,7 +7101,7 @@
       <w:tr>
         <w:tc>
           <w:tcPr>
-            <w:tcW w:type="dxa" w:w="390"/>
+            <w:tcW w:type="dxa" w:w="512"/>
           </w:tcPr>
           <w:p>
             <w:r>
@@ -7114,7 +7114,7 @@
         </w:tc>
         <w:tc>
           <w:tcPr>
-            <w:tcW w:type="dxa" w:w="2795"/>
+            <w:tcW w:type="dxa" w:w="2580"/>
           </w:tcPr>
           <w:p>
             <w:r>
@@ -7127,7 +7127,7 @@
         </w:tc>
         <w:tc>
           <w:tcPr>
-            <w:tcW w:type="dxa" w:w="2015"/>
+            <w:tcW w:type="dxa" w:w="2407"/>
           </w:tcPr>
           <w:p>
             <w:r>
@@ -7140,7 +7140,7 @@
         </w:tc>
         <w:tc>
           <w:tcPr>
-            <w:tcW w:type="dxa" w:w="4160"/>
+            <w:tcW w:type="dxa" w:w="3861"/>
           </w:tcPr>
           <w:p>
             <w:r>
@@ -7155,7 +7155,7 @@
       <w:tr>
         <w:tc>
           <w:tcPr>
-            <w:tcW w:type="dxa" w:w="390"/>
+            <w:tcW w:type="dxa" w:w="512"/>
           </w:tcPr>
           <w:p>
             <w:r>
@@ -7168,7 +7168,7 @@
         </w:tc>
         <w:tc>
           <w:tcPr>
-            <w:tcW w:type="dxa" w:w="2795"/>
+            <w:tcW w:type="dxa" w:w="2580"/>
           </w:tcPr>
           <w:p>
             <w:r>
@@ -7181,7 +7181,7 @@
         </w:tc>
         <w:tc>
           <w:tcPr>
-            <w:tcW w:type="dxa" w:w="2015"/>
+            <w:tcW w:type="dxa" w:w="2407"/>
           </w:tcPr>
           <w:p>
             <w:r>
@@ -7194,7 +7194,7 @@
         </w:tc>
         <w:tc>
           <w:tcPr>
-            <w:tcW w:type="dxa" w:w="4160"/>
+            <w:tcW w:type="dxa" w:w="3861"/>
           </w:tcPr>
           <w:p>
             <w:r>
@@ -7209,7 +7209,7 @@
       <w:tr>
         <w:tc>
           <w:tcPr>
-            <w:tcW w:type="dxa" w:w="390"/>
+            <w:tcW w:type="dxa" w:w="512"/>
           </w:tcPr>
           <w:p>
             <w:r>
@@ -7222,7 +7222,7 @@
         </w:tc>
         <w:tc>
           <w:tcPr>
-            <w:tcW w:type="dxa" w:w="2795"/>
+            <w:tcW w:type="dxa" w:w="2580"/>
           </w:tcPr>
           <w:p>
             <w:r>
@@ -7235,7 +7235,7 @@
         </w:tc>
         <w:tc>
           <w:tcPr>
-            <w:tcW w:type="dxa" w:w="2015"/>
+            <w:tcW w:type="dxa" w:w="2407"/>
           </w:tcPr>
           <w:p>
             <w:r>
@@ -7248,7 +7248,7 @@
         </w:tc>
         <w:tc>
           <w:tcPr>
-            <w:tcW w:type="dxa" w:w="4160"/>
+            <w:tcW w:type="dxa" w:w="3861"/>
           </w:tcPr>
           <w:p>
             <w:r>
@@ -7263,7 +7263,7 @@
       <w:tr>
         <w:tc>
           <w:tcPr>
-            <w:tcW w:type="dxa" w:w="390"/>
+            <w:tcW w:type="dxa" w:w="512"/>
           </w:tcPr>
           <w:p>
             <w:r>
@@ -7276,7 +7276,7 @@
         </w:tc>
         <w:tc>
           <w:tcPr>
-            <w:tcW w:type="dxa" w:w="2795"/>
+            <w:tcW w:type="dxa" w:w="2580"/>
           </w:tcPr>
           <w:p>
             <w:r>
@@ -7289,7 +7289,7 @@
         </w:tc>
         <w:tc>
           <w:tcPr>
-            <w:tcW w:type="dxa" w:w="2015"/>
+            <w:tcW w:type="dxa" w:w="2407"/>
           </w:tcPr>
           <w:p>
             <w:r>
@@ -7302,7 +7302,7 @@
         </w:tc>
         <w:tc>
           <w:tcPr>
-            <w:tcW w:type="dxa" w:w="4160"/>
+            <w:tcW w:type="dxa" w:w="3861"/>
           </w:tcPr>
           <w:p>
             <w:r>
@@ -7317,7 +7317,7 @@
       <w:tr>
         <w:tc>
           <w:tcPr>
-            <w:tcW w:type="dxa" w:w="390"/>
+            <w:tcW w:type="dxa" w:w="512"/>
           </w:tcPr>
           <w:p>
             <w:r>
@@ -7330,7 +7330,7 @@
         </w:tc>
         <w:tc>
           <w:tcPr>
-            <w:tcW w:type="dxa" w:w="2795"/>
+            <w:tcW w:type="dxa" w:w="2580"/>
           </w:tcPr>
           <w:p>
             <w:r>
@@ -7343,7 +7343,7 @@
         </w:tc>
         <w:tc>
           <w:tcPr>
-            <w:tcW w:type="dxa" w:w="2015"/>
+            <w:tcW w:type="dxa" w:w="2407"/>
           </w:tcPr>
           <w:p>
             <w:r>
@@ -7356,7 +7356,7 @@
         </w:tc>
         <w:tc>
           <w:tcPr>
-            <w:tcW w:type="dxa" w:w="4160"/>
+            <w:tcW w:type="dxa" w:w="3861"/>
           </w:tcPr>
           <w:p>
             <w:r>
@@ -7371,7 +7371,7 @@
       <w:tr>
         <w:tc>
           <w:tcPr>
-            <w:tcW w:type="dxa" w:w="390"/>
+            <w:tcW w:type="dxa" w:w="512"/>
           </w:tcPr>
           <w:p>
             <w:r>
@@ -7384,7 +7384,7 @@
         </w:tc>
         <w:tc>
           <w:tcPr>
-            <w:tcW w:type="dxa" w:w="2795"/>
+            <w:tcW w:type="dxa" w:w="2580"/>
           </w:tcPr>
           <w:p>
             <w:r>
@@ -7397,7 +7397,7 @@
         </w:tc>
         <w:tc>
           <w:tcPr>
-            <w:tcW w:type="dxa" w:w="2015"/>
+            <w:tcW w:type="dxa" w:w="2407"/>
           </w:tcPr>
           <w:p>
             <w:r>
@@ -7410,7 +7410,7 @@
         </w:tc>
         <w:tc>
           <w:tcPr>
-            <w:tcW w:type="dxa" w:w="4160"/>
+            <w:tcW w:type="dxa" w:w="3861"/>
           </w:tcPr>
           <w:p>
             <w:r>
@@ -7425,7 +7425,7 @@
       <w:tr>
         <w:tc>
           <w:tcPr>
-            <w:tcW w:type="dxa" w:w="390"/>
+            <w:tcW w:type="dxa" w:w="512"/>
           </w:tcPr>
           <w:p>
             <w:r>
@@ -7438,7 +7438,7 @@
         </w:tc>
         <w:tc>
           <w:tcPr>
-            <w:tcW w:type="dxa" w:w="2795"/>
+            <w:tcW w:type="dxa" w:w="2580"/>
           </w:tcPr>
           <w:p>
             <w:r>
@@ -7451,7 +7451,7 @@
         </w:tc>
         <w:tc>
           <w:tcPr>
-            <w:tcW w:type="dxa" w:w="2015"/>
+            <w:tcW w:type="dxa" w:w="2407"/>
           </w:tcPr>
           <w:p>
             <w:r>
@@ -7464,14 +7464,14 @@
         </w:tc>
         <w:tc>
           <w:tcPr>
-            <w:tcW w:type="dxa" w:w="4160"/>
-          </w:tcPr>
-          <w:p>
-            <w:r>
-              <w:rPr>
-                <w:sz w:val="17"/>
-              </w:rPr>
-              <w:t>Avere-France now says the programme runs to 2030</w:t>
+            <w:tcW w:type="dxa" w:w="3861"/>
+          </w:tcPr>
+          <w:p>
+            <w:r>
+              <w:rPr>
+                <w:sz w:val="17"/>
+              </w:rPr>
+              <w:t>The government's electrification plan (23 Apr 2026) gave ADVENIR visibility to 2030, and on 7 Jul 2026 it announced about €400 M more; Avere-France's own ADVENIR page still shows end-2027</w:t>
             </w:r>
           </w:p>
         </w:tc>
@@ -7479,7 +7479,7 @@
       <w:tr>
         <w:tc>
           <w:tcPr>
-            <w:tcW w:type="dxa" w:w="390"/>
+            <w:tcW w:type="dxa" w:w="512"/>
           </w:tcPr>
           <w:p>
             <w:r>
@@ -7492,7 +7492,7 @@
         </w:tc>
         <w:tc>
           <w:tcPr>
-            <w:tcW w:type="dxa" w:w="2795"/>
+            <w:tcW w:type="dxa" w:w="2580"/>
           </w:tcPr>
           <w:p>
             <w:r>
@@ -7505,7 +7505,7 @@
         </w:tc>
         <w:tc>
           <w:tcPr>
-            <w:tcW w:type="dxa" w:w="2015"/>
+            <w:tcW w:type="dxa" w:w="2407"/>
           </w:tcPr>
           <w:p>
             <w:r>
@@ -7518,7 +7518,7 @@
         </w:tc>
         <w:tc>
           <w:tcPr>
-            <w:tcW w:type="dxa" w:w="4160"/>
+            <w:tcW w:type="dxa" w:w="3861"/>
           </w:tcPr>
           <w:p>
             <w:r>
@@ -7533,7 +7533,7 @@
       <w:tr>
         <w:tc>
           <w:tcPr>
-            <w:tcW w:type="dxa" w:w="390"/>
+            <w:tcW w:type="dxa" w:w="512"/>
           </w:tcPr>
           <w:p>
             <w:r>
@@ -7546,7 +7546,7 @@
         </w:tc>
         <w:tc>
           <w:tcPr>
-            <w:tcW w:type="dxa" w:w="2795"/>
+            <w:tcW w:type="dxa" w:w="2580"/>
           </w:tcPr>
           <w:p>
             <w:r>
@@ -7559,7 +7559,7 @@
         </w:tc>
         <w:tc>
           <w:tcPr>
-            <w:tcW w:type="dxa" w:w="2015"/>
+            <w:tcW w:type="dxa" w:w="2407"/>
           </w:tcPr>
           <w:p>
             <w:r>
@@ -7572,7 +7572,7 @@
         </w:tc>
         <w:tc>
           <w:tcPr>
-            <w:tcW w:type="dxa" w:w="4160"/>
+            <w:tcW w:type="dxa" w:w="3861"/>
           </w:tcPr>
           <w:p>
             <w:r>
@@ -7596,7 +7596,7 @@
     </w:p>
     <w:p>
       <w:r>
-        <w:t>None of these errors is used in this brief's analysis. The embedded images V7, V8 and V9 still show some of them as produced, as their rows in Section 5 note.</w:t>
+        <w:t>None of these errors is used in this brief's analysis. The embedded images V5, V7, V8, V9 and V10 still show some of them as produced, as their rows in Section 5 note.</w:t>
       </w:r>
     </w:p>
     <w:tbl>
@@ -7614,15 +7614,15 @@
         </w:tblBorders>
       </w:tblPr>
       <w:tblGrid>
-        <w:gridCol w:w="2340"/>
-        <w:gridCol w:w="2340"/>
-        <w:gridCol w:w="2340"/>
-        <w:gridCol w:w="2340"/>
+        <w:gridCol w:w="617"/>
+        <w:gridCol w:w="2848"/>
+        <w:gridCol w:w="3068"/>
+        <w:gridCol w:w="2825"/>
       </w:tblGrid>
       <w:tr>
         <w:tc>
           <w:tcPr>
-            <w:tcW w:type="dxa" w:w="271"/>
+            <w:tcW w:type="dxa" w:w="618"/>
           </w:tcPr>
           <w:p>
             <w:r>
@@ -7636,7 +7636,7 @@
         </w:tc>
         <w:tc>
           <w:tcPr>
-            <w:tcW w:type="dxa" w:w="2707"/>
+            <w:tcW w:type="dxa" w:w="2848"/>
           </w:tcPr>
           <w:p>
             <w:r>
@@ -7650,7 +7650,7 @@
         </w:tc>
         <w:tc>
           <w:tcPr>
-            <w:tcW w:type="dxa" w:w="3654"/>
+            <w:tcW w:type="dxa" w:w="3068"/>
           </w:tcPr>
           <w:p>
             <w:r>
@@ -7664,7 +7664,7 @@
         </w:tc>
         <w:tc>
           <w:tcPr>
-            <w:tcW w:type="dxa" w:w="2729"/>
+            <w:tcW w:type="dxa" w:w="2826"/>
           </w:tcPr>
           <w:p>
             <w:r>
@@ -7680,7 +7680,7 @@
       <w:tr>
         <w:tc>
           <w:tcPr>
-            <w:tcW w:type="dxa" w:w="271"/>
+            <w:tcW w:type="dxa" w:w="618"/>
           </w:tcPr>
           <w:p>
             <w:r>
@@ -7693,7 +7693,7 @@
         </w:tc>
         <w:tc>
           <w:tcPr>
-            <w:tcW w:type="dxa" w:w="2707"/>
+            <w:tcW w:type="dxa" w:w="2848"/>
           </w:tcPr>
           <w:p>
             <w:r>
@@ -7706,7 +7706,7 @@
         </w:tc>
         <w:tc>
           <w:tcPr>
-            <w:tcW w:type="dxa" w:w="3654"/>
+            <w:tcW w:type="dxa" w:w="3068"/>
           </w:tcPr>
           <w:p>
             <w:r>
@@ -7719,7 +7719,7 @@
         </w:tc>
         <w:tc>
           <w:tcPr>
-            <w:tcW w:type="dxa" w:w="2729"/>
+            <w:tcW w:type="dxa" w:w="2826"/>
           </w:tcPr>
           <w:p>
             <w:r>
@@ -7734,7 +7734,7 @@
       <w:tr>
         <w:tc>
           <w:tcPr>
-            <w:tcW w:type="dxa" w:w="271"/>
+            <w:tcW w:type="dxa" w:w="618"/>
           </w:tcPr>
           <w:p>
             <w:r>
@@ -7747,7 +7747,7 @@
         </w:tc>
         <w:tc>
           <w:tcPr>
-            <w:tcW w:type="dxa" w:w="2707"/>
+            <w:tcW w:type="dxa" w:w="2848"/>
           </w:tcPr>
           <w:p>
             <w:r>
@@ -7760,7 +7760,7 @@
         </w:tc>
         <w:tc>
           <w:tcPr>
-            <w:tcW w:type="dxa" w:w="3654"/>
+            <w:tcW w:type="dxa" w:w="3068"/>
           </w:tcPr>
           <w:p>
             <w:r>
@@ -7773,7 +7773,7 @@
         </w:tc>
         <w:tc>
           <w:tcPr>
-            <w:tcW w:type="dxa" w:w="2729"/>
+            <w:tcW w:type="dxa" w:w="2826"/>
           </w:tcPr>
           <w:p>
             <w:r>
@@ -7788,7 +7788,7 @@
       <w:tr>
         <w:tc>
           <w:tcPr>
-            <w:tcW w:type="dxa" w:w="271"/>
+            <w:tcW w:type="dxa" w:w="618"/>
           </w:tcPr>
           <w:p>
             <w:r>
@@ -7801,7 +7801,7 @@
         </w:tc>
         <w:tc>
           <w:tcPr>
-            <w:tcW w:type="dxa" w:w="2707"/>
+            <w:tcW w:type="dxa" w:w="2848"/>
           </w:tcPr>
           <w:p>
             <w:r>
@@ -7814,7 +7814,7 @@
         </w:tc>
         <w:tc>
           <w:tcPr>
-            <w:tcW w:type="dxa" w:w="3654"/>
+            <w:tcW w:type="dxa" w:w="3068"/>
           </w:tcPr>
           <w:p>
             <w:r>
@@ -7827,7 +7827,7 @@
         </w:tc>
         <w:tc>
           <w:tcPr>
-            <w:tcW w:type="dxa" w:w="2729"/>
+            <w:tcW w:type="dxa" w:w="2826"/>
           </w:tcPr>
           <w:p>
             <w:r>
@@ -7842,7 +7842,7 @@
       <w:tr>
         <w:tc>
           <w:tcPr>
-            <w:tcW w:type="dxa" w:w="271"/>
+            <w:tcW w:type="dxa" w:w="618"/>
           </w:tcPr>
           <w:p>
             <w:r>
@@ -7855,7 +7855,7 @@
         </w:tc>
         <w:tc>
           <w:tcPr>
-            <w:tcW w:type="dxa" w:w="2707"/>
+            <w:tcW w:type="dxa" w:w="2848"/>
           </w:tcPr>
           <w:p>
             <w:r>
@@ -7868,7 +7868,7 @@
         </w:tc>
         <w:tc>
           <w:tcPr>
-            <w:tcW w:type="dxa" w:w="3654"/>
+            <w:tcW w:type="dxa" w:w="3068"/>
           </w:tcPr>
           <w:p>
             <w:r>
@@ -7881,14 +7881,14 @@
         </w:tc>
         <w:tc>
           <w:tcPr>
-            <w:tcW w:type="dxa" w:w="2729"/>
-          </w:tcPr>
-          <w:p>
-            <w:r>
-              <w:rPr>
-                <w:sz w:val="17"/>
-              </w:rPr>
-              <w:t>True for 2024→25; about 18–19% annualised from 31 Dec 2025 to 3 Sep 2026 (246 days)</w:t>
+            <w:tcW w:type="dxa" w:w="2826"/>
+          </w:tcPr>
+          <w:p>
+            <w:r>
+              <w:rPr>
+                <w:sz w:val="17"/>
+              </w:rPr>
+              <w:t>True for 2024→25; about 18–19% annualised from 1 Jan 2026 (67,916) to 1 Sep 2026 (243 days)</w:t>
             </w:r>
           </w:p>
         </w:tc>
@@ -7896,7 +7896,7 @@
       <w:tr>
         <w:tc>
           <w:tcPr>
-            <w:tcW w:type="dxa" w:w="271"/>
+            <w:tcW w:type="dxa" w:w="618"/>
           </w:tcPr>
           <w:p>
             <w:r>
@@ -7909,7 +7909,7 @@
         </w:tc>
         <w:tc>
           <w:tcPr>
-            <w:tcW w:type="dxa" w:w="2707"/>
+            <w:tcW w:type="dxa" w:w="2848"/>
           </w:tcPr>
           <w:p>
             <w:r>
@@ -7922,7 +7922,7 @@
         </w:tc>
         <w:tc>
           <w:tcPr>
-            <w:tcW w:type="dxa" w:w="3654"/>
+            <w:tcW w:type="dxa" w:w="3068"/>
           </w:tcPr>
           <w:p>
             <w:r>
@@ -7935,7 +7935,7 @@
         </w:tc>
         <w:tc>
           <w:tcPr>
-            <w:tcW w:type="dxa" w:w="2729"/>
+            <w:tcW w:type="dxa" w:w="2826"/>
           </w:tcPr>
           <w:p>
             <w:r>
@@ -7950,7 +7950,7 @@
       <w:tr>
         <w:tc>
           <w:tcPr>
-            <w:tcW w:type="dxa" w:w="271"/>
+            <w:tcW w:type="dxa" w:w="618"/>
           </w:tcPr>
           <w:p>
             <w:r>
@@ -7963,7 +7963,7 @@
         </w:tc>
         <w:tc>
           <w:tcPr>
-            <w:tcW w:type="dxa" w:w="2707"/>
+            <w:tcW w:type="dxa" w:w="2848"/>
           </w:tcPr>
           <w:p>
             <w:r>
@@ -7976,7 +7976,7 @@
         </w:tc>
         <w:tc>
           <w:tcPr>
-            <w:tcW w:type="dxa" w:w="3654"/>
+            <w:tcW w:type="dxa" w:w="3068"/>
           </w:tcPr>
           <w:p>
             <w:r>
@@ -7989,7 +7989,7 @@
         </w:tc>
         <w:tc>
           <w:tcPr>
-            <w:tcW w:type="dxa" w:w="2729"/>
+            <w:tcW w:type="dxa" w:w="2826"/>
           </w:tcPr>
           <w:p>
             <w:r>
@@ -8004,7 +8004,7 @@
       <w:tr>
         <w:tc>
           <w:tcPr>
-            <w:tcW w:type="dxa" w:w="271"/>
+            <w:tcW w:type="dxa" w:w="618"/>
           </w:tcPr>
           <w:p>
             <w:r>
@@ -8017,7 +8017,7 @@
         </w:tc>
         <w:tc>
           <w:tcPr>
-            <w:tcW w:type="dxa" w:w="2707"/>
+            <w:tcW w:type="dxa" w:w="2848"/>
           </w:tcPr>
           <w:p>
             <w:r>
@@ -8030,7 +8030,7 @@
         </w:tc>
         <w:tc>
           <w:tcPr>
-            <w:tcW w:type="dxa" w:w="3654"/>
+            <w:tcW w:type="dxa" w:w="3068"/>
           </w:tcPr>
           <w:p>
             <w:r>
@@ -8043,7 +8043,7 @@
         </w:tc>
         <w:tc>
           <w:tcPr>
-            <w:tcW w:type="dxa" w:w="2729"/>
+            <w:tcW w:type="dxa" w:w="2826"/>
           </w:tcPr>
           <w:p>
             <w:r>
@@ -8058,7 +8058,7 @@
       <w:tr>
         <w:tc>
           <w:tcPr>
-            <w:tcW w:type="dxa" w:w="271"/>
+            <w:tcW w:type="dxa" w:w="618"/>
           </w:tcPr>
           <w:p>
             <w:r>
@@ -8071,7 +8071,7 @@
         </w:tc>
         <w:tc>
           <w:tcPr>
-            <w:tcW w:type="dxa" w:w="2707"/>
+            <w:tcW w:type="dxa" w:w="2848"/>
           </w:tcPr>
           <w:p>
             <w:r>
@@ -8084,7 +8084,7 @@
         </w:tc>
         <w:tc>
           <w:tcPr>
-            <w:tcW w:type="dxa" w:w="3654"/>
+            <w:tcW w:type="dxa" w:w="3068"/>
           </w:tcPr>
           <w:p>
             <w:r>
@@ -8097,7 +8097,7 @@
         </w:tc>
         <w:tc>
           <w:tcPr>
-            <w:tcW w:type="dxa" w:w="2729"/>
+            <w:tcW w:type="dxa" w:w="2826"/>
           </w:tcPr>
           <w:p>
             <w:r>
@@ -8112,7 +8112,7 @@
       <w:tr>
         <w:tc>
           <w:tcPr>
-            <w:tcW w:type="dxa" w:w="271"/>
+            <w:tcW w:type="dxa" w:w="618"/>
           </w:tcPr>
           <w:p>
             <w:r>
@@ -8125,7 +8125,7 @@
         </w:tc>
         <w:tc>
           <w:tcPr>
-            <w:tcW w:type="dxa" w:w="2707"/>
+            <w:tcW w:type="dxa" w:w="2848"/>
           </w:tcPr>
           <w:p>
             <w:r>
@@ -8138,7 +8138,7 @@
         </w:tc>
         <w:tc>
           <w:tcPr>
-            <w:tcW w:type="dxa" w:w="3654"/>
+            <w:tcW w:type="dxa" w:w="3068"/>
           </w:tcPr>
           <w:p>
             <w:r>
@@ -8151,7 +8151,7 @@
         </w:tc>
         <w:tc>
           <w:tcPr>
-            <w:tcW w:type="dxa" w:w="2729"/>
+            <w:tcW w:type="dxa" w:w="2826"/>
           </w:tcPr>
           <w:p>
             <w:r>
@@ -8166,7 +8166,7 @@
       <w:tr>
         <w:tc>
           <w:tcPr>
-            <w:tcW w:type="dxa" w:w="271"/>
+            <w:tcW w:type="dxa" w:w="618"/>
           </w:tcPr>
           <w:p>
             <w:r>
@@ -8179,7 +8179,7 @@
         </w:tc>
         <w:tc>
           <w:tcPr>
-            <w:tcW w:type="dxa" w:w="2707"/>
+            <w:tcW w:type="dxa" w:w="2848"/>
           </w:tcPr>
           <w:p>
             <w:r>
@@ -8192,7 +8192,7 @@
         </w:tc>
         <w:tc>
           <w:tcPr>
-            <w:tcW w:type="dxa" w:w="3654"/>
+            <w:tcW w:type="dxa" w:w="3068"/>
           </w:tcPr>
           <w:p>
             <w:r>
@@ -8205,7 +8205,7 @@
         </w:tc>
         <w:tc>
           <w:tcPr>
-            <w:tcW w:type="dxa" w:w="2729"/>
+            <w:tcW w:type="dxa" w:w="2826"/>
           </w:tcPr>
           <w:p>
             <w:r>
@@ -8220,7 +8220,7 @@
       <w:tr>
         <w:tc>
           <w:tcPr>
-            <w:tcW w:type="dxa" w:w="271"/>
+            <w:tcW w:type="dxa" w:w="618"/>
           </w:tcPr>
           <w:p>
             <w:r>
@@ -8233,7 +8233,7 @@
         </w:tc>
         <w:tc>
           <w:tcPr>
-            <w:tcW w:type="dxa" w:w="2707"/>
+            <w:tcW w:type="dxa" w:w="2848"/>
           </w:tcPr>
           <w:p>
             <w:r>
@@ -8246,7 +8246,7 @@
         </w:tc>
         <w:tc>
           <w:tcPr>
-            <w:tcW w:type="dxa" w:w="3654"/>
+            <w:tcW w:type="dxa" w:w="3068"/>
           </w:tcPr>
           <w:p>
             <w:r>
@@ -8259,7 +8259,7 @@
         </w:tc>
         <w:tc>
           <w:tcPr>
-            <w:tcW w:type="dxa" w:w="2729"/>
+            <w:tcW w:type="dxa" w:w="2826"/>
           </w:tcPr>
           <w:p>
             <w:r>
@@ -8274,7 +8274,7 @@
       <w:tr>
         <w:tc>
           <w:tcPr>
-            <w:tcW w:type="dxa" w:w="271"/>
+            <w:tcW w:type="dxa" w:w="618"/>
           </w:tcPr>
           <w:p>
             <w:r>
@@ -8287,7 +8287,7 @@
         </w:tc>
         <w:tc>
           <w:tcPr>
-            <w:tcW w:type="dxa" w:w="2707"/>
+            <w:tcW w:type="dxa" w:w="2848"/>
           </w:tcPr>
           <w:p>
             <w:r>
@@ -8300,7 +8300,7 @@
         </w:tc>
         <w:tc>
           <w:tcPr>
-            <w:tcW w:type="dxa" w:w="3654"/>
+            <w:tcW w:type="dxa" w:w="3068"/>
           </w:tcPr>
           <w:p>
             <w:r>
@@ -8313,7 +8313,7 @@
         </w:tc>
         <w:tc>
           <w:tcPr>
-            <w:tcW w:type="dxa" w:w="2729"/>
+            <w:tcW w:type="dxa" w:w="2826"/>
           </w:tcPr>
           <w:p>
             <w:r>
@@ -8328,7 +8328,7 @@
       <w:tr>
         <w:tc>
           <w:tcPr>
-            <w:tcW w:type="dxa" w:w="271"/>
+            <w:tcW w:type="dxa" w:w="618"/>
           </w:tcPr>
           <w:p>
             <w:r>
@@ -8341,7 +8341,7 @@
         </w:tc>
         <w:tc>
           <w:tcPr>
-            <w:tcW w:type="dxa" w:w="2707"/>
+            <w:tcW w:type="dxa" w:w="2848"/>
           </w:tcPr>
           <w:p>
             <w:r>
@@ -8354,7 +8354,7 @@
         </w:tc>
         <w:tc>
           <w:tcPr>
-            <w:tcW w:type="dxa" w:w="3654"/>
+            <w:tcW w:type="dxa" w:w="3068"/>
           </w:tcPr>
           <w:p>
             <w:r>
@@ -8367,7 +8367,7 @@
         </w:tc>
         <w:tc>
           <w:tcPr>
-            <w:tcW w:type="dxa" w:w="2729"/>
+            <w:tcW w:type="dxa" w:w="2826"/>
           </w:tcPr>
           <w:p>
             <w:r>
@@ -8382,7 +8382,7 @@
       <w:tr>
         <w:tc>
           <w:tcPr>
-            <w:tcW w:type="dxa" w:w="271"/>
+            <w:tcW w:type="dxa" w:w="618"/>
           </w:tcPr>
           <w:p>
             <w:r>
@@ -8395,7 +8395,7 @@
         </w:tc>
         <w:tc>
           <w:tcPr>
-            <w:tcW w:type="dxa" w:w="2707"/>
+            <w:tcW w:type="dxa" w:w="2848"/>
           </w:tcPr>
           <w:p>
             <w:r>
@@ -8408,7 +8408,7 @@
         </w:tc>
         <w:tc>
           <w:tcPr>
-            <w:tcW w:type="dxa" w:w="3654"/>
+            <w:tcW w:type="dxa" w:w="3068"/>
           </w:tcPr>
           <w:p>
             <w:r>
@@ -8421,7 +8421,7 @@
         </w:tc>
         <w:tc>
           <w:tcPr>
-            <w:tcW w:type="dxa" w:w="2729"/>
+            <w:tcW w:type="dxa" w:w="2826"/>
           </w:tcPr>
           <w:p>
             <w:r>
@@ -8436,7 +8436,7 @@
       <w:tr>
         <w:tc>
           <w:tcPr>
-            <w:tcW w:type="dxa" w:w="271"/>
+            <w:tcW w:type="dxa" w:w="618"/>
           </w:tcPr>
           <w:p>
             <w:r>
@@ -8449,7 +8449,7 @@
         </w:tc>
         <w:tc>
           <w:tcPr>
-            <w:tcW w:type="dxa" w:w="2707"/>
+            <w:tcW w:type="dxa" w:w="2848"/>
           </w:tcPr>
           <w:p>
             <w:r>
@@ -8462,7 +8462,7 @@
         </w:tc>
         <w:tc>
           <w:tcPr>
-            <w:tcW w:type="dxa" w:w="3654"/>
+            <w:tcW w:type="dxa" w:w="3068"/>
           </w:tcPr>
           <w:p>
             <w:r>
@@ -8475,7 +8475,7 @@
         </w:tc>
         <w:tc>
           <w:tcPr>
-            <w:tcW w:type="dxa" w:w="2729"/>
+            <w:tcW w:type="dxa" w:w="2826"/>
           </w:tcPr>
           <w:p>
             <w:r>
@@ -8490,7 +8490,7 @@
       <w:tr>
         <w:tc>
           <w:tcPr>
-            <w:tcW w:type="dxa" w:w="271"/>
+            <w:tcW w:type="dxa" w:w="618"/>
           </w:tcPr>
           <w:p>
             <w:r>
@@ -8503,7 +8503,7 @@
         </w:tc>
         <w:tc>
           <w:tcPr>
-            <w:tcW w:type="dxa" w:w="2707"/>
+            <w:tcW w:type="dxa" w:w="2848"/>
           </w:tcPr>
           <w:p>
             <w:r>
@@ -8516,7 +8516,7 @@
         </w:tc>
         <w:tc>
           <w:tcPr>
-            <w:tcW w:type="dxa" w:w="3654"/>
+            <w:tcW w:type="dxa" w:w="3068"/>
           </w:tcPr>
           <w:p>
             <w:r>
@@ -8529,7 +8529,7 @@
         </w:tc>
         <w:tc>
           <w:tcPr>
-            <w:tcW w:type="dxa" w:w="2729"/>
+            <w:tcW w:type="dxa" w:w="2826"/>
           </w:tcPr>
           <w:p>
             <w:r>
@@ -8544,7 +8544,7 @@
       <w:tr>
         <w:tc>
           <w:tcPr>
-            <w:tcW w:type="dxa" w:w="271"/>
+            <w:tcW w:type="dxa" w:w="618"/>
           </w:tcPr>
           <w:p>
             <w:r>
@@ -8557,7 +8557,7 @@
         </w:tc>
         <w:tc>
           <w:tcPr>
-            <w:tcW w:type="dxa" w:w="2707"/>
+            <w:tcW w:type="dxa" w:w="2848"/>
           </w:tcPr>
           <w:p>
             <w:r>
@@ -8570,7 +8570,7 @@
         </w:tc>
         <w:tc>
           <w:tcPr>
-            <w:tcW w:type="dxa" w:w="3654"/>
+            <w:tcW w:type="dxa" w:w="3068"/>
           </w:tcPr>
           <w:p>
             <w:r>
@@ -8583,7 +8583,7 @@
         </w:tc>
         <w:tc>
           <w:tcPr>
-            <w:tcW w:type="dxa" w:w="2729"/>
+            <w:tcW w:type="dxa" w:w="2826"/>
           </w:tcPr>
           <w:p>
             <w:r>
@@ -8598,7 +8598,7 @@
       <w:tr>
         <w:tc>
           <w:tcPr>
-            <w:tcW w:type="dxa" w:w="271"/>
+            <w:tcW w:type="dxa" w:w="618"/>
           </w:tcPr>
           <w:p>
             <w:r>
@@ -8611,7 +8611,7 @@
         </w:tc>
         <w:tc>
           <w:tcPr>
-            <w:tcW w:type="dxa" w:w="2707"/>
+            <w:tcW w:type="dxa" w:w="2848"/>
           </w:tcPr>
           <w:p>
             <w:r>
@@ -8624,7 +8624,7 @@
         </w:tc>
         <w:tc>
           <w:tcPr>
-            <w:tcW w:type="dxa" w:w="3654"/>
+            <w:tcW w:type="dxa" w:w="3068"/>
           </w:tcPr>
           <w:p>
             <w:r>
@@ -8637,7 +8637,7 @@
         </w:tc>
         <w:tc>
           <w:tcPr>
-            <w:tcW w:type="dxa" w:w="2729"/>
+            <w:tcW w:type="dxa" w:w="2826"/>
           </w:tcPr>
           <w:p>
             <w:r>
@@ -8652,7 +8652,7 @@
       <w:tr>
         <w:tc>
           <w:tcPr>
-            <w:tcW w:type="dxa" w:w="271"/>
+            <w:tcW w:type="dxa" w:w="618"/>
           </w:tcPr>
           <w:p>
             <w:r>
@@ -8665,7 +8665,7 @@
         </w:tc>
         <w:tc>
           <w:tcPr>
-            <w:tcW w:type="dxa" w:w="2707"/>
+            <w:tcW w:type="dxa" w:w="2848"/>
           </w:tcPr>
           <w:p>
             <w:r>
@@ -8678,7 +8678,7 @@
         </w:tc>
         <w:tc>
           <w:tcPr>
-            <w:tcW w:type="dxa" w:w="3654"/>
+            <w:tcW w:type="dxa" w:w="3068"/>
           </w:tcPr>
           <w:p>
             <w:r>
@@ -8691,7 +8691,7 @@
         </w:tc>
         <w:tc>
           <w:tcPr>
-            <w:tcW w:type="dxa" w:w="2729"/>
+            <w:tcW w:type="dxa" w:w="2826"/>
           </w:tcPr>
           <w:p>
             <w:r>
@@ -8706,7 +8706,7 @@
       <w:tr>
         <w:tc>
           <w:tcPr>
-            <w:tcW w:type="dxa" w:w="271"/>
+            <w:tcW w:type="dxa" w:w="618"/>
           </w:tcPr>
           <w:p>
             <w:r>
@@ -8719,7 +8719,7 @@
         </w:tc>
         <w:tc>
           <w:tcPr>
-            <w:tcW w:type="dxa" w:w="2707"/>
+            <w:tcW w:type="dxa" w:w="2848"/>
           </w:tcPr>
           <w:p>
             <w:r>
@@ -8732,7 +8732,7 @@
         </w:tc>
         <w:tc>
           <w:tcPr>
-            <w:tcW w:type="dxa" w:w="3654"/>
+            <w:tcW w:type="dxa" w:w="3068"/>
           </w:tcPr>
           <w:p>
             <w:r>
@@ -8745,7 +8745,7 @@
         </w:tc>
         <w:tc>
           <w:tcPr>
-            <w:tcW w:type="dxa" w:w="2729"/>
+            <w:tcW w:type="dxa" w:w="2826"/>
           </w:tcPr>
           <w:p>
             <w:r>
@@ -8760,7 +8760,7 @@
       <w:tr>
         <w:tc>
           <w:tcPr>
-            <w:tcW w:type="dxa" w:w="271"/>
+            <w:tcW w:type="dxa" w:w="618"/>
           </w:tcPr>
           <w:p>
             <w:r>
@@ -8773,7 +8773,7 @@
         </w:tc>
         <w:tc>
           <w:tcPr>
-            <w:tcW w:type="dxa" w:w="2707"/>
+            <w:tcW w:type="dxa" w:w="2848"/>
           </w:tcPr>
           <w:p>
             <w:r>
@@ -8786,7 +8786,7 @@
         </w:tc>
         <w:tc>
           <w:tcPr>
-            <w:tcW w:type="dxa" w:w="3654"/>
+            <w:tcW w:type="dxa" w:w="3068"/>
           </w:tcPr>
           <w:p>
             <w:r>
@@ -8799,7 +8799,7 @@
         </w:tc>
         <w:tc>
           <w:tcPr>
-            <w:tcW w:type="dxa" w:w="2729"/>
+            <w:tcW w:type="dxa" w:w="2826"/>
           </w:tcPr>
           <w:p>
             <w:r>
@@ -8814,7 +8814,7 @@
       <w:tr>
         <w:tc>
           <w:tcPr>
-            <w:tcW w:type="dxa" w:w="271"/>
+            <w:tcW w:type="dxa" w:w="618"/>
           </w:tcPr>
           <w:p>
             <w:r>
@@ -8827,7 +8827,7 @@
         </w:tc>
         <w:tc>
           <w:tcPr>
-            <w:tcW w:type="dxa" w:w="2707"/>
+            <w:tcW w:type="dxa" w:w="2848"/>
           </w:tcPr>
           <w:p>
             <w:r>
@@ -8840,7 +8840,7 @@
         </w:tc>
         <w:tc>
           <w:tcPr>
-            <w:tcW w:type="dxa" w:w="3654"/>
+            <w:tcW w:type="dxa" w:w="3068"/>
           </w:tcPr>
           <w:p>
             <w:r>
@@ -8853,7 +8853,7 @@
         </w:tc>
         <w:tc>
           <w:tcPr>
-            <w:tcW w:type="dxa" w:w="2729"/>
+            <w:tcW w:type="dxa" w:w="2826"/>
           </w:tcPr>
           <w:p>
             <w:r>
@@ -8868,7 +8868,7 @@
       <w:tr>
         <w:tc>
           <w:tcPr>
-            <w:tcW w:type="dxa" w:w="271"/>
+            <w:tcW w:type="dxa" w:w="618"/>
           </w:tcPr>
           <w:p>
             <w:r>
@@ -8881,20 +8881,20 @@
         </w:tc>
         <w:tc>
           <w:tcPr>
-            <w:tcW w:type="dxa" w:w="2707"/>
-          </w:tcPr>
-          <w:p>
-            <w:r>
-              <w:rPr>
-                <w:sz w:val="17"/>
-              </w:rPr>
-              <w:t>Agent Reliability Evaluation (the second part is repeated in Briefs v1 and v2 and the combined document; screenshot 12d)</w:t>
-            </w:r>
-          </w:p>
-        </w:tc>
-        <w:tc>
-          <w:tcPr>
-            <w:tcW w:type="dxa" w:w="3654"/>
+            <w:tcW w:type="dxa" w:w="2848"/>
+          </w:tcPr>
+          <w:p>
+            <w:r>
+              <w:rPr>
+                <w:sz w:val="17"/>
+              </w:rPr>
+              <w:t>Agent Reliability Evaluation (the second part is repeated in Briefs v1 and v2 and the combined document; screenshot 12d; the first part is plotted in chart V10)</w:t>
+            </w:r>
+          </w:p>
+        </w:tc>
+        <w:tc>
+          <w:tcPr>
+            <w:tcW w:type="dxa" w:w="3068"/>
           </w:tcPr>
           <w:p>
             <w:r>
@@ -8907,14 +8907,14 @@
         </w:tc>
         <w:tc>
           <w:tcPr>
-            <w:tcW w:type="dxa" w:w="2729"/>
-          </w:tcPr>
-          <w:p>
-            <w:r>
-              <w:rPr>
-                <w:sz w:val="17"/>
-              </w:rPr>
-              <w:t>Like-for-like AFDC counts give about +32% for 2023→24 (38,271 → 50,428); the 246-day period gives about 18–19% annualised</w:t>
+            <w:tcW w:type="dxa" w:w="2826"/>
+          </w:tcPr>
+          <w:p>
+            <w:r>
+              <w:rPr>
+                <w:sz w:val="17"/>
+              </w:rPr>
+              <w:t>Like-for-like AFDC counts give about +32% for 2023→24 (38,271 → 50,428); the 243-day period gives about 18–19% annualised</w:t>
             </w:r>
           </w:p>
         </w:tc>
@@ -8922,7 +8922,7 @@
       <w:tr>
         <w:tc>
           <w:tcPr>
-            <w:tcW w:type="dxa" w:w="271"/>
+            <w:tcW w:type="dxa" w:w="618"/>
           </w:tcPr>
           <w:p>
             <w:r>
@@ -8935,7 +8935,7 @@
         </w:tc>
         <w:tc>
           <w:tcPr>
-            <w:tcW w:type="dxa" w:w="2707"/>
+            <w:tcW w:type="dxa" w:w="2848"/>
           </w:tcPr>
           <w:p>
             <w:r>
@@ -8948,7 +8948,7 @@
         </w:tc>
         <w:tc>
           <w:tcPr>
-            <w:tcW w:type="dxa" w:w="3654"/>
+            <w:tcW w:type="dxa" w:w="3068"/>
           </w:tcPr>
           <w:p>
             <w:r>
@@ -8961,7 +8961,7 @@
         </w:tc>
         <w:tc>
           <w:tcPr>
-            <w:tcW w:type="dxa" w:w="2729"/>
+            <w:tcW w:type="dxa" w:w="2826"/>
           </w:tcPr>
           <w:p>
             <w:r>
@@ -8976,7 +8976,7 @@
       <w:tr>
         <w:tc>
           <w:tcPr>
-            <w:tcW w:type="dxa" w:w="271"/>
+            <w:tcW w:type="dxa" w:w="618"/>
           </w:tcPr>
           <w:p>
             <w:r>
@@ -8989,7 +8989,7 @@
         </w:tc>
         <w:tc>
           <w:tcPr>
-            <w:tcW w:type="dxa" w:w="2707"/>
+            <w:tcW w:type="dxa" w:w="2848"/>
           </w:tcPr>
           <w:p>
             <w:r>
@@ -9002,7 +9002,7 @@
         </w:tc>
         <w:tc>
           <w:tcPr>
-            <w:tcW w:type="dxa" w:w="3654"/>
+            <w:tcW w:type="dxa" w:w="3068"/>
           </w:tcPr>
           <w:p>
             <w:r>
@@ -9015,7 +9015,7 @@
         </w:tc>
         <w:tc>
           <w:tcPr>
-            <w:tcW w:type="dxa" w:w="2729"/>
+            <w:tcW w:type="dxa" w:w="2826"/>
           </w:tcPr>
           <w:p>
             <w:r>
@@ -9030,7 +9030,7 @@
       <w:tr>
         <w:tc>
           <w:tcPr>
-            <w:tcW w:type="dxa" w:w="271"/>
+            <w:tcW w:type="dxa" w:w="618"/>
           </w:tcPr>
           <w:p>
             <w:r>
@@ -9043,7 +9043,7 @@
         </w:tc>
         <w:tc>
           <w:tcPr>
-            <w:tcW w:type="dxa" w:w="2707"/>
+            <w:tcW w:type="dxa" w:w="2848"/>
           </w:tcPr>
           <w:p>
             <w:r>
@@ -9056,7 +9056,7 @@
         </w:tc>
         <w:tc>
           <w:tcPr>
-            <w:tcW w:type="dxa" w:w="3654"/>
+            <w:tcW w:type="dxa" w:w="3068"/>
           </w:tcPr>
           <w:p>
             <w:r>
@@ -9069,7 +9069,7 @@
         </w:tc>
         <w:tc>
           <w:tcPr>
-            <w:tcW w:type="dxa" w:w="2729"/>
+            <w:tcW w:type="dxa" w:w="2826"/>
           </w:tcPr>
           <w:p>
             <w:r>
@@ -9084,7 +9084,7 @@
       <w:tr>
         <w:tc>
           <w:tcPr>
-            <w:tcW w:type="dxa" w:w="271"/>
+            <w:tcW w:type="dxa" w:w="618"/>
           </w:tcPr>
           <w:p>
             <w:r>
@@ -9097,7 +9097,7 @@
         </w:tc>
         <w:tc>
           <w:tcPr>
-            <w:tcW w:type="dxa" w:w="2707"/>
+            <w:tcW w:type="dxa" w:w="2848"/>
           </w:tcPr>
           <w:p>
             <w:r>
@@ -9110,7 +9110,7 @@
         </w:tc>
         <w:tc>
           <w:tcPr>
-            <w:tcW w:type="dxa" w:w="3654"/>
+            <w:tcW w:type="dxa" w:w="3068"/>
           </w:tcPr>
           <w:p>
             <w:r>
@@ -9123,7 +9123,7 @@
         </w:tc>
         <w:tc>
           <w:tcPr>
-            <w:tcW w:type="dxa" w:w="2729"/>
+            <w:tcW w:type="dxa" w:w="2826"/>
           </w:tcPr>
           <w:p>
             <w:r>
@@ -9138,7 +9138,7 @@
       <w:tr>
         <w:tc>
           <w:tcPr>
-            <w:tcW w:type="dxa" w:w="271"/>
+            <w:tcW w:type="dxa" w:w="618"/>
           </w:tcPr>
           <w:p>
             <w:r>
@@ -9151,7 +9151,7 @@
         </w:tc>
         <w:tc>
           <w:tcPr>
-            <w:tcW w:type="dxa" w:w="2707"/>
+            <w:tcW w:type="dxa" w:w="2848"/>
           </w:tcPr>
           <w:p>
             <w:r>
@@ -9164,7 +9164,7 @@
         </w:tc>
         <w:tc>
           <w:tcPr>
-            <w:tcW w:type="dxa" w:w="3654"/>
+            <w:tcW w:type="dxa" w:w="3068"/>
           </w:tcPr>
           <w:p>
             <w:r>
@@ -9177,7 +9177,7 @@
         </w:tc>
         <w:tc>
           <w:tcPr>
-            <w:tcW w:type="dxa" w:w="2729"/>
+            <w:tcW w:type="dxa" w:w="2826"/>
           </w:tcPr>
           <w:p>
             <w:r>
@@ -9192,7 +9192,7 @@
       <w:tr>
         <w:tc>
           <w:tcPr>
-            <w:tcW w:type="dxa" w:w="271"/>
+            <w:tcW w:type="dxa" w:w="618"/>
           </w:tcPr>
           <w:p>
             <w:r>
@@ -9205,7 +9205,7 @@
         </w:tc>
         <w:tc>
           <w:tcPr>
-            <w:tcW w:type="dxa" w:w="2707"/>
+            <w:tcW w:type="dxa" w:w="2848"/>
           </w:tcPr>
           <w:p>
             <w:r>
@@ -9218,7 +9218,7 @@
         </w:tc>
         <w:tc>
           <w:tcPr>
-            <w:tcW w:type="dxa" w:w="3654"/>
+            <w:tcW w:type="dxa" w:w="3068"/>
           </w:tcPr>
           <w:p>
             <w:r>
@@ -9231,7 +9231,7 @@
         </w:tc>
         <w:tc>
           <w:tcPr>
-            <w:tcW w:type="dxa" w:w="2729"/>
+            <w:tcW w:type="dxa" w:w="2826"/>
           </w:tcPr>
           <w:p>
             <w:r>
@@ -9246,7 +9246,7 @@
       <w:tr>
         <w:tc>
           <w:tcPr>
-            <w:tcW w:type="dxa" w:w="271"/>
+            <w:tcW w:type="dxa" w:w="618"/>
           </w:tcPr>
           <w:p>
             <w:r>
@@ -9259,7 +9259,7 @@
         </w:tc>
         <w:tc>
           <w:tcPr>
-            <w:tcW w:type="dxa" w:w="2707"/>
+            <w:tcW w:type="dxa" w:w="2848"/>
           </w:tcPr>
           <w:p>
             <w:r>
@@ -9272,7 +9272,7 @@
         </w:tc>
         <w:tc>
           <w:tcPr>
-            <w:tcW w:type="dxa" w:w="3654"/>
+            <w:tcW w:type="dxa" w:w="3068"/>
           </w:tcPr>
           <w:p>
             <w:r>
@@ -9285,7 +9285,7 @@
         </w:tc>
         <w:tc>
           <w:tcPr>
-            <w:tcW w:type="dxa" w:w="2729"/>
+            <w:tcW w:type="dxa" w:w="2826"/>
           </w:tcPr>
           <w:p>
             <w:r>
@@ -9300,7 +9300,7 @@
       <w:tr>
         <w:tc>
           <w:tcPr>
-            <w:tcW w:type="dxa" w:w="271"/>
+            <w:tcW w:type="dxa" w:w="618"/>
           </w:tcPr>
           <w:p>
             <w:r>
@@ -9313,7 +9313,7 @@
         </w:tc>
         <w:tc>
           <w:tcPr>
-            <w:tcW w:type="dxa" w:w="2707"/>
+            <w:tcW w:type="dxa" w:w="2848"/>
           </w:tcPr>
           <w:p>
             <w:r>
@@ -9326,7 +9326,7 @@
         </w:tc>
         <w:tc>
           <w:tcPr>
-            <w:tcW w:type="dxa" w:w="3654"/>
+            <w:tcW w:type="dxa" w:w="3068"/>
           </w:tcPr>
           <w:p>
             <w:r>
@@ -9339,7 +9339,7 @@
         </w:tc>
         <w:tc>
           <w:tcPr>
-            <w:tcW w:type="dxa" w:w="2729"/>
+            <w:tcW w:type="dxa" w:w="2826"/>
           </w:tcPr>
           <w:p>
             <w:r>
@@ -9354,7 +9354,7 @@
       <w:tr>
         <w:tc>
           <w:tcPr>
-            <w:tcW w:type="dxa" w:w="271"/>
+            <w:tcW w:type="dxa" w:w="618"/>
           </w:tcPr>
           <w:p>
             <w:r>
@@ -9367,7 +9367,7 @@
         </w:tc>
         <w:tc>
           <w:tcPr>
-            <w:tcW w:type="dxa" w:w="2707"/>
+            <w:tcW w:type="dxa" w:w="2848"/>
           </w:tcPr>
           <w:p>
             <w:r>
@@ -9380,7 +9380,7 @@
         </w:tc>
         <w:tc>
           <w:tcPr>
-            <w:tcW w:type="dxa" w:w="3654"/>
+            <w:tcW w:type="dxa" w:w="3068"/>
           </w:tcPr>
           <w:p>
             <w:r>
@@ -9393,7 +9393,7 @@
         </w:tc>
         <w:tc>
           <w:tcPr>
-            <w:tcW w:type="dxa" w:w="2729"/>
+            <w:tcW w:type="dxa" w:w="2826"/>
           </w:tcPr>
           <w:p>
             <w:r>
@@ -9407,6 +9407,11 @@
       </w:tr>
     </w:tbl>
     <w:p/>
+    <w:p>
+      <w:r>
+        <w:t>The agent's Market Analysis (both versions) and combined document also repeat R6, R8, R9 and R18 in their competitor tables. These repeats are not counted separately, and none is used here.</w:t>
+      </w:r>
+    </w:p>
     <w:p>
       <w:r>
         <w:br w:type="page"/>
